--- a/Emilio Fernandez/Emilio Fernandez Alvarez.docx
+++ b/Emilio Fernandez/Emilio Fernandez Alvarez.docx
@@ -172,7 +172,27 @@
           <w:sz w:val="44"/>
           <w:szCs w:val="44"/>
         </w:rPr>
-        <w:t>Escuela Tecnica N°32</w:t>
+        <w:t xml:space="preserve">Escuela </w:t>
+      </w:r>
+      <w:proofErr w:type="spellStart"/>
+      <w:r>
+        <w:rPr>
+          <w:i w:val="0"/>
+          <w:color w:val="auto"/>
+          <w:sz w:val="44"/>
+          <w:szCs w:val="44"/>
+        </w:rPr>
+        <w:t>Tecnica</w:t>
+      </w:r>
+      <w:proofErr w:type="spellEnd"/>
+      <w:r>
+        <w:rPr>
+          <w:i w:val="0"/>
+          <w:color w:val="auto"/>
+          <w:sz w:val="44"/>
+          <w:szCs w:val="44"/>
+        </w:rPr>
+        <w:t xml:space="preserve"> N°32</w:t>
       </w:r>
     </w:p>
     <w:p>
@@ -502,8 +522,42 @@
           <w:szCs w:val="32"/>
           <w:lang w:val="es-EC" w:eastAsia="es-EC"/>
         </w:rPr>
-        <w:t>Ariadna Perreault; Matías Adán; Federico Tamburelli</w:t>
-      </w:r>
+        <w:t xml:space="preserve">Ariadna </w:t>
+      </w:r>
+      <w:proofErr w:type="spellStart"/>
+      <w:r>
+        <w:rPr>
+          <w:b/>
+          <w:bCs/>
+          <w:sz w:val="32"/>
+          <w:szCs w:val="32"/>
+          <w:lang w:val="es-EC" w:eastAsia="es-EC"/>
+        </w:rPr>
+        <w:t>Perreault</w:t>
+      </w:r>
+      <w:proofErr w:type="spellEnd"/>
+      <w:r>
+        <w:rPr>
+          <w:b/>
+          <w:bCs/>
+          <w:sz w:val="32"/>
+          <w:szCs w:val="32"/>
+          <w:lang w:val="es-EC" w:eastAsia="es-EC"/>
+        </w:rPr>
+        <w:t xml:space="preserve">; Matías Adán; Federico </w:t>
+      </w:r>
+      <w:proofErr w:type="spellStart"/>
+      <w:r>
+        <w:rPr>
+          <w:b/>
+          <w:bCs/>
+          <w:sz w:val="32"/>
+          <w:szCs w:val="32"/>
+          <w:lang w:val="es-EC" w:eastAsia="es-EC"/>
+        </w:rPr>
+        <w:t>Tamburelli</w:t>
+      </w:r>
+      <w:proofErr w:type="spellEnd"/>
     </w:p>
     <w:p>
       <w:pPr>
@@ -605,8 +659,9 @@
           <w:szCs w:val="32"/>
           <w:lang w:val="es-EC" w:eastAsia="es-EC"/>
         </w:rPr>
-        <w:t>Federico Bouzon</w:t>
-      </w:r>
+        <w:t xml:space="preserve">Federico </w:t>
+      </w:r>
+      <w:proofErr w:type="spellStart"/>
       <w:r>
         <w:rPr>
           <w:b/>
@@ -615,8 +670,9 @@
           <w:szCs w:val="32"/>
           <w:lang w:val="es-EC" w:eastAsia="es-EC"/>
         </w:rPr>
-        <w:t xml:space="preserve">; </w:t>
-      </w:r>
+        <w:t>Bouzon</w:t>
+      </w:r>
+      <w:proofErr w:type="spellEnd"/>
       <w:r>
         <w:rPr>
           <w:b/>
@@ -625,7 +681,7 @@
           <w:szCs w:val="32"/>
           <w:lang w:val="es-EC" w:eastAsia="es-EC"/>
         </w:rPr>
-        <w:t>Raúl Martínez</w:t>
+        <w:t xml:space="preserve">; </w:t>
       </w:r>
       <w:r>
         <w:rPr>
@@ -635,7 +691,7 @@
           <w:szCs w:val="32"/>
           <w:lang w:val="es-EC" w:eastAsia="es-EC"/>
         </w:rPr>
-        <w:t>;</w:t>
+        <w:t>Raúl Martínez</w:t>
       </w:r>
       <w:r>
         <w:rPr>
@@ -645,17 +701,8 @@
           <w:szCs w:val="32"/>
           <w:lang w:val="es-EC" w:eastAsia="es-EC"/>
         </w:rPr>
-        <w:t xml:space="preserve"> Facundo Aliverti; </w:t>
-      </w:r>
-    </w:p>
-    <w:p>
-      <w:pPr>
-        <w:jc w:val="center"/>
-        <w:rPr>
-          <w:iCs/>
-          <w:szCs w:val="22"/>
-        </w:rPr>
-      </w:pPr>
+        <w:t>;</w:t>
+      </w:r>
       <w:r>
         <w:rPr>
           <w:b/>
@@ -664,8 +711,83 @@
           <w:szCs w:val="32"/>
           <w:lang w:val="es-EC" w:eastAsia="es-EC"/>
         </w:rPr>
-        <w:t>Alan Edmundo; Paloma Gonzalez; Gonzalo Consorti</w:t>
-      </w:r>
+        <w:t xml:space="preserve"> Facundo </w:t>
+      </w:r>
+      <w:proofErr w:type="spellStart"/>
+      <w:r>
+        <w:rPr>
+          <w:b/>
+          <w:bCs/>
+          <w:sz w:val="32"/>
+          <w:szCs w:val="32"/>
+          <w:lang w:val="es-EC" w:eastAsia="es-EC"/>
+        </w:rPr>
+        <w:t>Aliverti</w:t>
+      </w:r>
+      <w:proofErr w:type="spellEnd"/>
+      <w:r>
+        <w:rPr>
+          <w:b/>
+          <w:bCs/>
+          <w:sz w:val="32"/>
+          <w:szCs w:val="32"/>
+          <w:lang w:val="es-EC" w:eastAsia="es-EC"/>
+        </w:rPr>
+        <w:t xml:space="preserve">; </w:t>
+      </w:r>
+    </w:p>
+    <w:p>
+      <w:pPr>
+        <w:jc w:val="center"/>
+        <w:rPr>
+          <w:iCs/>
+          <w:szCs w:val="22"/>
+        </w:rPr>
+      </w:pPr>
+      <w:r>
+        <w:rPr>
+          <w:b/>
+          <w:bCs/>
+          <w:sz w:val="32"/>
+          <w:szCs w:val="32"/>
+          <w:lang w:val="es-EC" w:eastAsia="es-EC"/>
+        </w:rPr>
+        <w:t xml:space="preserve">Alan Edmundo; Paloma </w:t>
+      </w:r>
+      <w:proofErr w:type="spellStart"/>
+      <w:r>
+        <w:rPr>
+          <w:b/>
+          <w:bCs/>
+          <w:sz w:val="32"/>
+          <w:szCs w:val="32"/>
+          <w:lang w:val="es-EC" w:eastAsia="es-EC"/>
+        </w:rPr>
+        <w:t>Gonzalez</w:t>
+      </w:r>
+      <w:proofErr w:type="spellEnd"/>
+      <w:r>
+        <w:rPr>
+          <w:b/>
+          <w:bCs/>
+          <w:sz w:val="32"/>
+          <w:szCs w:val="32"/>
+          <w:lang w:val="es-EC" w:eastAsia="es-EC"/>
+        </w:rPr>
+        <w:t xml:space="preserve">; Gonzalo </w:t>
+      </w:r>
+      <w:proofErr w:type="spellStart"/>
+      <w:r>
+        <w:rPr>
+          <w:b/>
+          <w:bCs/>
+          <w:sz w:val="32"/>
+          <w:szCs w:val="32"/>
+          <w:lang w:val="es-EC" w:eastAsia="es-EC"/>
+        </w:rPr>
+        <w:t>Consorti</w:t>
+      </w:r>
+      <w:proofErr w:type="spellEnd"/>
     </w:p>
     <w:p>
       <w:pPr>
@@ -1929,8 +2051,17 @@
           <w:iCs/>
           <w:sz w:val="24"/>
         </w:rPr>
-        <w:t>, 12 ptos</w:t>
-      </w:r>
+        <w:t xml:space="preserve">, 12 </w:t>
+      </w:r>
+      <w:proofErr w:type="spellStart"/>
+      <w:r>
+        <w:rPr>
+          <w:iCs/>
+          <w:sz w:val="24"/>
+        </w:rPr>
+        <w:t>ptos</w:t>
+      </w:r>
+      <w:proofErr w:type="spellEnd"/>
       <w:r>
         <w:rPr>
           <w:iCs/>
@@ -4804,7 +4935,27 @@
           <w:sz w:val="24"/>
           <w:szCs w:val="24"/>
         </w:rPr>
-        <w:t xml:space="preserve">Texto abstract </w:t>
+        <w:t xml:space="preserve">Texto </w:t>
+      </w:r>
+      <w:proofErr w:type="spellStart"/>
+      <w:r>
+        <w:rPr>
+          <w:rFonts w:ascii="Times New Roman" w:hAnsi="Times New Roman"/>
+          <w:b w:val="0"/>
+          <w:sz w:val="24"/>
+          <w:szCs w:val="24"/>
+        </w:rPr>
+        <w:t>abstract</w:t>
+      </w:r>
+      <w:proofErr w:type="spellEnd"/>
+      <w:r>
+        <w:rPr>
+          <w:rFonts w:ascii="Times New Roman" w:hAnsi="Times New Roman"/>
+          <w:b w:val="0"/>
+          <w:sz w:val="24"/>
+          <w:szCs w:val="24"/>
+        </w:rPr>
+        <w:t xml:space="preserve"> </w:t>
       </w:r>
       <w:r>
         <w:rPr>
@@ -4891,6 +5042,7 @@
           <w:szCs w:val="24"/>
         </w:rPr>
       </w:pPr>
+      <w:proofErr w:type="spellStart"/>
       <w:r>
         <w:rPr>
           <w:rFonts w:ascii="Times New Roman" w:hAnsi="Times New Roman"/>
@@ -4899,6 +5051,7 @@
         </w:rPr>
         <w:t>Keywords</w:t>
       </w:r>
+      <w:proofErr w:type="spellEnd"/>
       <w:r>
         <w:rPr>
           <w:rFonts w:ascii="Times New Roman" w:hAnsi="Times New Roman"/>
@@ -5013,44 +5166,6 @@
           <w:sz w:val="24"/>
         </w:rPr>
         <w:t xml:space="preserve">Índice de contenido </w:t>
-      </w:r>
-    </w:p>
-    <w:p>
-      <w:pPr>
-        <w:tabs>
-          <w:tab w:val="left" w:pos="-1094"/>
-          <w:tab w:val="left" w:pos="-720"/>
-          <w:tab w:val="left" w:pos="0"/>
-          <w:tab w:val="left" w:pos="328"/>
-          <w:tab w:val="left" w:pos="900"/>
-          <w:tab w:val="left" w:pos="1440"/>
-          <w:tab w:val="left" w:pos="2160"/>
-          <w:tab w:val="left" w:pos="2880"/>
-          <w:tab w:val="left" w:pos="3600"/>
-          <w:tab w:val="left" w:pos="4320"/>
-          <w:tab w:val="left" w:pos="5040"/>
-          <w:tab w:val="left" w:pos="5760"/>
-          <w:tab w:val="left" w:pos="6480"/>
-          <w:tab w:val="left" w:pos="7200"/>
-          <w:tab w:val="left" w:pos="7920"/>
-          <w:tab w:val="left" w:pos="8190"/>
-        </w:tabs>
-        <w:rPr>
-          <w:sz w:val="24"/>
-        </w:rPr>
-      </w:pPr>
-      <w:r>
-        <w:rPr>
-          <w:sz w:val="24"/>
-        </w:rPr>
-        <w:tab/>
-        <w:t>Se elabora incluyendo todas las secciones del trabajo de grado con su respectivo número de página. Se recomienda que sea construido una vez concluido el documento, de manera que las páginas preliminares, los títulos de los capítulos y los subtítulos, queden con la paginación definitiva. Para elaborar el índice de contenido puede utilizar la herramienta “Tabla de contenido” que se encuentra en la pestaña “Referencias” en el procesador de palabras.</w:t>
-      </w:r>
-      <w:r>
-        <w:rPr>
-          <w:sz w:val="24"/>
-        </w:rPr>
-        <w:t xml:space="preserve"> Ejemplo:</w:t>
       </w:r>
     </w:p>
     <w:p>
@@ -5111,76 +5226,25 @@
         <w:rPr>
           <w:sz w:val="24"/>
         </w:rPr>
-        <w:t xml:space="preserve">Capítulo 1: Importancia del estudio del desarrollo </w:t>
-      </w:r>
-    </w:p>
-    <w:p>
-      <w:pPr>
-        <w:pStyle w:val="Prrafodelista"/>
-        <w:tabs>
-          <w:tab w:val="left" w:pos="-1094"/>
-          <w:tab w:val="left" w:pos="-720"/>
-          <w:tab w:val="left" w:pos="0"/>
-          <w:tab w:val="left" w:pos="328"/>
-          <w:tab w:val="left" w:pos="900"/>
-          <w:tab w:val="left" w:pos="1440"/>
-          <w:tab w:val="left" w:pos="2160"/>
-          <w:tab w:val="left" w:pos="2880"/>
-          <w:tab w:val="left" w:pos="3600"/>
-          <w:tab w:val="left" w:pos="4320"/>
-          <w:tab w:val="left" w:pos="5040"/>
-          <w:tab w:val="left" w:pos="5760"/>
-          <w:tab w:val="left" w:pos="6480"/>
-          <w:tab w:val="left" w:pos="7200"/>
-          <w:tab w:val="left" w:pos="7920"/>
-          <w:tab w:val="left" w:pos="8190"/>
-        </w:tabs>
-        <w:rPr>
-          <w:sz w:val="24"/>
-        </w:rPr>
-      </w:pPr>
-      <w:r>
-        <w:rPr>
-          <w:sz w:val="24"/>
-        </w:rPr>
-        <w:t xml:space="preserve">en la discapacidad intelectual  </w:t>
-      </w:r>
-      <w:r>
-        <w:rPr>
-          <w:sz w:val="24"/>
-        </w:rPr>
-        <w:t xml:space="preserve">                             </w:t>
-      </w:r>
-      <w:r>
-        <w:rPr>
-          <w:sz w:val="24"/>
-        </w:rPr>
-        <w:sym w:font="Wingdings" w:char="F0E0"/>
-      </w:r>
-      <w:r>
-        <w:rPr>
-          <w:sz w:val="24"/>
-        </w:rPr>
-        <w:t xml:space="preserve"> (página</w:t>
-      </w:r>
-      <w:r>
-        <w:rPr>
-          <w:sz w:val="24"/>
-        </w:rPr>
-        <w:t xml:space="preserve"> cursiva </w:t>
-      </w:r>
-      <w:r>
-        <w:rPr>
-          <w:sz w:val="24"/>
-        </w:rPr>
-        <w:t>)</w:t>
-      </w:r>
-      <w:r>
-        <w:rPr>
-          <w:i/>
-          <w:sz w:val="24"/>
-        </w:rPr>
-        <w:t>9</w:t>
+        <w:t xml:space="preserve">Capítulo 1: </w:t>
+      </w:r>
+      <w:r>
+        <w:rPr>
+          <w:sz w:val="24"/>
+        </w:rPr>
+        <w:t>Elección del equipo y de la problemática</w:t>
+      </w:r>
+      <w:r>
+        <w:rPr>
+          <w:sz w:val="24"/>
+        </w:rPr>
+        <w:t xml:space="preserve"> </w:t>
+      </w:r>
+      <w:r>
+        <w:rPr>
+          <w:sz w:val="24"/>
+        </w:rPr>
+        <w:t xml:space="preserve">                           6</w:t>
       </w:r>
     </w:p>
     <w:p>
@@ -5216,20 +5280,7 @@
         <w:rPr>
           <w:sz w:val="24"/>
         </w:rPr>
-        <w:t xml:space="preserve">Conceptos de desarrollo                                      </w:t>
-      </w:r>
-      <w:r>
-        <w:rPr>
-          <w:sz w:val="24"/>
-        </w:rPr>
-        <w:t xml:space="preserve">                           </w:t>
-      </w:r>
-      <w:r>
-        <w:rPr>
-          <w:i/>
-          <w:sz w:val="24"/>
-        </w:rPr>
-        <w:t>9</w:t>
+        <w:t>Elección del equipo</w:t>
       </w:r>
     </w:p>
     <w:p>
@@ -5265,20 +5316,7 @@
         <w:rPr>
           <w:sz w:val="24"/>
         </w:rPr>
-        <w:t xml:space="preserve">Modelos conductistas                                         </w:t>
-      </w:r>
-      <w:r>
-        <w:rPr>
-          <w:sz w:val="24"/>
-        </w:rPr>
-        <w:t xml:space="preserve">               </w:t>
-      </w:r>
-      <w:r>
-        <w:rPr>
-          <w:i/>
-          <w:sz w:val="24"/>
-        </w:rPr>
-        <w:t>10</w:t>
+        <w:t>Como fue la elección del equipo</w:t>
       </w:r>
     </w:p>
     <w:p>
@@ -5314,26 +5352,49 @@
         <w:rPr>
           <w:sz w:val="24"/>
         </w:rPr>
-        <w:t xml:space="preserve">Modelos epistemológicos                     </w:t>
-      </w:r>
-      <w:r>
-        <w:rPr>
-          <w:sz w:val="24"/>
-        </w:rPr>
-        <w:t xml:space="preserve">                            </w:t>
-      </w:r>
-      <w:r>
-        <w:rPr>
-          <w:i/>
-          <w:sz w:val="24"/>
-        </w:rPr>
-        <w:t>11</w:t>
+        <w:t>La elección del quinto integrante</w:t>
       </w:r>
       <w:r>
         <w:rPr>
           <w:sz w:val="24"/>
         </w:rPr>
         <w:t xml:space="preserve"> </w:t>
+      </w:r>
+    </w:p>
+    <w:p>
+      <w:pPr>
+        <w:pStyle w:val="Prrafodelista"/>
+        <w:numPr>
+          <w:ilvl w:val="1"/>
+          <w:numId w:val="1"/>
+        </w:numPr>
+        <w:tabs>
+          <w:tab w:val="left" w:pos="-1094"/>
+          <w:tab w:val="left" w:pos="-720"/>
+          <w:tab w:val="left" w:pos="0"/>
+          <w:tab w:val="left" w:pos="328"/>
+          <w:tab w:val="left" w:pos="900"/>
+          <w:tab w:val="left" w:pos="1440"/>
+          <w:tab w:val="left" w:pos="2160"/>
+          <w:tab w:val="left" w:pos="2880"/>
+          <w:tab w:val="left" w:pos="3600"/>
+          <w:tab w:val="left" w:pos="4320"/>
+          <w:tab w:val="left" w:pos="5040"/>
+          <w:tab w:val="left" w:pos="5760"/>
+          <w:tab w:val="left" w:pos="6480"/>
+          <w:tab w:val="left" w:pos="7200"/>
+          <w:tab w:val="left" w:pos="7920"/>
+          <w:tab w:val="left" w:pos="8190"/>
+        </w:tabs>
+        <w:rPr>
+          <w:sz w:val="24"/>
+        </w:rPr>
+      </w:pPr>
+      <w:r>
+        <w:rPr>
+          <w:sz w:val="24"/>
+        </w:rPr>
+        <w:t>Elección de la problemática</w:t>
       </w:r>
     </w:p>
     <w:p>
@@ -5369,25 +5430,16 @@
         <w:rPr>
           <w:sz w:val="24"/>
         </w:rPr>
-        <w:t xml:space="preserve">Otros modelos                                      </w:t>
-      </w:r>
-      <w:r>
-        <w:rPr>
-          <w:sz w:val="24"/>
-        </w:rPr>
-        <w:t xml:space="preserve">                            </w:t>
-      </w:r>
-      <w:r>
-        <w:rPr>
-          <w:i/>
-          <w:sz w:val="24"/>
-        </w:rPr>
-        <w:t>12</w:t>
+        <w:t>Como fue la elección de la problemática</w:t>
       </w:r>
     </w:p>
     <w:p>
       <w:pPr>
         <w:pStyle w:val="Prrafodelista"/>
+        <w:numPr>
+          <w:ilvl w:val="2"/>
+          <w:numId w:val="1"/>
+        </w:numPr>
         <w:tabs>
           <w:tab w:val="left" w:pos="-1094"/>
           <w:tab w:val="left" w:pos="-720"/>
@@ -5410,1008 +5462,12 @@
           <w:sz w:val="24"/>
         </w:rPr>
       </w:pPr>
-    </w:p>
-    <w:p>
-      <w:pPr>
-        <w:tabs>
-          <w:tab w:val="left" w:pos="-1094"/>
-          <w:tab w:val="left" w:pos="-720"/>
-          <w:tab w:val="left" w:pos="0"/>
-          <w:tab w:val="left" w:pos="328"/>
-          <w:tab w:val="left" w:pos="900"/>
-          <w:tab w:val="left" w:pos="1440"/>
-          <w:tab w:val="left" w:pos="2160"/>
-          <w:tab w:val="left" w:pos="2880"/>
-          <w:tab w:val="left" w:pos="3600"/>
-          <w:tab w:val="left" w:pos="4320"/>
-          <w:tab w:val="left" w:pos="5040"/>
-          <w:tab w:val="left" w:pos="5760"/>
-          <w:tab w:val="left" w:pos="6480"/>
-          <w:tab w:val="left" w:pos="7200"/>
-          <w:tab w:val="left" w:pos="7920"/>
-          <w:tab w:val="left" w:pos="8190"/>
-        </w:tabs>
-        <w:rPr>
-          <w:b/>
-          <w:sz w:val="24"/>
-        </w:rPr>
-      </w:pPr>
-      <w:r>
-        <w:rPr>
-          <w:b/>
-          <w:sz w:val="24"/>
-        </w:rPr>
-        <w:t xml:space="preserve">Índice de tablas y figuras </w:t>
-      </w:r>
-      <w:r>
-        <w:rPr>
-          <w:sz w:val="24"/>
-        </w:rPr>
-        <w:sym w:font="Wingdings" w:char="F0E0"/>
-      </w:r>
-      <w:r>
-        <w:rPr>
-          <w:b/>
-          <w:sz w:val="24"/>
-        </w:rPr>
-        <w:t>(Times</w:t>
-      </w:r>
-      <w:r>
-        <w:rPr>
-          <w:b/>
-          <w:sz w:val="24"/>
-        </w:rPr>
-        <w:t>, negrita, 12, izquierda</w:t>
-      </w:r>
-      <w:r>
-        <w:rPr>
-          <w:b/>
-          <w:sz w:val="24"/>
-        </w:rPr>
-        <w:t>, 12 puntos espaciado posterior de párrafo)</w:t>
-      </w:r>
-    </w:p>
-    <w:p>
-      <w:pPr>
-        <w:tabs>
-          <w:tab w:val="left" w:pos="-1094"/>
-          <w:tab w:val="left" w:pos="-720"/>
-          <w:tab w:val="left" w:pos="0"/>
-          <w:tab w:val="left" w:pos="328"/>
-          <w:tab w:val="left" w:pos="900"/>
-          <w:tab w:val="left" w:pos="1440"/>
-          <w:tab w:val="left" w:pos="2160"/>
-          <w:tab w:val="left" w:pos="2880"/>
-          <w:tab w:val="left" w:pos="3600"/>
-          <w:tab w:val="left" w:pos="4320"/>
-          <w:tab w:val="left" w:pos="5040"/>
-          <w:tab w:val="left" w:pos="5760"/>
-          <w:tab w:val="left" w:pos="6480"/>
-          <w:tab w:val="left" w:pos="7200"/>
-          <w:tab w:val="left" w:pos="7920"/>
-          <w:tab w:val="left" w:pos="8190"/>
-        </w:tabs>
-        <w:rPr>
-          <w:b/>
-          <w:sz w:val="24"/>
-        </w:rPr>
-      </w:pPr>
-    </w:p>
-    <w:p>
-      <w:pPr>
-        <w:tabs>
-          <w:tab w:val="left" w:pos="-1094"/>
-          <w:tab w:val="left" w:pos="-720"/>
-          <w:tab w:val="left" w:pos="0"/>
-          <w:tab w:val="left" w:pos="328"/>
-          <w:tab w:val="left" w:pos="900"/>
-          <w:tab w:val="left" w:pos="1440"/>
-          <w:tab w:val="left" w:pos="2160"/>
-          <w:tab w:val="left" w:pos="2880"/>
-          <w:tab w:val="left" w:pos="3600"/>
-          <w:tab w:val="left" w:pos="4320"/>
-          <w:tab w:val="left" w:pos="5040"/>
-          <w:tab w:val="left" w:pos="5760"/>
-          <w:tab w:val="left" w:pos="6480"/>
-          <w:tab w:val="left" w:pos="7200"/>
-          <w:tab w:val="left" w:pos="7920"/>
-          <w:tab w:val="left" w:pos="8190"/>
-        </w:tabs>
-        <w:rPr>
-          <w:sz w:val="24"/>
-        </w:rPr>
-      </w:pPr>
-      <w:r>
-        <w:rPr>
-          <w:sz w:val="24"/>
-        </w:rPr>
-        <w:tab/>
-        <w:t>Se elabora manteniendo el formato del índice de contenidos, es decir, se enlistan todas las figuras y cuadros con el título, número respectivo y página en el que se encuentra cada uno de ellos. Se elabora un índice de tablas y otro índice de figuras.</w:t>
-      </w:r>
-    </w:p>
-    <w:p>
-      <w:pPr>
-        <w:tabs>
-          <w:tab w:val="left" w:pos="-1094"/>
-          <w:tab w:val="left" w:pos="-720"/>
-          <w:tab w:val="left" w:pos="0"/>
-          <w:tab w:val="left" w:pos="328"/>
-          <w:tab w:val="left" w:pos="900"/>
-          <w:tab w:val="left" w:pos="1440"/>
-          <w:tab w:val="left" w:pos="2160"/>
-          <w:tab w:val="left" w:pos="2880"/>
-          <w:tab w:val="left" w:pos="3600"/>
-          <w:tab w:val="left" w:pos="4320"/>
-          <w:tab w:val="left" w:pos="5040"/>
-          <w:tab w:val="left" w:pos="5760"/>
-          <w:tab w:val="left" w:pos="6480"/>
-          <w:tab w:val="left" w:pos="7200"/>
-          <w:tab w:val="left" w:pos="7920"/>
-          <w:tab w:val="left" w:pos="8190"/>
-        </w:tabs>
-        <w:rPr>
-          <w:sz w:val="24"/>
-        </w:rPr>
-      </w:pPr>
-      <w:r>
-        <w:rPr>
-          <w:sz w:val="24"/>
-        </w:rPr>
-        <w:t xml:space="preserve"> </w:t>
-      </w:r>
-    </w:p>
-    <w:p>
-      <w:pPr>
-        <w:tabs>
-          <w:tab w:val="left" w:pos="-1094"/>
-          <w:tab w:val="left" w:pos="-720"/>
-          <w:tab w:val="left" w:pos="0"/>
-          <w:tab w:val="left" w:pos="328"/>
-          <w:tab w:val="left" w:pos="900"/>
-          <w:tab w:val="left" w:pos="1440"/>
-          <w:tab w:val="left" w:pos="2160"/>
-          <w:tab w:val="left" w:pos="2880"/>
-          <w:tab w:val="left" w:pos="3600"/>
-          <w:tab w:val="left" w:pos="4320"/>
-          <w:tab w:val="left" w:pos="5040"/>
-          <w:tab w:val="left" w:pos="5760"/>
-          <w:tab w:val="left" w:pos="6480"/>
-          <w:tab w:val="left" w:pos="7200"/>
-          <w:tab w:val="left" w:pos="7920"/>
-          <w:tab w:val="left" w:pos="8190"/>
-        </w:tabs>
-        <w:spacing w:after="240"/>
-        <w:rPr>
-          <w:b/>
-          <w:sz w:val="24"/>
-        </w:rPr>
-      </w:pPr>
-      <w:r>
-        <w:rPr>
-          <w:b/>
-          <w:sz w:val="24"/>
-        </w:rPr>
-        <w:t>Tablas</w:t>
-      </w:r>
-      <w:r>
-        <w:rPr>
-          <w:sz w:val="24"/>
-        </w:rPr>
-        <w:sym w:font="Wingdings" w:char="F0E0"/>
-      </w:r>
-      <w:r>
-        <w:rPr>
-          <w:b/>
-          <w:sz w:val="24"/>
-        </w:rPr>
-        <w:t>(Times</w:t>
-      </w:r>
-      <w:r>
-        <w:rPr>
-          <w:b/>
-          <w:sz w:val="24"/>
-        </w:rPr>
-        <w:t>, negrita, 12, izquierda,</w:t>
-      </w:r>
-      <w:r>
-        <w:rPr>
-          <w:b/>
-          <w:sz w:val="24"/>
-        </w:rPr>
-        <w:t xml:space="preserve"> 12 puntos espaciado posterior de párrafo)</w:t>
-      </w:r>
-    </w:p>
-    <w:p>
-      <w:pPr>
-        <w:tabs>
-          <w:tab w:val="left" w:pos="-1094"/>
-          <w:tab w:val="left" w:pos="-720"/>
-          <w:tab w:val="left" w:pos="0"/>
-          <w:tab w:val="left" w:pos="328"/>
-          <w:tab w:val="left" w:pos="900"/>
-          <w:tab w:val="left" w:pos="1440"/>
-          <w:tab w:val="left" w:pos="2160"/>
-          <w:tab w:val="left" w:pos="2880"/>
-          <w:tab w:val="left" w:pos="3600"/>
-          <w:tab w:val="left" w:pos="4320"/>
-          <w:tab w:val="left" w:pos="5040"/>
-          <w:tab w:val="left" w:pos="5760"/>
-          <w:tab w:val="left" w:pos="6480"/>
-          <w:tab w:val="left" w:pos="7200"/>
-          <w:tab w:val="left" w:pos="7920"/>
-          <w:tab w:val="left" w:pos="8190"/>
-        </w:tabs>
-        <w:rPr>
-          <w:sz w:val="24"/>
-        </w:rPr>
-      </w:pPr>
-      <w:r>
-        <w:rPr>
-          <w:sz w:val="24"/>
-        </w:rPr>
-        <w:t>Tabla 1</w:t>
-      </w:r>
-      <w:r>
-        <w:rPr>
-          <w:sz w:val="24"/>
-        </w:rPr>
-        <w:tab/>
-      </w:r>
-      <w:r>
-        <w:rPr>
-          <w:sz w:val="24"/>
-        </w:rPr>
-        <w:sym w:font="Wingdings" w:char="F0E0"/>
-      </w:r>
-      <w:r>
-        <w:rPr>
-          <w:sz w:val="24"/>
-        </w:rPr>
-        <w:t xml:space="preserve"> (Número de</w:t>
-      </w:r>
-      <w:r>
-        <w:rPr>
-          <w:sz w:val="24"/>
-        </w:rPr>
-        <w:t xml:space="preserve"> tabla</w:t>
-      </w:r>
-      <w:r>
-        <w:rPr>
-          <w:sz w:val="24"/>
-        </w:rPr>
-        <w:t xml:space="preserve">)   Modelo de Tabla </w:t>
-      </w:r>
-      <w:r>
-        <w:rPr>
-          <w:sz w:val="24"/>
-        </w:rPr>
-        <w:sym w:font="Wingdings" w:char="F0E0"/>
-      </w:r>
-      <w:r>
-        <w:rPr>
-          <w:sz w:val="24"/>
-        </w:rPr>
-        <w:t xml:space="preserve"> (Título)         </w:t>
-      </w:r>
-      <w:r>
-        <w:rPr>
-          <w:sz w:val="24"/>
-        </w:rPr>
-        <w:tab/>
-      </w:r>
-      <w:r>
-        <w:rPr>
-          <w:i/>
-          <w:sz w:val="24"/>
-        </w:rPr>
-        <w:t>7</w:t>
-      </w:r>
-      <w:r>
-        <w:rPr>
-          <w:sz w:val="24"/>
-        </w:rPr>
-        <w:t xml:space="preserve"> </w:t>
-      </w:r>
-      <w:r>
-        <w:rPr>
-          <w:sz w:val="24"/>
-        </w:rPr>
-        <w:sym w:font="Wingdings" w:char="F0E0"/>
-      </w:r>
-      <w:r>
-        <w:rPr>
-          <w:sz w:val="24"/>
-        </w:rPr>
-        <w:t xml:space="preserve"> (página</w:t>
-      </w:r>
-      <w:r>
-        <w:rPr>
-          <w:sz w:val="24"/>
-        </w:rPr>
-        <w:t xml:space="preserve"> cursiva</w:t>
-      </w:r>
-      <w:r>
-        <w:rPr>
-          <w:sz w:val="24"/>
-        </w:rPr>
-        <w:t>)</w:t>
-      </w:r>
-    </w:p>
-    <w:p>
-      <w:pPr>
-        <w:tabs>
-          <w:tab w:val="left" w:pos="-1094"/>
-          <w:tab w:val="left" w:pos="-720"/>
-          <w:tab w:val="left" w:pos="0"/>
-          <w:tab w:val="left" w:pos="328"/>
-          <w:tab w:val="left" w:pos="900"/>
-          <w:tab w:val="left" w:pos="1440"/>
-          <w:tab w:val="left" w:pos="2160"/>
-          <w:tab w:val="left" w:pos="2880"/>
-          <w:tab w:val="left" w:pos="3600"/>
-          <w:tab w:val="left" w:pos="4320"/>
-          <w:tab w:val="left" w:pos="5040"/>
-          <w:tab w:val="left" w:pos="5760"/>
-          <w:tab w:val="left" w:pos="6480"/>
-          <w:tab w:val="left" w:pos="7200"/>
-          <w:tab w:val="left" w:pos="7920"/>
-          <w:tab w:val="left" w:pos="8190"/>
-        </w:tabs>
-        <w:rPr>
-          <w:sz w:val="24"/>
-        </w:rPr>
-      </w:pPr>
-      <w:r>
-        <w:rPr>
-          <w:sz w:val="24"/>
-        </w:rPr>
-        <w:t>Tabla 2                                       Comparación de p</w:t>
-      </w:r>
-      <w:r>
-        <w:rPr>
-          <w:sz w:val="24"/>
-        </w:rPr>
-        <w:t xml:space="preserve">revalencias         </w:t>
-      </w:r>
-      <w:r>
-        <w:rPr>
-          <w:sz w:val="24"/>
-        </w:rPr>
-        <w:t xml:space="preserve"> </w:t>
-      </w:r>
-      <w:r>
-        <w:rPr>
-          <w:i/>
-          <w:sz w:val="24"/>
-        </w:rPr>
-        <w:t>9</w:t>
-      </w:r>
-    </w:p>
-    <w:p>
-      <w:pPr>
-        <w:tabs>
-          <w:tab w:val="left" w:pos="-1094"/>
-          <w:tab w:val="left" w:pos="-720"/>
-          <w:tab w:val="left" w:pos="0"/>
-          <w:tab w:val="left" w:pos="328"/>
-          <w:tab w:val="left" w:pos="900"/>
-          <w:tab w:val="left" w:pos="1440"/>
-          <w:tab w:val="left" w:pos="2160"/>
-          <w:tab w:val="left" w:pos="2880"/>
-          <w:tab w:val="left" w:pos="3600"/>
-          <w:tab w:val="left" w:pos="4320"/>
-          <w:tab w:val="left" w:pos="5040"/>
-          <w:tab w:val="left" w:pos="5760"/>
-          <w:tab w:val="left" w:pos="6480"/>
-          <w:tab w:val="left" w:pos="7200"/>
-          <w:tab w:val="left" w:pos="7920"/>
-          <w:tab w:val="left" w:pos="8190"/>
-        </w:tabs>
-        <w:rPr>
-          <w:sz w:val="24"/>
-        </w:rPr>
-      </w:pPr>
-    </w:p>
-    <w:p>
-      <w:pPr>
-        <w:tabs>
-          <w:tab w:val="left" w:pos="-1094"/>
-          <w:tab w:val="left" w:pos="-720"/>
-          <w:tab w:val="left" w:pos="0"/>
-          <w:tab w:val="left" w:pos="328"/>
-          <w:tab w:val="left" w:pos="900"/>
-          <w:tab w:val="left" w:pos="1440"/>
-          <w:tab w:val="left" w:pos="2160"/>
-          <w:tab w:val="left" w:pos="2880"/>
-          <w:tab w:val="left" w:pos="3600"/>
-          <w:tab w:val="left" w:pos="4320"/>
-          <w:tab w:val="left" w:pos="5040"/>
-          <w:tab w:val="left" w:pos="5760"/>
-          <w:tab w:val="left" w:pos="6480"/>
-          <w:tab w:val="left" w:pos="7200"/>
-          <w:tab w:val="left" w:pos="7920"/>
-          <w:tab w:val="left" w:pos="8190"/>
-        </w:tabs>
-        <w:spacing w:after="240"/>
-        <w:rPr>
-          <w:b/>
-          <w:sz w:val="24"/>
-        </w:rPr>
-      </w:pPr>
-      <w:r>
-        <w:rPr>
-          <w:b/>
-          <w:sz w:val="24"/>
-        </w:rPr>
-        <w:t>Figuras</w:t>
-      </w:r>
-      <w:r>
-        <w:rPr>
-          <w:sz w:val="24"/>
-        </w:rPr>
-        <w:sym w:font="Wingdings" w:char="F0E0"/>
-      </w:r>
-      <w:r>
-        <w:rPr>
-          <w:b/>
-          <w:sz w:val="24"/>
-        </w:rPr>
-        <w:t>(Times</w:t>
-      </w:r>
-      <w:r>
-        <w:rPr>
-          <w:b/>
-          <w:sz w:val="24"/>
-        </w:rPr>
-        <w:t>, negrita, 12, izquierda</w:t>
-      </w:r>
-      <w:r>
-        <w:rPr>
-          <w:b/>
-          <w:sz w:val="24"/>
-        </w:rPr>
-        <w:t>, 12 puntos espaciado posterior de párrafo)</w:t>
-      </w:r>
-    </w:p>
-    <w:p>
-      <w:pPr>
-        <w:tabs>
-          <w:tab w:val="left" w:pos="-1094"/>
-          <w:tab w:val="left" w:pos="-720"/>
-          <w:tab w:val="left" w:pos="0"/>
-          <w:tab w:val="left" w:pos="328"/>
-          <w:tab w:val="left" w:pos="900"/>
-          <w:tab w:val="left" w:pos="1440"/>
-          <w:tab w:val="left" w:pos="2160"/>
-          <w:tab w:val="left" w:pos="2880"/>
-          <w:tab w:val="left" w:pos="3600"/>
-          <w:tab w:val="left" w:pos="4320"/>
-          <w:tab w:val="left" w:pos="5040"/>
-          <w:tab w:val="left" w:pos="5760"/>
-          <w:tab w:val="left" w:pos="6480"/>
-          <w:tab w:val="left" w:pos="7200"/>
-          <w:tab w:val="left" w:pos="7920"/>
-          <w:tab w:val="left" w:pos="8190"/>
-        </w:tabs>
-        <w:rPr>
-          <w:sz w:val="24"/>
-        </w:rPr>
-      </w:pPr>
-      <w:r>
-        <w:rPr>
-          <w:sz w:val="24"/>
-        </w:rPr>
-        <w:t>Figura 1</w:t>
-      </w:r>
-      <w:r>
-        <w:rPr>
-          <w:sz w:val="24"/>
-        </w:rPr>
-        <w:tab/>
-      </w:r>
-      <w:r>
-        <w:rPr>
-          <w:sz w:val="24"/>
-        </w:rPr>
-        <w:sym w:font="Wingdings" w:char="F0E0"/>
-      </w:r>
-      <w:r>
-        <w:rPr>
-          <w:sz w:val="24"/>
-        </w:rPr>
-        <w:t xml:space="preserve"> </w:t>
-      </w:r>
-      <w:r>
-        <w:rPr>
-          <w:sz w:val="24"/>
-        </w:rPr>
-        <w:t xml:space="preserve">(Número de </w:t>
-      </w:r>
-      <w:r>
-        <w:rPr>
-          <w:sz w:val="24"/>
-        </w:rPr>
-        <w:t xml:space="preserve">figura) </w:t>
-      </w:r>
-      <w:r>
-        <w:rPr>
-          <w:sz w:val="24"/>
-        </w:rPr>
-        <w:t xml:space="preserve">  Modelo de Tabla  </w:t>
-      </w:r>
-      <w:r>
-        <w:rPr>
-          <w:sz w:val="24"/>
-        </w:rPr>
-        <w:sym w:font="Wingdings" w:char="F0E0"/>
-      </w:r>
-      <w:r>
-        <w:rPr>
-          <w:sz w:val="24"/>
-        </w:rPr>
-        <w:t xml:space="preserve"> </w:t>
-      </w:r>
-      <w:r>
-        <w:rPr>
-          <w:sz w:val="24"/>
-        </w:rPr>
-        <w:t>(Título)</w:t>
-      </w:r>
-      <w:r>
-        <w:rPr>
-          <w:sz w:val="24"/>
-        </w:rPr>
-        <w:t xml:space="preserve">       </w:t>
-      </w:r>
-      <w:r>
-        <w:rPr>
-          <w:i/>
-          <w:sz w:val="24"/>
-        </w:rPr>
-        <w:t>24</w:t>
-      </w:r>
-      <w:r>
-        <w:rPr>
-          <w:sz w:val="24"/>
-        </w:rPr>
-        <w:t xml:space="preserve"> </w:t>
-      </w:r>
-      <w:r>
-        <w:rPr>
-          <w:sz w:val="24"/>
-        </w:rPr>
-        <w:sym w:font="Wingdings" w:char="F0E0"/>
-      </w:r>
-      <w:r>
-        <w:rPr>
-          <w:sz w:val="24"/>
-        </w:rPr>
-        <w:t xml:space="preserve"> </w:t>
-      </w:r>
-      <w:r>
-        <w:rPr>
-          <w:sz w:val="24"/>
-        </w:rPr>
-        <w:t>(página</w:t>
-      </w:r>
-      <w:r>
-        <w:rPr>
-          <w:sz w:val="24"/>
-        </w:rPr>
-        <w:t xml:space="preserve"> cursiva</w:t>
-      </w:r>
-      <w:r>
-        <w:rPr>
-          <w:sz w:val="24"/>
-        </w:rPr>
-        <w:t>)</w:t>
-      </w:r>
-    </w:p>
-    <w:p>
-      <w:pPr>
-        <w:tabs>
-          <w:tab w:val="left" w:pos="-1094"/>
-          <w:tab w:val="left" w:pos="-720"/>
-          <w:tab w:val="left" w:pos="0"/>
-          <w:tab w:val="left" w:pos="328"/>
-          <w:tab w:val="left" w:pos="900"/>
-          <w:tab w:val="left" w:pos="1440"/>
-          <w:tab w:val="left" w:pos="2160"/>
-          <w:tab w:val="left" w:pos="2880"/>
-          <w:tab w:val="left" w:pos="3600"/>
-          <w:tab w:val="left" w:pos="4320"/>
-          <w:tab w:val="left" w:pos="5040"/>
-          <w:tab w:val="left" w:pos="5760"/>
-          <w:tab w:val="left" w:pos="6480"/>
-          <w:tab w:val="left" w:pos="7200"/>
-          <w:tab w:val="left" w:pos="7920"/>
-          <w:tab w:val="left" w:pos="8190"/>
-        </w:tabs>
-        <w:rPr>
-          <w:sz w:val="24"/>
-        </w:rPr>
-      </w:pPr>
-      <w:r>
-        <w:rPr>
-          <w:sz w:val="24"/>
-        </w:rPr>
-        <w:t xml:space="preserve">Figura 2                                      </w:t>
-      </w:r>
-      <w:r>
-        <w:rPr>
-          <w:sz w:val="24"/>
-        </w:rPr>
-        <w:t xml:space="preserve">  </w:t>
-      </w:r>
-      <w:r>
-        <w:rPr>
-          <w:sz w:val="24"/>
-        </w:rPr>
-        <w:t>Comparación de pr</w:t>
-      </w:r>
-      <w:r>
-        <w:rPr>
-          <w:sz w:val="24"/>
-        </w:rPr>
-        <w:t xml:space="preserve">evalencias     </w:t>
-      </w:r>
-      <w:r>
-        <w:rPr>
-          <w:i/>
-          <w:sz w:val="24"/>
-        </w:rPr>
-        <w:t>26</w:t>
-      </w:r>
-    </w:p>
-    <w:p>
-      <w:pPr>
-        <w:tabs>
-          <w:tab w:val="left" w:pos="-1094"/>
-          <w:tab w:val="left" w:pos="-720"/>
-          <w:tab w:val="left" w:pos="0"/>
-          <w:tab w:val="left" w:pos="328"/>
-          <w:tab w:val="left" w:pos="900"/>
-          <w:tab w:val="left" w:pos="1440"/>
-          <w:tab w:val="left" w:pos="2160"/>
-          <w:tab w:val="left" w:pos="2880"/>
-          <w:tab w:val="left" w:pos="3600"/>
-          <w:tab w:val="left" w:pos="4320"/>
-          <w:tab w:val="left" w:pos="5040"/>
-          <w:tab w:val="left" w:pos="5760"/>
-          <w:tab w:val="left" w:pos="6480"/>
-          <w:tab w:val="left" w:pos="7200"/>
-          <w:tab w:val="left" w:pos="7920"/>
-          <w:tab w:val="left" w:pos="8190"/>
-        </w:tabs>
-        <w:rPr>
-          <w:sz w:val="24"/>
-        </w:rPr>
-      </w:pPr>
-    </w:p>
-    <w:p>
-      <w:pPr>
-        <w:tabs>
-          <w:tab w:val="left" w:pos="-1094"/>
-          <w:tab w:val="left" w:pos="-720"/>
-          <w:tab w:val="left" w:pos="0"/>
-          <w:tab w:val="left" w:pos="328"/>
-          <w:tab w:val="left" w:pos="900"/>
-          <w:tab w:val="left" w:pos="1440"/>
-          <w:tab w:val="left" w:pos="2160"/>
-          <w:tab w:val="left" w:pos="2880"/>
-          <w:tab w:val="left" w:pos="3600"/>
-          <w:tab w:val="left" w:pos="4320"/>
-          <w:tab w:val="left" w:pos="5040"/>
-          <w:tab w:val="left" w:pos="5760"/>
-          <w:tab w:val="left" w:pos="6480"/>
-          <w:tab w:val="left" w:pos="7200"/>
-          <w:tab w:val="left" w:pos="7920"/>
-          <w:tab w:val="left" w:pos="8190"/>
-        </w:tabs>
-        <w:rPr>
-          <w:sz w:val="24"/>
-        </w:rPr>
-      </w:pPr>
-      <w:r>
-        <w:rPr>
-          <w:sz w:val="24"/>
-        </w:rPr>
-        <w:tab/>
-      </w:r>
-    </w:p>
-    <w:p>
-      <w:pPr>
-        <w:tabs>
-          <w:tab w:val="left" w:pos="-1094"/>
-          <w:tab w:val="left" w:pos="-720"/>
-          <w:tab w:val="left" w:pos="0"/>
-          <w:tab w:val="left" w:pos="328"/>
-          <w:tab w:val="left" w:pos="900"/>
-          <w:tab w:val="left" w:pos="1440"/>
-          <w:tab w:val="left" w:pos="2160"/>
-          <w:tab w:val="left" w:pos="2880"/>
-          <w:tab w:val="left" w:pos="3600"/>
-          <w:tab w:val="left" w:pos="4320"/>
-          <w:tab w:val="left" w:pos="5040"/>
-          <w:tab w:val="left" w:pos="5760"/>
-          <w:tab w:val="left" w:pos="6480"/>
-          <w:tab w:val="left" w:pos="7200"/>
-          <w:tab w:val="left" w:pos="7920"/>
-          <w:tab w:val="left" w:pos="8190"/>
-        </w:tabs>
-        <w:rPr>
-          <w:b/>
-          <w:sz w:val="24"/>
-        </w:rPr>
-      </w:pPr>
-      <w:r>
-        <w:rPr>
-          <w:b/>
-          <w:sz w:val="24"/>
-        </w:rPr>
-        <w:t xml:space="preserve">Índice de anexos </w:t>
-      </w:r>
-      <w:r>
-        <w:rPr>
-          <w:sz w:val="24"/>
-        </w:rPr>
-        <w:sym w:font="Wingdings" w:char="F0E0"/>
-      </w:r>
-      <w:r>
-        <w:rPr>
-          <w:b/>
-          <w:sz w:val="24"/>
-        </w:rPr>
-        <w:t>(Times</w:t>
-      </w:r>
-      <w:r>
-        <w:rPr>
-          <w:b/>
-          <w:sz w:val="24"/>
-        </w:rPr>
-        <w:t>, negrita, 12, centrado, 12 puntos espaciado posterior de párrafo)</w:t>
-      </w:r>
-    </w:p>
-    <w:p>
-      <w:pPr>
-        <w:tabs>
-          <w:tab w:val="left" w:pos="-1094"/>
-          <w:tab w:val="left" w:pos="-720"/>
-          <w:tab w:val="left" w:pos="0"/>
-          <w:tab w:val="left" w:pos="328"/>
-          <w:tab w:val="left" w:pos="900"/>
-          <w:tab w:val="left" w:pos="1440"/>
-          <w:tab w:val="left" w:pos="2160"/>
-          <w:tab w:val="left" w:pos="2880"/>
-          <w:tab w:val="left" w:pos="3600"/>
-          <w:tab w:val="left" w:pos="4320"/>
-          <w:tab w:val="left" w:pos="5040"/>
-          <w:tab w:val="left" w:pos="5760"/>
-          <w:tab w:val="left" w:pos="6480"/>
-          <w:tab w:val="left" w:pos="7200"/>
-          <w:tab w:val="left" w:pos="7920"/>
-          <w:tab w:val="left" w:pos="8190"/>
-        </w:tabs>
-        <w:rPr>
-          <w:b/>
-          <w:sz w:val="24"/>
-        </w:rPr>
-      </w:pPr>
-    </w:p>
-    <w:p>
-      <w:pPr>
-        <w:tabs>
-          <w:tab w:val="left" w:pos="-1094"/>
-          <w:tab w:val="left" w:pos="-720"/>
-          <w:tab w:val="left" w:pos="0"/>
-          <w:tab w:val="left" w:pos="328"/>
-          <w:tab w:val="left" w:pos="900"/>
-          <w:tab w:val="left" w:pos="1440"/>
-          <w:tab w:val="left" w:pos="2160"/>
-          <w:tab w:val="left" w:pos="2880"/>
-          <w:tab w:val="left" w:pos="3600"/>
-          <w:tab w:val="left" w:pos="4320"/>
-          <w:tab w:val="left" w:pos="5040"/>
-          <w:tab w:val="left" w:pos="5760"/>
-          <w:tab w:val="left" w:pos="6480"/>
-          <w:tab w:val="left" w:pos="7200"/>
-          <w:tab w:val="left" w:pos="7920"/>
-          <w:tab w:val="left" w:pos="8190"/>
-        </w:tabs>
-        <w:rPr>
-          <w:sz w:val="24"/>
-          <w:lang w:val="es-EC"/>
-        </w:rPr>
-      </w:pPr>
-      <w:r>
-        <w:rPr>
-          <w:sz w:val="24"/>
-        </w:rPr>
-        <w:tab/>
-        <w:t xml:space="preserve">Es importante que los anexos también estén enlistados, con el número respectivo </w:t>
-      </w:r>
-      <w:r>
-        <w:rPr>
-          <w:sz w:val="24"/>
-        </w:rPr>
-        <w:t xml:space="preserve">y </w:t>
-      </w:r>
-      <w:r>
-        <w:rPr>
-          <w:sz w:val="24"/>
-        </w:rPr>
-        <w:t>las páginas en las que se encuentran. Esta lista, de haberla, se debe colocar a continuación del ín</w:t>
-      </w:r>
-      <w:r>
-        <w:rPr>
-          <w:sz w:val="24"/>
-        </w:rPr>
-        <w:t>dice de tablas y figuras</w:t>
-      </w:r>
-      <w:r>
-        <w:rPr>
-          <w:sz w:val="24"/>
-        </w:rPr>
-        <w:t xml:space="preserve">. </w:t>
-      </w:r>
-    </w:p>
-    <w:p>
-      <w:pPr>
-        <w:jc w:val="left"/>
-      </w:pPr>
-    </w:p>
-    <w:p>
-      <w:pPr>
-        <w:tabs>
-          <w:tab w:val="left" w:pos="-1094"/>
-          <w:tab w:val="left" w:pos="-720"/>
-          <w:tab w:val="left" w:pos="0"/>
-          <w:tab w:val="left" w:pos="328"/>
-          <w:tab w:val="left" w:pos="900"/>
-          <w:tab w:val="left" w:pos="1440"/>
-          <w:tab w:val="left" w:pos="2160"/>
-          <w:tab w:val="left" w:pos="2880"/>
-          <w:tab w:val="left" w:pos="3600"/>
-          <w:tab w:val="left" w:pos="4320"/>
-          <w:tab w:val="left" w:pos="5040"/>
-          <w:tab w:val="left" w:pos="5760"/>
-          <w:tab w:val="left" w:pos="6480"/>
-          <w:tab w:val="left" w:pos="7200"/>
-          <w:tab w:val="left" w:pos="7920"/>
-          <w:tab w:val="left" w:pos="8190"/>
-        </w:tabs>
-        <w:rPr>
-          <w:sz w:val="24"/>
-        </w:rPr>
-      </w:pPr>
-      <w:r>
-        <w:rPr>
-          <w:sz w:val="24"/>
-        </w:rPr>
-        <w:t>Anexo 1</w:t>
-      </w:r>
-      <w:r>
-        <w:rPr>
-          <w:sz w:val="24"/>
-        </w:rPr>
-        <w:tab/>
-      </w:r>
-      <w:r>
-        <w:rPr>
-          <w:sz w:val="24"/>
-        </w:rPr>
-        <w:sym w:font="Wingdings" w:char="F0E0"/>
-      </w:r>
-      <w:r>
-        <w:rPr>
-          <w:sz w:val="24"/>
-        </w:rPr>
-        <w:t xml:space="preserve"> (Número de Anexo)  Modelo de Tabla  </w:t>
-      </w:r>
-      <w:r>
-        <w:rPr>
-          <w:sz w:val="24"/>
-        </w:rPr>
-        <w:sym w:font="Wingdings" w:char="F0E0"/>
-      </w:r>
-      <w:r>
-        <w:rPr>
-          <w:sz w:val="24"/>
-        </w:rPr>
-        <w:t xml:space="preserve"> (Título)        </w:t>
-      </w:r>
-      <w:r>
-        <w:rPr>
-          <w:i/>
-          <w:sz w:val="24"/>
-        </w:rPr>
-        <w:t>87</w:t>
-      </w:r>
-      <w:r>
-        <w:rPr>
-          <w:sz w:val="24"/>
-        </w:rPr>
-        <w:t xml:space="preserve"> </w:t>
-      </w:r>
-      <w:r>
-        <w:rPr>
-          <w:sz w:val="24"/>
-        </w:rPr>
-        <w:sym w:font="Wingdings" w:char="F0E0"/>
-      </w:r>
-      <w:r>
-        <w:rPr>
-          <w:sz w:val="24"/>
-        </w:rPr>
-        <w:t xml:space="preserve"> (página</w:t>
-      </w:r>
-      <w:r>
-        <w:rPr>
-          <w:sz w:val="24"/>
-        </w:rPr>
-        <w:t xml:space="preserve"> cursiva</w:t>
-      </w:r>
-      <w:r>
-        <w:rPr>
-          <w:sz w:val="24"/>
-        </w:rPr>
-        <w:t>)</w:t>
-      </w:r>
-    </w:p>
-    <w:p>
-      <w:pPr>
-        <w:tabs>
-          <w:tab w:val="left" w:pos="-1094"/>
-          <w:tab w:val="left" w:pos="-720"/>
-          <w:tab w:val="left" w:pos="0"/>
-          <w:tab w:val="left" w:pos="328"/>
-          <w:tab w:val="left" w:pos="900"/>
-          <w:tab w:val="left" w:pos="1440"/>
-          <w:tab w:val="left" w:pos="2160"/>
-          <w:tab w:val="left" w:pos="2880"/>
-          <w:tab w:val="left" w:pos="3600"/>
-          <w:tab w:val="left" w:pos="4320"/>
-          <w:tab w:val="left" w:pos="5040"/>
-          <w:tab w:val="left" w:pos="5760"/>
-          <w:tab w:val="left" w:pos="6480"/>
-          <w:tab w:val="left" w:pos="7200"/>
-          <w:tab w:val="left" w:pos="7920"/>
-          <w:tab w:val="left" w:pos="8190"/>
-        </w:tabs>
-        <w:rPr>
-          <w:i/>
-          <w:sz w:val="24"/>
-        </w:rPr>
-      </w:pPr>
-      <w:r>
-        <w:rPr>
-          <w:sz w:val="24"/>
-        </w:rPr>
-        <w:t>Anexo 2                                        Compa</w:t>
-      </w:r>
-      <w:r>
-        <w:rPr>
-          <w:sz w:val="24"/>
-        </w:rPr>
-        <w:t xml:space="preserve">ración de prevalencias     </w:t>
-      </w:r>
-      <w:r>
-        <w:rPr>
-          <w:i/>
-          <w:sz w:val="24"/>
-        </w:rPr>
-        <w:t>99</w:t>
-      </w:r>
-    </w:p>
-    <w:p>
-      <w:pPr>
-        <w:spacing w:after="160" w:line="259" w:lineRule="auto"/>
-        <w:jc w:val="left"/>
-        <w:rPr>
-          <w:i/>
-          <w:sz w:val="24"/>
-        </w:rPr>
-      </w:pPr>
+      <w:r>
+        <w:rPr>
+          <w:sz w:val="24"/>
+        </w:rPr>
+        <w:t>En que consiste la problemática</w:t>
+      </w:r>
       <w:r>
         <w:rPr>
           <w:i/>
@@ -6471,7 +5527,25 @@
           <w:sz w:val="32"/>
           <w:szCs w:val="32"/>
         </w:rPr>
-        <w:t>Eleccion del equipo y de la problematica</w:t>
+        <w:t>Elección</w:t>
+      </w:r>
+      <w:r>
+        <w:rPr>
+          <w:rFonts w:ascii="Times New Roman" w:hAnsi="Times New Roman"/>
+          <w:color w:val="auto"/>
+          <w:sz w:val="32"/>
+          <w:szCs w:val="32"/>
+        </w:rPr>
+        <w:t xml:space="preserve"> del equipo y de la </w:t>
+      </w:r>
+      <w:r>
+        <w:rPr>
+          <w:rFonts w:ascii="Times New Roman" w:hAnsi="Times New Roman"/>
+          <w:color w:val="auto"/>
+          <w:sz w:val="32"/>
+          <w:szCs w:val="32"/>
+        </w:rPr>
+        <w:t>problemática</w:t>
       </w:r>
     </w:p>
     <w:p>
@@ -6504,7 +5578,7 @@
           <w:szCs w:val="28"/>
           <w:lang w:val="es-ES_tradnl" w:eastAsia="ar-SA"/>
         </w:rPr>
-        <w:t>Eleccion del eqipo</w:t>
+        <w:t>Elección</w:t>
       </w:r>
       <w:r>
         <w:rPr>
@@ -6514,6 +5588,36 @@
           <w:szCs w:val="28"/>
           <w:lang w:val="es-ES_tradnl" w:eastAsia="ar-SA"/>
         </w:rPr>
+        <w:t xml:space="preserve"> del eq</w:t>
+      </w:r>
+      <w:r>
+        <w:rPr>
+          <w:rFonts w:eastAsia="SimSun"/>
+          <w:b/>
+          <w:sz w:val="28"/>
+          <w:szCs w:val="28"/>
+          <w:lang w:val="es-ES_tradnl" w:eastAsia="ar-SA"/>
+        </w:rPr>
+        <w:t>u</w:t>
+      </w:r>
+      <w:r>
+        <w:rPr>
+          <w:rFonts w:eastAsia="SimSun"/>
+          <w:b/>
+          <w:sz w:val="28"/>
+          <w:szCs w:val="28"/>
+          <w:lang w:val="es-ES_tradnl" w:eastAsia="ar-SA"/>
+        </w:rPr>
+        <w:t>ipo</w:t>
+      </w:r>
+      <w:r>
+        <w:rPr>
+          <w:rFonts w:eastAsia="SimSun"/>
+          <w:b/>
+          <w:sz w:val="28"/>
+          <w:szCs w:val="28"/>
+          <w:lang w:val="es-ES_tradnl" w:eastAsia="ar-SA"/>
+        </w:rPr>
         <w:t xml:space="preserve"> </w:t>
       </w:r>
     </w:p>
@@ -6564,14 +5668,50 @@
           <w:sz w:val="24"/>
           <w:lang w:eastAsia="ar-SA"/>
         </w:rPr>
-        <w:t>Los equipos fueron elegidos por Raul Martinez, el profesor de POO, tomando en cuenta nuestro rendimiento en función de nuestro compañero de computadora durante el primer cuatrimestre en su materia. A mí</w:t>
-      </w:r>
+        <w:t xml:space="preserve">Los equipos fueron elegidos por </w:t>
+      </w:r>
+      <w:proofErr w:type="spellStart"/>
       <w:r>
         <w:rPr>
           <w:rFonts w:eastAsia="SimSun"/>
           <w:sz w:val="24"/>
           <w:lang w:eastAsia="ar-SA"/>
         </w:rPr>
+        <w:t>Raul</w:t>
+      </w:r>
+      <w:proofErr w:type="spellEnd"/>
+      <w:r>
+        <w:rPr>
+          <w:rFonts w:eastAsia="SimSun"/>
+          <w:sz w:val="24"/>
+          <w:lang w:eastAsia="ar-SA"/>
+        </w:rPr>
+        <w:t xml:space="preserve"> </w:t>
+      </w:r>
+      <w:proofErr w:type="spellStart"/>
+      <w:r>
+        <w:rPr>
+          <w:rFonts w:eastAsia="SimSun"/>
+          <w:sz w:val="24"/>
+          <w:lang w:eastAsia="ar-SA"/>
+        </w:rPr>
+        <w:t>Martinez</w:t>
+      </w:r>
+      <w:proofErr w:type="spellEnd"/>
+      <w:r>
+        <w:rPr>
+          <w:rFonts w:eastAsia="SimSun"/>
+          <w:sz w:val="24"/>
+          <w:lang w:eastAsia="ar-SA"/>
+        </w:rPr>
+        <w:t>, el profesor de POO, tomando en cuenta nuestro rendimiento en función de nuestro compañero de computadora durante el primer cuatrimestre en su materia. A mí</w:t>
+      </w:r>
+      <w:r>
+        <w:rPr>
+          <w:rFonts w:eastAsia="SimSun"/>
+          <w:sz w:val="24"/>
+          <w:lang w:eastAsia="ar-SA"/>
+        </w:rPr>
         <w:t xml:space="preserve"> me juntó</w:t>
       </w:r>
       <w:r>
@@ -6588,7 +5728,79 @@
           <w:sz w:val="24"/>
           <w:lang w:eastAsia="ar-SA"/>
         </w:rPr>
-        <w:t xml:space="preserve">Federico Tamburelli y nos agrupo con Matias Adan y Ariadna Perreault. </w:t>
+        <w:t xml:space="preserve">Federico </w:t>
+      </w:r>
+      <w:proofErr w:type="spellStart"/>
+      <w:r>
+        <w:rPr>
+          <w:rFonts w:eastAsia="SimSun"/>
+          <w:sz w:val="24"/>
+          <w:lang w:eastAsia="ar-SA"/>
+        </w:rPr>
+        <w:t>Tamburelli</w:t>
+      </w:r>
+      <w:proofErr w:type="spellEnd"/>
+      <w:r>
+        <w:rPr>
+          <w:rFonts w:eastAsia="SimSun"/>
+          <w:sz w:val="24"/>
+          <w:lang w:eastAsia="ar-SA"/>
+        </w:rPr>
+        <w:t xml:space="preserve"> y nos agrupo con </w:t>
+      </w:r>
+      <w:proofErr w:type="spellStart"/>
+      <w:r>
+        <w:rPr>
+          <w:rFonts w:eastAsia="SimSun"/>
+          <w:sz w:val="24"/>
+          <w:lang w:eastAsia="ar-SA"/>
+        </w:rPr>
+        <w:t>Matias</w:t>
+      </w:r>
+      <w:proofErr w:type="spellEnd"/>
+      <w:r>
+        <w:rPr>
+          <w:rFonts w:eastAsia="SimSun"/>
+          <w:sz w:val="24"/>
+          <w:lang w:eastAsia="ar-SA"/>
+        </w:rPr>
+        <w:t xml:space="preserve"> </w:t>
+      </w:r>
+      <w:proofErr w:type="spellStart"/>
+      <w:r>
+        <w:rPr>
+          <w:rFonts w:eastAsia="SimSun"/>
+          <w:sz w:val="24"/>
+          <w:lang w:eastAsia="ar-SA"/>
+        </w:rPr>
+        <w:t>Adan</w:t>
+      </w:r>
+      <w:proofErr w:type="spellEnd"/>
+      <w:r>
+        <w:rPr>
+          <w:rFonts w:eastAsia="SimSun"/>
+          <w:sz w:val="24"/>
+          <w:lang w:eastAsia="ar-SA"/>
+        </w:rPr>
+        <w:t xml:space="preserve"> y Ariadna </w:t>
+      </w:r>
+      <w:proofErr w:type="spellStart"/>
+      <w:r>
+        <w:rPr>
+          <w:rFonts w:eastAsia="SimSun"/>
+          <w:sz w:val="24"/>
+          <w:lang w:eastAsia="ar-SA"/>
+        </w:rPr>
+        <w:t>Perreault</w:t>
+      </w:r>
+      <w:proofErr w:type="spellEnd"/>
+      <w:r>
+        <w:rPr>
+          <w:rFonts w:eastAsia="SimSun"/>
+          <w:sz w:val="24"/>
+          <w:lang w:eastAsia="ar-SA"/>
+        </w:rPr>
+        <w:t xml:space="preserve">. </w:t>
       </w:r>
     </w:p>
     <w:p>
@@ -6636,16 +5848,7 @@
           <w:sz w:val="24"/>
           <w:lang w:eastAsia="ar-SA"/>
         </w:rPr>
-        <w:t>La inclusión del quinto integrante</w:t>
-      </w:r>
-      <w:r>
-        <w:rPr>
-          <w:rFonts w:eastAsia="SimSun"/>
-          <w:b/>
-          <w:sz w:val="24"/>
-          <w:lang w:eastAsia="ar-SA"/>
-        </w:rPr>
-        <w:t xml:space="preserve">: </w:t>
+        <w:t xml:space="preserve">La inclusión del quinto integrante: </w:t>
       </w:r>
     </w:p>
     <w:p>
@@ -6665,14 +5868,60 @@
           <w:sz w:val="24"/>
           <w:lang w:eastAsia="ar-SA"/>
         </w:rPr>
-        <w:t>Luego de leer todos los grupos, nos dimos cuenta que nuestro compañero Benjamin Montiel no estaba en la lista de ningún grupo, por lo que decidimos pedir para incluirlo al nuestro. Entonces, fue así como conformamos el equipo: Emilio Fernandez Alvarez</w:t>
-      </w:r>
+        <w:t xml:space="preserve">Luego de leer todos los grupos, nos dimos cuenta que nuestro compañero </w:t>
+      </w:r>
+      <w:proofErr w:type="spellStart"/>
       <w:r>
         <w:rPr>
           <w:rFonts w:eastAsia="SimSun"/>
           <w:sz w:val="24"/>
           <w:lang w:eastAsia="ar-SA"/>
         </w:rPr>
+        <w:t>Benjamin</w:t>
+      </w:r>
+      <w:proofErr w:type="spellEnd"/>
+      <w:r>
+        <w:rPr>
+          <w:rFonts w:eastAsia="SimSun"/>
+          <w:sz w:val="24"/>
+          <w:lang w:eastAsia="ar-SA"/>
+        </w:rPr>
+        <w:t xml:space="preserve"> Montiel no estaba en la lista de ningún grupo, por lo que decidimos pedir para incluirlo al nuestro. Entonces, fue así como conformamos el equipo: Emilio </w:t>
+      </w:r>
+      <w:proofErr w:type="spellStart"/>
+      <w:r>
+        <w:rPr>
+          <w:rFonts w:eastAsia="SimSun"/>
+          <w:sz w:val="24"/>
+          <w:lang w:eastAsia="ar-SA"/>
+        </w:rPr>
+        <w:t>Fernandez</w:t>
+      </w:r>
+      <w:proofErr w:type="spellEnd"/>
+      <w:r>
+        <w:rPr>
+          <w:rFonts w:eastAsia="SimSun"/>
+          <w:sz w:val="24"/>
+          <w:lang w:eastAsia="ar-SA"/>
+        </w:rPr>
+        <w:t xml:space="preserve"> </w:t>
+      </w:r>
+      <w:proofErr w:type="spellStart"/>
+      <w:r>
+        <w:rPr>
+          <w:rFonts w:eastAsia="SimSun"/>
+          <w:sz w:val="24"/>
+          <w:lang w:eastAsia="ar-SA"/>
+        </w:rPr>
+        <w:t>Alvarez</w:t>
+      </w:r>
+      <w:proofErr w:type="spellEnd"/>
+      <w:r>
+        <w:rPr>
+          <w:rFonts w:eastAsia="SimSun"/>
+          <w:sz w:val="24"/>
+          <w:lang w:eastAsia="ar-SA"/>
+        </w:rPr>
         <w:t>,</w:t>
       </w:r>
       <w:r>
@@ -6681,7 +5930,7 @@
           <w:sz w:val="24"/>
           <w:lang w:eastAsia="ar-SA"/>
         </w:rPr>
-        <w:t>, Federico Tamburelli</w:t>
+        <w:t xml:space="preserve"> </w:t>
       </w:r>
       <w:r>
         <w:rPr>
@@ -6689,6 +5938,24 @@
           <w:sz w:val="24"/>
           <w:lang w:eastAsia="ar-SA"/>
         </w:rPr>
+        <w:t xml:space="preserve">Federico </w:t>
+      </w:r>
+      <w:proofErr w:type="spellStart"/>
+      <w:r>
+        <w:rPr>
+          <w:rFonts w:eastAsia="SimSun"/>
+          <w:sz w:val="24"/>
+          <w:lang w:eastAsia="ar-SA"/>
+        </w:rPr>
+        <w:t>Tamburelli</w:t>
+      </w:r>
+      <w:proofErr w:type="spellEnd"/>
+      <w:r>
+        <w:rPr>
+          <w:rFonts w:eastAsia="SimSun"/>
+          <w:sz w:val="24"/>
+          <w:lang w:eastAsia="ar-SA"/>
+        </w:rPr>
         <w:t>,</w:t>
       </w:r>
       <w:r>
@@ -6697,7 +5964,79 @@
           <w:sz w:val="24"/>
           <w:lang w:eastAsia="ar-SA"/>
         </w:rPr>
-        <w:t xml:space="preserve"> Matias Adan, Ariadna Perreault y Benjamin Montiel.</w:t>
+        <w:t xml:space="preserve"> </w:t>
+      </w:r>
+      <w:proofErr w:type="spellStart"/>
+      <w:r>
+        <w:rPr>
+          <w:rFonts w:eastAsia="SimSun"/>
+          <w:sz w:val="24"/>
+          <w:lang w:eastAsia="ar-SA"/>
+        </w:rPr>
+        <w:t>Matias</w:t>
+      </w:r>
+      <w:proofErr w:type="spellEnd"/>
+      <w:r>
+        <w:rPr>
+          <w:rFonts w:eastAsia="SimSun"/>
+          <w:sz w:val="24"/>
+          <w:lang w:eastAsia="ar-SA"/>
+        </w:rPr>
+        <w:t xml:space="preserve"> </w:t>
+      </w:r>
+      <w:proofErr w:type="spellStart"/>
+      <w:r>
+        <w:rPr>
+          <w:rFonts w:eastAsia="SimSun"/>
+          <w:sz w:val="24"/>
+          <w:lang w:eastAsia="ar-SA"/>
+        </w:rPr>
+        <w:t>Adan</w:t>
+      </w:r>
+      <w:proofErr w:type="spellEnd"/>
+      <w:r>
+        <w:rPr>
+          <w:rFonts w:eastAsia="SimSun"/>
+          <w:sz w:val="24"/>
+          <w:lang w:eastAsia="ar-SA"/>
+        </w:rPr>
+        <w:t xml:space="preserve">, Ariadna </w:t>
+      </w:r>
+      <w:proofErr w:type="spellStart"/>
+      <w:r>
+        <w:rPr>
+          <w:rFonts w:eastAsia="SimSun"/>
+          <w:sz w:val="24"/>
+          <w:lang w:eastAsia="ar-SA"/>
+        </w:rPr>
+        <w:t>Perreault</w:t>
+      </w:r>
+      <w:proofErr w:type="spellEnd"/>
+      <w:r>
+        <w:rPr>
+          <w:rFonts w:eastAsia="SimSun"/>
+          <w:sz w:val="24"/>
+          <w:lang w:eastAsia="ar-SA"/>
+        </w:rPr>
+        <w:t xml:space="preserve"> y </w:t>
+      </w:r>
+      <w:proofErr w:type="spellStart"/>
+      <w:r>
+        <w:rPr>
+          <w:rFonts w:eastAsia="SimSun"/>
+          <w:sz w:val="24"/>
+          <w:lang w:eastAsia="ar-SA"/>
+        </w:rPr>
+        <w:t>Benjamin</w:t>
+      </w:r>
+      <w:proofErr w:type="spellEnd"/>
+      <w:r>
+        <w:rPr>
+          <w:rFonts w:eastAsia="SimSun"/>
+          <w:sz w:val="24"/>
+          <w:lang w:eastAsia="ar-SA"/>
+        </w:rPr>
+        <w:t xml:space="preserve"> Montiel.</w:t>
       </w:r>
     </w:p>
     <w:p>
@@ -6720,7 +6059,7 @@
           <w:szCs w:val="28"/>
           <w:lang w:val="es-ES_tradnl" w:eastAsia="ar-SA"/>
         </w:rPr>
-        <w:t>1.2</w:t>
+        <w:t xml:space="preserve">1.2 </w:t>
       </w:r>
       <w:r>
         <w:rPr>
@@ -6730,7 +6069,7 @@
           <w:szCs w:val="28"/>
           <w:lang w:val="es-ES_tradnl" w:eastAsia="ar-SA"/>
         </w:rPr>
-        <w:t xml:space="preserve"> </w:t>
+        <w:t>Elección</w:t>
       </w:r>
       <w:r>
         <w:rPr>
@@ -6740,7 +6079,7 @@
           <w:szCs w:val="28"/>
           <w:lang w:val="es-ES_tradnl" w:eastAsia="ar-SA"/>
         </w:rPr>
-        <w:t xml:space="preserve">Eleccion de la </w:t>
+        <w:t xml:space="preserve"> de la </w:t>
       </w:r>
       <w:r>
         <w:rPr>
@@ -6798,16 +6137,7 @@
           <w:sz w:val="24"/>
           <w:lang w:eastAsia="ar-SA"/>
         </w:rPr>
-        <w:t>Como fue la elección de la problemática</w:t>
-      </w:r>
-      <w:r>
-        <w:rPr>
-          <w:rFonts w:eastAsia="SimSun"/>
-          <w:b/>
-          <w:sz w:val="24"/>
-          <w:lang w:eastAsia="ar-SA"/>
-        </w:rPr>
-        <w:t xml:space="preserve">: </w:t>
+        <w:t xml:space="preserve">Como fue la elección de la problemática: </w:t>
       </w:r>
     </w:p>
     <w:p>
@@ -6856,8 +6186,9 @@
           <w:szCs w:val="28"/>
           <w:lang w:eastAsia="ar-SA"/>
         </w:rPr>
-        <w:t xml:space="preserve"> de redes Facundo Aliverti nos dieron a elegir una </w:t>
-      </w:r>
+        <w:t xml:space="preserve"> de redes Facundo </w:t>
+      </w:r>
+      <w:proofErr w:type="spellStart"/>
       <w:r>
         <w:rPr>
           <w:rFonts w:eastAsia="SimSun"/>
@@ -6865,8 +6196,9 @@
           <w:szCs w:val="28"/>
           <w:lang w:eastAsia="ar-SA"/>
         </w:rPr>
-        <w:t>problemática</w:t>
-      </w:r>
+        <w:t>Aliverti</w:t>
+      </w:r>
+      <w:proofErr w:type="spellEnd"/>
       <w:r>
         <w:rPr>
           <w:rFonts w:eastAsia="SimSun"/>
@@ -6874,7 +6206,7 @@
           <w:szCs w:val="28"/>
           <w:lang w:eastAsia="ar-SA"/>
         </w:rPr>
-        <w:t xml:space="preserve"> </w:t>
+        <w:t xml:space="preserve"> nos dieron a elegir una </w:t>
       </w:r>
       <w:r>
         <w:rPr>
@@ -6883,7 +6215,7 @@
           <w:szCs w:val="28"/>
           <w:lang w:eastAsia="ar-SA"/>
         </w:rPr>
-        <w:t>entre una lista de opciones. Con el grupo nos pusimos de acuerdo</w:t>
+        <w:t>problemática</w:t>
       </w:r>
       <w:r>
         <w:rPr>
@@ -6892,6 +6224,24 @@
           <w:szCs w:val="28"/>
           <w:lang w:eastAsia="ar-SA"/>
         </w:rPr>
+        <w:t xml:space="preserve"> </w:t>
+      </w:r>
+      <w:r>
+        <w:rPr>
+          <w:rFonts w:eastAsia="SimSun"/>
+          <w:sz w:val="24"/>
+          <w:szCs w:val="28"/>
+          <w:lang w:eastAsia="ar-SA"/>
+        </w:rPr>
+        <w:t>entre una lista de opciones. Con el grupo nos pusimos de acuerdo</w:t>
+      </w:r>
+      <w:r>
+        <w:rPr>
+          <w:rFonts w:eastAsia="SimSun"/>
+          <w:sz w:val="24"/>
+          <w:szCs w:val="28"/>
+          <w:lang w:eastAsia="ar-SA"/>
+        </w:rPr>
         <w:t xml:space="preserve"> en elegir la clínica privada como problemática.</w:t>
       </w:r>
     </w:p>
@@ -6940,16 +6290,7 @@
           <w:sz w:val="24"/>
           <w:lang w:eastAsia="ar-SA"/>
         </w:rPr>
-        <w:t>En que consiste la problemática</w:t>
-      </w:r>
-      <w:r>
-        <w:rPr>
-          <w:rFonts w:eastAsia="SimSun"/>
-          <w:b/>
-          <w:sz w:val="24"/>
-          <w:lang w:eastAsia="ar-SA"/>
-        </w:rPr>
-        <w:t xml:space="preserve">: </w:t>
+        <w:t xml:space="preserve">En que consiste la problemática: </w:t>
       </w:r>
     </w:p>
     <w:p>
@@ -6966,7 +6307,14 @@
           <w:color w:val="1F1F1F"/>
           <w:sz w:val="24"/>
         </w:rPr>
-        <w:t xml:space="preserve">Clinica: </w:t>
+        <w:t>Clínica</w:t>
+      </w:r>
+      <w:r>
+        <w:rPr>
+          <w:color w:val="1F1F1F"/>
+          <w:sz w:val="24"/>
+        </w:rPr>
+        <w:t xml:space="preserve">: </w:t>
       </w:r>
       <w:r>
         <w:rPr>
@@ -6974,7 +6322,7 @@
           <w:color w:val="1F1F1F"/>
           <w:sz w:val="24"/>
         </w:rPr>
-        <w:t>Nuestra organización es una clínica médica que ofrece muchos</w:t>
+        <w:t>Nuestra organización es una clínica médica que ofrece muchos servicios incluyendo cirugía. Queremos desarrollar un software hospitalario que contemple distintos aspectos de la actividad como por ejemplo turnos, historias clínicas y medicamentos</w:t>
       </w:r>
       <w:r>
         <w:rPr>
@@ -6982,54 +6330,6 @@
           <w:color w:val="1F1F1F"/>
           <w:sz w:val="24"/>
         </w:rPr>
-        <w:t xml:space="preserve"> </w:t>
-      </w:r>
-      <w:r>
-        <w:rPr>
-          <w:i/>
-          <w:color w:val="1F1F1F"/>
-          <w:sz w:val="24"/>
-        </w:rPr>
-        <w:t>servicios incluyendo cirugía. Q</w:t>
-      </w:r>
-      <w:r>
-        <w:rPr>
-          <w:i/>
-          <w:color w:val="1F1F1F"/>
-          <w:sz w:val="24"/>
-        </w:rPr>
-        <w:t xml:space="preserve">ueremos desarrollar un software </w:t>
-      </w:r>
-      <w:r>
-        <w:rPr>
-          <w:i/>
-          <w:color w:val="1F1F1F"/>
-          <w:sz w:val="24"/>
-        </w:rPr>
-        <w:t>hospitalario que contemple dis</w:t>
-      </w:r>
-      <w:r>
-        <w:rPr>
-          <w:i/>
-          <w:color w:val="1F1F1F"/>
-          <w:sz w:val="24"/>
-        </w:rPr>
-        <w:t xml:space="preserve">tintos aspectos de la actividad </w:t>
-      </w:r>
-      <w:r>
-        <w:rPr>
-          <w:i/>
-          <w:color w:val="1F1F1F"/>
-          <w:sz w:val="24"/>
-        </w:rPr>
-        <w:t>como por ejemplo turnos, historias clínicas y medicamentos</w:t>
-      </w:r>
-      <w:r>
-        <w:rPr>
-          <w:i/>
-          <w:color w:val="1F1F1F"/>
-          <w:sz w:val="24"/>
-        </w:rPr>
         <w:t>.</w:t>
       </w:r>
     </w:p>
@@ -7071,7 +6371,167 @@
           <w:szCs w:val="28"/>
           <w:lang w:eastAsia="ar-SA"/>
         </w:rPr>
-        <w:t>El equipo se consagra de: Emilio Fernandez Alvarez,, Federico Tamburelli, Matias Adan, Ariadna Perreault y Benjamin Montiel. Y la problemática principal es realizar un sistema para una clínica privada</w:t>
+        <w:t>El equipo se consagr</w:t>
+      </w:r>
+      <w:r>
+        <w:rPr>
+          <w:rFonts w:eastAsia="SimSun"/>
+          <w:sz w:val="24"/>
+          <w:szCs w:val="28"/>
+          <w:lang w:eastAsia="ar-SA"/>
+        </w:rPr>
+        <w:t xml:space="preserve">a de: Emilio </w:t>
+      </w:r>
+      <w:proofErr w:type="spellStart"/>
+      <w:r>
+        <w:rPr>
+          <w:rFonts w:eastAsia="SimSun"/>
+          <w:sz w:val="24"/>
+          <w:szCs w:val="28"/>
+          <w:lang w:eastAsia="ar-SA"/>
+        </w:rPr>
+        <w:t>Fernandez</w:t>
+      </w:r>
+      <w:proofErr w:type="spellEnd"/>
+      <w:r>
+        <w:rPr>
+          <w:rFonts w:eastAsia="SimSun"/>
+          <w:sz w:val="24"/>
+          <w:szCs w:val="28"/>
+          <w:lang w:eastAsia="ar-SA"/>
+        </w:rPr>
+        <w:t xml:space="preserve"> </w:t>
+      </w:r>
+      <w:proofErr w:type="spellStart"/>
+      <w:r>
+        <w:rPr>
+          <w:rFonts w:eastAsia="SimSun"/>
+          <w:sz w:val="24"/>
+          <w:szCs w:val="28"/>
+          <w:lang w:eastAsia="ar-SA"/>
+        </w:rPr>
+        <w:t>Alvarez</w:t>
+      </w:r>
+      <w:proofErr w:type="spellEnd"/>
+      <w:r>
+        <w:rPr>
+          <w:rFonts w:eastAsia="SimSun"/>
+          <w:sz w:val="24"/>
+          <w:szCs w:val="28"/>
+          <w:lang w:eastAsia="ar-SA"/>
+        </w:rPr>
+        <w:t>,</w:t>
+      </w:r>
+      <w:bookmarkStart w:id="0" w:name="_GoBack"/>
+      <w:bookmarkEnd w:id="0"/>
+      <w:r>
+        <w:rPr>
+          <w:rFonts w:eastAsia="SimSun"/>
+          <w:sz w:val="24"/>
+          <w:szCs w:val="28"/>
+          <w:lang w:eastAsia="ar-SA"/>
+        </w:rPr>
+        <w:t xml:space="preserve"> Federico </w:t>
+      </w:r>
+      <w:proofErr w:type="spellStart"/>
+      <w:r>
+        <w:rPr>
+          <w:rFonts w:eastAsia="SimSun"/>
+          <w:sz w:val="24"/>
+          <w:szCs w:val="28"/>
+          <w:lang w:eastAsia="ar-SA"/>
+        </w:rPr>
+        <w:t>Tamburelli</w:t>
+      </w:r>
+      <w:proofErr w:type="spellEnd"/>
+      <w:r>
+        <w:rPr>
+          <w:rFonts w:eastAsia="SimSun"/>
+          <w:sz w:val="24"/>
+          <w:szCs w:val="28"/>
+          <w:lang w:eastAsia="ar-SA"/>
+        </w:rPr>
+        <w:t xml:space="preserve">, </w:t>
+      </w:r>
+      <w:proofErr w:type="spellStart"/>
+      <w:r>
+        <w:rPr>
+          <w:rFonts w:eastAsia="SimSun"/>
+          <w:sz w:val="24"/>
+          <w:szCs w:val="28"/>
+          <w:lang w:eastAsia="ar-SA"/>
+        </w:rPr>
+        <w:t>Matias</w:t>
+      </w:r>
+      <w:proofErr w:type="spellEnd"/>
+      <w:r>
+        <w:rPr>
+          <w:rFonts w:eastAsia="SimSun"/>
+          <w:sz w:val="24"/>
+          <w:szCs w:val="28"/>
+          <w:lang w:eastAsia="ar-SA"/>
+        </w:rPr>
+        <w:t xml:space="preserve"> </w:t>
+      </w:r>
+      <w:proofErr w:type="spellStart"/>
+      <w:r>
+        <w:rPr>
+          <w:rFonts w:eastAsia="SimSun"/>
+          <w:sz w:val="24"/>
+          <w:szCs w:val="28"/>
+          <w:lang w:eastAsia="ar-SA"/>
+        </w:rPr>
+        <w:t>Adan</w:t>
+      </w:r>
+      <w:proofErr w:type="spellEnd"/>
+      <w:r>
+        <w:rPr>
+          <w:rFonts w:eastAsia="SimSun"/>
+          <w:sz w:val="24"/>
+          <w:szCs w:val="28"/>
+          <w:lang w:eastAsia="ar-SA"/>
+        </w:rPr>
+        <w:t xml:space="preserve">, Ariadna </w:t>
+      </w:r>
+      <w:proofErr w:type="spellStart"/>
+      <w:r>
+        <w:rPr>
+          <w:rFonts w:eastAsia="SimSun"/>
+          <w:sz w:val="24"/>
+          <w:szCs w:val="28"/>
+          <w:lang w:eastAsia="ar-SA"/>
+        </w:rPr>
+        <w:t>Perreault</w:t>
+      </w:r>
+      <w:proofErr w:type="spellEnd"/>
+      <w:r>
+        <w:rPr>
+          <w:rFonts w:eastAsia="SimSun"/>
+          <w:sz w:val="24"/>
+          <w:szCs w:val="28"/>
+          <w:lang w:eastAsia="ar-SA"/>
+        </w:rPr>
+        <w:t xml:space="preserve"> y </w:t>
+      </w:r>
+      <w:proofErr w:type="spellStart"/>
+      <w:r>
+        <w:rPr>
+          <w:rFonts w:eastAsia="SimSun"/>
+          <w:sz w:val="24"/>
+          <w:szCs w:val="28"/>
+          <w:lang w:eastAsia="ar-SA"/>
+        </w:rPr>
+        <w:t>Benjamin</w:t>
+      </w:r>
+      <w:proofErr w:type="spellEnd"/>
+      <w:r>
+        <w:rPr>
+          <w:rFonts w:eastAsia="SimSun"/>
+          <w:sz w:val="24"/>
+          <w:szCs w:val="28"/>
+          <w:lang w:eastAsia="ar-SA"/>
+        </w:rPr>
+        <w:t xml:space="preserve"> Montiel. Y la problemática principal es realizar un sistema para una clínica privada</w:t>
       </w:r>
       <w:r>
         <w:rPr>
@@ -7161,7 +6621,29 @@
           <w:szCs w:val="32"/>
           <w:lang w:eastAsia="ar-SA"/>
         </w:rPr>
-        <w:t>(12 ptos. espaciado posterior)</w:t>
+        <w:t xml:space="preserve">(12 </w:t>
+      </w:r>
+      <w:proofErr w:type="spellStart"/>
+      <w:r>
+        <w:rPr>
+          <w:rFonts w:ascii="Times New Roman" w:eastAsia="SimSun" w:hAnsi="Times New Roman"/>
+          <w:color w:val="000000" w:themeColor="text1"/>
+          <w:sz w:val="32"/>
+          <w:szCs w:val="32"/>
+          <w:lang w:eastAsia="ar-SA"/>
+        </w:rPr>
+        <w:t>ptos</w:t>
+      </w:r>
+      <w:proofErr w:type="spellEnd"/>
+      <w:r>
+        <w:rPr>
+          <w:rFonts w:ascii="Times New Roman" w:eastAsia="SimSun" w:hAnsi="Times New Roman"/>
+          <w:color w:val="000000" w:themeColor="text1"/>
+          <w:sz w:val="32"/>
+          <w:szCs w:val="32"/>
+          <w:lang w:eastAsia="ar-SA"/>
+        </w:rPr>
+        <w:t>. espaciado posterior)</w:t>
       </w:r>
     </w:p>
     <w:p>
@@ -7184,10 +6666,8 @@
           <w:szCs w:val="28"/>
           <w:lang w:val="es-ES_tradnl" w:eastAsia="ar-SA"/>
         </w:rPr>
-        <w:t>2.1 Títulos de p</w:t>
-      </w:r>
-      <w:bookmarkStart w:id="0" w:name="_GoBack"/>
-      <w:bookmarkEnd w:id="0"/>
+        <w:t>2.1 Títulos de primer n</w:t>
+      </w:r>
       <w:r>
         <w:rPr>
           <w:rFonts w:eastAsia="SimSun"/>
@@ -7196,7 +6676,14 @@
           <w:szCs w:val="28"/>
           <w:lang w:val="es-ES_tradnl" w:eastAsia="ar-SA"/>
         </w:rPr>
-        <w:t>rimer n</w:t>
+        <w:t xml:space="preserve">ivel </w:t>
+      </w:r>
+      <w:r>
+        <w:rPr>
+          <w:sz w:val="32"/>
+          <w:szCs w:val="32"/>
+        </w:rPr>
+        <w:sym w:font="Wingdings" w:char="F0E0"/>
       </w:r>
       <w:r>
         <w:rPr>
@@ -7206,23 +6693,6 @@
           <w:szCs w:val="28"/>
           <w:lang w:val="es-ES_tradnl" w:eastAsia="ar-SA"/>
         </w:rPr>
-        <w:t xml:space="preserve">ivel </w:t>
-      </w:r>
-      <w:r>
-        <w:rPr>
-          <w:sz w:val="32"/>
-          <w:szCs w:val="32"/>
-        </w:rPr>
-        <w:sym w:font="Wingdings" w:char="F0E0"/>
-      </w:r>
-      <w:r>
-        <w:rPr>
-          <w:rFonts w:eastAsia="SimSun"/>
-          <w:b/>
-          <w:sz w:val="28"/>
-          <w:szCs w:val="28"/>
-          <w:lang w:val="es-ES_tradnl" w:eastAsia="ar-SA"/>
-        </w:rPr>
         <w:t xml:space="preserve"> (</w:t>
       </w:r>
       <w:r>
@@ -7241,7 +6711,29 @@
           <w:szCs w:val="28"/>
           <w:lang w:eastAsia="ar-SA"/>
         </w:rPr>
-        <w:t xml:space="preserve">, alineación izqda., numerado, nótese que la numeración va en concordancia con el número del capítulo) (12 ptos. espaciado posterior) </w:t>
+        <w:t xml:space="preserve">, alineación izqda., numerado, nótese que la numeración va en concordancia con el número del capítulo) (12 </w:t>
+      </w:r>
+      <w:proofErr w:type="spellStart"/>
+      <w:r>
+        <w:rPr>
+          <w:rFonts w:eastAsia="SimSun"/>
+          <w:b/>
+          <w:sz w:val="28"/>
+          <w:szCs w:val="28"/>
+          <w:lang w:eastAsia="ar-SA"/>
+        </w:rPr>
+        <w:t>ptos</w:t>
+      </w:r>
+      <w:proofErr w:type="spellEnd"/>
+      <w:r>
+        <w:rPr>
+          <w:rFonts w:eastAsia="SimSun"/>
+          <w:b/>
+          <w:sz w:val="28"/>
+          <w:szCs w:val="28"/>
+          <w:lang w:eastAsia="ar-SA"/>
+        </w:rPr>
+        <w:t xml:space="preserve">. espaciado posterior) </w:t>
       </w:r>
     </w:p>
     <w:p>
@@ -7329,7 +6821,27 @@
           <w:sz w:val="24"/>
           <w:lang w:eastAsia="ar-SA"/>
         </w:rPr>
-        <w:t>numeración decimal de acuerdo al título de primer nivel) (12 ptos. espaciado posterior)</w:t>
+        <w:t xml:space="preserve">numeración decimal de acuerdo al título de primer nivel) (12 </w:t>
+      </w:r>
+      <w:proofErr w:type="spellStart"/>
+      <w:r>
+        <w:rPr>
+          <w:rFonts w:eastAsia="SimSun"/>
+          <w:b/>
+          <w:sz w:val="24"/>
+          <w:lang w:eastAsia="ar-SA"/>
+        </w:rPr>
+        <w:t>ptos</w:t>
+      </w:r>
+      <w:proofErr w:type="spellEnd"/>
+      <w:r>
+        <w:rPr>
+          <w:rFonts w:eastAsia="SimSun"/>
+          <w:b/>
+          <w:sz w:val="24"/>
+          <w:lang w:eastAsia="ar-SA"/>
+        </w:rPr>
+        <w:t>. espaciado posterior)</w:t>
       </w:r>
     </w:p>
     <w:p>
@@ -7399,7 +6911,29 @@
           <w:szCs w:val="28"/>
           <w:lang w:eastAsia="ar-SA"/>
         </w:rPr>
-        <w:t>) (12 ptos. espaciado posterior)</w:t>
+        <w:t xml:space="preserve">) (12 </w:t>
+      </w:r>
+      <w:proofErr w:type="spellStart"/>
+      <w:r>
+        <w:rPr>
+          <w:rFonts w:eastAsia="SimSun"/>
+          <w:b/>
+          <w:sz w:val="28"/>
+          <w:szCs w:val="28"/>
+          <w:lang w:eastAsia="ar-SA"/>
+        </w:rPr>
+        <w:t>ptos</w:t>
+      </w:r>
+      <w:proofErr w:type="spellEnd"/>
+      <w:r>
+        <w:rPr>
+          <w:rFonts w:eastAsia="SimSun"/>
+          <w:b/>
+          <w:sz w:val="28"/>
+          <w:szCs w:val="28"/>
+          <w:lang w:eastAsia="ar-SA"/>
+        </w:rPr>
+        <w:t>. espaciado posterior)</w:t>
       </w:r>
     </w:p>
     <w:p>
@@ -7479,7 +7013,29 @@
           <w:szCs w:val="28"/>
           <w:lang w:eastAsia="ar-SA"/>
         </w:rPr>
-        <w:t>) (12 ptos. espaciado posterior)</w:t>
+        <w:t xml:space="preserve">) (12 </w:t>
+      </w:r>
+      <w:proofErr w:type="spellStart"/>
+      <w:r>
+        <w:rPr>
+          <w:rFonts w:eastAsia="SimSun"/>
+          <w:b/>
+          <w:sz w:val="28"/>
+          <w:szCs w:val="28"/>
+          <w:lang w:eastAsia="ar-SA"/>
+        </w:rPr>
+        <w:t>ptos</w:t>
+      </w:r>
+      <w:proofErr w:type="spellEnd"/>
+      <w:r>
+        <w:rPr>
+          <w:rFonts w:eastAsia="SimSun"/>
+          <w:b/>
+          <w:sz w:val="28"/>
+          <w:szCs w:val="28"/>
+          <w:lang w:eastAsia="ar-SA"/>
+        </w:rPr>
+        <w:t>. espaciado posterior)</w:t>
       </w:r>
     </w:p>
     <w:p>
@@ -7794,16 +7350,9 @@
           <w:szCs w:val="32"/>
           <w:lang w:eastAsia="ar-SA"/>
         </w:rPr>
-        <w:t xml:space="preserve">12 ptos. </w:t>
-      </w:r>
-      <w:r>
-        <w:rPr>
-          <w:b/>
-          <w:sz w:val="32"/>
-          <w:szCs w:val="32"/>
-        </w:rPr>
-        <w:t>alineación izqda.,</w:t>
-      </w:r>
+        <w:t xml:space="preserve">12 </w:t>
+      </w:r>
+      <w:proofErr w:type="spellStart"/>
       <w:r>
         <w:rPr>
           <w:rFonts w:eastAsia="SimSun"/>
@@ -7812,13 +7361,42 @@
           <w:szCs w:val="32"/>
           <w:lang w:eastAsia="ar-SA"/>
         </w:rPr>
-        <w:t xml:space="preserve"> espaciado posterior</w:t>
-      </w:r>
-      <w:r>
-        <w:rPr>
+        <w:t>ptos</w:t>
+      </w:r>
+      <w:proofErr w:type="spellEnd"/>
+      <w:r>
+        <w:rPr>
+          <w:rFonts w:eastAsia="SimSun"/>
           <w:b/>
           <w:sz w:val="32"/>
           <w:szCs w:val="32"/>
+          <w:lang w:eastAsia="ar-SA"/>
+        </w:rPr>
+        <w:t xml:space="preserve">. </w:t>
+      </w:r>
+      <w:r>
+        <w:rPr>
+          <w:b/>
+          <w:sz w:val="32"/>
+          <w:szCs w:val="32"/>
+        </w:rPr>
+        <w:t>alineación izqda.,</w:t>
+      </w:r>
+      <w:r>
+        <w:rPr>
+          <w:rFonts w:eastAsia="SimSun"/>
+          <w:b/>
+          <w:sz w:val="32"/>
+          <w:szCs w:val="32"/>
+          <w:lang w:eastAsia="ar-SA"/>
+        </w:rPr>
+        <w:t xml:space="preserve"> espaciado posterior</w:t>
+      </w:r>
+      <w:r>
+        <w:rPr>
+          <w:b/>
+          <w:sz w:val="32"/>
+          <w:szCs w:val="32"/>
         </w:rPr>
         <w:t xml:space="preserve">) </w:t>
       </w:r>
@@ -7898,11 +7476,33 @@
         </w:rPr>
         <w:t xml:space="preserve">por ejemplo: </w:t>
       </w:r>
-      <w:r>
-        <w:rPr>
-          <w:sz w:val="24"/>
-        </w:rPr>
-        <w:t>prolectivo o retrolectivo), de acuerdo a la fuente de la información (</w:t>
+      <w:proofErr w:type="spellStart"/>
+      <w:r>
+        <w:rPr>
+          <w:sz w:val="24"/>
+        </w:rPr>
+        <w:t>prolectivo</w:t>
+      </w:r>
+      <w:proofErr w:type="spellEnd"/>
+      <w:r>
+        <w:rPr>
+          <w:sz w:val="24"/>
+        </w:rPr>
+        <w:t xml:space="preserve"> o </w:t>
+      </w:r>
+      <w:proofErr w:type="spellStart"/>
+      <w:r>
+        <w:rPr>
+          <w:sz w:val="24"/>
+        </w:rPr>
+        <w:t>retrolectivo</w:t>
+      </w:r>
+      <w:proofErr w:type="spellEnd"/>
+      <w:r>
+        <w:rPr>
+          <w:sz w:val="24"/>
+        </w:rPr>
+        <w:t>), de acuerdo a la fuente de la información (</w:t>
       </w:r>
       <w:r>
         <w:rPr>
@@ -8293,7 +7893,29 @@
           <w:szCs w:val="32"/>
           <w:lang w:eastAsia="ar-SA"/>
         </w:rPr>
-        <w:t>12 ptos. espaciado posterior</w:t>
+        <w:t xml:space="preserve">12 </w:t>
+      </w:r>
+      <w:proofErr w:type="spellStart"/>
+      <w:r>
+        <w:rPr>
+          <w:rFonts w:ascii="Times New Roman" w:eastAsia="SimSun" w:hAnsi="Times New Roman"/>
+          <w:color w:val="000000" w:themeColor="text1"/>
+          <w:sz w:val="32"/>
+          <w:szCs w:val="32"/>
+          <w:lang w:eastAsia="ar-SA"/>
+        </w:rPr>
+        <w:t>ptos</w:t>
+      </w:r>
+      <w:proofErr w:type="spellEnd"/>
+      <w:r>
+        <w:rPr>
+          <w:rFonts w:ascii="Times New Roman" w:eastAsia="SimSun" w:hAnsi="Times New Roman"/>
+          <w:color w:val="000000" w:themeColor="text1"/>
+          <w:sz w:val="32"/>
+          <w:szCs w:val="32"/>
+          <w:lang w:eastAsia="ar-SA"/>
+        </w:rPr>
+        <w:t>. espaciado posterior</w:t>
       </w:r>
       <w:r>
         <w:rPr>
@@ -9093,7 +8715,29 @@
           <w:szCs w:val="32"/>
           <w:lang w:eastAsia="ar-SA"/>
         </w:rPr>
-        <w:t>(12 ptos. espaciado posterior)</w:t>
+        <w:t xml:space="preserve">(12 </w:t>
+      </w:r>
+      <w:proofErr w:type="spellStart"/>
+      <w:r>
+        <w:rPr>
+          <w:rFonts w:ascii="Times New Roman" w:eastAsia="SimSun" w:hAnsi="Times New Roman"/>
+          <w:color w:val="000000" w:themeColor="text1"/>
+          <w:sz w:val="32"/>
+          <w:szCs w:val="32"/>
+          <w:lang w:eastAsia="ar-SA"/>
+        </w:rPr>
+        <w:t>ptos</w:t>
+      </w:r>
+      <w:proofErr w:type="spellEnd"/>
+      <w:r>
+        <w:rPr>
+          <w:rFonts w:ascii="Times New Roman" w:eastAsia="SimSun" w:hAnsi="Times New Roman"/>
+          <w:color w:val="000000" w:themeColor="text1"/>
+          <w:sz w:val="32"/>
+          <w:szCs w:val="32"/>
+          <w:lang w:eastAsia="ar-SA"/>
+        </w:rPr>
+        <w:t>. espaciado posterior)</w:t>
       </w:r>
     </w:p>
     <w:p>
@@ -9534,7 +9178,31 @@
           <w:szCs w:val="32"/>
           <w:lang w:eastAsia="ar-SA"/>
         </w:rPr>
-        <w:t>(12 ptos. espaciado posterior</w:t>
+        <w:t xml:space="preserve">(12 </w:t>
+      </w:r>
+      <w:proofErr w:type="spellStart"/>
+      <w:r>
+        <w:rPr>
+          <w:rFonts w:eastAsia="SimSun"/>
+          <w:b/>
+          <w:color w:val="000000" w:themeColor="text1"/>
+          <w:sz w:val="32"/>
+          <w:szCs w:val="32"/>
+          <w:lang w:eastAsia="ar-SA"/>
+        </w:rPr>
+        <w:t>ptos</w:t>
+      </w:r>
+      <w:proofErr w:type="spellEnd"/>
+      <w:r>
+        <w:rPr>
+          <w:rFonts w:eastAsia="SimSun"/>
+          <w:b/>
+          <w:color w:val="000000" w:themeColor="text1"/>
+          <w:sz w:val="32"/>
+          <w:szCs w:val="32"/>
+          <w:lang w:eastAsia="ar-SA"/>
+        </w:rPr>
+        <w:t>. espaciado posterior</w:t>
       </w:r>
       <w:r>
         <w:rPr>
@@ -9826,7 +9494,43 @@
           <w:rFonts w:eastAsia="Batang"/>
           <w:sz w:val="24"/>
         </w:rPr>
-        <w:t xml:space="preserve"> El interlineado será 1.0 y 6 ptos. espaciado posterior entre cada referencia: ejemplo</w:t>
+        <w:t xml:space="preserve"> El interlineado será 1.0 y 6 </w:t>
+      </w:r>
+      <w:proofErr w:type="spellStart"/>
+      <w:r>
+        <w:rPr>
+          <w:rStyle w:val="TEXTOART"/>
+          <w:rFonts w:eastAsia="Batang"/>
+          <w:sz w:val="24"/>
+        </w:rPr>
+        <w:t>ptos</w:t>
+      </w:r>
+      <w:proofErr w:type="spellEnd"/>
+      <w:r>
+        <w:rPr>
+          <w:rStyle w:val="TEXTOART"/>
+          <w:rFonts w:eastAsia="Batang"/>
+          <w:sz w:val="24"/>
+        </w:rPr>
+        <w:t xml:space="preserve">. </w:t>
+      </w:r>
+      <w:proofErr w:type="gramStart"/>
+      <w:r>
+        <w:rPr>
+          <w:rStyle w:val="TEXTOART"/>
+          <w:rFonts w:eastAsia="Batang"/>
+          <w:sz w:val="24"/>
+        </w:rPr>
+        <w:t>espaciado</w:t>
+      </w:r>
+      <w:proofErr w:type="gramEnd"/>
+      <w:r>
+        <w:rPr>
+          <w:rStyle w:val="TEXTOART"/>
+          <w:rFonts w:eastAsia="Batang"/>
+          <w:sz w:val="24"/>
+        </w:rPr>
+        <w:t xml:space="preserve"> posterior entre cada referencia: ejemplo</w:t>
       </w:r>
     </w:p>
     <w:p>
@@ -9910,6 +9614,7 @@
           <w:lang w:val="es-EC" w:eastAsia="en-US"/>
         </w:rPr>
       </w:pPr>
+      <w:proofErr w:type="spellStart"/>
       <w:r>
         <w:rPr>
           <w:rFonts w:ascii="Times New Roman" w:eastAsiaTheme="minorHAnsi" w:hAnsi="Times New Roman"/>
@@ -9917,7 +9622,47 @@
           <w:szCs w:val="24"/>
           <w:lang w:val="es-EC" w:eastAsia="en-US"/>
         </w:rPr>
-        <w:t>Autor,_X._Y._(AÑO). Título del artículo._</w:t>
+        <w:t>Autor</w:t>
+      </w:r>
+      <w:proofErr w:type="gramStart"/>
+      <w:r>
+        <w:rPr>
+          <w:rFonts w:ascii="Times New Roman" w:eastAsiaTheme="minorHAnsi" w:hAnsi="Times New Roman"/>
+          <w:color w:val="auto"/>
+          <w:szCs w:val="24"/>
+          <w:lang w:val="es-EC" w:eastAsia="en-US"/>
+        </w:rPr>
+        <w:t>,_</w:t>
+      </w:r>
+      <w:proofErr w:type="gramEnd"/>
+      <w:r>
+        <w:rPr>
+          <w:rFonts w:ascii="Times New Roman" w:eastAsiaTheme="minorHAnsi" w:hAnsi="Times New Roman"/>
+          <w:color w:val="auto"/>
+          <w:szCs w:val="24"/>
+          <w:lang w:val="es-EC" w:eastAsia="en-US"/>
+        </w:rPr>
+        <w:t>X._Y</w:t>
+      </w:r>
+      <w:proofErr w:type="spellEnd"/>
+      <w:r>
+        <w:rPr>
+          <w:rFonts w:ascii="Times New Roman" w:eastAsiaTheme="minorHAnsi" w:hAnsi="Times New Roman"/>
+          <w:color w:val="auto"/>
+          <w:szCs w:val="24"/>
+          <w:lang w:val="es-EC" w:eastAsia="en-US"/>
+        </w:rPr>
+        <w:t xml:space="preserve">._(AÑO). Título del </w:t>
+      </w:r>
+      <w:proofErr w:type="spellStart"/>
+      <w:r>
+        <w:rPr>
+          <w:rFonts w:ascii="Times New Roman" w:eastAsiaTheme="minorHAnsi" w:hAnsi="Times New Roman"/>
+          <w:color w:val="auto"/>
+          <w:szCs w:val="24"/>
+          <w:lang w:val="es-EC" w:eastAsia="en-US"/>
+        </w:rPr>
+        <w:t>artículo._</w:t>
       </w:r>
       <w:r>
         <w:rPr>
@@ -9928,16 +9673,85 @@
           <w:szCs w:val="24"/>
           <w:lang w:val="es-EC" w:eastAsia="en-US"/>
         </w:rPr>
-        <w:t>Título de la revista,_Volumen</w:t>
-      </w:r>
+        <w:t>Título</w:t>
+      </w:r>
+      <w:proofErr w:type="spellEnd"/>
       <w:r>
         <w:rPr>
           <w:rFonts w:ascii="Times New Roman" w:eastAsiaTheme="minorHAnsi" w:hAnsi="Times New Roman"/>
+          <w:i/>
+          <w:iCs/>
           <w:color w:val="auto"/>
           <w:szCs w:val="24"/>
           <w:lang w:val="es-EC" w:eastAsia="en-US"/>
         </w:rPr>
-        <w:t>(número),_pp-pp.</w:t>
+        <w:t xml:space="preserve"> de la </w:t>
+      </w:r>
+      <w:proofErr w:type="spellStart"/>
+      <w:r>
+        <w:rPr>
+          <w:rFonts w:ascii="Times New Roman" w:eastAsiaTheme="minorHAnsi" w:hAnsi="Times New Roman"/>
+          <w:i/>
+          <w:iCs/>
+          <w:color w:val="auto"/>
+          <w:szCs w:val="24"/>
+          <w:lang w:val="es-EC" w:eastAsia="en-US"/>
+        </w:rPr>
+        <w:t>revista</w:t>
+      </w:r>
+      <w:proofErr w:type="gramStart"/>
+      <w:r>
+        <w:rPr>
+          <w:rFonts w:ascii="Times New Roman" w:eastAsiaTheme="minorHAnsi" w:hAnsi="Times New Roman"/>
+          <w:i/>
+          <w:iCs/>
+          <w:color w:val="auto"/>
+          <w:szCs w:val="24"/>
+          <w:lang w:val="es-EC" w:eastAsia="en-US"/>
+        </w:rPr>
+        <w:t>,_</w:t>
+      </w:r>
+      <w:proofErr w:type="gramEnd"/>
+      <w:r>
+        <w:rPr>
+          <w:rFonts w:ascii="Times New Roman" w:eastAsiaTheme="minorHAnsi" w:hAnsi="Times New Roman"/>
+          <w:i/>
+          <w:iCs/>
+          <w:color w:val="auto"/>
+          <w:szCs w:val="24"/>
+          <w:lang w:val="es-EC" w:eastAsia="en-US"/>
+        </w:rPr>
+        <w:t>Volumen</w:t>
+      </w:r>
+      <w:proofErr w:type="spellEnd"/>
+      <w:r>
+        <w:rPr>
+          <w:rFonts w:ascii="Times New Roman" w:eastAsiaTheme="minorHAnsi" w:hAnsi="Times New Roman"/>
+          <w:color w:val="auto"/>
+          <w:szCs w:val="24"/>
+          <w:lang w:val="es-EC" w:eastAsia="en-US"/>
+        </w:rPr>
+        <w:t>(número),_</w:t>
+      </w:r>
+      <w:proofErr w:type="spellStart"/>
+      <w:r>
+        <w:rPr>
+          <w:rFonts w:ascii="Times New Roman" w:eastAsiaTheme="minorHAnsi" w:hAnsi="Times New Roman"/>
+          <w:color w:val="auto"/>
+          <w:szCs w:val="24"/>
+          <w:lang w:val="es-EC" w:eastAsia="en-US"/>
+        </w:rPr>
+        <w:t>pp</w:t>
+      </w:r>
+      <w:proofErr w:type="spellEnd"/>
+      <w:r>
+        <w:rPr>
+          <w:rFonts w:ascii="Times New Roman" w:eastAsiaTheme="minorHAnsi" w:hAnsi="Times New Roman"/>
+          <w:color w:val="auto"/>
+          <w:szCs w:val="24"/>
+          <w:lang w:val="es-EC" w:eastAsia="en-US"/>
+        </w:rPr>
+        <w:t>-pp.</w:t>
       </w:r>
     </w:p>
     <w:p>
@@ -9970,7 +9784,34 @@
           <w:sz w:val="24"/>
           <w:lang w:val="es-EC" w:eastAsia="en-US"/>
         </w:rPr>
-        <w:t>Autor1,_X._Y.,_&amp;_Autor2,_X._Y._(AÑO)._Título del artículo._</w:t>
+        <w:t>Autor1</w:t>
+      </w:r>
+      <w:proofErr w:type="gramStart"/>
+      <w:r>
+        <w:rPr>
+          <w:rFonts w:eastAsiaTheme="minorHAnsi"/>
+          <w:sz w:val="24"/>
+          <w:lang w:val="es-EC" w:eastAsia="en-US"/>
+        </w:rPr>
+        <w:t>,_</w:t>
+      </w:r>
+      <w:proofErr w:type="gramEnd"/>
+      <w:r>
+        <w:rPr>
+          <w:rFonts w:eastAsiaTheme="minorHAnsi"/>
+          <w:sz w:val="24"/>
+          <w:lang w:val="es-EC" w:eastAsia="en-US"/>
+        </w:rPr>
+        <w:t xml:space="preserve">X._Y.,_&amp;_Autor2,_X._Y._(AÑO)._Título del </w:t>
+      </w:r>
+      <w:proofErr w:type="spellStart"/>
+      <w:r>
+        <w:rPr>
+          <w:rFonts w:eastAsiaTheme="minorHAnsi"/>
+          <w:sz w:val="24"/>
+          <w:lang w:val="es-EC" w:eastAsia="en-US"/>
+        </w:rPr>
+        <w:t>artículo._</w:t>
       </w:r>
       <w:r>
         <w:rPr>
@@ -9980,15 +9821,56 @@
           <w:sz w:val="24"/>
           <w:lang w:val="es-EC" w:eastAsia="en-US"/>
         </w:rPr>
-        <w:t>Título de la revista,_Volumen</w:t>
-      </w:r>
+        <w:t>Título</w:t>
+      </w:r>
+      <w:proofErr w:type="spellEnd"/>
       <w:r>
         <w:rPr>
           <w:rFonts w:eastAsiaTheme="minorHAnsi"/>
-          <w:sz w:val="24"/>
-          <w:lang w:val="es-EC" w:eastAsia="en-US"/>
-        </w:rPr>
-        <w:t>(número),_pp-pp.</w:t>
+          <w:i/>
+          <w:iCs/>
+          <w:sz w:val="24"/>
+          <w:lang w:val="es-EC" w:eastAsia="en-US"/>
+        </w:rPr>
+        <w:t xml:space="preserve"> de la </w:t>
+      </w:r>
+      <w:proofErr w:type="spellStart"/>
+      <w:r>
+        <w:rPr>
+          <w:rFonts w:eastAsiaTheme="minorHAnsi"/>
+          <w:i/>
+          <w:iCs/>
+          <w:sz w:val="24"/>
+          <w:lang w:val="es-EC" w:eastAsia="en-US"/>
+        </w:rPr>
+        <w:t>revista,_Volumen</w:t>
+      </w:r>
+      <w:proofErr w:type="spellEnd"/>
+      <w:r>
+        <w:rPr>
+          <w:rFonts w:eastAsiaTheme="minorHAnsi"/>
+          <w:sz w:val="24"/>
+          <w:lang w:val="es-EC" w:eastAsia="en-US"/>
+        </w:rPr>
+        <w:t>(número),_</w:t>
+      </w:r>
+      <w:proofErr w:type="spellStart"/>
+      <w:r>
+        <w:rPr>
+          <w:rFonts w:eastAsiaTheme="minorHAnsi"/>
+          <w:sz w:val="24"/>
+          <w:lang w:val="es-EC" w:eastAsia="en-US"/>
+        </w:rPr>
+        <w:t>pp</w:t>
+      </w:r>
+      <w:proofErr w:type="spellEnd"/>
+      <w:r>
+        <w:rPr>
+          <w:rFonts w:eastAsiaTheme="minorHAnsi"/>
+          <w:sz w:val="24"/>
+          <w:lang w:val="es-EC" w:eastAsia="en-US"/>
+        </w:rPr>
+        <w:t>-pp.</w:t>
       </w:r>
     </w:p>
     <w:p>
@@ -10028,12 +9910,133 @@
                 <w:szCs w:val="24"/>
               </w:rPr>
             </w:pPr>
+            <w:proofErr w:type="spellStart"/>
             <w:r>
               <w:rPr>
                 <w:sz w:val="24"/>
                 <w:szCs w:val="24"/>
               </w:rPr>
-              <w:t xml:space="preserve">Ainscow, M., &amp; Sandill, A. (2010). Developing inclusive education systems: the role of organisational cultures and leadership. </w:t>
+              <w:t>Ainscow</w:t>
+            </w:r>
+            <w:proofErr w:type="spellEnd"/>
+            <w:r>
+              <w:rPr>
+                <w:sz w:val="24"/>
+                <w:szCs w:val="24"/>
+              </w:rPr>
+              <w:t xml:space="preserve">, M., &amp; </w:t>
+            </w:r>
+            <w:proofErr w:type="spellStart"/>
+            <w:r>
+              <w:rPr>
+                <w:sz w:val="24"/>
+                <w:szCs w:val="24"/>
+              </w:rPr>
+              <w:t>Sandill</w:t>
+            </w:r>
+            <w:proofErr w:type="spellEnd"/>
+            <w:r>
+              <w:rPr>
+                <w:sz w:val="24"/>
+                <w:szCs w:val="24"/>
+              </w:rPr>
+              <w:t xml:space="preserve">, A. (2010). </w:t>
+            </w:r>
+            <w:proofErr w:type="spellStart"/>
+            <w:r>
+              <w:rPr>
+                <w:sz w:val="24"/>
+                <w:szCs w:val="24"/>
+              </w:rPr>
+              <w:t>Developing</w:t>
+            </w:r>
+            <w:proofErr w:type="spellEnd"/>
+            <w:r>
+              <w:rPr>
+                <w:sz w:val="24"/>
+                <w:szCs w:val="24"/>
+              </w:rPr>
+              <w:t xml:space="preserve"> inclusive </w:t>
+            </w:r>
+            <w:proofErr w:type="spellStart"/>
+            <w:r>
+              <w:rPr>
+                <w:sz w:val="24"/>
+                <w:szCs w:val="24"/>
+              </w:rPr>
+              <w:t>education</w:t>
+            </w:r>
+            <w:proofErr w:type="spellEnd"/>
+            <w:r>
+              <w:rPr>
+                <w:sz w:val="24"/>
+                <w:szCs w:val="24"/>
+              </w:rPr>
+              <w:t xml:space="preserve"> </w:t>
+            </w:r>
+            <w:proofErr w:type="spellStart"/>
+            <w:r>
+              <w:rPr>
+                <w:sz w:val="24"/>
+                <w:szCs w:val="24"/>
+              </w:rPr>
+              <w:t>systems</w:t>
+            </w:r>
+            <w:proofErr w:type="spellEnd"/>
+            <w:r>
+              <w:rPr>
+                <w:sz w:val="24"/>
+                <w:szCs w:val="24"/>
+              </w:rPr>
+              <w:t xml:space="preserve">: </w:t>
+            </w:r>
+            <w:proofErr w:type="spellStart"/>
+            <w:r>
+              <w:rPr>
+                <w:sz w:val="24"/>
+                <w:szCs w:val="24"/>
+              </w:rPr>
+              <w:t>the</w:t>
+            </w:r>
+            <w:proofErr w:type="spellEnd"/>
+            <w:r>
+              <w:rPr>
+                <w:sz w:val="24"/>
+                <w:szCs w:val="24"/>
+              </w:rPr>
+              <w:t xml:space="preserve"> role of </w:t>
+            </w:r>
+            <w:proofErr w:type="spellStart"/>
+            <w:r>
+              <w:rPr>
+                <w:sz w:val="24"/>
+                <w:szCs w:val="24"/>
+              </w:rPr>
+              <w:t>organisational</w:t>
+            </w:r>
+            <w:proofErr w:type="spellEnd"/>
+            <w:r>
+              <w:rPr>
+                <w:sz w:val="24"/>
+                <w:szCs w:val="24"/>
+              </w:rPr>
+              <w:t xml:space="preserve"> cultures and </w:t>
+            </w:r>
+            <w:proofErr w:type="spellStart"/>
+            <w:r>
+              <w:rPr>
+                <w:sz w:val="24"/>
+                <w:szCs w:val="24"/>
+              </w:rPr>
+              <w:t>leadership</w:t>
+            </w:r>
+            <w:proofErr w:type="spellEnd"/>
+            <w:r>
+              <w:rPr>
+                <w:sz w:val="24"/>
+                <w:szCs w:val="24"/>
+              </w:rPr>
+              <w:t xml:space="preserve">. </w:t>
             </w:r>
             <w:r>
               <w:rPr>
@@ -10041,8 +10044,36 @@
                 <w:sz w:val="24"/>
                 <w:szCs w:val="24"/>
               </w:rPr>
-              <w:t>International Journal of Inclusive Education</w:t>
+              <w:t xml:space="preserve">International </w:t>
             </w:r>
+            <w:proofErr w:type="spellStart"/>
+            <w:r>
+              <w:rPr>
+                <w:i/>
+                <w:sz w:val="24"/>
+                <w:szCs w:val="24"/>
+              </w:rPr>
+              <w:t>Journal</w:t>
+            </w:r>
+            <w:proofErr w:type="spellEnd"/>
+            <w:r>
+              <w:rPr>
+                <w:i/>
+                <w:sz w:val="24"/>
+                <w:szCs w:val="24"/>
+              </w:rPr>
+              <w:t xml:space="preserve"> of Inclusive </w:t>
+            </w:r>
+            <w:proofErr w:type="spellStart"/>
+            <w:r>
+              <w:rPr>
+                <w:i/>
+                <w:sz w:val="24"/>
+                <w:szCs w:val="24"/>
+              </w:rPr>
+              <w:t>Education</w:t>
+            </w:r>
+            <w:proofErr w:type="spellEnd"/>
             <w:r>
               <w:rPr>
                 <w:sz w:val="24"/>
@@ -10097,7 +10128,27 @@
           <w:szCs w:val="24"/>
           <w:lang w:val="es-EC" w:eastAsia="en-US"/>
         </w:rPr>
-        <w:t>Es opcional presentar el doi  (</w:t>
+        <w:t xml:space="preserve">Es opcional presentar el </w:t>
+      </w:r>
+      <w:proofErr w:type="spellStart"/>
+      <w:r>
+        <w:rPr>
+          <w:rFonts w:ascii="Times New Roman" w:eastAsiaTheme="minorHAnsi" w:hAnsi="Times New Roman"/>
+          <w:color w:val="auto"/>
+          <w:szCs w:val="24"/>
+          <w:lang w:val="es-EC" w:eastAsia="en-US"/>
+        </w:rPr>
+        <w:t>doi</w:t>
+      </w:r>
+      <w:proofErr w:type="spellEnd"/>
+      <w:r>
+        <w:rPr>
+          <w:rFonts w:ascii="Times New Roman" w:eastAsiaTheme="minorHAnsi" w:hAnsi="Times New Roman"/>
+          <w:color w:val="auto"/>
+          <w:szCs w:val="24"/>
+          <w:lang w:val="es-EC" w:eastAsia="en-US"/>
+        </w:rPr>
+        <w:t xml:space="preserve">  (</w:t>
       </w:r>
       <w:r>
         <w:rPr>
@@ -10105,14 +10156,42 @@
           <w:color w:val="222222"/>
           <w:shd w:val="clear" w:color="auto" w:fill="FFFFFF"/>
         </w:rPr>
-        <w:t>digital object identifier</w:t>
-      </w:r>
+        <w:t xml:space="preserve">digital </w:t>
+      </w:r>
+      <w:proofErr w:type="spellStart"/>
       <w:r>
         <w:rPr>
           <w:rFonts w:ascii="Times New Roman" w:hAnsi="Times New Roman"/>
           <w:color w:val="222222"/>
           <w:shd w:val="clear" w:color="auto" w:fill="FFFFFF"/>
         </w:rPr>
+        <w:t>object</w:t>
+      </w:r>
+      <w:proofErr w:type="spellEnd"/>
+      <w:r>
+        <w:rPr>
+          <w:rFonts w:ascii="Times New Roman" w:hAnsi="Times New Roman"/>
+          <w:color w:val="222222"/>
+          <w:shd w:val="clear" w:color="auto" w:fill="FFFFFF"/>
+        </w:rPr>
+        <w:t xml:space="preserve"> </w:t>
+      </w:r>
+      <w:proofErr w:type="spellStart"/>
+      <w:r>
+        <w:rPr>
+          <w:rFonts w:ascii="Times New Roman" w:hAnsi="Times New Roman"/>
+          <w:color w:val="222222"/>
+          <w:shd w:val="clear" w:color="auto" w:fill="FFFFFF"/>
+        </w:rPr>
+        <w:t>identifier</w:t>
+      </w:r>
+      <w:proofErr w:type="spellEnd"/>
+      <w:r>
+        <w:rPr>
+          <w:rFonts w:ascii="Times New Roman" w:hAnsi="Times New Roman"/>
+          <w:color w:val="222222"/>
+          <w:shd w:val="clear" w:color="auto" w:fill="FFFFFF"/>
+        </w:rPr>
         <w:t>).</w:t>
       </w:r>
     </w:p>
@@ -10138,6 +10217,7 @@
           <w:lang w:val="es-EC" w:eastAsia="en-US"/>
         </w:rPr>
       </w:pPr>
+      <w:proofErr w:type="spellStart"/>
       <w:r>
         <w:rPr>
           <w:rFonts w:ascii="Times New Roman" w:eastAsiaTheme="minorHAnsi" w:hAnsi="Times New Roman"/>
@@ -10145,7 +10225,47 @@
           <w:szCs w:val="24"/>
           <w:lang w:val="es-EC" w:eastAsia="en-US"/>
         </w:rPr>
-        <w:t>Autor,_X._Y._(AÑO). Título del artículo._</w:t>
+        <w:t>Autor</w:t>
+      </w:r>
+      <w:proofErr w:type="gramStart"/>
+      <w:r>
+        <w:rPr>
+          <w:rFonts w:ascii="Times New Roman" w:eastAsiaTheme="minorHAnsi" w:hAnsi="Times New Roman"/>
+          <w:color w:val="auto"/>
+          <w:szCs w:val="24"/>
+          <w:lang w:val="es-EC" w:eastAsia="en-US"/>
+        </w:rPr>
+        <w:t>,_</w:t>
+      </w:r>
+      <w:proofErr w:type="gramEnd"/>
+      <w:r>
+        <w:rPr>
+          <w:rFonts w:ascii="Times New Roman" w:eastAsiaTheme="minorHAnsi" w:hAnsi="Times New Roman"/>
+          <w:color w:val="auto"/>
+          <w:szCs w:val="24"/>
+          <w:lang w:val="es-EC" w:eastAsia="en-US"/>
+        </w:rPr>
+        <w:t>X._Y</w:t>
+      </w:r>
+      <w:proofErr w:type="spellEnd"/>
+      <w:r>
+        <w:rPr>
+          <w:rFonts w:ascii="Times New Roman" w:eastAsiaTheme="minorHAnsi" w:hAnsi="Times New Roman"/>
+          <w:color w:val="auto"/>
+          <w:szCs w:val="24"/>
+          <w:lang w:val="es-EC" w:eastAsia="en-US"/>
+        </w:rPr>
+        <w:t xml:space="preserve">._(AÑO). Título del </w:t>
+      </w:r>
+      <w:proofErr w:type="spellStart"/>
+      <w:r>
+        <w:rPr>
+          <w:rFonts w:ascii="Times New Roman" w:eastAsiaTheme="minorHAnsi" w:hAnsi="Times New Roman"/>
+          <w:color w:val="auto"/>
+          <w:szCs w:val="24"/>
+          <w:lang w:val="es-EC" w:eastAsia="en-US"/>
+        </w:rPr>
+        <w:t>artículo._</w:t>
       </w:r>
       <w:r>
         <w:rPr>
@@ -10156,26 +10276,97 @@
           <w:szCs w:val="24"/>
           <w:lang w:val="es-EC" w:eastAsia="en-US"/>
         </w:rPr>
-        <w:t>Título de la revista,_Volumen</w:t>
-      </w:r>
+        <w:t>Título</w:t>
+      </w:r>
+      <w:proofErr w:type="spellEnd"/>
       <w:r>
         <w:rPr>
           <w:rFonts w:ascii="Times New Roman" w:eastAsiaTheme="minorHAnsi" w:hAnsi="Times New Roman"/>
+          <w:i/>
+          <w:iCs/>
           <w:color w:val="auto"/>
           <w:szCs w:val="24"/>
           <w:lang w:val="es-EC" w:eastAsia="en-US"/>
         </w:rPr>
-        <w:t>(número),_pp-pp.</w:t>
-      </w:r>
+        <w:t xml:space="preserve"> de la </w:t>
+      </w:r>
+      <w:proofErr w:type="spellStart"/>
       <w:r>
         <w:rPr>
           <w:rFonts w:ascii="Times New Roman" w:eastAsiaTheme="minorHAnsi" w:hAnsi="Times New Roman"/>
+          <w:i/>
+          <w:iCs/>
           <w:color w:val="auto"/>
           <w:szCs w:val="24"/>
           <w:lang w:val="es-EC" w:eastAsia="en-US"/>
         </w:rPr>
+        <w:t>revista</w:t>
+      </w:r>
+      <w:proofErr w:type="gramStart"/>
+      <w:r>
+        <w:rPr>
+          <w:rFonts w:ascii="Times New Roman" w:eastAsiaTheme="minorHAnsi" w:hAnsi="Times New Roman"/>
+          <w:i/>
+          <w:iCs/>
+          <w:color w:val="auto"/>
+          <w:szCs w:val="24"/>
+          <w:lang w:val="es-EC" w:eastAsia="en-US"/>
+        </w:rPr>
+        <w:t>,_</w:t>
+      </w:r>
+      <w:proofErr w:type="gramEnd"/>
+      <w:r>
+        <w:rPr>
+          <w:rFonts w:ascii="Times New Roman" w:eastAsiaTheme="minorHAnsi" w:hAnsi="Times New Roman"/>
+          <w:i/>
+          <w:iCs/>
+          <w:color w:val="auto"/>
+          <w:szCs w:val="24"/>
+          <w:lang w:val="es-EC" w:eastAsia="en-US"/>
+        </w:rPr>
+        <w:t>Volumen</w:t>
+      </w:r>
+      <w:proofErr w:type="spellEnd"/>
+      <w:r>
+        <w:rPr>
+          <w:rFonts w:ascii="Times New Roman" w:eastAsiaTheme="minorHAnsi" w:hAnsi="Times New Roman"/>
+          <w:color w:val="auto"/>
+          <w:szCs w:val="24"/>
+          <w:lang w:val="es-EC" w:eastAsia="en-US"/>
+        </w:rPr>
+        <w:t>(número),_</w:t>
+      </w:r>
+      <w:proofErr w:type="spellStart"/>
+      <w:r>
+        <w:rPr>
+          <w:rFonts w:ascii="Times New Roman" w:eastAsiaTheme="minorHAnsi" w:hAnsi="Times New Roman"/>
+          <w:color w:val="auto"/>
+          <w:szCs w:val="24"/>
+          <w:lang w:val="es-EC" w:eastAsia="en-US"/>
+        </w:rPr>
+        <w:t>pp</w:t>
+      </w:r>
+      <w:proofErr w:type="spellEnd"/>
+      <w:r>
+        <w:rPr>
+          <w:rFonts w:ascii="Times New Roman" w:eastAsiaTheme="minorHAnsi" w:hAnsi="Times New Roman"/>
+          <w:color w:val="auto"/>
+          <w:szCs w:val="24"/>
+          <w:lang w:val="es-EC" w:eastAsia="en-US"/>
+        </w:rPr>
+        <w:t>-pp.</w:t>
+      </w:r>
+      <w:r>
+        <w:rPr>
+          <w:rFonts w:ascii="Times New Roman" w:eastAsiaTheme="minorHAnsi" w:hAnsi="Times New Roman"/>
+          <w:color w:val="auto"/>
+          <w:szCs w:val="24"/>
+          <w:lang w:val="es-EC" w:eastAsia="en-US"/>
+        </w:rPr>
         <w:t xml:space="preserve"> </w:t>
       </w:r>
+      <w:proofErr w:type="spellStart"/>
+      <w:proofErr w:type="gramStart"/>
       <w:r>
         <w:rPr>
           <w:rFonts w:ascii="Times New Roman" w:eastAsiaTheme="minorHAnsi" w:hAnsi="Times New Roman"/>
@@ -10194,6 +10385,8 @@
         </w:rPr>
         <w:t>oi</w:t>
       </w:r>
+      <w:proofErr w:type="spellEnd"/>
+      <w:proofErr w:type="gramEnd"/>
       <w:r>
         <w:rPr>
           <w:rFonts w:ascii="Times New Roman" w:eastAsiaTheme="minorHAnsi" w:hAnsi="Times New Roman"/>
@@ -10201,8 +10394,19 @@
           <w:szCs w:val="24"/>
           <w:lang w:val="es-EC" w:eastAsia="en-US"/>
         </w:rPr>
-        <w:t>: xxxx</w:t>
-      </w:r>
+        <w:t xml:space="preserve">: </w:t>
+      </w:r>
+      <w:proofErr w:type="spellStart"/>
+      <w:r>
+        <w:rPr>
+          <w:rFonts w:ascii="Times New Roman" w:eastAsiaTheme="minorHAnsi" w:hAnsi="Times New Roman"/>
+          <w:color w:val="auto"/>
+          <w:szCs w:val="24"/>
+          <w:lang w:val="es-EC" w:eastAsia="en-US"/>
+        </w:rPr>
+        <w:t>xxxx</w:t>
+      </w:r>
+      <w:proofErr w:type="spellEnd"/>
     </w:p>
     <w:p>
       <w:pPr>
@@ -10242,13 +10446,103 @@
                 <w:lang w:val="es-EC" w:eastAsia="en-US"/>
               </w:rPr>
             </w:pPr>
+            <w:proofErr w:type="spellStart"/>
             <w:r>
               <w:rPr>
                 <w:rFonts w:ascii="Times New Roman" w:hAnsi="Times New Roman"/>
                 <w:color w:val="000000" w:themeColor="text1"/>
               </w:rPr>
-              <w:t xml:space="preserve">Baddeley, A. (2003). Working memory and language: an overview. </w:t>
+              <w:t>Baddeley</w:t>
             </w:r>
+            <w:proofErr w:type="spellEnd"/>
+            <w:r>
+              <w:rPr>
+                <w:rFonts w:ascii="Times New Roman" w:hAnsi="Times New Roman"/>
+                <w:color w:val="000000" w:themeColor="text1"/>
+              </w:rPr>
+              <w:t xml:space="preserve">, A. (2003). </w:t>
+            </w:r>
+            <w:proofErr w:type="spellStart"/>
+            <w:r>
+              <w:rPr>
+                <w:rFonts w:ascii="Times New Roman" w:hAnsi="Times New Roman"/>
+                <w:color w:val="000000" w:themeColor="text1"/>
+              </w:rPr>
+              <w:t>Working</w:t>
+            </w:r>
+            <w:proofErr w:type="spellEnd"/>
+            <w:r>
+              <w:rPr>
+                <w:rFonts w:ascii="Times New Roman" w:hAnsi="Times New Roman"/>
+                <w:color w:val="000000" w:themeColor="text1"/>
+              </w:rPr>
+              <w:t xml:space="preserve"> </w:t>
+            </w:r>
+            <w:proofErr w:type="spellStart"/>
+            <w:r>
+              <w:rPr>
+                <w:rFonts w:ascii="Times New Roman" w:hAnsi="Times New Roman"/>
+                <w:color w:val="000000" w:themeColor="text1"/>
+              </w:rPr>
+              <w:t>memory</w:t>
+            </w:r>
+            <w:proofErr w:type="spellEnd"/>
+            <w:r>
+              <w:rPr>
+                <w:rFonts w:ascii="Times New Roman" w:hAnsi="Times New Roman"/>
+                <w:color w:val="000000" w:themeColor="text1"/>
+              </w:rPr>
+              <w:t xml:space="preserve"> and </w:t>
+            </w:r>
+            <w:proofErr w:type="spellStart"/>
+            <w:r>
+              <w:rPr>
+                <w:rFonts w:ascii="Times New Roman" w:hAnsi="Times New Roman"/>
+                <w:color w:val="000000" w:themeColor="text1"/>
+              </w:rPr>
+              <w:t>language</w:t>
+            </w:r>
+            <w:proofErr w:type="spellEnd"/>
+            <w:r>
+              <w:rPr>
+                <w:rFonts w:ascii="Times New Roman" w:hAnsi="Times New Roman"/>
+                <w:color w:val="000000" w:themeColor="text1"/>
+              </w:rPr>
+              <w:t xml:space="preserve">: </w:t>
+            </w:r>
+            <w:proofErr w:type="spellStart"/>
+            <w:r>
+              <w:rPr>
+                <w:rFonts w:ascii="Times New Roman" w:hAnsi="Times New Roman"/>
+                <w:color w:val="000000" w:themeColor="text1"/>
+              </w:rPr>
+              <w:t>an</w:t>
+            </w:r>
+            <w:proofErr w:type="spellEnd"/>
+            <w:r>
+              <w:rPr>
+                <w:rFonts w:ascii="Times New Roman" w:hAnsi="Times New Roman"/>
+                <w:color w:val="000000" w:themeColor="text1"/>
+              </w:rPr>
+              <w:t xml:space="preserve"> </w:t>
+            </w:r>
+            <w:proofErr w:type="spellStart"/>
+            <w:r>
+              <w:rPr>
+                <w:rFonts w:ascii="Times New Roman" w:hAnsi="Times New Roman"/>
+                <w:color w:val="000000" w:themeColor="text1"/>
+              </w:rPr>
+              <w:t>overview</w:t>
+            </w:r>
+            <w:proofErr w:type="spellEnd"/>
+            <w:r>
+              <w:rPr>
+                <w:rFonts w:ascii="Times New Roman" w:hAnsi="Times New Roman"/>
+                <w:color w:val="000000" w:themeColor="text1"/>
+              </w:rPr>
+              <w:t xml:space="preserve">. </w:t>
+            </w:r>
+            <w:proofErr w:type="spellStart"/>
             <w:r>
               <w:rPr>
                 <w:rFonts w:ascii="Times New Roman" w:hAnsi="Times New Roman"/>
@@ -10263,7 +10557,52 @@
                 <w:i/>
                 <w:color w:val="000000" w:themeColor="text1"/>
               </w:rPr>
-              <w:t>rnal of Communication Disorders,</w:t>
+              <w:t>rnal</w:t>
+            </w:r>
+            <w:proofErr w:type="spellEnd"/>
+            <w:r>
+              <w:rPr>
+                <w:rFonts w:ascii="Times New Roman" w:hAnsi="Times New Roman"/>
+                <w:i/>
+                <w:color w:val="000000" w:themeColor="text1"/>
+              </w:rPr>
+              <w:t xml:space="preserve"> of </w:t>
+            </w:r>
+            <w:proofErr w:type="spellStart"/>
+            <w:r>
+              <w:rPr>
+                <w:rFonts w:ascii="Times New Roman" w:hAnsi="Times New Roman"/>
+                <w:i/>
+                <w:color w:val="000000" w:themeColor="text1"/>
+              </w:rPr>
+              <w:t>Communication</w:t>
+            </w:r>
+            <w:proofErr w:type="spellEnd"/>
+            <w:r>
+              <w:rPr>
+                <w:rFonts w:ascii="Times New Roman" w:hAnsi="Times New Roman"/>
+                <w:i/>
+                <w:color w:val="000000" w:themeColor="text1"/>
+              </w:rPr>
+              <w:t xml:space="preserve"> </w:t>
+            </w:r>
+            <w:proofErr w:type="spellStart"/>
+            <w:r>
+              <w:rPr>
+                <w:rFonts w:ascii="Times New Roman" w:hAnsi="Times New Roman"/>
+                <w:i/>
+                <w:color w:val="000000" w:themeColor="text1"/>
+              </w:rPr>
+              <w:t>Disorders</w:t>
+            </w:r>
+            <w:proofErr w:type="spellEnd"/>
+            <w:r>
+              <w:rPr>
+                <w:rFonts w:ascii="Times New Roman" w:hAnsi="Times New Roman"/>
+                <w:i/>
+                <w:color w:val="000000" w:themeColor="text1"/>
+              </w:rPr>
+              <w:t>,</w:t>
             </w:r>
             <w:r>
               <w:rPr>
@@ -10382,7 +10721,52 @@
           <w:sz w:val="24"/>
           <w:lang w:val="es-EC" w:eastAsia="en-US"/>
         </w:rPr>
-        <w:t xml:space="preserve">            Autor6,_X._Y.,_._._._Último autor,_X._Y._(AÑO)._Título del artículo._</w:t>
+        <w:t xml:space="preserve">            Autor6</w:t>
+      </w:r>
+      <w:proofErr w:type="gramStart"/>
+      <w:r>
+        <w:rPr>
+          <w:rFonts w:eastAsiaTheme="minorHAnsi"/>
+          <w:sz w:val="24"/>
+          <w:lang w:val="es-EC" w:eastAsia="en-US"/>
+        </w:rPr>
+        <w:t>,_</w:t>
+      </w:r>
+      <w:proofErr w:type="gramEnd"/>
+      <w:r>
+        <w:rPr>
+          <w:rFonts w:eastAsiaTheme="minorHAnsi"/>
+          <w:sz w:val="24"/>
+          <w:lang w:val="es-EC" w:eastAsia="en-US"/>
+        </w:rPr>
+        <w:t xml:space="preserve">X._Y.,_._._._Último </w:t>
+      </w:r>
+      <w:proofErr w:type="spellStart"/>
+      <w:r>
+        <w:rPr>
+          <w:rFonts w:eastAsiaTheme="minorHAnsi"/>
+          <w:sz w:val="24"/>
+          <w:lang w:val="es-EC" w:eastAsia="en-US"/>
+        </w:rPr>
+        <w:t>autor,_X._Y</w:t>
+      </w:r>
+      <w:proofErr w:type="spellEnd"/>
+      <w:r>
+        <w:rPr>
+          <w:rFonts w:eastAsiaTheme="minorHAnsi"/>
+          <w:sz w:val="24"/>
+          <w:lang w:val="es-EC" w:eastAsia="en-US"/>
+        </w:rPr>
+        <w:t xml:space="preserve">._(AÑO)._Título del </w:t>
+      </w:r>
+      <w:proofErr w:type="spellStart"/>
+      <w:r>
+        <w:rPr>
+          <w:rFonts w:eastAsiaTheme="minorHAnsi"/>
+          <w:sz w:val="24"/>
+          <w:lang w:val="es-EC" w:eastAsia="en-US"/>
+        </w:rPr>
+        <w:t>artículo._</w:t>
       </w:r>
       <w:r>
         <w:rPr>
@@ -10392,15 +10776,56 @@
           <w:sz w:val="24"/>
           <w:lang w:val="es-EC" w:eastAsia="en-US"/>
         </w:rPr>
-        <w:t>Título de la revista,_Volumen</w:t>
-      </w:r>
+        <w:t>Título</w:t>
+      </w:r>
+      <w:proofErr w:type="spellEnd"/>
       <w:r>
         <w:rPr>
           <w:rFonts w:eastAsiaTheme="minorHAnsi"/>
-          <w:sz w:val="24"/>
-          <w:lang w:val="es-EC" w:eastAsia="en-US"/>
-        </w:rPr>
-        <w:t>(número),_pp-pp.</w:t>
+          <w:i/>
+          <w:iCs/>
+          <w:sz w:val="24"/>
+          <w:lang w:val="es-EC" w:eastAsia="en-US"/>
+        </w:rPr>
+        <w:t xml:space="preserve"> de la </w:t>
+      </w:r>
+      <w:proofErr w:type="spellStart"/>
+      <w:r>
+        <w:rPr>
+          <w:rFonts w:eastAsiaTheme="minorHAnsi"/>
+          <w:i/>
+          <w:iCs/>
+          <w:sz w:val="24"/>
+          <w:lang w:val="es-EC" w:eastAsia="en-US"/>
+        </w:rPr>
+        <w:t>revista,_Volumen</w:t>
+      </w:r>
+      <w:proofErr w:type="spellEnd"/>
+      <w:r>
+        <w:rPr>
+          <w:rFonts w:eastAsiaTheme="minorHAnsi"/>
+          <w:sz w:val="24"/>
+          <w:lang w:val="es-EC" w:eastAsia="en-US"/>
+        </w:rPr>
+        <w:t>(número),_</w:t>
+      </w:r>
+      <w:proofErr w:type="spellStart"/>
+      <w:r>
+        <w:rPr>
+          <w:rFonts w:eastAsiaTheme="minorHAnsi"/>
+          <w:sz w:val="24"/>
+          <w:lang w:val="es-EC" w:eastAsia="en-US"/>
+        </w:rPr>
+        <w:t>pp</w:t>
+      </w:r>
+      <w:proofErr w:type="spellEnd"/>
+      <w:r>
+        <w:rPr>
+          <w:rFonts w:eastAsiaTheme="minorHAnsi"/>
+          <w:sz w:val="24"/>
+          <w:lang w:val="es-EC" w:eastAsia="en-US"/>
+        </w:rPr>
+        <w:t>-pp.</w:t>
       </w:r>
     </w:p>
     <w:p>
@@ -10450,8 +10875,117 @@
                 <w:lang w:val="es-EC" w:eastAsia="en-US"/>
               </w:rPr>
               <w:lastRenderedPageBreak/>
-              <w:t xml:space="preserve">Moore, E. R., Patel, C. C., Dudek, A., Garnier, J. C., West, K. P., Rousseau, N. M. . . . Peters, P. L. (2005). Cognitions under stress. </w:t>
+              <w:t xml:space="preserve">Moore, E. R., </w:t>
             </w:r>
+            <w:proofErr w:type="spellStart"/>
+            <w:r>
+              <w:rPr>
+                <w:rFonts w:eastAsiaTheme="minorHAnsi"/>
+                <w:sz w:val="24"/>
+                <w:lang w:val="es-EC" w:eastAsia="en-US"/>
+              </w:rPr>
+              <w:t>Patel</w:t>
+            </w:r>
+            <w:proofErr w:type="spellEnd"/>
+            <w:r>
+              <w:rPr>
+                <w:rFonts w:eastAsiaTheme="minorHAnsi"/>
+                <w:sz w:val="24"/>
+                <w:lang w:val="es-EC" w:eastAsia="en-US"/>
+              </w:rPr>
+              <w:t xml:space="preserve">, C. C., </w:t>
+            </w:r>
+            <w:proofErr w:type="spellStart"/>
+            <w:r>
+              <w:rPr>
+                <w:rFonts w:eastAsiaTheme="minorHAnsi"/>
+                <w:sz w:val="24"/>
+                <w:lang w:val="es-EC" w:eastAsia="en-US"/>
+              </w:rPr>
+              <w:t>Dudek</w:t>
+            </w:r>
+            <w:proofErr w:type="spellEnd"/>
+            <w:r>
+              <w:rPr>
+                <w:rFonts w:eastAsiaTheme="minorHAnsi"/>
+                <w:sz w:val="24"/>
+                <w:lang w:val="es-EC" w:eastAsia="en-US"/>
+              </w:rPr>
+              <w:t xml:space="preserve">, A., </w:t>
+            </w:r>
+            <w:proofErr w:type="spellStart"/>
+            <w:r>
+              <w:rPr>
+                <w:rFonts w:eastAsiaTheme="minorHAnsi"/>
+                <w:sz w:val="24"/>
+                <w:lang w:val="es-EC" w:eastAsia="en-US"/>
+              </w:rPr>
+              <w:t>Garnier</w:t>
+            </w:r>
+            <w:proofErr w:type="spellEnd"/>
+            <w:r>
+              <w:rPr>
+                <w:rFonts w:eastAsiaTheme="minorHAnsi"/>
+                <w:sz w:val="24"/>
+                <w:lang w:val="es-EC" w:eastAsia="en-US"/>
+              </w:rPr>
+              <w:t xml:space="preserve">, J. C., West, K. P., Rousseau, N. M. . . . </w:t>
+            </w:r>
+            <w:proofErr w:type="spellStart"/>
+            <w:r>
+              <w:rPr>
+                <w:rFonts w:eastAsiaTheme="minorHAnsi"/>
+                <w:sz w:val="24"/>
+                <w:lang w:val="es-EC" w:eastAsia="en-US"/>
+              </w:rPr>
+              <w:t>Peters</w:t>
+            </w:r>
+            <w:proofErr w:type="spellEnd"/>
+            <w:r>
+              <w:rPr>
+                <w:rFonts w:eastAsiaTheme="minorHAnsi"/>
+                <w:sz w:val="24"/>
+                <w:lang w:val="es-EC" w:eastAsia="en-US"/>
+              </w:rPr>
+              <w:t xml:space="preserve">, P. L. (2005). </w:t>
+            </w:r>
+            <w:proofErr w:type="spellStart"/>
+            <w:r>
+              <w:rPr>
+                <w:rFonts w:eastAsiaTheme="minorHAnsi"/>
+                <w:sz w:val="24"/>
+                <w:lang w:val="es-EC" w:eastAsia="en-US"/>
+              </w:rPr>
+              <w:t>Cognitions</w:t>
+            </w:r>
+            <w:proofErr w:type="spellEnd"/>
+            <w:r>
+              <w:rPr>
+                <w:rFonts w:eastAsiaTheme="minorHAnsi"/>
+                <w:sz w:val="24"/>
+                <w:lang w:val="es-EC" w:eastAsia="en-US"/>
+              </w:rPr>
+              <w:t xml:space="preserve"> </w:t>
+            </w:r>
+            <w:proofErr w:type="spellStart"/>
+            <w:r>
+              <w:rPr>
+                <w:rFonts w:eastAsiaTheme="minorHAnsi"/>
+                <w:sz w:val="24"/>
+                <w:lang w:val="es-EC" w:eastAsia="en-US"/>
+              </w:rPr>
+              <w:t>under</w:t>
+            </w:r>
+            <w:proofErr w:type="spellEnd"/>
+            <w:r>
+              <w:rPr>
+                <w:rFonts w:eastAsiaTheme="minorHAnsi"/>
+                <w:sz w:val="24"/>
+                <w:lang w:val="es-EC" w:eastAsia="en-US"/>
+              </w:rPr>
+              <w:t xml:space="preserve"> stress. </w:t>
+            </w:r>
+            <w:proofErr w:type="spellStart"/>
             <w:r>
               <w:rPr>
                 <w:rFonts w:eastAsiaTheme="minorHAnsi"/>
@@ -10460,7 +10994,40 @@
                 <w:sz w:val="24"/>
                 <w:lang w:val="es-EC" w:eastAsia="en-US"/>
               </w:rPr>
-              <w:t>Journal of Cognition and Stress, 2</w:t>
+              <w:t>Journal</w:t>
+            </w:r>
+            <w:proofErr w:type="spellEnd"/>
+            <w:r>
+              <w:rPr>
+                <w:rFonts w:eastAsiaTheme="minorHAnsi"/>
+                <w:i/>
+                <w:iCs/>
+                <w:sz w:val="24"/>
+                <w:lang w:val="es-EC" w:eastAsia="en-US"/>
+              </w:rPr>
+              <w:t xml:space="preserve"> of </w:t>
+            </w:r>
+            <w:proofErr w:type="spellStart"/>
+            <w:r>
+              <w:rPr>
+                <w:rFonts w:eastAsiaTheme="minorHAnsi"/>
+                <w:i/>
+                <w:iCs/>
+                <w:sz w:val="24"/>
+                <w:lang w:val="es-EC" w:eastAsia="en-US"/>
+              </w:rPr>
+              <w:t>Cognition</w:t>
+            </w:r>
+            <w:proofErr w:type="spellEnd"/>
+            <w:r>
+              <w:rPr>
+                <w:rFonts w:eastAsiaTheme="minorHAnsi"/>
+                <w:i/>
+                <w:iCs/>
+                <w:sz w:val="24"/>
+                <w:lang w:val="es-EC" w:eastAsia="en-US"/>
+              </w:rPr>
+              <w:t xml:space="preserve"> and Stress, 2</w:t>
             </w:r>
             <w:r>
               <w:rPr>
@@ -10530,6 +11097,7 @@
           <w:lang w:val="es-EC" w:eastAsia="en-US"/>
         </w:rPr>
       </w:pPr>
+      <w:proofErr w:type="spellStart"/>
       <w:r>
         <w:rPr>
           <w:rFonts w:ascii="Times New Roman" w:eastAsiaTheme="minorHAnsi" w:hAnsi="Times New Roman"/>
@@ -10537,7 +11105,47 @@
           <w:szCs w:val="24"/>
           <w:lang w:val="es-EC" w:eastAsia="en-US"/>
         </w:rPr>
-        <w:t>Autor,_X._Y._(en prensa)._Título del artículo._</w:t>
+        <w:t>Autor</w:t>
+      </w:r>
+      <w:proofErr w:type="gramStart"/>
+      <w:r>
+        <w:rPr>
+          <w:rFonts w:ascii="Times New Roman" w:eastAsiaTheme="minorHAnsi" w:hAnsi="Times New Roman"/>
+          <w:color w:val="auto"/>
+          <w:szCs w:val="24"/>
+          <w:lang w:val="es-EC" w:eastAsia="en-US"/>
+        </w:rPr>
+        <w:t>,_</w:t>
+      </w:r>
+      <w:proofErr w:type="gramEnd"/>
+      <w:r>
+        <w:rPr>
+          <w:rFonts w:ascii="Times New Roman" w:eastAsiaTheme="minorHAnsi" w:hAnsi="Times New Roman"/>
+          <w:color w:val="auto"/>
+          <w:szCs w:val="24"/>
+          <w:lang w:val="es-EC" w:eastAsia="en-US"/>
+        </w:rPr>
+        <w:t>X._Y</w:t>
+      </w:r>
+      <w:proofErr w:type="spellEnd"/>
+      <w:r>
+        <w:rPr>
+          <w:rFonts w:ascii="Times New Roman" w:eastAsiaTheme="minorHAnsi" w:hAnsi="Times New Roman"/>
+          <w:color w:val="auto"/>
+          <w:szCs w:val="24"/>
+          <w:lang w:val="es-EC" w:eastAsia="en-US"/>
+        </w:rPr>
+        <w:t xml:space="preserve">._(en prensa)._Título del </w:t>
+      </w:r>
+      <w:proofErr w:type="spellStart"/>
+      <w:r>
+        <w:rPr>
+          <w:rFonts w:ascii="Times New Roman" w:eastAsiaTheme="minorHAnsi" w:hAnsi="Times New Roman"/>
+          <w:color w:val="auto"/>
+          <w:szCs w:val="24"/>
+          <w:lang w:val="es-EC" w:eastAsia="en-US"/>
+        </w:rPr>
+        <w:t>artículo._</w:t>
       </w:r>
       <w:r>
         <w:rPr>
@@ -10548,7 +11156,19 @@
           <w:szCs w:val="24"/>
           <w:lang w:val="es-EC" w:eastAsia="en-US"/>
         </w:rPr>
-        <w:t>Título de la revista.</w:t>
+        <w:t>Título</w:t>
+      </w:r>
+      <w:proofErr w:type="spellEnd"/>
+      <w:r>
+        <w:rPr>
+          <w:rFonts w:ascii="Times New Roman" w:eastAsiaTheme="minorHAnsi" w:hAnsi="Times New Roman"/>
+          <w:i/>
+          <w:iCs/>
+          <w:color w:val="auto"/>
+          <w:szCs w:val="24"/>
+          <w:lang w:val="es-EC" w:eastAsia="en-US"/>
+        </w:rPr>
+        <w:t xml:space="preserve"> de la revista.</w:t>
       </w:r>
     </w:p>
     <w:p>
@@ -10678,7 +11298,25 @@
           <w:sz w:val="24"/>
           <w:lang w:val="es-EC" w:eastAsia="en-US"/>
         </w:rPr>
-        <w:t>Autor1,_X._Y._(AÑO)._Título del capítulo._En_X._Y._Editor1_&amp;_X._Y._Editor2_(Eds.),_</w:t>
+        <w:t>Autor1</w:t>
+      </w:r>
+      <w:proofErr w:type="gramStart"/>
+      <w:r>
+        <w:rPr>
+          <w:rFonts w:eastAsiaTheme="minorHAnsi"/>
+          <w:sz w:val="24"/>
+          <w:lang w:val="es-EC" w:eastAsia="en-US"/>
+        </w:rPr>
+        <w:t>,_</w:t>
+      </w:r>
+      <w:proofErr w:type="gramEnd"/>
+      <w:r>
+        <w:rPr>
+          <w:rFonts w:eastAsiaTheme="minorHAnsi"/>
+          <w:sz w:val="24"/>
+          <w:lang w:val="es-EC" w:eastAsia="en-US"/>
+        </w:rPr>
+        <w:t>X._Y._(AÑO)._Título del capítulo._En_X._Y._Editor1_&amp;_X._Y._Editor2_(Eds.),_</w:t>
       </w:r>
       <w:r>
         <w:rPr>
@@ -10704,14 +11342,62 @@
           <w:rFonts w:eastAsiaTheme="minorHAnsi"/>
           <w:lang w:val="es-EC" w:eastAsia="en-US"/>
         </w:rPr>
-        <w:t>_(pp._pp-pp)._Ciudad,_País</w:t>
-      </w:r>
+        <w:t>_(</w:t>
+      </w:r>
+      <w:proofErr w:type="spellStart"/>
       <w:r>
         <w:rPr>
           <w:rFonts w:eastAsiaTheme="minorHAnsi"/>
           <w:lang w:val="es-EC" w:eastAsia="en-US"/>
         </w:rPr>
-        <w:t>:_Editorial.</w:t>
+        <w:t>pp</w:t>
+      </w:r>
+      <w:proofErr w:type="spellEnd"/>
+      <w:r>
+        <w:rPr>
+          <w:rFonts w:eastAsiaTheme="minorHAnsi"/>
+          <w:lang w:val="es-EC" w:eastAsia="en-US"/>
+        </w:rPr>
+        <w:t>._</w:t>
+      </w:r>
+      <w:proofErr w:type="spellStart"/>
+      <w:r>
+        <w:rPr>
+          <w:rFonts w:eastAsiaTheme="minorHAnsi"/>
+          <w:lang w:val="es-EC" w:eastAsia="en-US"/>
+        </w:rPr>
+        <w:t>pp-pp</w:t>
+      </w:r>
+      <w:proofErr w:type="spellEnd"/>
+      <w:r>
+        <w:rPr>
+          <w:rFonts w:eastAsiaTheme="minorHAnsi"/>
+          <w:lang w:val="es-EC" w:eastAsia="en-US"/>
+        </w:rPr>
+        <w:t>)._</w:t>
+      </w:r>
+      <w:proofErr w:type="spellStart"/>
+      <w:r>
+        <w:rPr>
+          <w:rFonts w:eastAsiaTheme="minorHAnsi"/>
+          <w:lang w:val="es-EC" w:eastAsia="en-US"/>
+        </w:rPr>
+        <w:t>Ciudad,_País</w:t>
+      </w:r>
+      <w:r>
+        <w:rPr>
+          <w:rFonts w:eastAsiaTheme="minorHAnsi"/>
+          <w:lang w:val="es-EC" w:eastAsia="en-US"/>
+        </w:rPr>
+        <w:t>:_Editorial</w:t>
+      </w:r>
+      <w:proofErr w:type="spellEnd"/>
+      <w:r>
+        <w:rPr>
+          <w:rFonts w:eastAsiaTheme="minorHAnsi"/>
+          <w:lang w:val="es-EC" w:eastAsia="en-US"/>
+        </w:rPr>
+        <w:t>.</w:t>
       </w:r>
     </w:p>
     <w:p>
@@ -10758,7 +11444,39 @@
               </w:rPr>
             </w:pPr>
             <w:r>
-              <w:t xml:space="preserve">Blanco, R. (2009). La atención educativa a la diversidad y las escuelas inclusivas. En A. Marchesi, J. C. Tedesco y C. Coll (Comps.), </w:t>
+              <w:t xml:space="preserve">Blanco, R. (2009). La atención educativa a la diversidad y las escuelas inclusivas. En A. </w:t>
+            </w:r>
+            <w:proofErr w:type="spellStart"/>
+            <w:r>
+              <w:t>Marchesi</w:t>
+            </w:r>
+            <w:proofErr w:type="spellEnd"/>
+            <w:r>
+              <w:t xml:space="preserve">, J. C. </w:t>
+            </w:r>
+            <w:proofErr w:type="spellStart"/>
+            <w:r>
+              <w:t>Tedesco</w:t>
+            </w:r>
+            <w:proofErr w:type="spellEnd"/>
+            <w:r>
+              <w:t xml:space="preserve"> y C. </w:t>
+            </w:r>
+            <w:proofErr w:type="spellStart"/>
+            <w:r>
+              <w:t>Coll</w:t>
+            </w:r>
+            <w:proofErr w:type="spellEnd"/>
+            <w:r>
+              <w:t xml:space="preserve"> (</w:t>
+            </w:r>
+            <w:proofErr w:type="spellStart"/>
+            <w:r>
+              <w:t>Comps</w:t>
+            </w:r>
+            <w:proofErr w:type="spellEnd"/>
+            <w:r>
+              <w:t xml:space="preserve">.), </w:t>
             </w:r>
             <w:r>
               <w:rPr>
@@ -10812,7 +11530,27 @@
           <w:szCs w:val="24"/>
           <w:lang w:val="es-EC" w:eastAsia="en-US"/>
         </w:rPr>
-        <w:t>En los libros editados pueden haber, editores (Eds.), colaboradores (Col.) directores (Dir.) o compiladores (Comps.)</w:t>
+        <w:t>En los libros editados pueden haber, editores (Eds.), colaboradores (Col.) directores (Dir.) o compiladores (</w:t>
+      </w:r>
+      <w:proofErr w:type="spellStart"/>
+      <w:r>
+        <w:rPr>
+          <w:rFonts w:ascii="Times New Roman" w:eastAsiaTheme="minorHAnsi" w:hAnsi="Times New Roman"/>
+          <w:color w:val="auto"/>
+          <w:szCs w:val="24"/>
+          <w:lang w:val="es-EC" w:eastAsia="en-US"/>
+        </w:rPr>
+        <w:t>Comps</w:t>
+      </w:r>
+      <w:proofErr w:type="spellEnd"/>
+      <w:r>
+        <w:rPr>
+          <w:rFonts w:ascii="Times New Roman" w:eastAsiaTheme="minorHAnsi" w:hAnsi="Times New Roman"/>
+          <w:color w:val="auto"/>
+          <w:szCs w:val="24"/>
+          <w:lang w:val="es-EC" w:eastAsia="en-US"/>
+        </w:rPr>
+        <w:t>.)</w:t>
       </w:r>
     </w:p>
     <w:p>
@@ -10865,7 +11603,27 @@
           <w:szCs w:val="24"/>
           <w:lang w:val="es-EC" w:eastAsia="en-US"/>
         </w:rPr>
-        <w:t xml:space="preserve">Autor1,_X._Y._(AÑO)._ </w:t>
+        <w:t>Autor1</w:t>
+      </w:r>
+      <w:proofErr w:type="gramStart"/>
+      <w:r>
+        <w:rPr>
+          <w:rFonts w:ascii="Times New Roman" w:eastAsiaTheme="minorHAnsi" w:hAnsi="Times New Roman"/>
+          <w:color w:val="auto"/>
+          <w:szCs w:val="24"/>
+          <w:lang w:val="es-EC" w:eastAsia="en-US"/>
+        </w:rPr>
+        <w:t>,_</w:t>
+      </w:r>
+      <w:proofErr w:type="gramEnd"/>
+      <w:r>
+        <w:rPr>
+          <w:rFonts w:ascii="Times New Roman" w:eastAsiaTheme="minorHAnsi" w:hAnsi="Times New Roman"/>
+          <w:color w:val="auto"/>
+          <w:szCs w:val="24"/>
+          <w:lang w:val="es-EC" w:eastAsia="en-US"/>
+        </w:rPr>
+        <w:t xml:space="preserve">X._Y._(AÑO)._ </w:t>
       </w:r>
       <w:r>
         <w:rPr>
@@ -10922,27 +11680,132 @@
                 <w:szCs w:val="24"/>
               </w:rPr>
             </w:pPr>
+            <w:proofErr w:type="spellStart"/>
             <w:r>
               <w:rPr>
                 <w:sz w:val="24"/>
                 <w:szCs w:val="24"/>
               </w:rPr>
-              <w:t>Ainscow,  M., Booth, T. &amp;</w:t>
+              <w:t>Ainscow</w:t>
+            </w:r>
+            <w:proofErr w:type="spellEnd"/>
+            <w:r>
+              <w:rPr>
+                <w:sz w:val="24"/>
+                <w:szCs w:val="24"/>
+              </w:rPr>
+              <w:t xml:space="preserve">,  M., </w:t>
+            </w:r>
+            <w:proofErr w:type="spellStart"/>
+            <w:r>
+              <w:rPr>
+                <w:sz w:val="24"/>
+                <w:szCs w:val="24"/>
+              </w:rPr>
+              <w:t>Booth</w:t>
+            </w:r>
+            <w:proofErr w:type="spellEnd"/>
+            <w:r>
+              <w:rPr>
+                <w:sz w:val="24"/>
+                <w:szCs w:val="24"/>
+              </w:rPr>
+              <w:t>, T. &amp;</w:t>
             </w:r>
             <w:r>
               <w:rPr>
                 <w:sz w:val="24"/>
                 <w:szCs w:val="24"/>
               </w:rPr>
-              <w:t xml:space="preserve"> Dyson, A. (2006). </w:t>
+              <w:t xml:space="preserve"> </w:t>
             </w:r>
+            <w:proofErr w:type="spellStart"/>
+            <w:r>
+              <w:rPr>
+                <w:sz w:val="24"/>
+                <w:szCs w:val="24"/>
+              </w:rPr>
+              <w:t>Dyson</w:t>
+            </w:r>
+            <w:proofErr w:type="spellEnd"/>
+            <w:r>
+              <w:rPr>
+                <w:sz w:val="24"/>
+                <w:szCs w:val="24"/>
+              </w:rPr>
+              <w:t xml:space="preserve">, A. (2006). </w:t>
+            </w:r>
+            <w:proofErr w:type="spellStart"/>
             <w:r>
               <w:rPr>
                 <w:i/>
                 <w:sz w:val="24"/>
                 <w:szCs w:val="24"/>
               </w:rPr>
-              <w:t xml:space="preserve">Improving schools, developing inclusion. </w:t>
+              <w:t>Improving</w:t>
+            </w:r>
+            <w:proofErr w:type="spellEnd"/>
+            <w:r>
+              <w:rPr>
+                <w:i/>
+                <w:sz w:val="24"/>
+                <w:szCs w:val="24"/>
+              </w:rPr>
+              <w:t xml:space="preserve"> </w:t>
+            </w:r>
+            <w:proofErr w:type="spellStart"/>
+            <w:r>
+              <w:rPr>
+                <w:i/>
+                <w:sz w:val="24"/>
+                <w:szCs w:val="24"/>
+              </w:rPr>
+              <w:t>schools</w:t>
+            </w:r>
+            <w:proofErr w:type="spellEnd"/>
+            <w:r>
+              <w:rPr>
+                <w:i/>
+                <w:sz w:val="24"/>
+                <w:szCs w:val="24"/>
+              </w:rPr>
+              <w:t xml:space="preserve">, </w:t>
+            </w:r>
+            <w:proofErr w:type="spellStart"/>
+            <w:r>
+              <w:rPr>
+                <w:i/>
+                <w:sz w:val="24"/>
+                <w:szCs w:val="24"/>
+              </w:rPr>
+              <w:t>developing</w:t>
+            </w:r>
+            <w:proofErr w:type="spellEnd"/>
+            <w:r>
+              <w:rPr>
+                <w:i/>
+                <w:sz w:val="24"/>
+                <w:szCs w:val="24"/>
+              </w:rPr>
+              <w:t xml:space="preserve"> </w:t>
+            </w:r>
+            <w:proofErr w:type="spellStart"/>
+            <w:r>
+              <w:rPr>
+                <w:i/>
+                <w:sz w:val="24"/>
+                <w:szCs w:val="24"/>
+              </w:rPr>
+              <w:t>inclusion</w:t>
+            </w:r>
+            <w:proofErr w:type="spellEnd"/>
+            <w:r>
+              <w:rPr>
+                <w:i/>
+                <w:sz w:val="24"/>
+                <w:szCs w:val="24"/>
+              </w:rPr>
+              <w:t xml:space="preserve">. </w:t>
             </w:r>
             <w:r>
               <w:rPr>
@@ -10963,7 +11826,23 @@
                 <w:sz w:val="24"/>
                 <w:szCs w:val="24"/>
               </w:rPr>
-              <w:t>: Routledge.</w:t>
+              <w:t xml:space="preserve">: </w:t>
+            </w:r>
+            <w:proofErr w:type="spellStart"/>
+            <w:r>
+              <w:rPr>
+                <w:sz w:val="24"/>
+                <w:szCs w:val="24"/>
+              </w:rPr>
+              <w:t>Routledge</w:t>
+            </w:r>
+            <w:proofErr w:type="spellEnd"/>
+            <w:r>
+              <w:rPr>
+                <w:sz w:val="24"/>
+                <w:szCs w:val="24"/>
+              </w:rPr>
+              <w:t>.</w:t>
             </w:r>
           </w:p>
         </w:tc>
@@ -11029,8 +11908,20 @@
           <w:szCs w:val="24"/>
           <w:lang w:val="es-EC" w:eastAsia="en-US"/>
         </w:rPr>
-        <w:t>ón electrónica de libro impreso, otros documentos pdf</w:t>
-      </w:r>
+        <w:t xml:space="preserve">ón electrónica de libro impreso, otros documentos </w:t>
+      </w:r>
+      <w:proofErr w:type="spellStart"/>
+      <w:r>
+        <w:rPr>
+          <w:rFonts w:ascii="Times New Roman" w:eastAsiaTheme="minorHAnsi" w:hAnsi="Times New Roman"/>
+          <w:b/>
+          <w:color w:val="auto"/>
+          <w:szCs w:val="24"/>
+          <w:lang w:val="es-EC" w:eastAsia="en-US"/>
+        </w:rPr>
+        <w:t>pdf</w:t>
+      </w:r>
+      <w:proofErr w:type="spellEnd"/>
     </w:p>
     <w:p>
       <w:pPr>
@@ -11049,7 +11940,27 @@
           <w:szCs w:val="24"/>
           <w:lang w:val="es-EC" w:eastAsia="en-US"/>
         </w:rPr>
-        <w:t xml:space="preserve">Autor1,_X._Y._(AÑO)._ </w:t>
+        <w:t>Autor1</w:t>
+      </w:r>
+      <w:proofErr w:type="gramStart"/>
+      <w:r>
+        <w:rPr>
+          <w:rFonts w:ascii="Times New Roman" w:eastAsiaTheme="minorHAnsi" w:hAnsi="Times New Roman"/>
+          <w:color w:val="auto"/>
+          <w:szCs w:val="24"/>
+          <w:lang w:val="es-EC" w:eastAsia="en-US"/>
+        </w:rPr>
+        <w:t>,_</w:t>
+      </w:r>
+      <w:proofErr w:type="gramEnd"/>
+      <w:r>
+        <w:rPr>
+          <w:rFonts w:ascii="Times New Roman" w:eastAsiaTheme="minorHAnsi" w:hAnsi="Times New Roman"/>
+          <w:color w:val="auto"/>
+          <w:szCs w:val="24"/>
+          <w:lang w:val="es-EC" w:eastAsia="en-US"/>
+        </w:rPr>
+        <w:t xml:space="preserve">X._Y._(AÑO)._ </w:t>
       </w:r>
       <w:r>
         <w:rPr>
@@ -11069,8 +11980,19 @@
           <w:szCs w:val="24"/>
           <w:lang w:val="es-EC" w:eastAsia="en-US"/>
         </w:rPr>
-        <w:t>[Reader versión]._Recuperado de_URL</w:t>
-      </w:r>
+        <w:t xml:space="preserve">[Reader versión]._Recuperado </w:t>
+      </w:r>
+      <w:proofErr w:type="spellStart"/>
+      <w:r>
+        <w:rPr>
+          <w:rFonts w:ascii="Times New Roman" w:eastAsiaTheme="minorHAnsi" w:hAnsi="Times New Roman"/>
+          <w:color w:val="auto"/>
+          <w:szCs w:val="24"/>
+          <w:lang w:val="es-EC" w:eastAsia="en-US"/>
+        </w:rPr>
+        <w:t>de_URL</w:t>
+      </w:r>
+      <w:proofErr w:type="spellEnd"/>
     </w:p>
     <w:p>
       <w:pPr>
@@ -11112,6 +12034,7 @@
                 <w:shd w:val="clear" w:color="auto" w:fill="FFFFFF"/>
               </w:rPr>
             </w:pPr>
+            <w:proofErr w:type="spellStart"/>
             <w:r>
               <w:rPr>
                 <w:color w:val="222222"/>
@@ -11119,7 +12042,17 @@
                 <w:szCs w:val="24"/>
                 <w:shd w:val="clear" w:color="auto" w:fill="FFFFFF"/>
               </w:rPr>
-              <w:t xml:space="preserve">Conadis. (2015). </w:t>
+              <w:t>Conadis</w:t>
+            </w:r>
+            <w:proofErr w:type="spellEnd"/>
+            <w:r>
+              <w:rPr>
+                <w:color w:val="222222"/>
+                <w:sz w:val="24"/>
+                <w:szCs w:val="24"/>
+                <w:shd w:val="clear" w:color="auto" w:fill="FFFFFF"/>
+              </w:rPr>
+              <w:t xml:space="preserve">. (2015). </w:t>
             </w:r>
             <w:r>
               <w:rPr>
@@ -11217,7 +12150,43 @@
           <w:sz w:val="24"/>
           <w:lang w:val="es-EC" w:eastAsia="en-US"/>
         </w:rPr>
-        <w:t>Editor1,_X._Y.,_&amp;_Editor2,_X._Y._(Eds.)._(AÑO)._</w:t>
+        <w:t>Editor1</w:t>
+      </w:r>
+      <w:proofErr w:type="gramStart"/>
+      <w:r>
+        <w:rPr>
+          <w:rFonts w:eastAsiaTheme="minorHAnsi"/>
+          <w:sz w:val="24"/>
+          <w:lang w:val="es-EC" w:eastAsia="en-US"/>
+        </w:rPr>
+        <w:t>,_</w:t>
+      </w:r>
+      <w:proofErr w:type="gramEnd"/>
+      <w:r>
+        <w:rPr>
+          <w:rFonts w:eastAsiaTheme="minorHAnsi"/>
+          <w:sz w:val="24"/>
+          <w:lang w:val="es-EC" w:eastAsia="en-US"/>
+        </w:rPr>
+        <w:t>X._Y.,_&amp;_Editor2,_X._Y._(Eds.).</w:t>
+      </w:r>
+      <w:proofErr w:type="gramStart"/>
+      <w:r>
+        <w:rPr>
+          <w:rFonts w:eastAsiaTheme="minorHAnsi"/>
+          <w:sz w:val="24"/>
+          <w:lang w:val="es-EC" w:eastAsia="en-US"/>
+        </w:rPr>
+        <w:t>_(</w:t>
+      </w:r>
+      <w:proofErr w:type="gramEnd"/>
+      <w:r>
+        <w:rPr>
+          <w:rFonts w:eastAsiaTheme="minorHAnsi"/>
+          <w:sz w:val="24"/>
+          <w:lang w:val="es-EC" w:eastAsia="en-US"/>
+        </w:rPr>
+        <w:t>AÑO)._</w:t>
       </w:r>
       <w:r>
         <w:rPr>
@@ -11279,6 +12248,7 @@
                 <w:lang w:val="es-EC" w:eastAsia="en-US"/>
               </w:rPr>
             </w:pPr>
+            <w:proofErr w:type="spellStart"/>
             <w:r>
               <w:rPr>
                 <w:color w:val="222222"/>
@@ -11286,8 +12256,9 @@
                 <w:szCs w:val="24"/>
                 <w:shd w:val="clear" w:color="auto" w:fill="FFFFFF"/>
               </w:rPr>
-              <w:t>Engelbrecht, P., Oswald, M., &amp; Forlin, C.</w:t>
+              <w:t>Engelbrecht</w:t>
             </w:r>
+            <w:proofErr w:type="spellEnd"/>
             <w:r>
               <w:rPr>
                 <w:color w:val="222222"/>
@@ -11295,8 +12266,9 @@
                 <w:szCs w:val="24"/>
                 <w:shd w:val="clear" w:color="auto" w:fill="FFFFFF"/>
               </w:rPr>
-              <w:t xml:space="preserve"> (Eds.)</w:t>
+              <w:t xml:space="preserve">, P., </w:t>
             </w:r>
+            <w:proofErr w:type="spellStart"/>
             <w:r>
               <w:rPr>
                 <w:color w:val="222222"/>
@@ -11304,8 +12276,9 @@
                 <w:szCs w:val="24"/>
                 <w:shd w:val="clear" w:color="auto" w:fill="FFFFFF"/>
               </w:rPr>
-              <w:t>.</w:t>
+              <w:t>Oswald</w:t>
             </w:r>
+            <w:proofErr w:type="spellEnd"/>
             <w:r>
               <w:rPr>
                 <w:color w:val="222222"/>
@@ -11313,8 +12286,56 @@
                 <w:szCs w:val="24"/>
                 <w:shd w:val="clear" w:color="auto" w:fill="FFFFFF"/>
               </w:rPr>
+              <w:t xml:space="preserve">, M., &amp; </w:t>
+            </w:r>
+            <w:proofErr w:type="spellStart"/>
+            <w:r>
+              <w:rPr>
+                <w:color w:val="222222"/>
+                <w:sz w:val="24"/>
+                <w:szCs w:val="24"/>
+                <w:shd w:val="clear" w:color="auto" w:fill="FFFFFF"/>
+              </w:rPr>
+              <w:t>Forlin</w:t>
+            </w:r>
+            <w:proofErr w:type="spellEnd"/>
+            <w:r>
+              <w:rPr>
+                <w:color w:val="222222"/>
+                <w:sz w:val="24"/>
+                <w:szCs w:val="24"/>
+                <w:shd w:val="clear" w:color="auto" w:fill="FFFFFF"/>
+              </w:rPr>
+              <w:t>, C.</w:t>
+            </w:r>
+            <w:r>
+              <w:rPr>
+                <w:color w:val="222222"/>
+                <w:sz w:val="24"/>
+                <w:szCs w:val="24"/>
+                <w:shd w:val="clear" w:color="auto" w:fill="FFFFFF"/>
+              </w:rPr>
+              <w:t xml:space="preserve"> (Eds.)</w:t>
+            </w:r>
+            <w:r>
+              <w:rPr>
+                <w:color w:val="222222"/>
+                <w:sz w:val="24"/>
+                <w:szCs w:val="24"/>
+                <w:shd w:val="clear" w:color="auto" w:fill="FFFFFF"/>
+              </w:rPr>
+              <w:t>.</w:t>
+            </w:r>
+            <w:r>
+              <w:rPr>
+                <w:color w:val="222222"/>
+                <w:sz w:val="24"/>
+                <w:szCs w:val="24"/>
+                <w:shd w:val="clear" w:color="auto" w:fill="FFFFFF"/>
+              </w:rPr>
               <w:t xml:space="preserve"> (2006). </w:t>
             </w:r>
+            <w:proofErr w:type="spellStart"/>
             <w:r>
               <w:rPr>
                 <w:i/>
@@ -11323,8 +12344,9 @@
                 <w:szCs w:val="24"/>
                 <w:shd w:val="clear" w:color="auto" w:fill="FFFFFF"/>
               </w:rPr>
-              <w:t>Promoting the implem</w:t>
+              <w:t>Promoting</w:t>
             </w:r>
+            <w:proofErr w:type="spellEnd"/>
             <w:r>
               <w:rPr>
                 <w:i/>
@@ -11333,16 +12355,132 @@
                 <w:szCs w:val="24"/>
                 <w:shd w:val="clear" w:color="auto" w:fill="FFFFFF"/>
               </w:rPr>
-              <w:t xml:space="preserve">entation of inclusive education. </w:t>
+              <w:t xml:space="preserve"> </w:t>
             </w:r>
+            <w:proofErr w:type="spellStart"/>
             <w:r>
               <w:rPr>
+                <w:i/>
                 <w:color w:val="222222"/>
                 <w:sz w:val="24"/>
                 <w:szCs w:val="24"/>
                 <w:shd w:val="clear" w:color="auto" w:fill="FFFFFF"/>
               </w:rPr>
-              <w:t>South Africa: Belinesca.</w:t>
+              <w:t>the</w:t>
+            </w:r>
+            <w:proofErr w:type="spellEnd"/>
+            <w:r>
+              <w:rPr>
+                <w:i/>
+                <w:color w:val="222222"/>
+                <w:sz w:val="24"/>
+                <w:szCs w:val="24"/>
+                <w:shd w:val="clear" w:color="auto" w:fill="FFFFFF"/>
+              </w:rPr>
+              <w:t xml:space="preserve"> </w:t>
+            </w:r>
+            <w:proofErr w:type="spellStart"/>
+            <w:r>
+              <w:rPr>
+                <w:i/>
+                <w:color w:val="222222"/>
+                <w:sz w:val="24"/>
+                <w:szCs w:val="24"/>
+                <w:shd w:val="clear" w:color="auto" w:fill="FFFFFF"/>
+              </w:rPr>
+              <w:t>implem</w:t>
+            </w:r>
+            <w:r>
+              <w:rPr>
+                <w:i/>
+                <w:color w:val="222222"/>
+                <w:sz w:val="24"/>
+                <w:szCs w:val="24"/>
+                <w:shd w:val="clear" w:color="auto" w:fill="FFFFFF"/>
+              </w:rPr>
+              <w:t>entation</w:t>
+            </w:r>
+            <w:proofErr w:type="spellEnd"/>
+            <w:r>
+              <w:rPr>
+                <w:i/>
+                <w:color w:val="222222"/>
+                <w:sz w:val="24"/>
+                <w:szCs w:val="24"/>
+                <w:shd w:val="clear" w:color="auto" w:fill="FFFFFF"/>
+              </w:rPr>
+              <w:t xml:space="preserve"> of inclusive </w:t>
+            </w:r>
+            <w:proofErr w:type="spellStart"/>
+            <w:r>
+              <w:rPr>
+                <w:i/>
+                <w:color w:val="222222"/>
+                <w:sz w:val="24"/>
+                <w:szCs w:val="24"/>
+                <w:shd w:val="clear" w:color="auto" w:fill="FFFFFF"/>
+              </w:rPr>
+              <w:t>education</w:t>
+            </w:r>
+            <w:proofErr w:type="spellEnd"/>
+            <w:r>
+              <w:rPr>
+                <w:i/>
+                <w:color w:val="222222"/>
+                <w:sz w:val="24"/>
+                <w:szCs w:val="24"/>
+                <w:shd w:val="clear" w:color="auto" w:fill="FFFFFF"/>
+              </w:rPr>
+              <w:t xml:space="preserve">. </w:t>
+            </w:r>
+            <w:r>
+              <w:rPr>
+                <w:color w:val="222222"/>
+                <w:sz w:val="24"/>
+                <w:szCs w:val="24"/>
+                <w:shd w:val="clear" w:color="auto" w:fill="FFFFFF"/>
+              </w:rPr>
+              <w:t xml:space="preserve">South </w:t>
+            </w:r>
+            <w:proofErr w:type="spellStart"/>
+            <w:r>
+              <w:rPr>
+                <w:color w:val="222222"/>
+                <w:sz w:val="24"/>
+                <w:szCs w:val="24"/>
+                <w:shd w:val="clear" w:color="auto" w:fill="FFFFFF"/>
+              </w:rPr>
+              <w:t>Africa</w:t>
+            </w:r>
+            <w:proofErr w:type="spellEnd"/>
+            <w:r>
+              <w:rPr>
+                <w:color w:val="222222"/>
+                <w:sz w:val="24"/>
+                <w:szCs w:val="24"/>
+                <w:shd w:val="clear" w:color="auto" w:fill="FFFFFF"/>
+              </w:rPr>
+              <w:t xml:space="preserve">: </w:t>
+            </w:r>
+            <w:proofErr w:type="spellStart"/>
+            <w:r>
+              <w:rPr>
+                <w:color w:val="222222"/>
+                <w:sz w:val="24"/>
+                <w:szCs w:val="24"/>
+                <w:shd w:val="clear" w:color="auto" w:fill="FFFFFF"/>
+              </w:rPr>
+              <w:t>Belinesca</w:t>
+            </w:r>
+            <w:proofErr w:type="spellEnd"/>
+            <w:r>
+              <w:rPr>
+                <w:color w:val="222222"/>
+                <w:sz w:val="24"/>
+                <w:szCs w:val="24"/>
+                <w:shd w:val="clear" w:color="auto" w:fill="FFFFFF"/>
+              </w:rPr>
+              <w:t>.</w:t>
             </w:r>
           </w:p>
         </w:tc>
@@ -11402,7 +12540,25 @@
           <w:sz w:val="24"/>
           <w:lang w:val="es-EC" w:eastAsia="en-US"/>
         </w:rPr>
-        <w:t>Productor1,_X._Y. (Productor),_&amp;_Director2,_X._Y._(Director)._(AÑO)._</w:t>
+        <w:t>Productor1</w:t>
+      </w:r>
+      <w:proofErr w:type="gramStart"/>
+      <w:r>
+        <w:rPr>
+          <w:rFonts w:eastAsiaTheme="minorHAnsi"/>
+          <w:sz w:val="24"/>
+          <w:lang w:val="es-EC" w:eastAsia="en-US"/>
+        </w:rPr>
+        <w:t>,_</w:t>
+      </w:r>
+      <w:proofErr w:type="gramEnd"/>
+      <w:r>
+        <w:rPr>
+          <w:rFonts w:eastAsiaTheme="minorHAnsi"/>
+          <w:sz w:val="24"/>
+          <w:lang w:val="es-EC" w:eastAsia="en-US"/>
+        </w:rPr>
+        <w:t>X._Y. (Productor),_&amp;_Director2,_X._Y._(Director)._(AÑO)._</w:t>
       </w:r>
       <w:r>
         <w:rPr>
@@ -11437,6 +12593,7 @@
         </w:rPr>
         <w:t xml:space="preserve">            película</w:t>
       </w:r>
+      <w:proofErr w:type="gramStart"/>
       <w:r>
         <w:rPr>
           <w:rFonts w:ascii="Times New Roman" w:eastAsiaTheme="minorHAnsi" w:hAnsi="Times New Roman"/>
@@ -11444,7 +12601,37 @@
           <w:szCs w:val="24"/>
           <w:lang w:val="es-EC" w:eastAsia="en-US"/>
         </w:rPr>
-        <w:t>_[Película]._País:_Estudio.</w:t>
+        <w:t>_[</w:t>
+      </w:r>
+      <w:proofErr w:type="gramEnd"/>
+      <w:r>
+        <w:rPr>
+          <w:rFonts w:ascii="Times New Roman" w:eastAsiaTheme="minorHAnsi" w:hAnsi="Times New Roman"/>
+          <w:color w:val="auto"/>
+          <w:szCs w:val="24"/>
+          <w:lang w:val="es-EC" w:eastAsia="en-US"/>
+        </w:rPr>
+        <w:t>Película]._</w:t>
+      </w:r>
+      <w:proofErr w:type="spellStart"/>
+      <w:r>
+        <w:rPr>
+          <w:rFonts w:ascii="Times New Roman" w:eastAsiaTheme="minorHAnsi" w:hAnsi="Times New Roman"/>
+          <w:color w:val="auto"/>
+          <w:szCs w:val="24"/>
+          <w:lang w:val="es-EC" w:eastAsia="en-US"/>
+        </w:rPr>
+        <w:t>País:_Estudio</w:t>
+      </w:r>
+      <w:proofErr w:type="spellEnd"/>
+      <w:r>
+        <w:rPr>
+          <w:rFonts w:ascii="Times New Roman" w:eastAsiaTheme="minorHAnsi" w:hAnsi="Times New Roman"/>
+          <w:color w:val="auto"/>
+          <w:szCs w:val="24"/>
+          <w:lang w:val="es-EC" w:eastAsia="en-US"/>
+        </w:rPr>
+        <w:t>.</w:t>
       </w:r>
     </w:p>
     <w:p>
@@ -11485,6 +12672,7 @@
                 <w:lang w:val="es-EC" w:eastAsia="en-US"/>
               </w:rPr>
             </w:pPr>
+            <w:proofErr w:type="spellStart"/>
             <w:r>
               <w:rPr>
                 <w:rFonts w:ascii="Times New Roman" w:eastAsiaTheme="minorHAnsi" w:hAnsi="Times New Roman"/>
@@ -11492,7 +12680,17 @@
                 <w:szCs w:val="24"/>
                 <w:lang w:val="es-EC" w:eastAsia="en-US"/>
               </w:rPr>
-              <w:t xml:space="preserve">Echevería, J. (Productor), &amp; Pérez, M. (Director). (2014). </w:t>
+              <w:t>Echevería</w:t>
+            </w:r>
+            <w:proofErr w:type="spellEnd"/>
+            <w:r>
+              <w:rPr>
+                <w:rFonts w:ascii="Times New Roman" w:eastAsiaTheme="minorHAnsi" w:hAnsi="Times New Roman"/>
+                <w:color w:val="auto"/>
+                <w:szCs w:val="24"/>
+                <w:lang w:val="es-EC" w:eastAsia="en-US"/>
+              </w:rPr>
+              <w:t xml:space="preserve">, J. (Productor), &amp; Pérez, M. (Director). (2014). </w:t>
             </w:r>
             <w:r>
               <w:rPr>
@@ -11568,7 +12766,27 @@
           <w:szCs w:val="24"/>
           <w:lang w:val="es-EC" w:eastAsia="en-US"/>
         </w:rPr>
-        <w:t xml:space="preserve">Autor1,_X._Y._(AÑO)._ </w:t>
+        <w:t>Autor1</w:t>
+      </w:r>
+      <w:proofErr w:type="gramStart"/>
+      <w:r>
+        <w:rPr>
+          <w:rFonts w:ascii="Times New Roman" w:eastAsiaTheme="minorHAnsi" w:hAnsi="Times New Roman"/>
+          <w:color w:val="auto"/>
+          <w:szCs w:val="24"/>
+          <w:lang w:val="es-EC" w:eastAsia="en-US"/>
+        </w:rPr>
+        <w:t>,_</w:t>
+      </w:r>
+      <w:proofErr w:type="gramEnd"/>
+      <w:r>
+        <w:rPr>
+          <w:rFonts w:ascii="Times New Roman" w:eastAsiaTheme="minorHAnsi" w:hAnsi="Times New Roman"/>
+          <w:color w:val="auto"/>
+          <w:szCs w:val="24"/>
+          <w:lang w:val="es-EC" w:eastAsia="en-US"/>
+        </w:rPr>
+        <w:t xml:space="preserve">X._Y._(AÑO)._ </w:t>
       </w:r>
       <w:r>
         <w:rPr>
@@ -11586,7 +12804,27 @@
           <w:color w:val="auto"/>
           <w:szCs w:val="24"/>
         </w:rPr>
-        <w:t>. En La Enciclopedia de… (vol, pp. x-x). Localización1: Editorial.</w:t>
+        <w:t>. En La Enciclopedia de… (</w:t>
+      </w:r>
+      <w:proofErr w:type="spellStart"/>
+      <w:proofErr w:type="gramStart"/>
+      <w:r>
+        <w:rPr>
+          <w:rFonts w:ascii="Times New Roman" w:hAnsi="Times New Roman"/>
+          <w:color w:val="auto"/>
+          <w:szCs w:val="24"/>
+        </w:rPr>
+        <w:t>vol</w:t>
+      </w:r>
+      <w:proofErr w:type="spellEnd"/>
+      <w:proofErr w:type="gramEnd"/>
+      <w:r>
+        <w:rPr>
+          <w:rFonts w:ascii="Times New Roman" w:hAnsi="Times New Roman"/>
+          <w:color w:val="auto"/>
+          <w:szCs w:val="24"/>
+        </w:rPr>
+        <w:t>, pp. x-x). Localización1: Editorial.</w:t>
       </w:r>
     </w:p>
     <w:p>
@@ -11711,7 +12949,27 @@
           <w:szCs w:val="24"/>
           <w:lang w:val="es-EC" w:eastAsia="en-US"/>
         </w:rPr>
-        <w:t>Autor1,_X._Y._(</w:t>
+        <w:t>Autor1</w:t>
+      </w:r>
+      <w:proofErr w:type="gramStart"/>
+      <w:r>
+        <w:rPr>
+          <w:rFonts w:ascii="Times New Roman" w:eastAsiaTheme="minorHAnsi" w:hAnsi="Times New Roman"/>
+          <w:color w:val="auto"/>
+          <w:szCs w:val="24"/>
+          <w:lang w:val="es-EC" w:eastAsia="en-US"/>
+        </w:rPr>
+        <w:t>,_</w:t>
+      </w:r>
+      <w:proofErr w:type="gramEnd"/>
+      <w:r>
+        <w:rPr>
+          <w:rFonts w:ascii="Times New Roman" w:eastAsiaTheme="minorHAnsi" w:hAnsi="Times New Roman"/>
+          <w:color w:val="auto"/>
+          <w:szCs w:val="24"/>
+          <w:lang w:val="es-EC" w:eastAsia="en-US"/>
+        </w:rPr>
+        <w:t>X._Y._(</w:t>
       </w:r>
       <w:r>
         <w:rPr>
@@ -11720,18 +12978,28 @@
         </w:rPr>
         <w:t xml:space="preserve"> </w:t>
       </w:r>
+      <w:proofErr w:type="spellStart"/>
       <w:r>
         <w:rPr>
           <w:rFonts w:ascii="Times New Roman" w:eastAsiaTheme="minorHAnsi" w:hAnsi="Times New Roman"/>
           <w:color w:val="auto"/>
           <w:lang w:val="es-EC" w:eastAsia="en-US"/>
         </w:rPr>
-        <w:t>día,_mes_ y_ año</w:t>
-      </w:r>
+        <w:t>día,_mes</w:t>
+      </w:r>
+      <w:proofErr w:type="spellEnd"/>
       <w:r>
         <w:rPr>
           <w:rFonts w:ascii="Times New Roman" w:eastAsiaTheme="minorHAnsi" w:hAnsi="Times New Roman"/>
           <w:color w:val="auto"/>
+          <w:lang w:val="es-EC" w:eastAsia="en-US"/>
+        </w:rPr>
+        <w:t>_ y_ año</w:t>
+      </w:r>
+      <w:r>
+        <w:rPr>
+          <w:rFonts w:ascii="Times New Roman" w:eastAsiaTheme="minorHAnsi" w:hAnsi="Times New Roman"/>
+          <w:color w:val="auto"/>
           <w:szCs w:val="24"/>
           <w:lang w:val="es-EC" w:eastAsia="en-US"/>
         </w:rPr>
@@ -11744,7 +13012,17 @@
           <w:szCs w:val="24"/>
           <w:lang w:val="es-EC" w:eastAsia="en-US"/>
         </w:rPr>
-        <w:t>Título del artículo._</w:t>
+        <w:t xml:space="preserve">Título del </w:t>
+      </w:r>
+      <w:proofErr w:type="spellStart"/>
+      <w:r>
+        <w:rPr>
+          <w:rFonts w:ascii="Times New Roman" w:eastAsiaTheme="minorHAnsi" w:hAnsi="Times New Roman"/>
+          <w:color w:val="auto"/>
+          <w:szCs w:val="24"/>
+          <w:lang w:val="es-EC" w:eastAsia="en-US"/>
+        </w:rPr>
+        <w:t>artículo._</w:t>
       </w:r>
       <w:r>
         <w:rPr>
@@ -11755,16 +13033,70 @@
           <w:szCs w:val="24"/>
           <w:lang w:val="es-EC" w:eastAsia="en-US"/>
         </w:rPr>
-        <w:t>Título del Periódico,</w:t>
-      </w:r>
+        <w:t>Título</w:t>
+      </w:r>
+      <w:proofErr w:type="spellEnd"/>
       <w:r>
         <w:rPr>
           <w:rFonts w:ascii="Times New Roman" w:eastAsiaTheme="minorHAnsi" w:hAnsi="Times New Roman"/>
+          <w:i/>
+          <w:iCs/>
           <w:color w:val="auto"/>
           <w:szCs w:val="24"/>
           <w:lang w:val="es-EC" w:eastAsia="en-US"/>
         </w:rPr>
-        <w:t>_p._pp-pp.</w:t>
+        <w:t xml:space="preserve"> del Periódico</w:t>
+      </w:r>
+      <w:proofErr w:type="gramStart"/>
+      <w:r>
+        <w:rPr>
+          <w:rFonts w:ascii="Times New Roman" w:eastAsiaTheme="minorHAnsi" w:hAnsi="Times New Roman"/>
+          <w:i/>
+          <w:iCs/>
+          <w:color w:val="auto"/>
+          <w:szCs w:val="24"/>
+          <w:lang w:val="es-EC" w:eastAsia="en-US"/>
+        </w:rPr>
+        <w:t>,</w:t>
+      </w:r>
+      <w:r>
+        <w:rPr>
+          <w:rFonts w:ascii="Times New Roman" w:eastAsiaTheme="minorHAnsi" w:hAnsi="Times New Roman"/>
+          <w:color w:val="auto"/>
+          <w:szCs w:val="24"/>
+          <w:lang w:val="es-EC" w:eastAsia="en-US"/>
+        </w:rPr>
+        <w:t>_</w:t>
+      </w:r>
+      <w:proofErr w:type="gramEnd"/>
+      <w:r>
+        <w:rPr>
+          <w:rFonts w:ascii="Times New Roman" w:eastAsiaTheme="minorHAnsi" w:hAnsi="Times New Roman"/>
+          <w:color w:val="auto"/>
+          <w:szCs w:val="24"/>
+          <w:lang w:val="es-EC" w:eastAsia="en-US"/>
+        </w:rPr>
+        <w:t>p._</w:t>
+      </w:r>
+      <w:proofErr w:type="spellStart"/>
+      <w:r>
+        <w:rPr>
+          <w:rFonts w:ascii="Times New Roman" w:eastAsiaTheme="minorHAnsi" w:hAnsi="Times New Roman"/>
+          <w:color w:val="auto"/>
+          <w:szCs w:val="24"/>
+          <w:lang w:val="es-EC" w:eastAsia="en-US"/>
+        </w:rPr>
+        <w:t>pp</w:t>
+      </w:r>
+      <w:proofErr w:type="spellEnd"/>
+      <w:r>
+        <w:rPr>
+          <w:rFonts w:ascii="Times New Roman" w:eastAsiaTheme="minorHAnsi" w:hAnsi="Times New Roman"/>
+          <w:color w:val="auto"/>
+          <w:szCs w:val="24"/>
+          <w:lang w:val="es-EC" w:eastAsia="en-US"/>
+        </w:rPr>
+        <w:t>-pp.</w:t>
       </w:r>
     </w:p>
     <w:p>
@@ -11899,7 +13231,25 @@
           <w:sz w:val="24"/>
           <w:lang w:val="es-EC" w:eastAsia="en-US"/>
         </w:rPr>
-        <w:t>Autor1,_X._Y._(AÑO)._</w:t>
+        <w:t>Autor1</w:t>
+      </w:r>
+      <w:proofErr w:type="gramStart"/>
+      <w:r>
+        <w:rPr>
+          <w:rFonts w:eastAsiaTheme="minorHAnsi"/>
+          <w:sz w:val="24"/>
+          <w:lang w:val="es-EC" w:eastAsia="en-US"/>
+        </w:rPr>
+        <w:t>,_</w:t>
+      </w:r>
+      <w:proofErr w:type="gramEnd"/>
+      <w:r>
+        <w:rPr>
+          <w:rFonts w:eastAsiaTheme="minorHAnsi"/>
+          <w:sz w:val="24"/>
+          <w:lang w:val="es-EC" w:eastAsia="en-US"/>
+        </w:rPr>
+        <w:t>X._Y._(AÑO)._</w:t>
       </w:r>
       <w:r>
         <w:rPr>
@@ -11991,8 +13341,20 @@
                 <w:szCs w:val="24"/>
                 <w:lang w:val="es-EC" w:eastAsia="en-US"/>
               </w:rPr>
-              <w:t>Ecología de polinización en una proteácea neotropical</w:t>
+              <w:t xml:space="preserve">Ecología de polinización en una proteácea </w:t>
             </w:r>
+            <w:proofErr w:type="spellStart"/>
+            <w:r>
+              <w:rPr>
+                <w:rFonts w:ascii="Times New Roman" w:eastAsiaTheme="minorHAnsi" w:hAnsi="Times New Roman"/>
+                <w:i/>
+                <w:color w:val="auto"/>
+                <w:szCs w:val="24"/>
+                <w:lang w:val="es-EC" w:eastAsia="en-US"/>
+              </w:rPr>
+              <w:t>neotropical</w:t>
+            </w:r>
+            <w:proofErr w:type="spellEnd"/>
             <w:r>
               <w:rPr>
                 <w:rFonts w:ascii="Times New Roman" w:eastAsiaTheme="minorHAnsi" w:hAnsi="Times New Roman"/>
@@ -12133,7 +13495,43 @@
           <w:sz w:val="24"/>
           <w:lang w:val="es-EC" w:eastAsia="en-US"/>
         </w:rPr>
-        <w:t>r1,_X._Y._(día,_mes_ y_ año</w:t>
+        <w:t>r1</w:t>
+      </w:r>
+      <w:proofErr w:type="gramStart"/>
+      <w:r>
+        <w:rPr>
+          <w:rFonts w:eastAsiaTheme="minorHAnsi"/>
+          <w:sz w:val="24"/>
+          <w:lang w:val="es-EC" w:eastAsia="en-US"/>
+        </w:rPr>
+        <w:t>,_</w:t>
+      </w:r>
+      <w:proofErr w:type="gramEnd"/>
+      <w:r>
+        <w:rPr>
+          <w:rFonts w:eastAsiaTheme="minorHAnsi"/>
+          <w:sz w:val="24"/>
+          <w:lang w:val="es-EC" w:eastAsia="en-US"/>
+        </w:rPr>
+        <w:t>X._Y._(</w:t>
+      </w:r>
+      <w:proofErr w:type="spellStart"/>
+      <w:r>
+        <w:rPr>
+          <w:rFonts w:eastAsiaTheme="minorHAnsi"/>
+          <w:sz w:val="24"/>
+          <w:lang w:val="es-EC" w:eastAsia="en-US"/>
+        </w:rPr>
+        <w:t>día,_mes</w:t>
+      </w:r>
+      <w:proofErr w:type="spellEnd"/>
+      <w:r>
+        <w:rPr>
+          <w:rFonts w:eastAsiaTheme="minorHAnsi"/>
+          <w:sz w:val="24"/>
+          <w:lang w:val="es-EC" w:eastAsia="en-US"/>
+        </w:rPr>
+        <w:t>_ y_ año</w:t>
       </w:r>
       <w:r>
         <w:rPr>
@@ -12286,6 +13684,7 @@
           <w:lang w:val="es-EC" w:eastAsia="en-US"/>
         </w:rPr>
       </w:pPr>
+      <w:proofErr w:type="spellStart"/>
       <w:r>
         <w:rPr>
           <w:rFonts w:eastAsiaTheme="minorHAnsi"/>
@@ -12294,7 +13693,18 @@
           <w:sz w:val="24"/>
           <w:lang w:val="es-EC" w:eastAsia="en-US"/>
         </w:rPr>
-        <w:t>Pósters:</w:t>
+        <w:t>Pósters</w:t>
+      </w:r>
+      <w:proofErr w:type="spellEnd"/>
+      <w:r>
+        <w:rPr>
+          <w:rFonts w:eastAsiaTheme="minorHAnsi"/>
+          <w:b/>
+          <w:bCs/>
+          <w:sz w:val="24"/>
+          <w:lang w:val="es-EC" w:eastAsia="en-US"/>
+        </w:rPr>
+        <w:t>:</w:t>
       </w:r>
     </w:p>
     <w:p>
@@ -12315,7 +13725,25 @@
           <w:sz w:val="24"/>
           <w:lang w:val="es-EC" w:eastAsia="en-US"/>
         </w:rPr>
-        <w:t>Autor1,_X._Y. &amp; Autor2,_X._Y._(Mes</w:t>
+        <w:t>Autor1</w:t>
+      </w:r>
+      <w:proofErr w:type="gramStart"/>
+      <w:r>
+        <w:rPr>
+          <w:rFonts w:eastAsiaTheme="minorHAnsi"/>
+          <w:sz w:val="24"/>
+          <w:lang w:val="es-EC" w:eastAsia="en-US"/>
+        </w:rPr>
+        <w:t>,_</w:t>
+      </w:r>
+      <w:proofErr w:type="gramEnd"/>
+      <w:r>
+        <w:rPr>
+          <w:rFonts w:eastAsiaTheme="minorHAnsi"/>
+          <w:sz w:val="24"/>
+          <w:lang w:val="es-EC" w:eastAsia="en-US"/>
+        </w:rPr>
+        <w:t>X._Y. &amp; Autor2,_X._Y._(Mes</w:t>
       </w:r>
       <w:r>
         <w:rPr>
@@ -12349,7 +13777,25 @@
           <w:sz w:val="24"/>
           <w:lang w:val="es-EC" w:eastAsia="en-US"/>
         </w:rPr>
-        <w:t>. Poster presentado en la (nombre de la conferencia)_. Localización 1.</w:t>
+        <w:t>. Poster presentado en la (nombre de la conferencia</w:t>
+      </w:r>
+      <w:proofErr w:type="gramStart"/>
+      <w:r>
+        <w:rPr>
+          <w:rFonts w:eastAsiaTheme="minorHAnsi"/>
+          <w:sz w:val="24"/>
+          <w:lang w:val="es-EC" w:eastAsia="en-US"/>
+        </w:rPr>
+        <w:t>)_</w:t>
+      </w:r>
+      <w:proofErr w:type="gramEnd"/>
+      <w:r>
+        <w:rPr>
+          <w:rFonts w:eastAsiaTheme="minorHAnsi"/>
+          <w:sz w:val="24"/>
+          <w:lang w:val="es-EC" w:eastAsia="en-US"/>
+        </w:rPr>
+        <w:t>. Localización 1.</w:t>
       </w:r>
     </w:p>
     <w:p>
@@ -12484,8 +13930,18 @@
           <w:sz w:val="24"/>
           <w:lang w:val="es-EC" w:eastAsia="en-US"/>
         </w:rPr>
-        <w:t>Autor1,_</w:t>
-      </w:r>
+        <w:t>Autor1</w:t>
+      </w:r>
+      <w:proofErr w:type="gramStart"/>
+      <w:r>
+        <w:rPr>
+          <w:rFonts w:eastAsiaTheme="minorHAnsi"/>
+          <w:sz w:val="24"/>
+          <w:lang w:val="es-EC" w:eastAsia="en-US"/>
+        </w:rPr>
+        <w:t>,_</w:t>
+      </w:r>
+      <w:proofErr w:type="gramEnd"/>
       <w:r>
         <w:rPr>
           <w:rFonts w:eastAsiaTheme="minorHAnsi"/>
@@ -12669,7 +14125,25 @@
           <w:sz w:val="24"/>
           <w:lang w:val="es-EC" w:eastAsia="en-US"/>
         </w:rPr>
-        <w:t xml:space="preserve">Autor1,_X._Y. &amp; Autor2,_X._Y. </w:t>
+        <w:t>Autor1</w:t>
+      </w:r>
+      <w:proofErr w:type="gramStart"/>
+      <w:r>
+        <w:rPr>
+          <w:rFonts w:eastAsiaTheme="minorHAnsi"/>
+          <w:sz w:val="24"/>
+          <w:lang w:val="es-EC" w:eastAsia="en-US"/>
+        </w:rPr>
+        <w:t>,_</w:t>
+      </w:r>
+      <w:proofErr w:type="gramEnd"/>
+      <w:r>
+        <w:rPr>
+          <w:rFonts w:eastAsiaTheme="minorHAnsi"/>
+          <w:sz w:val="24"/>
+          <w:lang w:val="es-EC" w:eastAsia="en-US"/>
+        </w:rPr>
+        <w:t xml:space="preserve">X._Y. &amp; Autor2,_X._Y. </w:t>
       </w:r>
       <w:r>
         <w:rPr>
@@ -12846,13 +14320,23 @@
         </w:rPr>
         <w:t>ulo del trabajo [fotografía]. (</w:t>
       </w:r>
+      <w:proofErr w:type="gramStart"/>
       <w:r>
         <w:rPr>
           <w:sz w:val="24"/>
           <w:bdr w:val="none" w:sz="0" w:space="0" w:color="auto" w:frame="1"/>
           <w:lang w:eastAsia="es-EC"/>
         </w:rPr>
-        <w:t xml:space="preserve">año). Recuperado de </w:t>
+        <w:t>año</w:t>
+      </w:r>
+      <w:proofErr w:type="gramEnd"/>
+      <w:r>
+        <w:rPr>
+          <w:sz w:val="24"/>
+          <w:bdr w:val="none" w:sz="0" w:space="0" w:color="auto" w:frame="1"/>
+          <w:lang w:eastAsia="es-EC"/>
+        </w:rPr>
+        <w:t xml:space="preserve">). Recuperado de </w:t>
       </w:r>
       <w:hyperlink r:id="rId15" w:history="1">
         <w:r>
@@ -13125,15 +14609,69 @@
           <w:sz w:val="24"/>
           <w:lang w:val="es-EC" w:eastAsia="en-US"/>
         </w:rPr>
-        <w:t>Nombre o número de la ley._Título de la publicacíon en la que aparece oficialm</w:t>
-      </w:r>
+        <w:t xml:space="preserve">Nombre o número de la </w:t>
+      </w:r>
+      <w:proofErr w:type="spellStart"/>
       <w:r>
         <w:rPr>
           <w:rFonts w:eastAsiaTheme="minorHAnsi"/>
           <w:sz w:val="24"/>
           <w:lang w:val="es-EC" w:eastAsia="en-US"/>
         </w:rPr>
-        <w:t>ente._ Lugar de publicación._día, mes y año.</w:t>
+        <w:t>ley._Título</w:t>
+      </w:r>
+      <w:proofErr w:type="spellEnd"/>
+      <w:r>
+        <w:rPr>
+          <w:rFonts w:eastAsiaTheme="minorHAnsi"/>
+          <w:sz w:val="24"/>
+          <w:lang w:val="es-EC" w:eastAsia="en-US"/>
+        </w:rPr>
+        <w:t xml:space="preserve"> de la </w:t>
+      </w:r>
+      <w:proofErr w:type="spellStart"/>
+      <w:r>
+        <w:rPr>
+          <w:rFonts w:eastAsiaTheme="minorHAnsi"/>
+          <w:sz w:val="24"/>
+          <w:lang w:val="es-EC" w:eastAsia="en-US"/>
+        </w:rPr>
+        <w:t>publicacíon</w:t>
+      </w:r>
+      <w:proofErr w:type="spellEnd"/>
+      <w:r>
+        <w:rPr>
+          <w:rFonts w:eastAsiaTheme="minorHAnsi"/>
+          <w:sz w:val="24"/>
+          <w:lang w:val="es-EC" w:eastAsia="en-US"/>
+        </w:rPr>
+        <w:t xml:space="preserve"> en la que aparece oficialm</w:t>
+      </w:r>
+      <w:r>
+        <w:rPr>
+          <w:rFonts w:eastAsiaTheme="minorHAnsi"/>
+          <w:sz w:val="24"/>
+          <w:lang w:val="es-EC" w:eastAsia="en-US"/>
+        </w:rPr>
+        <w:t xml:space="preserve">ente._ Lugar de </w:t>
+      </w:r>
+      <w:proofErr w:type="spellStart"/>
+      <w:r>
+        <w:rPr>
+          <w:rFonts w:eastAsiaTheme="minorHAnsi"/>
+          <w:sz w:val="24"/>
+          <w:lang w:val="es-EC" w:eastAsia="en-US"/>
+        </w:rPr>
+        <w:t>publicación._día</w:t>
+      </w:r>
+      <w:proofErr w:type="spellEnd"/>
+      <w:r>
+        <w:rPr>
+          <w:rFonts w:eastAsiaTheme="minorHAnsi"/>
+          <w:sz w:val="24"/>
+          <w:lang w:val="es-EC" w:eastAsia="en-US"/>
+        </w:rPr>
+        <w:t>, mes y año.</w:t>
       </w:r>
     </w:p>
     <w:p>
@@ -13184,7 +14722,25 @@
                 <w:sz w:val="24"/>
                 <w:lang w:val="es-EC" w:eastAsia="en-US"/>
               </w:rPr>
-              <w:t>Ley Órganica de Educación Intercultural. Registro Oficial No 417. 31 de marzo de 2011.</w:t>
+              <w:t xml:space="preserve">Ley </w:t>
+            </w:r>
+            <w:proofErr w:type="spellStart"/>
+            <w:r>
+              <w:rPr>
+                <w:rFonts w:eastAsiaTheme="minorHAnsi"/>
+                <w:sz w:val="24"/>
+                <w:lang w:val="es-EC" w:eastAsia="en-US"/>
+              </w:rPr>
+              <w:t>Órganica</w:t>
+            </w:r>
+            <w:proofErr w:type="spellEnd"/>
+            <w:r>
+              <w:rPr>
+                <w:rFonts w:eastAsiaTheme="minorHAnsi"/>
+                <w:sz w:val="24"/>
+                <w:lang w:val="es-EC" w:eastAsia="en-US"/>
+              </w:rPr>
+              <w:t xml:space="preserve"> de Educación Intercultural. Registro Oficial No 417. 31 de marzo de 2011.</w:t>
             </w:r>
           </w:p>
         </w:tc>
@@ -13239,13 +14795,77 @@
           <w:lang w:val="es-EC" w:eastAsia="en-US"/>
         </w:rPr>
       </w:pPr>
+      <w:proofErr w:type="spellStart"/>
       <w:r>
         <w:rPr>
           <w:rFonts w:eastAsiaTheme="minorHAnsi"/>
           <w:sz w:val="24"/>
           <w:lang w:val="es-EC" w:eastAsia="en-US"/>
         </w:rPr>
-        <w:t>Autor,_K._(día._mes,_año)._Título_del_post [Mensaje en un blog]. Recuperado de URL</w:t>
+        <w:t>Autor</w:t>
+      </w:r>
+      <w:proofErr w:type="gramStart"/>
+      <w:r>
+        <w:rPr>
+          <w:rFonts w:eastAsiaTheme="minorHAnsi"/>
+          <w:sz w:val="24"/>
+          <w:lang w:val="es-EC" w:eastAsia="en-US"/>
+        </w:rPr>
+        <w:t>,_</w:t>
+      </w:r>
+      <w:proofErr w:type="gramEnd"/>
+      <w:r>
+        <w:rPr>
+          <w:rFonts w:eastAsiaTheme="minorHAnsi"/>
+          <w:sz w:val="24"/>
+          <w:lang w:val="es-EC" w:eastAsia="en-US"/>
+        </w:rPr>
+        <w:t>K</w:t>
+      </w:r>
+      <w:proofErr w:type="spellEnd"/>
+      <w:r>
+        <w:rPr>
+          <w:rFonts w:eastAsiaTheme="minorHAnsi"/>
+          <w:sz w:val="24"/>
+          <w:lang w:val="es-EC" w:eastAsia="en-US"/>
+        </w:rPr>
+        <w:t>._(</w:t>
+      </w:r>
+      <w:proofErr w:type="spellStart"/>
+      <w:r>
+        <w:rPr>
+          <w:rFonts w:eastAsiaTheme="minorHAnsi"/>
+          <w:sz w:val="24"/>
+          <w:lang w:val="es-EC" w:eastAsia="en-US"/>
+        </w:rPr>
+        <w:t>día._mes,_año</w:t>
+      </w:r>
+      <w:proofErr w:type="spellEnd"/>
+      <w:r>
+        <w:rPr>
+          <w:rFonts w:eastAsiaTheme="minorHAnsi"/>
+          <w:sz w:val="24"/>
+          <w:lang w:val="es-EC" w:eastAsia="en-US"/>
+        </w:rPr>
+        <w:t>)._</w:t>
+      </w:r>
+      <w:proofErr w:type="spellStart"/>
+      <w:r>
+        <w:rPr>
+          <w:rFonts w:eastAsiaTheme="minorHAnsi"/>
+          <w:sz w:val="24"/>
+          <w:lang w:val="es-EC" w:eastAsia="en-US"/>
+        </w:rPr>
+        <w:t>Título_del_post</w:t>
+      </w:r>
+      <w:proofErr w:type="spellEnd"/>
+      <w:r>
+        <w:rPr>
+          <w:rFonts w:eastAsiaTheme="minorHAnsi"/>
+          <w:sz w:val="24"/>
+          <w:lang w:val="es-EC" w:eastAsia="en-US"/>
+        </w:rPr>
+        <w:t xml:space="preserve"> [Mensaje en un blog]. Recuperado de URL</w:t>
       </w:r>
     </w:p>
     <w:p>
@@ -13397,7 +15017,23 @@
                 <w:rFonts w:ascii="Times New Roman" w:hAnsi="Times New Roman"/>
                 <w:color w:val="auto"/>
               </w:rPr>
-              <w:t>Esta información fue concedida por Adrián Cecconi, entrevista personal, 11 de noviembre de 2013.</w:t>
+              <w:t xml:space="preserve">Esta información fue concedida por Adrián </w:t>
+            </w:r>
+            <w:proofErr w:type="spellStart"/>
+            <w:r>
+              <w:rPr>
+                <w:rFonts w:ascii="Times New Roman" w:hAnsi="Times New Roman"/>
+                <w:color w:val="auto"/>
+              </w:rPr>
+              <w:t>Cecconi</w:t>
+            </w:r>
+            <w:proofErr w:type="spellEnd"/>
+            <w:r>
+              <w:rPr>
+                <w:rFonts w:ascii="Times New Roman" w:hAnsi="Times New Roman"/>
+                <w:color w:val="auto"/>
+              </w:rPr>
+              <w:t>, entrevista personal, 11 de noviembre de 2013.</w:t>
             </w:r>
           </w:p>
         </w:tc>
@@ -13607,7 +15243,27 @@
           <w:sz w:val="32"/>
           <w:szCs w:val="32"/>
         </w:rPr>
-        <w:t>as, alineación izda., 12 ptos. e</w:t>
+        <w:t xml:space="preserve">as, alineación izda., 12 </w:t>
+      </w:r>
+      <w:proofErr w:type="spellStart"/>
+      <w:r>
+        <w:rPr>
+          <w:rFonts w:ascii="Times New Roman" w:hAnsi="Times New Roman"/>
+          <w:color w:val="auto"/>
+          <w:sz w:val="32"/>
+          <w:szCs w:val="32"/>
+        </w:rPr>
+        <w:t>ptos</w:t>
+      </w:r>
+      <w:proofErr w:type="spellEnd"/>
+      <w:r>
+        <w:rPr>
+          <w:rFonts w:ascii="Times New Roman" w:hAnsi="Times New Roman"/>
+          <w:color w:val="auto"/>
+          <w:sz w:val="32"/>
+          <w:szCs w:val="32"/>
+        </w:rPr>
+        <w:t>. e</w:t>
       </w:r>
       <w:r>
         <w:rPr>
@@ -13779,7 +15435,25 @@
           <w:sz w:val="24"/>
           <w:szCs w:val="24"/>
         </w:rPr>
-        <w:t>Para los saltos de párrafo, se recomienda usar la opción “Diseño de Página”, la opción “Espaciado”, “Después”, escoger allí 6pto o 12 ptos, según sea el caso.</w:t>
+        <w:t xml:space="preserve">Para los saltos de párrafo, se recomienda usar la opción “Diseño de Página”, la opción “Espaciado”, “Después”, escoger allí 6pto o 12 </w:t>
+      </w:r>
+      <w:proofErr w:type="spellStart"/>
+      <w:r>
+        <w:rPr>
+          <w:rStyle w:val="TEXTOART"/>
+          <w:sz w:val="24"/>
+          <w:szCs w:val="24"/>
+        </w:rPr>
+        <w:t>ptos</w:t>
+      </w:r>
+      <w:proofErr w:type="spellEnd"/>
+      <w:r>
+        <w:rPr>
+          <w:rStyle w:val="TEXTOART"/>
+          <w:sz w:val="24"/>
+          <w:szCs w:val="24"/>
+        </w:rPr>
+        <w:t>, según sea el caso.</w:t>
       </w:r>
     </w:p>
     <w:p>
@@ -14220,7 +15894,7 @@
             <w:noProof/>
             <w:szCs w:val="22"/>
           </w:rPr>
-          <w:t>VI</w:t>
+          <w:t>XVI</w:t>
         </w:r>
         <w:r>
           <w:rPr>
@@ -16626,7 +18300,7 @@
 </file>
 
 <file path=customXml/itemProps1.xml><?xml version="1.0" encoding="utf-8"?>
-<ds:datastoreItem xmlns:ds="http://schemas.openxmlformats.org/officeDocument/2006/customXml" ds:itemID="{3E49A267-5556-443F-A5E5-AC512A75CC65}">
+<ds:datastoreItem xmlns:ds="http://schemas.openxmlformats.org/officeDocument/2006/customXml" ds:itemID="{D53037FF-D59D-4E30-A619-5524A5721FD2}">
   <ds:schemaRefs>
     <ds:schemaRef ds:uri="http://schemas.openxmlformats.org/officeDocument/2006/bibliography"/>
   </ds:schemaRefs>

--- a/Emilio Fernandez/Emilio Fernandez Alvarez.docx
+++ b/Emilio Fernandez/Emilio Fernandez Alvarez.docx
@@ -5468,6 +5468,130 @@
         </w:rPr>
         <w:t>En que consiste la problemática</w:t>
       </w:r>
+    </w:p>
+    <w:p>
+      <w:pPr>
+        <w:pStyle w:val="Prrafodelista"/>
+        <w:tabs>
+          <w:tab w:val="left" w:pos="-1094"/>
+          <w:tab w:val="left" w:pos="-720"/>
+          <w:tab w:val="left" w:pos="0"/>
+          <w:tab w:val="left" w:pos="328"/>
+          <w:tab w:val="left" w:pos="900"/>
+          <w:tab w:val="left" w:pos="1440"/>
+          <w:tab w:val="left" w:pos="2160"/>
+          <w:tab w:val="left" w:pos="2880"/>
+          <w:tab w:val="left" w:pos="3600"/>
+          <w:tab w:val="left" w:pos="4320"/>
+          <w:tab w:val="left" w:pos="5040"/>
+          <w:tab w:val="left" w:pos="5760"/>
+          <w:tab w:val="left" w:pos="6480"/>
+          <w:tab w:val="left" w:pos="7200"/>
+          <w:tab w:val="left" w:pos="7920"/>
+          <w:tab w:val="left" w:pos="8190"/>
+        </w:tabs>
+        <w:rPr>
+          <w:sz w:val="24"/>
+        </w:rPr>
+      </w:pPr>
+    </w:p>
+    <w:p>
+      <w:pPr>
+        <w:pStyle w:val="Prrafodelista"/>
+        <w:numPr>
+          <w:ilvl w:val="0"/>
+          <w:numId w:val="1"/>
+        </w:numPr>
+        <w:tabs>
+          <w:tab w:val="left" w:pos="-1094"/>
+          <w:tab w:val="left" w:pos="-720"/>
+          <w:tab w:val="left" w:pos="0"/>
+          <w:tab w:val="left" w:pos="328"/>
+          <w:tab w:val="left" w:pos="900"/>
+          <w:tab w:val="left" w:pos="1440"/>
+          <w:tab w:val="left" w:pos="2160"/>
+          <w:tab w:val="left" w:pos="2880"/>
+          <w:tab w:val="left" w:pos="3600"/>
+          <w:tab w:val="left" w:pos="4320"/>
+          <w:tab w:val="left" w:pos="5040"/>
+          <w:tab w:val="left" w:pos="5760"/>
+          <w:tab w:val="left" w:pos="6480"/>
+          <w:tab w:val="left" w:pos="7200"/>
+          <w:tab w:val="left" w:pos="7920"/>
+          <w:tab w:val="left" w:pos="8190"/>
+        </w:tabs>
+        <w:rPr>
+          <w:sz w:val="24"/>
+        </w:rPr>
+      </w:pPr>
+      <w:r>
+        <w:rPr>
+          <w:sz w:val="24"/>
+        </w:rPr>
+        <w:t>Capítulo 2: Planificación de la entrevista</w:t>
+      </w:r>
+    </w:p>
+    <w:p>
+      <w:pPr>
+        <w:pStyle w:val="Prrafodelista"/>
+        <w:tabs>
+          <w:tab w:val="left" w:pos="-1094"/>
+          <w:tab w:val="left" w:pos="-720"/>
+          <w:tab w:val="left" w:pos="0"/>
+          <w:tab w:val="left" w:pos="328"/>
+          <w:tab w:val="left" w:pos="900"/>
+          <w:tab w:val="left" w:pos="1440"/>
+          <w:tab w:val="left" w:pos="2160"/>
+          <w:tab w:val="left" w:pos="2880"/>
+          <w:tab w:val="left" w:pos="3600"/>
+          <w:tab w:val="left" w:pos="4320"/>
+          <w:tab w:val="left" w:pos="5040"/>
+          <w:tab w:val="left" w:pos="5760"/>
+          <w:tab w:val="left" w:pos="6480"/>
+          <w:tab w:val="left" w:pos="7200"/>
+          <w:tab w:val="left" w:pos="7920"/>
+          <w:tab w:val="left" w:pos="8190"/>
+        </w:tabs>
+        <w:rPr>
+          <w:sz w:val="24"/>
+        </w:rPr>
+      </w:pPr>
+      <w:r>
+        <w:rPr>
+          <w:sz w:val="24"/>
+        </w:rPr>
+        <w:t xml:space="preserve">2.1 </w:t>
+      </w:r>
+    </w:p>
+    <w:p>
+      <w:pPr>
+        <w:pStyle w:val="Prrafodelista"/>
+        <w:numPr>
+          <w:ilvl w:val="0"/>
+          <w:numId w:val="1"/>
+        </w:numPr>
+        <w:tabs>
+          <w:tab w:val="left" w:pos="-1094"/>
+          <w:tab w:val="left" w:pos="-720"/>
+          <w:tab w:val="left" w:pos="0"/>
+          <w:tab w:val="left" w:pos="328"/>
+          <w:tab w:val="left" w:pos="900"/>
+          <w:tab w:val="left" w:pos="1440"/>
+          <w:tab w:val="left" w:pos="2160"/>
+          <w:tab w:val="left" w:pos="2880"/>
+          <w:tab w:val="left" w:pos="3600"/>
+          <w:tab w:val="left" w:pos="4320"/>
+          <w:tab w:val="left" w:pos="5040"/>
+          <w:tab w:val="left" w:pos="5760"/>
+          <w:tab w:val="left" w:pos="6480"/>
+          <w:tab w:val="left" w:pos="7200"/>
+          <w:tab w:val="left" w:pos="7920"/>
+          <w:tab w:val="left" w:pos="8190"/>
+        </w:tabs>
+        <w:rPr>
+          <w:sz w:val="24"/>
+        </w:rPr>
+      </w:pPr>
       <w:r>
         <w:rPr>
           <w:i/>
@@ -6422,8 +6546,6 @@
         </w:rPr>
         <w:t>,</w:t>
       </w:r>
-      <w:bookmarkStart w:id="0" w:name="_GoBack"/>
-      <w:bookmarkEnd w:id="0"/>
       <w:r>
         <w:rPr>
           <w:rFonts w:eastAsia="SimSun"/>
@@ -6546,6 +6668,7 @@
     <w:p>
       <w:pPr>
         <w:pStyle w:val="APARTADO1"/>
+        <w:jc w:val="center"/>
         <w:rPr>
           <w:rFonts w:ascii="Times New Roman" w:hAnsi="Times New Roman"/>
           <w:color w:val="auto"/>
@@ -6561,13 +6684,14 @@
           <w:szCs w:val="32"/>
         </w:rPr>
         <w:lastRenderedPageBreak/>
-        <w:t>CAPÍTULO 2 (Inicia en una página nueva, interlineado 1.0)</w:t>
+        <w:t>CAPÍTULO 2</w:t>
       </w:r>
     </w:p>
     <w:p>
       <w:pPr>
         <w:pStyle w:val="APARTADO1"/>
         <w:spacing w:after="240"/>
+        <w:jc w:val="center"/>
         <w:rPr>
           <w:rFonts w:ascii="Times New Roman" w:eastAsia="SimSun" w:hAnsi="Times New Roman"/>
           <w:color w:val="000000" w:themeColor="text1"/>
@@ -6583,7 +6707,7 @@
           <w:sz w:val="32"/>
           <w:szCs w:val="32"/>
         </w:rPr>
-        <w:t xml:space="preserve">2. TÍTULO DEL CAPÍTULO </w:t>
+        <w:t xml:space="preserve">2. </w:t>
       </w:r>
       <w:r>
         <w:rPr>
@@ -6592,71 +6716,20 @@
           <w:sz w:val="32"/>
           <w:szCs w:val="32"/>
         </w:rPr>
-        <w:sym w:font="Wingdings" w:char="F0E0"/>
-      </w:r>
-      <w:r>
-        <w:rPr>
-          <w:rFonts w:ascii="Times New Roman" w:hAnsi="Times New Roman"/>
-          <w:color w:val="auto"/>
-          <w:sz w:val="32"/>
-          <w:szCs w:val="32"/>
-        </w:rPr>
-        <w:t>(Times, negrita, 16, mayúscula, las mayúsculas van tildadas, alineación izqda. numerado)</w:t>
-      </w:r>
-      <w:r>
-        <w:rPr>
-          <w:rFonts w:ascii="Times New Roman" w:eastAsia="SimSun" w:hAnsi="Times New Roman"/>
-          <w:b w:val="0"/>
+        <w:t>Planificación de la entrevista</w:t>
+      </w:r>
+    </w:p>
+    <w:p>
+      <w:pPr>
+        <w:suppressAutoHyphens/>
+        <w:spacing w:after="240"/>
+        <w:rPr>
+          <w:rFonts w:eastAsia="SimSun"/>
+          <w:b/>
           <w:sz w:val="28"/>
           <w:szCs w:val="28"/>
           <w:lang w:eastAsia="ar-SA"/>
         </w:rPr>
-        <w:t xml:space="preserve"> </w:t>
-      </w:r>
-      <w:r>
-        <w:rPr>
-          <w:rFonts w:ascii="Times New Roman" w:eastAsia="SimSun" w:hAnsi="Times New Roman"/>
-          <w:color w:val="000000" w:themeColor="text1"/>
-          <w:sz w:val="32"/>
-          <w:szCs w:val="32"/>
-          <w:lang w:eastAsia="ar-SA"/>
-        </w:rPr>
-        <w:t xml:space="preserve">(12 </w:t>
-      </w:r>
-      <w:proofErr w:type="spellStart"/>
-      <w:r>
-        <w:rPr>
-          <w:rFonts w:ascii="Times New Roman" w:eastAsia="SimSun" w:hAnsi="Times New Roman"/>
-          <w:color w:val="000000" w:themeColor="text1"/>
-          <w:sz w:val="32"/>
-          <w:szCs w:val="32"/>
-          <w:lang w:eastAsia="ar-SA"/>
-        </w:rPr>
-        <w:t>ptos</w:t>
-      </w:r>
-      <w:proofErr w:type="spellEnd"/>
-      <w:r>
-        <w:rPr>
-          <w:rFonts w:ascii="Times New Roman" w:eastAsia="SimSun" w:hAnsi="Times New Roman"/>
-          <w:color w:val="000000" w:themeColor="text1"/>
-          <w:sz w:val="32"/>
-          <w:szCs w:val="32"/>
-          <w:lang w:eastAsia="ar-SA"/>
-        </w:rPr>
-        <w:t>. espaciado posterior)</w:t>
-      </w:r>
-    </w:p>
-    <w:p>
-      <w:pPr>
-        <w:suppressAutoHyphens/>
-        <w:spacing w:after="240"/>
-        <w:rPr>
-          <w:rFonts w:eastAsia="SimSun"/>
-          <w:b/>
-          <w:sz w:val="28"/>
-          <w:szCs w:val="28"/>
-          <w:lang w:eastAsia="ar-SA"/>
-        </w:rPr>
       </w:pPr>
       <w:r>
         <w:rPr>
@@ -6666,7 +6739,7 @@
           <w:szCs w:val="28"/>
           <w:lang w:val="es-ES_tradnl" w:eastAsia="ar-SA"/>
         </w:rPr>
-        <w:t>2.1 Títulos de primer n</w:t>
+        <w:t xml:space="preserve">2.1 </w:t>
       </w:r>
       <w:r>
         <w:rPr>
@@ -6676,73 +6749,71 @@
           <w:szCs w:val="28"/>
           <w:lang w:val="es-ES_tradnl" w:eastAsia="ar-SA"/>
         </w:rPr>
-        <w:t xml:space="preserve">ivel </w:t>
-      </w:r>
-      <w:r>
-        <w:rPr>
-          <w:sz w:val="32"/>
-          <w:szCs w:val="32"/>
-        </w:rPr>
-        <w:sym w:font="Wingdings" w:char="F0E0"/>
-      </w:r>
-      <w:r>
+        <w:t>Primera reunión del equipo</w:t>
+      </w:r>
+    </w:p>
+    <w:p>
+      <w:pPr>
+        <w:suppressAutoHyphens/>
+        <w:spacing w:after="120" w:line="360" w:lineRule="auto"/>
+        <w:ind w:left="567" w:firstLine="709"/>
         <w:rPr>
           <w:rFonts w:eastAsia="SimSun"/>
-          <w:b/>
-          <w:sz w:val="28"/>
-          <w:szCs w:val="28"/>
-          <w:lang w:val="es-ES_tradnl" w:eastAsia="ar-SA"/>
-        </w:rPr>
-        <w:t xml:space="preserve"> (</w:t>
-      </w:r>
-      <w:r>
-        <w:rPr>
-          <w:b/>
-          <w:sz w:val="28"/>
-          <w:szCs w:val="28"/>
-        </w:rPr>
-        <w:t>Times, negrita, 14</w:t>
-      </w:r>
+          <w:sz w:val="24"/>
+          <w:lang w:eastAsia="ar-SA"/>
+        </w:rPr>
+      </w:pPr>
       <w:r>
         <w:rPr>
           <w:rFonts w:eastAsia="SimSun"/>
           <w:b/>
-          <w:sz w:val="28"/>
-          <w:szCs w:val="28"/>
+          <w:sz w:val="24"/>
           <w:lang w:eastAsia="ar-SA"/>
         </w:rPr>
-        <w:t xml:space="preserve">, alineación izqda., numerado, nótese que la numeración va en concordancia con el número del capítulo) (12 </w:t>
-      </w:r>
-      <w:proofErr w:type="spellStart"/>
+        <w:t xml:space="preserve">2.1.1 </w:t>
+      </w:r>
       <w:r>
         <w:rPr>
           <w:rFonts w:eastAsia="SimSun"/>
           <w:b/>
-          <w:sz w:val="28"/>
-          <w:szCs w:val="28"/>
+          <w:sz w:val="24"/>
           <w:lang w:eastAsia="ar-SA"/>
         </w:rPr>
-        <w:t>ptos</w:t>
-      </w:r>
-      <w:proofErr w:type="spellEnd"/>
+        <w:t>El siguiente paso</w:t>
+      </w:r>
       <w:r>
         <w:rPr>
           <w:rFonts w:eastAsia="SimSun"/>
           <w:b/>
-          <w:sz w:val="28"/>
-          <w:szCs w:val="28"/>
+          <w:sz w:val="24"/>
           <w:lang w:eastAsia="ar-SA"/>
         </w:rPr>
-        <w:t xml:space="preserve">. espaciado posterior) </w:t>
+        <w:t xml:space="preserve">: </w:t>
+      </w:r>
+      <w:r>
+        <w:rPr>
+          <w:rFonts w:eastAsia="SimSun"/>
+          <w:sz w:val="24"/>
+          <w:lang w:eastAsia="ar-SA"/>
+        </w:rPr>
+        <w:t xml:space="preserve">Con la problemática ya elegida, el grupo debe ahora juntarse con el cliente, interpretado por el profesor Alan Edmundo, para realizar la entrevista de requerimientos del proyecto. Por lo que convocamos a la primera reunión para preparar entre todos las preguntas, que es un </w:t>
+      </w:r>
+      <w:r>
+        <w:rPr>
+          <w:rFonts w:eastAsia="SimSun"/>
+          <w:sz w:val="24"/>
+          <w:lang w:eastAsia="ar-SA"/>
+        </w:rPr>
+        <w:t>apartado muy importante ya que definirá la lista de requerimientos de todo el proyecto.</w:t>
       </w:r>
     </w:p>
     <w:p>
       <w:pPr>
         <w:suppressAutoHyphens/>
-        <w:spacing w:after="120"/>
+        <w:spacing w:after="120" w:line="360" w:lineRule="auto"/>
+        <w:ind w:left="567" w:firstLine="709"/>
         <w:rPr>
           <w:rFonts w:eastAsia="SimSun"/>
-          <w:b/>
           <w:sz w:val="24"/>
           <w:lang w:eastAsia="ar-SA"/>
         </w:rPr>
@@ -6754,95 +6825,18 @@
           <w:sz w:val="24"/>
           <w:lang w:eastAsia="ar-SA"/>
         </w:rPr>
-        <w:t xml:space="preserve">2.1.1 Título de segundo nivel: </w:t>
-      </w:r>
-      <w:r>
-        <w:rPr>
-          <w:sz w:val="24"/>
-        </w:rPr>
-        <w:sym w:font="Wingdings" w:char="F0E0"/>
+        <w:t xml:space="preserve">2.1.2 La planificación: </w:t>
       </w:r>
       <w:r>
         <w:rPr>
           <w:rFonts w:eastAsia="SimSun"/>
-          <w:b/>
           <w:sz w:val="24"/>
           <w:lang w:eastAsia="ar-SA"/>
         </w:rPr>
-        <w:t xml:space="preserve"> </w:t>
-      </w:r>
-      <w:r>
-        <w:rPr>
-          <w:rFonts w:eastAsia="SimSun"/>
-          <w:b/>
-          <w:sz w:val="24"/>
-          <w:lang w:val="es-ES_tradnl" w:eastAsia="ar-SA"/>
-        </w:rPr>
-        <w:t>(</w:t>
-      </w:r>
-      <w:r>
-        <w:rPr>
-          <w:b/>
-          <w:sz w:val="24"/>
-        </w:rPr>
-        <w:t>Times, negrita, 12</w:t>
-      </w:r>
-      <w:r>
-        <w:rPr>
-          <w:rFonts w:eastAsia="SimSun"/>
-          <w:b/>
-          <w:sz w:val="24"/>
-          <w:lang w:eastAsia="ar-SA"/>
-        </w:rPr>
-        <w:t>, alineación izqda.</w:t>
-      </w:r>
-      <w:r>
-        <w:rPr>
-          <w:rFonts w:eastAsia="SimSun"/>
-          <w:b/>
-          <w:sz w:val="24"/>
-          <w:lang w:val="de-DE" w:eastAsia="ar-SA"/>
-        </w:rPr>
-        <w:t>, interlineado 1,0,</w:t>
-      </w:r>
-      <w:r>
-        <w:rPr>
-          <w:rFonts w:eastAsia="SimSun"/>
-          <w:b/>
-          <w:sz w:val="24"/>
-          <w:lang w:eastAsia="ar-SA"/>
-        </w:rPr>
-        <w:t xml:space="preserve"> sistema de </w:t>
-      </w:r>
-      <w:r>
-        <w:rPr>
-          <w:rFonts w:eastAsia="SimSun"/>
-          <w:b/>
-          <w:sz w:val="24"/>
-          <w:lang w:eastAsia="ar-SA"/>
-        </w:rPr>
-        <w:t xml:space="preserve">numeración decimal de acuerdo al título de primer nivel) (12 </w:t>
-      </w:r>
-      <w:proofErr w:type="spellStart"/>
-      <w:r>
-        <w:rPr>
-          <w:rFonts w:eastAsia="SimSun"/>
-          <w:b/>
-          <w:sz w:val="24"/>
-          <w:lang w:eastAsia="ar-SA"/>
-        </w:rPr>
-        <w:t>ptos</w:t>
-      </w:r>
-      <w:proofErr w:type="spellEnd"/>
-      <w:r>
-        <w:rPr>
-          <w:rFonts w:eastAsia="SimSun"/>
-          <w:b/>
-          <w:sz w:val="24"/>
-          <w:lang w:eastAsia="ar-SA"/>
-        </w:rPr>
-        <w:t>. espaciado posterior)</w:t>
-      </w:r>
+        <w:t>La primera reunión del equipo se dio para planificar la entrevista, cada uno pensó e imagino posibles preguntas que nos pueda revelar cada duda sobre la problemática.</w:t>
+      </w:r>
+      <w:bookmarkStart w:id="0" w:name="_GoBack"/>
+      <w:bookmarkEnd w:id="0"/>
     </w:p>
     <w:p>
       <w:pPr>
@@ -7304,7 +7298,6 @@
           <w:sz w:val="32"/>
           <w:szCs w:val="32"/>
         </w:rPr>
-        <w:lastRenderedPageBreak/>
         <w:t>CAPÍTULO 3 (Inicia en una página nueva)</w:t>
       </w:r>
     </w:p>
@@ -8191,6 +8184,7 @@
         <w:rPr>
           <w:rFonts w:ascii="Times New Roman" w:hAnsi="Times New Roman" w:cs="Times New Roman"/>
         </w:rPr>
+        <w:lastRenderedPageBreak/>
         <w:t xml:space="preserve">Para una sección de resultados efectiva: </w:t>
       </w:r>
     </w:p>
@@ -8207,7 +8201,6 @@
         <w:rPr>
           <w:rFonts w:ascii="Times New Roman" w:hAnsi="Times New Roman" w:cs="Times New Roman"/>
         </w:rPr>
-        <w:lastRenderedPageBreak/>
         <w:t xml:space="preserve">1. Incluya solamente los resultados que sirvan para respaldar la discusión y conclusión. </w:t>
       </w:r>
     </w:p>
@@ -8628,7 +8621,6 @@
           <w:sz w:val="32"/>
           <w:szCs w:val="32"/>
         </w:rPr>
-        <w:lastRenderedPageBreak/>
         <w:t>CAPÍTULO 5</w:t>
       </w:r>
       <w:r>
@@ -9098,7 +9090,6 @@
           <w:sz w:val="32"/>
           <w:szCs w:val="32"/>
         </w:rPr>
-        <w:lastRenderedPageBreak/>
         <w:t>BIBLIOGRAFÍ</w:t>
       </w:r>
       <w:r>
@@ -10721,6 +10712,7 @@
           <w:sz w:val="24"/>
           <w:lang w:val="es-EC" w:eastAsia="en-US"/>
         </w:rPr>
+        <w:lastRenderedPageBreak/>
         <w:t xml:space="preserve">            Autor6</w:t>
       </w:r>
       <w:proofErr w:type="gramStart"/>
@@ -10874,7 +10866,6 @@
                 <w:sz w:val="24"/>
                 <w:lang w:val="es-EC" w:eastAsia="en-US"/>
               </w:rPr>
-              <w:lastRenderedPageBreak/>
               <w:t xml:space="preserve">Moore, E. R., </w:t>
             </w:r>
             <w:proofErr w:type="spellStart"/>
@@ -12680,6 +12671,7 @@
                 <w:szCs w:val="24"/>
                 <w:lang w:val="es-EC" w:eastAsia="en-US"/>
               </w:rPr>
+              <w:lastRenderedPageBreak/>
               <w:t>Echevería</w:t>
             </w:r>
             <w:proofErr w:type="spellEnd"/>
@@ -12745,7 +12737,6 @@
           <w:szCs w:val="24"/>
           <w:lang w:val="es-EC" w:eastAsia="en-US"/>
         </w:rPr>
-        <w:lastRenderedPageBreak/>
         <w:t>Enciclopedias:</w:t>
       </w:r>
     </w:p>
@@ -15894,7 +15885,7 @@
             <w:noProof/>
             <w:szCs w:val="22"/>
           </w:rPr>
-          <w:t>XVI</w:t>
+          <w:t>XVII</w:t>
         </w:r>
         <w:r>
           <w:rPr>
@@ -18300,7 +18291,7 @@
 </file>
 
 <file path=customXml/itemProps1.xml><?xml version="1.0" encoding="utf-8"?>
-<ds:datastoreItem xmlns:ds="http://schemas.openxmlformats.org/officeDocument/2006/customXml" ds:itemID="{D53037FF-D59D-4E30-A619-5524A5721FD2}">
+<ds:datastoreItem xmlns:ds="http://schemas.openxmlformats.org/officeDocument/2006/customXml" ds:itemID="{D9FDC1A8-37F7-4B9B-B66E-D9D5D55BC051}">
   <ds:schemaRefs>
     <ds:schemaRef ds:uri="http://schemas.openxmlformats.org/officeDocument/2006/bibliography"/>
   </ds:schemaRefs>

--- a/Emilio Fernandez/Emilio Fernandez Alvarez.docx
+++ b/Emilio Fernandez/Emilio Fernandez Alvarez.docx
@@ -1,6 +1,6 @@
 
 <file path=word/document.xml><?xml version="1.0" encoding="utf-8"?>
-<w:document xmlns:wpc="http://schemas.microsoft.com/office/word/2010/wordprocessingCanvas" xmlns:mc="http://schemas.openxmlformats.org/markup-compatibility/2006" xmlns:o="urn:schemas-microsoft-com:office:office" xmlns:r="http://schemas.openxmlformats.org/officeDocument/2006/relationships" xmlns:m="http://schemas.openxmlformats.org/officeDocument/2006/math" xmlns:v="urn:schemas-microsoft-com:vml" xmlns:wp14="http://schemas.microsoft.com/office/word/2010/wordprocessingDrawing" xmlns:wp="http://schemas.openxmlformats.org/drawingml/2006/wordprocessingDrawing" xmlns:w10="urn:schemas-microsoft-com:office:word" xmlns:w="http://schemas.openxmlformats.org/wordprocessingml/2006/main" xmlns:w14="http://schemas.microsoft.com/office/word/2010/wordml" xmlns:w15="http://schemas.microsoft.com/office/word/2012/wordml" xmlns:wpg="http://schemas.microsoft.com/office/word/2010/wordprocessingGroup" xmlns:wpi="http://schemas.microsoft.com/office/word/2010/wordprocessingInk" xmlns:wne="http://schemas.microsoft.com/office/word/2006/wordml" xmlns:wps="http://schemas.microsoft.com/office/word/2010/wordprocessingShape" mc:Ignorable="w14 w15 wp14">
+<w:document xmlns:wpc="http://schemas.microsoft.com/office/word/2010/wordprocessingCanvas" xmlns:cx="http://schemas.microsoft.com/office/drawing/2014/chartex" xmlns:cx1="http://schemas.microsoft.com/office/drawing/2015/9/8/chartex" xmlns:cx2="http://schemas.microsoft.com/office/drawing/2015/10/21/chartex" xmlns:cx3="http://schemas.microsoft.com/office/drawing/2016/5/9/chartex" xmlns:cx4="http://schemas.microsoft.com/office/drawing/2016/5/10/chartex" xmlns:cx5="http://schemas.microsoft.com/office/drawing/2016/5/11/chartex" xmlns:cx6="http://schemas.microsoft.com/office/drawing/2016/5/12/chartex" xmlns:cx7="http://schemas.microsoft.com/office/drawing/2016/5/13/chartex" xmlns:cx8="http://schemas.microsoft.com/office/drawing/2016/5/14/chartex" xmlns:mc="http://schemas.openxmlformats.org/markup-compatibility/2006" xmlns:aink="http://schemas.microsoft.com/office/drawing/2016/ink" xmlns:am3d="http://schemas.microsoft.com/office/drawing/2017/model3d" xmlns:o="urn:schemas-microsoft-com:office:office" xmlns:r="http://schemas.openxmlformats.org/officeDocument/2006/relationships" xmlns:m="http://schemas.openxmlformats.org/officeDocument/2006/math" xmlns:v="urn:schemas-microsoft-com:vml" xmlns:wp14="http://schemas.microsoft.com/office/word/2010/wordprocessingDrawing" xmlns:wp="http://schemas.openxmlformats.org/drawingml/2006/wordprocessingDrawing" xmlns:w10="urn:schemas-microsoft-com:office:word" xmlns:w="http://schemas.openxmlformats.org/wordprocessingml/2006/main" xmlns:w14="http://schemas.microsoft.com/office/word/2010/wordml" xmlns:w15="http://schemas.microsoft.com/office/word/2012/wordml" xmlns:w16cex="http://schemas.microsoft.com/office/word/2018/wordml/cex" xmlns:w16cid="http://schemas.microsoft.com/office/word/2016/wordml/cid" xmlns:w16="http://schemas.microsoft.com/office/word/2018/wordml" xmlns:w16sdtdh="http://schemas.microsoft.com/office/word/2020/wordml/sdtdatahash" xmlns:w16se="http://schemas.microsoft.com/office/word/2015/wordml/symex" xmlns:wpg="http://schemas.microsoft.com/office/word/2010/wordprocessingGroup" xmlns:wpi="http://schemas.microsoft.com/office/word/2010/wordprocessingInk" xmlns:wne="http://schemas.microsoft.com/office/word/2006/wordml" xmlns:wps="http://schemas.microsoft.com/office/word/2010/wordprocessingShape" mc:Ignorable="w14 w15 w16se w16cid w16 w16cex w16sdtdh wp14">
   <w:body>
     <w:p>
       <w:pPr>
@@ -172,27 +172,7 @@
           <w:sz w:val="44"/>
           <w:szCs w:val="44"/>
         </w:rPr>
-        <w:t xml:space="preserve">Escuela </w:t>
-      </w:r>
-      <w:proofErr w:type="spellStart"/>
-      <w:r>
-        <w:rPr>
-          <w:i w:val="0"/>
-          <w:color w:val="auto"/>
-          <w:sz w:val="44"/>
-          <w:szCs w:val="44"/>
-        </w:rPr>
-        <w:t>Tecnica</w:t>
-      </w:r>
-      <w:proofErr w:type="spellEnd"/>
-      <w:r>
-        <w:rPr>
-          <w:i w:val="0"/>
-          <w:color w:val="auto"/>
-          <w:sz w:val="44"/>
-          <w:szCs w:val="44"/>
-        </w:rPr>
-        <w:t xml:space="preserve"> N°32</w:t>
+        <w:t>Escuela Tecnica N°32</w:t>
       </w:r>
     </w:p>
     <w:p>
@@ -522,42 +502,8 @@
           <w:szCs w:val="32"/>
           <w:lang w:val="es-EC" w:eastAsia="es-EC"/>
         </w:rPr>
-        <w:t xml:space="preserve">Ariadna </w:t>
-      </w:r>
-      <w:proofErr w:type="spellStart"/>
-      <w:r>
-        <w:rPr>
-          <w:b/>
-          <w:bCs/>
-          <w:sz w:val="32"/>
-          <w:szCs w:val="32"/>
-          <w:lang w:val="es-EC" w:eastAsia="es-EC"/>
-        </w:rPr>
-        <w:t>Perreault</w:t>
-      </w:r>
-      <w:proofErr w:type="spellEnd"/>
-      <w:r>
-        <w:rPr>
-          <w:b/>
-          <w:bCs/>
-          <w:sz w:val="32"/>
-          <w:szCs w:val="32"/>
-          <w:lang w:val="es-EC" w:eastAsia="es-EC"/>
-        </w:rPr>
-        <w:t xml:space="preserve">; Matías Adán; Federico </w:t>
-      </w:r>
-      <w:proofErr w:type="spellStart"/>
-      <w:r>
-        <w:rPr>
-          <w:b/>
-          <w:bCs/>
-          <w:sz w:val="32"/>
-          <w:szCs w:val="32"/>
-          <w:lang w:val="es-EC" w:eastAsia="es-EC"/>
-        </w:rPr>
-        <w:t>Tamburelli</w:t>
-      </w:r>
-      <w:proofErr w:type="spellEnd"/>
+        <w:t>Ariadna Perreault; Matías Adán; Federico Tamburelli</w:t>
+      </w:r>
     </w:p>
     <w:p>
       <w:pPr>
@@ -659,9 +605,8 @@
           <w:szCs w:val="32"/>
           <w:lang w:val="es-EC" w:eastAsia="es-EC"/>
         </w:rPr>
-        <w:t xml:space="preserve">Federico </w:t>
-      </w:r>
-      <w:proofErr w:type="spellStart"/>
+        <w:t>Federico Bouzon</w:t>
+      </w:r>
       <w:r>
         <w:rPr>
           <w:b/>
@@ -670,9 +615,8 @@
           <w:szCs w:val="32"/>
           <w:lang w:val="es-EC" w:eastAsia="es-EC"/>
         </w:rPr>
-        <w:t>Bouzon</w:t>
-      </w:r>
-      <w:proofErr w:type="spellEnd"/>
+        <w:t xml:space="preserve">; </w:t>
+      </w:r>
       <w:r>
         <w:rPr>
           <w:b/>
@@ -681,7 +625,7 @@
           <w:szCs w:val="32"/>
           <w:lang w:val="es-EC" w:eastAsia="es-EC"/>
         </w:rPr>
-        <w:t xml:space="preserve">; </w:t>
+        <w:t>Raúl Martínez</w:t>
       </w:r>
       <w:r>
         <w:rPr>
@@ -691,7 +635,7 @@
           <w:szCs w:val="32"/>
           <w:lang w:val="es-EC" w:eastAsia="es-EC"/>
         </w:rPr>
-        <w:t>Raúl Martínez</w:t>
+        <w:t>;</w:t>
       </w:r>
       <w:r>
         <w:rPr>
@@ -701,8 +645,17 @@
           <w:szCs w:val="32"/>
           <w:lang w:val="es-EC" w:eastAsia="es-EC"/>
         </w:rPr>
-        <w:t>;</w:t>
-      </w:r>
+        <w:t xml:space="preserve"> Facundo Aliverti; </w:t>
+      </w:r>
+    </w:p>
+    <w:p>
+      <w:pPr>
+        <w:jc w:val="center"/>
+        <w:rPr>
+          <w:iCs/>
+          <w:szCs w:val="22"/>
+        </w:rPr>
+      </w:pPr>
       <w:r>
         <w:rPr>
           <w:b/>
@@ -711,83 +664,8 @@
           <w:szCs w:val="32"/>
           <w:lang w:val="es-EC" w:eastAsia="es-EC"/>
         </w:rPr>
-        <w:t xml:space="preserve"> Facundo </w:t>
-      </w:r>
-      <w:proofErr w:type="spellStart"/>
-      <w:r>
-        <w:rPr>
-          <w:b/>
-          <w:bCs/>
-          <w:sz w:val="32"/>
-          <w:szCs w:val="32"/>
-          <w:lang w:val="es-EC" w:eastAsia="es-EC"/>
-        </w:rPr>
-        <w:t>Aliverti</w:t>
-      </w:r>
-      <w:proofErr w:type="spellEnd"/>
-      <w:r>
-        <w:rPr>
-          <w:b/>
-          <w:bCs/>
-          <w:sz w:val="32"/>
-          <w:szCs w:val="32"/>
-          <w:lang w:val="es-EC" w:eastAsia="es-EC"/>
-        </w:rPr>
-        <w:t xml:space="preserve">; </w:t>
-      </w:r>
-    </w:p>
-    <w:p>
-      <w:pPr>
-        <w:jc w:val="center"/>
-        <w:rPr>
-          <w:iCs/>
-          <w:szCs w:val="22"/>
-        </w:rPr>
-      </w:pPr>
-      <w:r>
-        <w:rPr>
-          <w:b/>
-          <w:bCs/>
-          <w:sz w:val="32"/>
-          <w:szCs w:val="32"/>
-          <w:lang w:val="es-EC" w:eastAsia="es-EC"/>
-        </w:rPr>
-        <w:t xml:space="preserve">Alan Edmundo; Paloma </w:t>
-      </w:r>
-      <w:proofErr w:type="spellStart"/>
-      <w:r>
-        <w:rPr>
-          <w:b/>
-          <w:bCs/>
-          <w:sz w:val="32"/>
-          <w:szCs w:val="32"/>
-          <w:lang w:val="es-EC" w:eastAsia="es-EC"/>
-        </w:rPr>
-        <w:t>Gonzalez</w:t>
-      </w:r>
-      <w:proofErr w:type="spellEnd"/>
-      <w:r>
-        <w:rPr>
-          <w:b/>
-          <w:bCs/>
-          <w:sz w:val="32"/>
-          <w:szCs w:val="32"/>
-          <w:lang w:val="es-EC" w:eastAsia="es-EC"/>
-        </w:rPr>
-        <w:t xml:space="preserve">; Gonzalo </w:t>
-      </w:r>
-      <w:proofErr w:type="spellStart"/>
-      <w:r>
-        <w:rPr>
-          <w:b/>
-          <w:bCs/>
-          <w:sz w:val="32"/>
-          <w:szCs w:val="32"/>
-          <w:lang w:val="es-EC" w:eastAsia="es-EC"/>
-        </w:rPr>
-        <w:t>Consorti</w:t>
-      </w:r>
-      <w:proofErr w:type="spellEnd"/>
+        <w:t>Alan Edmundo; Paloma Gonzalez; Gonzalo Consorti</w:t>
+      </w:r>
     </w:p>
     <w:p>
       <w:pPr>
@@ -2051,17 +1929,8 @@
           <w:iCs/>
           <w:sz w:val="24"/>
         </w:rPr>
-        <w:t xml:space="preserve">, 12 </w:t>
-      </w:r>
-      <w:proofErr w:type="spellStart"/>
-      <w:r>
-        <w:rPr>
-          <w:iCs/>
-          <w:sz w:val="24"/>
-        </w:rPr>
-        <w:t>ptos</w:t>
-      </w:r>
-      <w:proofErr w:type="spellEnd"/>
+        <w:t>, 12 ptos</w:t>
+      </w:r>
       <w:r>
         <w:rPr>
           <w:iCs/>
@@ -4935,27 +4804,7 @@
           <w:sz w:val="24"/>
           <w:szCs w:val="24"/>
         </w:rPr>
-        <w:t xml:space="preserve">Texto </w:t>
-      </w:r>
-      <w:proofErr w:type="spellStart"/>
-      <w:r>
-        <w:rPr>
-          <w:rFonts w:ascii="Times New Roman" w:hAnsi="Times New Roman"/>
-          <w:b w:val="0"/>
-          <w:sz w:val="24"/>
-          <w:szCs w:val="24"/>
-        </w:rPr>
-        <w:t>abstract</w:t>
-      </w:r>
-      <w:proofErr w:type="spellEnd"/>
-      <w:r>
-        <w:rPr>
-          <w:rFonts w:ascii="Times New Roman" w:hAnsi="Times New Roman"/>
-          <w:b w:val="0"/>
-          <w:sz w:val="24"/>
-          <w:szCs w:val="24"/>
-        </w:rPr>
-        <w:t xml:space="preserve"> </w:t>
+        <w:t xml:space="preserve">Texto abstract </w:t>
       </w:r>
       <w:r>
         <w:rPr>
@@ -5042,7 +4891,6 @@
           <w:szCs w:val="24"/>
         </w:rPr>
       </w:pPr>
-      <w:proofErr w:type="spellStart"/>
       <w:r>
         <w:rPr>
           <w:rFonts w:ascii="Times New Roman" w:hAnsi="Times New Roman"/>
@@ -5051,7 +4899,6 @@
         </w:rPr>
         <w:t>Keywords</w:t>
       </w:r>
-      <w:proofErr w:type="spellEnd"/>
       <w:r>
         <w:rPr>
           <w:rFonts w:ascii="Times New Roman" w:hAnsi="Times New Roman"/>
@@ -5396,6 +5243,37 @@
         </w:rPr>
         <w:t>Elección de la problemática</w:t>
       </w:r>
+      <w:r>
+        <w:rPr>
+          <w:sz w:val="24"/>
+        </w:rPr>
+        <w:tab/>
+      </w:r>
+      <w:r>
+        <w:rPr>
+          <w:sz w:val="24"/>
+        </w:rPr>
+        <w:tab/>
+      </w:r>
+      <w:r>
+        <w:rPr>
+          <w:sz w:val="24"/>
+        </w:rPr>
+        <w:tab/>
+      </w:r>
+      <w:r>
+        <w:rPr>
+          <w:sz w:val="24"/>
+        </w:rPr>
+        <w:tab/>
+      </w:r>
+      <w:r>
+        <w:rPr>
+          <w:sz w:val="24"/>
+        </w:rPr>
+        <w:tab/>
+        <w:t xml:space="preserve">    7</w:t>
+      </w:r>
     </w:p>
     <w:p>
       <w:pPr>
@@ -5530,6 +5408,278 @@
         </w:rPr>
         <w:t>Capítulo 2: Planificación de la entrevista</w:t>
       </w:r>
+      <w:r>
+        <w:rPr>
+          <w:sz w:val="24"/>
+        </w:rPr>
+        <w:tab/>
+      </w:r>
+      <w:r>
+        <w:rPr>
+          <w:sz w:val="24"/>
+        </w:rPr>
+        <w:tab/>
+      </w:r>
+      <w:r>
+        <w:rPr>
+          <w:sz w:val="24"/>
+        </w:rPr>
+        <w:tab/>
+      </w:r>
+      <w:r>
+        <w:rPr>
+          <w:sz w:val="24"/>
+        </w:rPr>
+        <w:tab/>
+        <w:t xml:space="preserve">    8</w:t>
+      </w:r>
+    </w:p>
+    <w:p>
+      <w:pPr>
+        <w:pStyle w:val="Prrafodelista"/>
+        <w:numPr>
+          <w:ilvl w:val="1"/>
+          <w:numId w:val="1"/>
+        </w:numPr>
+        <w:tabs>
+          <w:tab w:val="left" w:pos="-1094"/>
+          <w:tab w:val="left" w:pos="-720"/>
+          <w:tab w:val="left" w:pos="0"/>
+          <w:tab w:val="left" w:pos="328"/>
+          <w:tab w:val="left" w:pos="900"/>
+          <w:tab w:val="left" w:pos="1440"/>
+          <w:tab w:val="left" w:pos="2160"/>
+          <w:tab w:val="left" w:pos="2880"/>
+          <w:tab w:val="left" w:pos="3600"/>
+          <w:tab w:val="left" w:pos="4320"/>
+          <w:tab w:val="left" w:pos="5040"/>
+          <w:tab w:val="left" w:pos="5760"/>
+          <w:tab w:val="left" w:pos="6480"/>
+          <w:tab w:val="left" w:pos="7200"/>
+          <w:tab w:val="left" w:pos="7920"/>
+          <w:tab w:val="left" w:pos="8190"/>
+        </w:tabs>
+        <w:rPr>
+          <w:sz w:val="24"/>
+        </w:rPr>
+      </w:pPr>
+      <w:r>
+        <w:rPr>
+          <w:sz w:val="24"/>
+        </w:rPr>
+        <w:t>Primera reunión</w:t>
+      </w:r>
+      <w:r>
+        <w:rPr>
+          <w:sz w:val="24"/>
+        </w:rPr>
+        <w:t xml:space="preserve"> del equipo</w:t>
+      </w:r>
+    </w:p>
+    <w:p>
+      <w:pPr>
+        <w:pStyle w:val="Prrafodelista"/>
+        <w:numPr>
+          <w:ilvl w:val="2"/>
+          <w:numId w:val="1"/>
+        </w:numPr>
+        <w:tabs>
+          <w:tab w:val="left" w:pos="-1094"/>
+          <w:tab w:val="left" w:pos="-720"/>
+          <w:tab w:val="left" w:pos="0"/>
+          <w:tab w:val="left" w:pos="328"/>
+          <w:tab w:val="left" w:pos="900"/>
+          <w:tab w:val="left" w:pos="1440"/>
+          <w:tab w:val="left" w:pos="2160"/>
+          <w:tab w:val="left" w:pos="2880"/>
+          <w:tab w:val="left" w:pos="3600"/>
+          <w:tab w:val="left" w:pos="4320"/>
+          <w:tab w:val="left" w:pos="5040"/>
+          <w:tab w:val="left" w:pos="5760"/>
+          <w:tab w:val="left" w:pos="6480"/>
+          <w:tab w:val="left" w:pos="7200"/>
+          <w:tab w:val="left" w:pos="7920"/>
+          <w:tab w:val="left" w:pos="8190"/>
+        </w:tabs>
+        <w:rPr>
+          <w:sz w:val="24"/>
+        </w:rPr>
+      </w:pPr>
+      <w:r>
+        <w:rPr>
+          <w:sz w:val="24"/>
+        </w:rPr>
+        <w:t>Primer paso</w:t>
+      </w:r>
+    </w:p>
+    <w:p>
+      <w:pPr>
+        <w:pStyle w:val="Prrafodelista"/>
+        <w:numPr>
+          <w:ilvl w:val="2"/>
+          <w:numId w:val="1"/>
+        </w:numPr>
+        <w:tabs>
+          <w:tab w:val="left" w:pos="-1094"/>
+          <w:tab w:val="left" w:pos="-720"/>
+          <w:tab w:val="left" w:pos="0"/>
+          <w:tab w:val="left" w:pos="328"/>
+          <w:tab w:val="left" w:pos="900"/>
+          <w:tab w:val="left" w:pos="1440"/>
+          <w:tab w:val="left" w:pos="2160"/>
+          <w:tab w:val="left" w:pos="2880"/>
+          <w:tab w:val="left" w:pos="3600"/>
+          <w:tab w:val="left" w:pos="4320"/>
+          <w:tab w:val="left" w:pos="5040"/>
+          <w:tab w:val="left" w:pos="5760"/>
+          <w:tab w:val="left" w:pos="6480"/>
+          <w:tab w:val="left" w:pos="7200"/>
+          <w:tab w:val="left" w:pos="7920"/>
+          <w:tab w:val="left" w:pos="8190"/>
+        </w:tabs>
+        <w:rPr>
+          <w:sz w:val="24"/>
+        </w:rPr>
+      </w:pPr>
+      <w:r>
+        <w:rPr>
+          <w:sz w:val="24"/>
+        </w:rPr>
+        <w:t>Planificación</w:t>
+      </w:r>
+    </w:p>
+    <w:p>
+      <w:pPr>
+        <w:pStyle w:val="Prrafodelista"/>
+        <w:numPr>
+          <w:ilvl w:val="2"/>
+          <w:numId w:val="1"/>
+        </w:numPr>
+        <w:tabs>
+          <w:tab w:val="left" w:pos="-1094"/>
+          <w:tab w:val="left" w:pos="-720"/>
+          <w:tab w:val="left" w:pos="0"/>
+          <w:tab w:val="left" w:pos="328"/>
+          <w:tab w:val="left" w:pos="900"/>
+          <w:tab w:val="left" w:pos="1440"/>
+          <w:tab w:val="left" w:pos="2160"/>
+          <w:tab w:val="left" w:pos="2880"/>
+          <w:tab w:val="left" w:pos="3600"/>
+          <w:tab w:val="left" w:pos="4320"/>
+          <w:tab w:val="left" w:pos="5040"/>
+          <w:tab w:val="left" w:pos="5760"/>
+          <w:tab w:val="left" w:pos="6480"/>
+          <w:tab w:val="left" w:pos="7200"/>
+          <w:tab w:val="left" w:pos="7920"/>
+          <w:tab w:val="left" w:pos="8190"/>
+        </w:tabs>
+        <w:rPr>
+          <w:sz w:val="24"/>
+        </w:rPr>
+      </w:pPr>
+      <w:r>
+        <w:rPr>
+          <w:sz w:val="24"/>
+        </w:rPr>
+        <w:t>La lista de preguntas</w:t>
+      </w:r>
+    </w:p>
+    <w:p>
+      <w:pPr>
+        <w:pStyle w:val="Prrafodelista"/>
+        <w:numPr>
+          <w:ilvl w:val="1"/>
+          <w:numId w:val="1"/>
+        </w:numPr>
+        <w:tabs>
+          <w:tab w:val="left" w:pos="-1094"/>
+          <w:tab w:val="left" w:pos="-720"/>
+          <w:tab w:val="left" w:pos="0"/>
+          <w:tab w:val="left" w:pos="328"/>
+          <w:tab w:val="left" w:pos="900"/>
+          <w:tab w:val="left" w:pos="1440"/>
+          <w:tab w:val="left" w:pos="2160"/>
+          <w:tab w:val="left" w:pos="2880"/>
+          <w:tab w:val="left" w:pos="3600"/>
+          <w:tab w:val="left" w:pos="4320"/>
+          <w:tab w:val="left" w:pos="5040"/>
+          <w:tab w:val="left" w:pos="5760"/>
+          <w:tab w:val="left" w:pos="6480"/>
+          <w:tab w:val="left" w:pos="7200"/>
+          <w:tab w:val="left" w:pos="7920"/>
+          <w:tab w:val="left" w:pos="8190"/>
+        </w:tabs>
+        <w:rPr>
+          <w:sz w:val="24"/>
+        </w:rPr>
+      </w:pPr>
+      <w:r>
+        <w:rPr>
+          <w:sz w:val="24"/>
+        </w:rPr>
+        <w:t>La elección de los delegados a dar la entrevista</w:t>
+      </w:r>
+      <w:r>
+        <w:rPr>
+          <w:sz w:val="24"/>
+        </w:rPr>
+        <w:tab/>
+      </w:r>
+      <w:r>
+        <w:rPr>
+          <w:sz w:val="24"/>
+        </w:rPr>
+        <w:tab/>
+      </w:r>
+      <w:r>
+        <w:rPr>
+          <w:sz w:val="24"/>
+        </w:rPr>
+        <w:tab/>
+        <w:t xml:space="preserve">    9</w:t>
+      </w:r>
+    </w:p>
+    <w:p>
+      <w:pPr>
+        <w:pStyle w:val="Prrafodelista"/>
+        <w:numPr>
+          <w:ilvl w:val="2"/>
+          <w:numId w:val="1"/>
+        </w:numPr>
+        <w:tabs>
+          <w:tab w:val="left" w:pos="-1094"/>
+          <w:tab w:val="left" w:pos="-720"/>
+          <w:tab w:val="left" w:pos="0"/>
+          <w:tab w:val="left" w:pos="328"/>
+          <w:tab w:val="left" w:pos="900"/>
+          <w:tab w:val="left" w:pos="1440"/>
+          <w:tab w:val="left" w:pos="2160"/>
+          <w:tab w:val="left" w:pos="2880"/>
+          <w:tab w:val="left" w:pos="3600"/>
+          <w:tab w:val="left" w:pos="4320"/>
+          <w:tab w:val="left" w:pos="5040"/>
+          <w:tab w:val="left" w:pos="5760"/>
+          <w:tab w:val="left" w:pos="6480"/>
+          <w:tab w:val="left" w:pos="7200"/>
+          <w:tab w:val="left" w:pos="7920"/>
+          <w:tab w:val="left" w:pos="8190"/>
+        </w:tabs>
+        <w:rPr>
+          <w:sz w:val="24"/>
+        </w:rPr>
+      </w:pPr>
+      <w:r>
+        <w:rPr>
+          <w:sz w:val="24"/>
+        </w:rPr>
+        <w:t>Como decidimos los delegados</w:t>
+      </w:r>
+      <w:r>
+        <w:rPr>
+          <w:sz w:val="24"/>
+        </w:rPr>
+        <w:tab/>
+      </w:r>
     </w:p>
     <w:p>
       <w:pPr>
@@ -5556,12 +5706,6 @@
           <w:sz w:val="24"/>
         </w:rPr>
       </w:pPr>
-      <w:r>
-        <w:rPr>
-          <w:sz w:val="24"/>
-        </w:rPr>
-        <w:t xml:space="preserve">2.1 </w:t>
-      </w:r>
     </w:p>
     <w:p>
       <w:pPr>
@@ -5594,6 +5738,75 @@
       </w:pPr>
       <w:r>
         <w:rPr>
+          <w:sz w:val="24"/>
+        </w:rPr>
+        <w:t>Capítulo 3: La entrevista con el cliente</w:t>
+      </w:r>
+      <w:r>
+        <w:rPr>
+          <w:sz w:val="24"/>
+        </w:rPr>
+        <w:tab/>
+        <w:t xml:space="preserve">  </w:t>
+      </w:r>
+      <w:r>
+        <w:rPr>
+          <w:sz w:val="24"/>
+        </w:rPr>
+        <w:tab/>
+      </w:r>
+      <w:r>
+        <w:rPr>
+          <w:sz w:val="24"/>
+        </w:rPr>
+        <w:tab/>
+      </w:r>
+      <w:r>
+        <w:rPr>
+          <w:sz w:val="24"/>
+        </w:rPr>
+        <w:tab/>
+        <w:t xml:space="preserve">  10</w:t>
+      </w:r>
+      <w:r>
+        <w:rPr>
+          <w:sz w:val="24"/>
+        </w:rPr>
+        <w:tab/>
+        <w:t xml:space="preserve">   </w:t>
+      </w:r>
+    </w:p>
+    <w:p>
+      <w:pPr>
+        <w:pStyle w:val="Prrafodelista"/>
+        <w:numPr>
+          <w:ilvl w:val="0"/>
+          <w:numId w:val="1"/>
+        </w:numPr>
+        <w:tabs>
+          <w:tab w:val="left" w:pos="-1094"/>
+          <w:tab w:val="left" w:pos="-720"/>
+          <w:tab w:val="left" w:pos="0"/>
+          <w:tab w:val="left" w:pos="328"/>
+          <w:tab w:val="left" w:pos="900"/>
+          <w:tab w:val="left" w:pos="1440"/>
+          <w:tab w:val="left" w:pos="2160"/>
+          <w:tab w:val="left" w:pos="2880"/>
+          <w:tab w:val="left" w:pos="3600"/>
+          <w:tab w:val="left" w:pos="4320"/>
+          <w:tab w:val="left" w:pos="5040"/>
+          <w:tab w:val="left" w:pos="5760"/>
+          <w:tab w:val="left" w:pos="6480"/>
+          <w:tab w:val="left" w:pos="7200"/>
+          <w:tab w:val="left" w:pos="7920"/>
+          <w:tab w:val="left" w:pos="8190"/>
+        </w:tabs>
+        <w:rPr>
+          <w:sz w:val="24"/>
+        </w:rPr>
+      </w:pPr>
+      <w:r>
+        <w:rPr>
           <w:i/>
           <w:sz w:val="24"/>
         </w:rPr>
@@ -5625,8 +5838,2487 @@
     <w:p>
       <w:pPr>
         <w:pStyle w:val="APARTADO1"/>
+        <w:numPr>
+          <w:ilvl w:val="0"/>
+          <w:numId w:val="4"/>
+        </w:numPr>
         <w:spacing w:after="240"/>
         <w:jc w:val="center"/>
+        <w:rPr>
+          <w:rFonts w:ascii="Times New Roman" w:hAnsi="Times New Roman"/>
+          <w:color w:val="auto"/>
+          <w:sz w:val="32"/>
+          <w:szCs w:val="32"/>
+        </w:rPr>
+      </w:pPr>
+      <w:r>
+        <w:rPr>
+          <w:rFonts w:ascii="Times New Roman" w:hAnsi="Times New Roman"/>
+          <w:color w:val="auto"/>
+          <w:sz w:val="32"/>
+          <w:szCs w:val="32"/>
+        </w:rPr>
+        <w:t>Elección</w:t>
+      </w:r>
+      <w:r>
+        <w:rPr>
+          <w:rFonts w:ascii="Times New Roman" w:hAnsi="Times New Roman"/>
+          <w:color w:val="auto"/>
+          <w:sz w:val="32"/>
+          <w:szCs w:val="32"/>
+        </w:rPr>
+        <w:t xml:space="preserve"> del equipo y de la </w:t>
+      </w:r>
+      <w:r>
+        <w:rPr>
+          <w:rFonts w:ascii="Times New Roman" w:hAnsi="Times New Roman"/>
+          <w:color w:val="auto"/>
+          <w:sz w:val="32"/>
+          <w:szCs w:val="32"/>
+        </w:rPr>
+        <w:t>problemática</w:t>
+      </w:r>
+    </w:p>
+    <w:p>
+      <w:pPr>
+        <w:suppressAutoHyphens/>
+        <w:spacing w:after="240"/>
+        <w:jc w:val="left"/>
+        <w:rPr>
+          <w:rFonts w:eastAsia="SimSun"/>
+          <w:b/>
+          <w:sz w:val="28"/>
+          <w:szCs w:val="28"/>
+          <w:lang w:val="es-ES_tradnl" w:eastAsia="ar-SA"/>
+        </w:rPr>
+      </w:pPr>
+      <w:r>
+        <w:rPr>
+          <w:rFonts w:eastAsia="SimSun"/>
+          <w:b/>
+          <w:sz w:val="28"/>
+          <w:szCs w:val="28"/>
+          <w:lang w:val="es-ES_tradnl" w:eastAsia="ar-SA"/>
+        </w:rPr>
+        <w:t xml:space="preserve">Introducción: </w:t>
+      </w:r>
+    </w:p>
+    <w:p>
+      <w:pPr>
+        <w:spacing w:after="240" w:line="360" w:lineRule="auto"/>
+        <w:ind w:firstLine="709"/>
+        <w:rPr>
+          <w:color w:val="1F1F1F"/>
+          <w:shd w:val="clear" w:color="auto" w:fill="F0F4F9"/>
+        </w:rPr>
+      </w:pPr>
+      <w:r>
+        <w:rPr>
+          <w:rFonts w:eastAsia="SimSun"/>
+          <w:sz w:val="24"/>
+          <w:szCs w:val="28"/>
+          <w:lang w:eastAsia="ar-SA"/>
+        </w:rPr>
+        <w:t>En este capítulo se explica cómo se dió la conformación del equipo y como se decidió la elección de la problemática principal del proyecto interdisciplinario</w:t>
+      </w:r>
+    </w:p>
+    <w:p>
+      <w:pPr>
+        <w:suppressAutoHyphens/>
+        <w:spacing w:after="240"/>
+        <w:jc w:val="left"/>
+        <w:rPr>
+          <w:rFonts w:eastAsia="SimSun"/>
+          <w:b/>
+          <w:sz w:val="28"/>
+          <w:szCs w:val="28"/>
+          <w:lang w:eastAsia="ar-SA"/>
+        </w:rPr>
+      </w:pPr>
+      <w:r>
+        <w:rPr>
+          <w:rFonts w:eastAsia="SimSun"/>
+          <w:b/>
+          <w:sz w:val="28"/>
+          <w:szCs w:val="28"/>
+          <w:lang w:val="es-ES_tradnl" w:eastAsia="ar-SA"/>
+        </w:rPr>
+        <w:t xml:space="preserve">1.1 </w:t>
+      </w:r>
+      <w:r>
+        <w:rPr>
+          <w:rFonts w:eastAsia="SimSun"/>
+          <w:b/>
+          <w:sz w:val="28"/>
+          <w:szCs w:val="28"/>
+          <w:lang w:val="es-ES_tradnl" w:eastAsia="ar-SA"/>
+        </w:rPr>
+        <w:t>Elección</w:t>
+      </w:r>
+      <w:r>
+        <w:rPr>
+          <w:rFonts w:eastAsia="SimSun"/>
+          <w:b/>
+          <w:sz w:val="28"/>
+          <w:szCs w:val="28"/>
+          <w:lang w:val="es-ES_tradnl" w:eastAsia="ar-SA"/>
+        </w:rPr>
+        <w:t xml:space="preserve"> del eq</w:t>
+      </w:r>
+      <w:r>
+        <w:rPr>
+          <w:rFonts w:eastAsia="SimSun"/>
+          <w:b/>
+          <w:sz w:val="28"/>
+          <w:szCs w:val="28"/>
+          <w:lang w:val="es-ES_tradnl" w:eastAsia="ar-SA"/>
+        </w:rPr>
+        <w:t>u</w:t>
+      </w:r>
+      <w:r>
+        <w:rPr>
+          <w:rFonts w:eastAsia="SimSun"/>
+          <w:b/>
+          <w:sz w:val="28"/>
+          <w:szCs w:val="28"/>
+          <w:lang w:val="es-ES_tradnl" w:eastAsia="ar-SA"/>
+        </w:rPr>
+        <w:t>ipo</w:t>
+      </w:r>
+      <w:r>
+        <w:rPr>
+          <w:rFonts w:eastAsia="SimSun"/>
+          <w:b/>
+          <w:sz w:val="28"/>
+          <w:szCs w:val="28"/>
+          <w:lang w:val="es-ES_tradnl" w:eastAsia="ar-SA"/>
+        </w:rPr>
+        <w:t xml:space="preserve"> </w:t>
+      </w:r>
+    </w:p>
+    <w:p>
+      <w:pPr>
+        <w:suppressAutoHyphens/>
+        <w:spacing w:after="240"/>
+        <w:jc w:val="left"/>
+        <w:rPr>
+          <w:rFonts w:eastAsia="SimSun"/>
+          <w:b/>
+          <w:sz w:val="24"/>
+          <w:lang w:eastAsia="ar-SA"/>
+        </w:rPr>
+      </w:pPr>
+      <w:r>
+        <w:rPr>
+          <w:rFonts w:eastAsia="SimSun"/>
+          <w:b/>
+          <w:sz w:val="24"/>
+          <w:lang w:eastAsia="ar-SA"/>
+        </w:rPr>
+        <w:t xml:space="preserve">1.1.1 </w:t>
+      </w:r>
+      <w:r>
+        <w:rPr>
+          <w:rFonts w:eastAsia="SimSun"/>
+          <w:b/>
+          <w:sz w:val="24"/>
+          <w:lang w:eastAsia="ar-SA"/>
+        </w:rPr>
+        <w:t xml:space="preserve">Como fue la elección del equipo: </w:t>
+      </w:r>
+    </w:p>
+    <w:p>
+      <w:pPr>
+        <w:suppressAutoHyphens/>
+        <w:spacing w:after="120" w:line="360" w:lineRule="auto"/>
+        <w:ind w:left="567" w:firstLine="709"/>
+        <w:rPr>
+          <w:rFonts w:eastAsia="SimSun"/>
+          <w:sz w:val="24"/>
+          <w:lang w:eastAsia="ar-SA"/>
+        </w:rPr>
+      </w:pPr>
+      <w:r>
+        <w:rPr>
+          <w:rFonts w:eastAsia="SimSun"/>
+          <w:sz w:val="24"/>
+          <w:lang w:eastAsia="ar-SA"/>
+        </w:rPr>
+        <w:t>Los equipos fueron elegidos por Raul Martinez, el profesor de POO</w:t>
+      </w:r>
+      <w:r>
+        <w:rPr>
+          <w:rFonts w:eastAsia="SimSun"/>
+          <w:sz w:val="24"/>
+          <w:lang w:eastAsia="ar-SA"/>
+        </w:rPr>
+        <w:t xml:space="preserve"> (Programación Orientada a Objetos)</w:t>
+      </w:r>
+      <w:r>
+        <w:rPr>
+          <w:rFonts w:eastAsia="SimSun"/>
+          <w:sz w:val="24"/>
+          <w:lang w:eastAsia="ar-SA"/>
+        </w:rPr>
+        <w:t>, tomando en cuenta nuestro rendimiento en función de nuestro compañero de computadora durante el primer cuatrimestre en su materia. A mí</w:t>
+      </w:r>
+      <w:r>
+        <w:rPr>
+          <w:rFonts w:eastAsia="SimSun"/>
+          <w:sz w:val="24"/>
+          <w:lang w:eastAsia="ar-SA"/>
+        </w:rPr>
+        <w:t xml:space="preserve"> me juntó</w:t>
+      </w:r>
+      <w:r>
+        <w:rPr>
+          <w:rFonts w:eastAsia="SimSun"/>
+          <w:sz w:val="24"/>
+          <w:lang w:eastAsia="ar-SA"/>
+        </w:rPr>
+        <w:t xml:space="preserve"> con </w:t>
+      </w:r>
+      <w:r>
+        <w:rPr>
+          <w:rFonts w:eastAsia="SimSun"/>
+          <w:sz w:val="24"/>
+          <w:lang w:eastAsia="ar-SA"/>
+        </w:rPr>
+        <w:t xml:space="preserve">Federico Tamburelli y nos agrupo con Matias Adan y Ariadna Perreault. </w:t>
+      </w:r>
+      <w:r>
+        <w:rPr>
+          <w:rFonts w:eastAsia="SimSun"/>
+          <w:sz w:val="24"/>
+          <w:lang w:eastAsia="ar-SA"/>
+        </w:rPr>
+        <w:t>Como se observa en la imagen</w:t>
+      </w:r>
+      <w:r>
+        <w:rPr>
+          <w:rFonts w:eastAsia="SimSun"/>
+          <w:sz w:val="24"/>
+          <w:lang w:eastAsia="ar-SA"/>
+        </w:rPr>
+        <w:t xml:space="preserve"> adjunta más abajo (que es la lista de equipos elegida y anotada por Raul Martinez en su pizarrón), nosotros formamos parte del grupo (1) señalado en la imagen con ese mismo número. La imagen fue provista por el profesor Federico Bouzon, profesor de base de datos, el día 6 de agosto mediante el tablón de su google classroom y fue esta la forma en la que nos enteramos del equipo.</w:t>
+      </w:r>
+    </w:p>
+    <w:p>
+      <w:pPr>
+        <w:suppressAutoHyphens/>
+        <w:spacing w:after="120" w:line="360" w:lineRule="auto"/>
+        <w:jc w:val="left"/>
+        <w:rPr>
+          <w:rFonts w:eastAsia="SimSun"/>
+          <w:sz w:val="24"/>
+          <w:lang w:eastAsia="ar-SA"/>
+        </w:rPr>
+      </w:pPr>
+      <w:r>
+        <w:rPr>
+          <w:rFonts w:eastAsia="SimSun"/>
+          <w:sz w:val="24"/>
+          <w:lang w:eastAsia="ar-SA"/>
+        </w:rPr>
+        <w:t>Raul Martinez. Elección de los equipos</w:t>
+      </w:r>
+      <w:r>
+        <w:rPr>
+          <w:rFonts w:eastAsia="SimSun"/>
+          <w:sz w:val="24"/>
+          <w:lang w:eastAsia="ar-SA"/>
+        </w:rPr>
+        <w:drawing>
+          <wp:inline distT="0" distB="0" distL="0" distR="0" wp14:anchorId="112F4852" wp14:editId="477672EA">
+            <wp:extent cx="3915717" cy="2341418"/>
+            <wp:effectExtent l="0" t="0" r="8890" b="1905"/>
+            <wp:docPr id="1" name="Imagen 1"/>
+            <wp:cNvGraphicFramePr>
+              <a:graphicFrameLocks xmlns:a="http://schemas.openxmlformats.org/drawingml/2006/main" noChangeAspect="1"/>
+            </wp:cNvGraphicFramePr>
+            <a:graphic xmlns:a="http://schemas.openxmlformats.org/drawingml/2006/main">
+              <a:graphicData uri="http://schemas.openxmlformats.org/drawingml/2006/picture">
+                <pic:pic xmlns:pic="http://schemas.openxmlformats.org/drawingml/2006/picture">
+                  <pic:nvPicPr>
+                    <pic:cNvPr id="1" name=""/>
+                    <pic:cNvPicPr/>
+                  </pic:nvPicPr>
+                  <pic:blipFill>
+                    <a:blip r:embed="rId9"/>
+                    <a:stretch>
+                      <a:fillRect/>
+                    </a:stretch>
+                  </pic:blipFill>
+                  <pic:spPr>
+                    <a:xfrm>
+                      <a:off x="0" y="0"/>
+                      <a:ext cx="3915717" cy="2341418"/>
+                    </a:xfrm>
+                    <a:prstGeom prst="rect">
+                      <a:avLst/>
+                    </a:prstGeom>
+                  </pic:spPr>
+                </pic:pic>
+              </a:graphicData>
+            </a:graphic>
+          </wp:inline>
+        </w:drawing>
+      </w:r>
+      <w:r>
+        <w:rPr>
+          <w:rFonts w:eastAsia="SimSun"/>
+          <w:sz w:val="24"/>
+          <w:lang w:eastAsia="ar-SA"/>
+        </w:rPr>
+        <w:br/>
+        <w:t>recuperado del tablón de Google classroom de la materia base de datos</w:t>
+      </w:r>
+    </w:p>
+    <w:p>
+      <w:pPr>
+        <w:suppressAutoHyphens/>
+        <w:spacing w:after="120" w:line="360" w:lineRule="auto"/>
+        <w:jc w:val="left"/>
+        <w:rPr>
+          <w:rFonts w:eastAsia="SimSun"/>
+          <w:b/>
+          <w:sz w:val="24"/>
+          <w:lang w:eastAsia="ar-SA"/>
+        </w:rPr>
+      </w:pPr>
+    </w:p>
+    <w:p>
+      <w:pPr>
+        <w:suppressAutoHyphens/>
+        <w:spacing w:after="120" w:line="360" w:lineRule="auto"/>
+        <w:jc w:val="left"/>
+        <w:rPr>
+          <w:rFonts w:eastAsia="SimSun"/>
+          <w:b/>
+          <w:sz w:val="24"/>
+          <w:lang w:eastAsia="ar-SA"/>
+        </w:rPr>
+      </w:pPr>
+    </w:p>
+    <w:p>
+      <w:pPr>
+        <w:suppressAutoHyphens/>
+        <w:spacing w:after="240"/>
+        <w:jc w:val="left"/>
+        <w:rPr>
+          <w:rFonts w:eastAsia="SimSun"/>
+          <w:b/>
+          <w:sz w:val="24"/>
+          <w:lang w:eastAsia="ar-SA"/>
+        </w:rPr>
+      </w:pPr>
+      <w:r>
+        <w:rPr>
+          <w:rFonts w:eastAsia="SimSun"/>
+          <w:b/>
+          <w:sz w:val="24"/>
+          <w:lang w:eastAsia="ar-SA"/>
+        </w:rPr>
+        <w:lastRenderedPageBreak/>
+        <w:t>1.1.</w:t>
+      </w:r>
+      <w:r>
+        <w:rPr>
+          <w:rFonts w:eastAsia="SimSun"/>
+          <w:b/>
+          <w:sz w:val="24"/>
+          <w:lang w:eastAsia="ar-SA"/>
+        </w:rPr>
+        <w:t>2</w:t>
+      </w:r>
+      <w:r>
+        <w:rPr>
+          <w:rFonts w:eastAsia="SimSun"/>
+          <w:b/>
+          <w:sz w:val="24"/>
+          <w:lang w:eastAsia="ar-SA"/>
+        </w:rPr>
+        <w:t xml:space="preserve"> </w:t>
+      </w:r>
+      <w:r>
+        <w:rPr>
+          <w:rFonts w:eastAsia="SimSun"/>
+          <w:b/>
+          <w:sz w:val="24"/>
+          <w:lang w:eastAsia="ar-SA"/>
+        </w:rPr>
+        <w:t xml:space="preserve">La inclusión del quinto integrante: </w:t>
+      </w:r>
+    </w:p>
+    <w:p>
+      <w:pPr>
+        <w:suppressAutoHyphens/>
+        <w:spacing w:after="120" w:line="360" w:lineRule="auto"/>
+        <w:ind w:left="567" w:firstLine="709"/>
+        <w:rPr>
+          <w:rFonts w:eastAsia="SimSun"/>
+          <w:sz w:val="24"/>
+          <w:lang w:eastAsia="ar-SA"/>
+        </w:rPr>
+      </w:pPr>
+      <w:r>
+        <w:rPr>
+          <w:rFonts w:eastAsia="SimSun"/>
+          <w:sz w:val="24"/>
+          <w:lang w:eastAsia="ar-SA"/>
+        </w:rPr>
+        <w:t>Luego de leer todos los grupos, nos dimos cuenta que nuestro compañero Benjamin Montiel no estaba en la lista de ningún grupo</w:t>
+      </w:r>
+      <w:r>
+        <w:rPr>
+          <w:rFonts w:eastAsia="SimSun"/>
+          <w:sz w:val="24"/>
+          <w:lang w:eastAsia="ar-SA"/>
+        </w:rPr>
+        <w:t xml:space="preserve"> (como se puede ver en la imagen, el profesor Raul Martinez se había olvidado de su inclusión)</w:t>
+      </w:r>
+      <w:r>
+        <w:rPr>
+          <w:rFonts w:eastAsia="SimSun"/>
+          <w:sz w:val="24"/>
+          <w:lang w:eastAsia="ar-SA"/>
+        </w:rPr>
+        <w:t>, por lo que decidimos pedir para incluirlo a nuestro</w:t>
+      </w:r>
+      <w:r>
+        <w:rPr>
+          <w:rFonts w:eastAsia="SimSun"/>
+          <w:sz w:val="24"/>
+          <w:lang w:eastAsia="ar-SA"/>
+        </w:rPr>
+        <w:t xml:space="preserve"> equipo</w:t>
+      </w:r>
+      <w:r>
+        <w:rPr>
+          <w:rFonts w:eastAsia="SimSun"/>
+          <w:sz w:val="24"/>
+          <w:lang w:eastAsia="ar-SA"/>
+        </w:rPr>
+        <w:t>. Entonces, fue así como conformamos el equipo: Emilio Fernandez Alvarez</w:t>
+      </w:r>
+      <w:r>
+        <w:rPr>
+          <w:rFonts w:eastAsia="SimSun"/>
+          <w:sz w:val="24"/>
+          <w:lang w:eastAsia="ar-SA"/>
+        </w:rPr>
+        <w:t>,</w:t>
+      </w:r>
+      <w:r>
+        <w:rPr>
+          <w:rFonts w:eastAsia="SimSun"/>
+          <w:sz w:val="24"/>
+          <w:lang w:eastAsia="ar-SA"/>
+        </w:rPr>
+        <w:t xml:space="preserve"> </w:t>
+      </w:r>
+      <w:r>
+        <w:rPr>
+          <w:rFonts w:eastAsia="SimSun"/>
+          <w:sz w:val="24"/>
+          <w:lang w:eastAsia="ar-SA"/>
+        </w:rPr>
+        <w:t>Federico Tamburelli</w:t>
+      </w:r>
+      <w:r>
+        <w:rPr>
+          <w:rFonts w:eastAsia="SimSun"/>
+          <w:sz w:val="24"/>
+          <w:lang w:eastAsia="ar-SA"/>
+        </w:rPr>
+        <w:t>,</w:t>
+      </w:r>
+      <w:r>
+        <w:rPr>
+          <w:rFonts w:eastAsia="SimSun"/>
+          <w:sz w:val="24"/>
+          <w:lang w:eastAsia="ar-SA"/>
+        </w:rPr>
+        <w:t xml:space="preserve"> Matias Adan, Ariadna Perreault y Benjamin Montiel.</w:t>
+      </w:r>
+    </w:p>
+    <w:p>
+      <w:pPr>
+        <w:suppressAutoHyphens/>
+        <w:spacing w:after="240"/>
+        <w:jc w:val="left"/>
+        <w:rPr>
+          <w:rFonts w:eastAsia="SimSun"/>
+          <w:b/>
+          <w:sz w:val="28"/>
+          <w:szCs w:val="28"/>
+          <w:lang w:val="es-ES_tradnl" w:eastAsia="ar-SA"/>
+        </w:rPr>
+      </w:pPr>
+      <w:r>
+        <w:rPr>
+          <w:rFonts w:eastAsia="SimSun"/>
+          <w:b/>
+          <w:sz w:val="28"/>
+          <w:szCs w:val="28"/>
+          <w:lang w:val="es-ES_tradnl" w:eastAsia="ar-SA"/>
+        </w:rPr>
+        <w:t xml:space="preserve">1.2 </w:t>
+      </w:r>
+      <w:r>
+        <w:rPr>
+          <w:rFonts w:eastAsia="SimSun"/>
+          <w:b/>
+          <w:sz w:val="28"/>
+          <w:szCs w:val="28"/>
+          <w:lang w:val="es-ES_tradnl" w:eastAsia="ar-SA"/>
+        </w:rPr>
+        <w:t>Elección</w:t>
+      </w:r>
+      <w:r>
+        <w:rPr>
+          <w:rFonts w:eastAsia="SimSun"/>
+          <w:b/>
+          <w:sz w:val="28"/>
+          <w:szCs w:val="28"/>
+          <w:lang w:val="es-ES_tradnl" w:eastAsia="ar-SA"/>
+        </w:rPr>
+        <w:t xml:space="preserve"> de la </w:t>
+      </w:r>
+      <w:r>
+        <w:rPr>
+          <w:rFonts w:eastAsia="SimSun"/>
+          <w:b/>
+          <w:sz w:val="28"/>
+          <w:szCs w:val="28"/>
+          <w:lang w:val="es-ES_tradnl" w:eastAsia="ar-SA"/>
+        </w:rPr>
+        <w:t>problemática</w:t>
+      </w:r>
+    </w:p>
+    <w:p>
+      <w:pPr>
+        <w:suppressAutoHyphens/>
+        <w:spacing w:after="240"/>
+        <w:jc w:val="left"/>
+        <w:rPr>
+          <w:rFonts w:eastAsia="SimSun"/>
+          <w:b/>
+          <w:sz w:val="24"/>
+          <w:lang w:eastAsia="ar-SA"/>
+        </w:rPr>
+      </w:pPr>
+      <w:r>
+        <w:rPr>
+          <w:rFonts w:eastAsia="SimSun"/>
+          <w:b/>
+          <w:sz w:val="24"/>
+          <w:lang w:eastAsia="ar-SA"/>
+        </w:rPr>
+        <w:t>1.</w:t>
+      </w:r>
+      <w:r>
+        <w:rPr>
+          <w:rFonts w:eastAsia="SimSun"/>
+          <w:b/>
+          <w:sz w:val="24"/>
+          <w:lang w:eastAsia="ar-SA"/>
+        </w:rPr>
+        <w:t>2.1</w:t>
+      </w:r>
+      <w:r>
+        <w:rPr>
+          <w:rFonts w:eastAsia="SimSun"/>
+          <w:b/>
+          <w:sz w:val="24"/>
+          <w:lang w:eastAsia="ar-SA"/>
+        </w:rPr>
+        <w:t xml:space="preserve"> </w:t>
+      </w:r>
+      <w:r>
+        <w:rPr>
+          <w:rFonts w:eastAsia="SimSun"/>
+          <w:b/>
+          <w:sz w:val="24"/>
+          <w:lang w:eastAsia="ar-SA"/>
+        </w:rPr>
+        <w:t xml:space="preserve">Como fue la elección de la problemática: </w:t>
+      </w:r>
+    </w:p>
+    <w:p>
+      <w:pPr>
+        <w:suppressAutoHyphens/>
+        <w:spacing w:after="240" w:line="360" w:lineRule="auto"/>
+        <w:ind w:left="567" w:firstLine="709"/>
+        <w:rPr>
+          <w:rFonts w:eastAsia="SimSun"/>
+          <w:szCs w:val="28"/>
+          <w:lang w:eastAsia="ar-SA"/>
+        </w:rPr>
+      </w:pPr>
+      <w:r>
+        <w:rPr>
+          <w:rFonts w:eastAsia="SimSun"/>
+          <w:b/>
+          <w:sz w:val="28"/>
+          <w:szCs w:val="28"/>
+          <w:lang w:eastAsia="ar-SA"/>
+        </w:rPr>
+        <w:tab/>
+      </w:r>
+      <w:r>
+        <w:rPr>
+          <w:rFonts w:eastAsia="SimSun"/>
+          <w:sz w:val="24"/>
+          <w:szCs w:val="28"/>
+          <w:lang w:eastAsia="ar-SA"/>
+        </w:rPr>
+        <w:t>El</w:t>
+      </w:r>
+      <w:r>
+        <w:rPr>
+          <w:rFonts w:eastAsia="SimSun"/>
+          <w:sz w:val="24"/>
+          <w:szCs w:val="28"/>
+          <w:lang w:eastAsia="ar-SA"/>
+        </w:rPr>
+        <w:t xml:space="preserve"> día 7 de Agosto, el</w:t>
+      </w:r>
+      <w:r>
+        <w:rPr>
+          <w:rFonts w:eastAsia="SimSun"/>
+          <w:sz w:val="24"/>
+          <w:szCs w:val="28"/>
+          <w:lang w:eastAsia="ar-SA"/>
+        </w:rPr>
+        <w:t xml:space="preserve"> profesor de análisis Alan Edmundo junto con el profe</w:t>
+      </w:r>
+      <w:r>
+        <w:rPr>
+          <w:rFonts w:eastAsia="SimSun"/>
+          <w:sz w:val="24"/>
+          <w:szCs w:val="28"/>
+          <w:lang w:eastAsia="ar-SA"/>
+        </w:rPr>
+        <w:t>sor</w:t>
+      </w:r>
+      <w:r>
+        <w:rPr>
+          <w:rFonts w:eastAsia="SimSun"/>
+          <w:sz w:val="24"/>
+          <w:szCs w:val="28"/>
+          <w:lang w:eastAsia="ar-SA"/>
+        </w:rPr>
+        <w:t xml:space="preserve"> de redes Facundo Aliverti nos dieron a elegir una </w:t>
+      </w:r>
+      <w:r>
+        <w:rPr>
+          <w:rFonts w:eastAsia="SimSun"/>
+          <w:sz w:val="24"/>
+          <w:szCs w:val="28"/>
+          <w:lang w:eastAsia="ar-SA"/>
+        </w:rPr>
+        <w:t>problemática</w:t>
+      </w:r>
+      <w:r>
+        <w:rPr>
+          <w:rFonts w:eastAsia="SimSun"/>
+          <w:sz w:val="24"/>
+          <w:szCs w:val="28"/>
+          <w:lang w:eastAsia="ar-SA"/>
+        </w:rPr>
+        <w:t xml:space="preserve"> </w:t>
+      </w:r>
+      <w:r>
+        <w:rPr>
+          <w:rFonts w:eastAsia="SimSun"/>
+          <w:sz w:val="24"/>
+          <w:szCs w:val="28"/>
+          <w:lang w:eastAsia="ar-SA"/>
+        </w:rPr>
+        <w:t>entre una lista de opciones. Con el grupo nos pusimos de acuerdo</w:t>
+      </w:r>
+      <w:r>
+        <w:rPr>
+          <w:rFonts w:eastAsia="SimSun"/>
+          <w:sz w:val="24"/>
+          <w:szCs w:val="28"/>
+          <w:lang w:eastAsia="ar-SA"/>
+        </w:rPr>
+        <w:t xml:space="preserve"> en elegir la clínica privada como problemática.</w:t>
+      </w:r>
+    </w:p>
+    <w:p>
+      <w:pPr>
+        <w:suppressAutoHyphens/>
+        <w:spacing w:after="240"/>
+        <w:jc w:val="left"/>
+        <w:rPr>
+          <w:rFonts w:eastAsia="SimSun"/>
+          <w:b/>
+          <w:sz w:val="24"/>
+          <w:lang w:eastAsia="ar-SA"/>
+        </w:rPr>
+      </w:pPr>
+      <w:r>
+        <w:rPr>
+          <w:rFonts w:eastAsia="SimSun"/>
+          <w:b/>
+          <w:sz w:val="24"/>
+          <w:lang w:eastAsia="ar-SA"/>
+        </w:rPr>
+        <w:t>1.</w:t>
+      </w:r>
+      <w:r>
+        <w:rPr>
+          <w:rFonts w:eastAsia="SimSun"/>
+          <w:b/>
+          <w:sz w:val="24"/>
+          <w:lang w:eastAsia="ar-SA"/>
+        </w:rPr>
+        <w:t>2.2</w:t>
+      </w:r>
+      <w:r>
+        <w:rPr>
+          <w:rFonts w:eastAsia="SimSun"/>
+          <w:b/>
+          <w:sz w:val="24"/>
+          <w:lang w:eastAsia="ar-SA"/>
+        </w:rPr>
+        <w:t xml:space="preserve"> </w:t>
+      </w:r>
+      <w:r>
+        <w:rPr>
+          <w:rFonts w:eastAsia="SimSun"/>
+          <w:b/>
+          <w:sz w:val="24"/>
+          <w:lang w:eastAsia="ar-SA"/>
+        </w:rPr>
+        <w:t xml:space="preserve">En que consiste la problemática: </w:t>
+      </w:r>
+    </w:p>
+    <w:p>
+      <w:pPr>
+        <w:spacing w:after="160" w:line="360" w:lineRule="auto"/>
+        <w:ind w:left="567" w:firstLine="709"/>
+        <w:rPr>
+          <w:rStyle w:val="TEXTOART"/>
+          <w:sz w:val="24"/>
+        </w:rPr>
+      </w:pPr>
+      <w:r>
+        <w:rPr>
+          <w:color w:val="1F1F1F"/>
+          <w:sz w:val="24"/>
+        </w:rPr>
+        <w:t>Clínica</w:t>
+      </w:r>
+      <w:r>
+        <w:rPr>
+          <w:color w:val="1F1F1F"/>
+          <w:sz w:val="24"/>
+        </w:rPr>
+        <w:t xml:space="preserve">: </w:t>
+      </w:r>
+      <w:r>
+        <w:rPr>
+          <w:i/>
+          <w:color w:val="1F1F1F"/>
+          <w:sz w:val="24"/>
+        </w:rPr>
+        <w:t>Nuestra organización es una clínica médica que ofrece muchos servicios incluyendo cirugía. Queremos desarrollar un software hospitalario que contemple distintos aspectos de la actividad como por ejemplo turnos, historias clínicas y medicamentos</w:t>
+      </w:r>
+      <w:r>
+        <w:rPr>
+          <w:i/>
+          <w:color w:val="1F1F1F"/>
+          <w:sz w:val="24"/>
+        </w:rPr>
+        <w:t>.</w:t>
+      </w:r>
+    </w:p>
+    <w:p>
+      <w:pPr>
+        <w:spacing w:after="160" w:line="360" w:lineRule="auto"/>
+        <w:jc w:val="left"/>
+        <w:rPr>
+          <w:rFonts w:eastAsia="SimSun"/>
+          <w:b/>
+          <w:sz w:val="28"/>
+          <w:szCs w:val="32"/>
+          <w:lang w:eastAsia="ar-SA"/>
+        </w:rPr>
+      </w:pPr>
+    </w:p>
+    <w:p>
+      <w:pPr>
+        <w:spacing w:after="160" w:line="360" w:lineRule="auto"/>
+        <w:jc w:val="left"/>
+        <w:rPr>
+          <w:rFonts w:eastAsia="SimSun"/>
+          <w:b/>
+          <w:sz w:val="28"/>
+          <w:szCs w:val="32"/>
+          <w:lang w:eastAsia="ar-SA"/>
+        </w:rPr>
+      </w:pPr>
+      <w:r>
+        <w:rPr>
+          <w:rFonts w:eastAsia="SimSun"/>
+          <w:b/>
+          <w:sz w:val="28"/>
+          <w:szCs w:val="32"/>
+          <w:lang w:eastAsia="ar-SA"/>
+        </w:rPr>
+        <w:t xml:space="preserve">Conclusión del capítulo: </w:t>
+      </w:r>
+    </w:p>
+    <w:p>
+      <w:pPr>
+        <w:spacing w:after="240" w:line="360" w:lineRule="auto"/>
+        <w:ind w:firstLine="709"/>
+        <w:rPr>
+          <w:rFonts w:eastAsia="SimSun"/>
+          <w:sz w:val="24"/>
+          <w:szCs w:val="28"/>
+          <w:lang w:eastAsia="ar-SA"/>
+        </w:rPr>
+      </w:pPr>
+      <w:r>
+        <w:rPr>
+          <w:rFonts w:eastAsia="SimSun"/>
+          <w:sz w:val="24"/>
+          <w:szCs w:val="28"/>
+          <w:lang w:eastAsia="ar-SA"/>
+        </w:rPr>
+        <w:t>El equipo se consagr</w:t>
+      </w:r>
+      <w:r>
+        <w:rPr>
+          <w:rFonts w:eastAsia="SimSun"/>
+          <w:sz w:val="24"/>
+          <w:szCs w:val="28"/>
+          <w:lang w:eastAsia="ar-SA"/>
+        </w:rPr>
+        <w:t>a de: Emilio Fernandez Alvarez,</w:t>
+      </w:r>
+      <w:r>
+        <w:rPr>
+          <w:rFonts w:eastAsia="SimSun"/>
+          <w:sz w:val="24"/>
+          <w:szCs w:val="28"/>
+          <w:lang w:eastAsia="ar-SA"/>
+        </w:rPr>
+        <w:t xml:space="preserve"> Federico Tamburelli, Matias Adan, Ariadna Perreault y Benjamin Montiel. Y la problemática principal es realizar un sistema para una clínica privada</w:t>
+      </w:r>
+      <w:r>
+        <w:rPr>
+          <w:rFonts w:eastAsia="SimSun"/>
+          <w:sz w:val="24"/>
+          <w:szCs w:val="28"/>
+          <w:lang w:eastAsia="ar-SA"/>
+        </w:rPr>
+        <w:t>.</w:t>
+      </w:r>
+      <w:r>
+        <w:rPr>
+          <w:rFonts w:eastAsia="SimSun"/>
+          <w:sz w:val="24"/>
+          <w:szCs w:val="28"/>
+          <w:lang w:eastAsia="ar-SA"/>
+        </w:rPr>
+        <w:t xml:space="preserve"> Por lo que el día 7 de agosto se daría inicio oficial al proyecto interdisciplinario.</w:t>
+      </w:r>
+    </w:p>
+    <w:p>
+      <w:pPr>
+        <w:spacing w:after="240" w:line="360" w:lineRule="auto"/>
+        <w:ind w:firstLine="709"/>
+        <w:rPr>
+          <w:rFonts w:eastAsia="SimSun"/>
+          <w:sz w:val="24"/>
+          <w:szCs w:val="28"/>
+          <w:lang w:eastAsia="ar-SA"/>
+        </w:rPr>
+      </w:pPr>
+    </w:p>
+    <w:p>
+      <w:pPr>
+        <w:spacing w:after="160" w:line="259" w:lineRule="auto"/>
+        <w:jc w:val="left"/>
+        <w:rPr>
+          <w:rFonts w:eastAsia="SimSun"/>
+          <w:sz w:val="24"/>
+          <w:szCs w:val="28"/>
+          <w:lang w:eastAsia="ar-SA"/>
+        </w:rPr>
+      </w:pPr>
+      <w:r>
+        <w:rPr>
+          <w:rFonts w:eastAsia="SimSun"/>
+          <w:sz w:val="24"/>
+          <w:szCs w:val="28"/>
+          <w:lang w:eastAsia="ar-SA"/>
+        </w:rPr>
+        <w:br w:type="page"/>
+      </w:r>
+    </w:p>
+    <w:p>
+      <w:pPr>
+        <w:pStyle w:val="APARTADO1"/>
+        <w:jc w:val="center"/>
+        <w:rPr>
+          <w:rFonts w:ascii="Times New Roman" w:hAnsi="Times New Roman"/>
+          <w:color w:val="auto"/>
+          <w:sz w:val="32"/>
+          <w:szCs w:val="32"/>
+        </w:rPr>
+      </w:pPr>
+      <w:r>
+        <w:rPr>
+          <w:rFonts w:ascii="Times New Roman" w:hAnsi="Times New Roman"/>
+          <w:color w:val="auto"/>
+          <w:sz w:val="32"/>
+          <w:szCs w:val="32"/>
+        </w:rPr>
+        <w:lastRenderedPageBreak/>
+        <w:t>CAPÍTULO 2</w:t>
+      </w:r>
+    </w:p>
+    <w:p>
+      <w:pPr>
+        <w:pStyle w:val="APARTADO1"/>
+        <w:spacing w:after="240"/>
+        <w:jc w:val="center"/>
+        <w:rPr>
+          <w:rFonts w:ascii="Times New Roman" w:hAnsi="Times New Roman"/>
+          <w:color w:val="auto"/>
+          <w:sz w:val="32"/>
+          <w:szCs w:val="32"/>
+        </w:rPr>
+      </w:pPr>
+      <w:r>
+        <w:rPr>
+          <w:rFonts w:ascii="Times New Roman" w:hAnsi="Times New Roman"/>
+          <w:color w:val="auto"/>
+          <w:sz w:val="32"/>
+          <w:szCs w:val="32"/>
+        </w:rPr>
+        <w:t xml:space="preserve">2. </w:t>
+      </w:r>
+      <w:r>
+        <w:rPr>
+          <w:rFonts w:ascii="Times New Roman" w:hAnsi="Times New Roman"/>
+          <w:color w:val="auto"/>
+          <w:sz w:val="32"/>
+          <w:szCs w:val="32"/>
+        </w:rPr>
+        <w:t>Planificación de la entrevista</w:t>
+      </w:r>
+    </w:p>
+    <w:p>
+      <w:pPr>
+        <w:suppressAutoHyphens/>
+        <w:spacing w:after="240"/>
+        <w:rPr>
+          <w:rFonts w:eastAsia="SimSun"/>
+          <w:b/>
+          <w:sz w:val="28"/>
+          <w:szCs w:val="28"/>
+          <w:lang w:val="es-ES_tradnl" w:eastAsia="ar-SA"/>
+        </w:rPr>
+      </w:pPr>
+      <w:r>
+        <w:rPr>
+          <w:rFonts w:eastAsia="SimSun"/>
+          <w:b/>
+          <w:sz w:val="28"/>
+          <w:szCs w:val="28"/>
+          <w:lang w:val="es-ES_tradnl" w:eastAsia="ar-SA"/>
+        </w:rPr>
+        <w:t xml:space="preserve">Introducción:  </w:t>
+      </w:r>
+    </w:p>
+    <w:p>
+      <w:pPr>
+        <w:spacing w:after="240" w:line="360" w:lineRule="auto"/>
+        <w:ind w:firstLine="709"/>
+        <w:rPr>
+          <w:color w:val="1F1F1F"/>
+          <w:shd w:val="clear" w:color="auto" w:fill="F0F4F9"/>
+        </w:rPr>
+      </w:pPr>
+      <w:r>
+        <w:rPr>
+          <w:rFonts w:eastAsia="SimSun"/>
+          <w:sz w:val="24"/>
+          <w:szCs w:val="28"/>
+          <w:lang w:eastAsia="ar-SA"/>
+        </w:rPr>
+        <w:t xml:space="preserve">En este capítulo se explica </w:t>
+      </w:r>
+      <w:r>
+        <w:rPr>
+          <w:rFonts w:eastAsia="SimSun"/>
+          <w:sz w:val="24"/>
+          <w:szCs w:val="28"/>
+          <w:lang w:eastAsia="ar-SA"/>
+        </w:rPr>
+        <w:t>el inicio del trabajo en el proyecto, lo que incluye la primera reunión del equipo para decidir la planificación de las preguntas y de los delegados para tomar la entrevista con el cliente Alan Edmundo (profesor de Análisis)</w:t>
+      </w:r>
+    </w:p>
+    <w:p>
+      <w:pPr>
+        <w:suppressAutoHyphens/>
+        <w:spacing w:after="240"/>
+        <w:rPr>
+          <w:rFonts w:eastAsia="SimSun"/>
+          <w:b/>
+          <w:sz w:val="28"/>
+          <w:szCs w:val="28"/>
+          <w:lang w:val="es-ES_tradnl" w:eastAsia="ar-SA"/>
+        </w:rPr>
+      </w:pPr>
+      <w:r>
+        <w:rPr>
+          <w:rFonts w:eastAsia="SimSun"/>
+          <w:b/>
+          <w:sz w:val="28"/>
+          <w:szCs w:val="28"/>
+          <w:lang w:val="es-ES_tradnl" w:eastAsia="ar-SA"/>
+        </w:rPr>
+        <w:t xml:space="preserve">2.1 </w:t>
+      </w:r>
+      <w:r>
+        <w:rPr>
+          <w:rFonts w:eastAsia="SimSun"/>
+          <w:b/>
+          <w:sz w:val="28"/>
+          <w:szCs w:val="28"/>
+          <w:lang w:val="es-ES_tradnl" w:eastAsia="ar-SA"/>
+        </w:rPr>
+        <w:t>Primera reunión del equipo</w:t>
+      </w:r>
+    </w:p>
+    <w:p>
+      <w:pPr>
+        <w:suppressAutoHyphens/>
+        <w:spacing w:after="240"/>
+        <w:jc w:val="left"/>
+        <w:rPr>
+          <w:rFonts w:eastAsia="SimSun"/>
+          <w:b/>
+          <w:sz w:val="24"/>
+          <w:lang w:eastAsia="ar-SA"/>
+        </w:rPr>
+      </w:pPr>
+      <w:r>
+        <w:rPr>
+          <w:rFonts w:eastAsia="SimSun"/>
+          <w:b/>
+          <w:sz w:val="24"/>
+          <w:lang w:eastAsia="ar-SA"/>
+        </w:rPr>
+        <w:t>2</w:t>
+      </w:r>
+      <w:r>
+        <w:rPr>
+          <w:rFonts w:eastAsia="SimSun"/>
+          <w:b/>
+          <w:sz w:val="24"/>
+          <w:lang w:eastAsia="ar-SA"/>
+        </w:rPr>
+        <w:t xml:space="preserve">.1.1 </w:t>
+      </w:r>
+      <w:r>
+        <w:rPr>
+          <w:rFonts w:eastAsia="SimSun"/>
+          <w:b/>
+          <w:sz w:val="24"/>
+          <w:lang w:eastAsia="ar-SA"/>
+        </w:rPr>
+        <w:t>El primer paso</w:t>
+      </w:r>
+      <w:r>
+        <w:rPr>
+          <w:rFonts w:eastAsia="SimSun"/>
+          <w:b/>
+          <w:sz w:val="24"/>
+          <w:lang w:eastAsia="ar-SA"/>
+        </w:rPr>
+        <w:t xml:space="preserve">: </w:t>
+      </w:r>
+    </w:p>
+    <w:p>
+      <w:pPr>
+        <w:suppressAutoHyphens/>
+        <w:spacing w:after="120" w:line="360" w:lineRule="auto"/>
+        <w:ind w:left="567" w:firstLine="709"/>
+        <w:rPr>
+          <w:rFonts w:eastAsia="SimSun"/>
+          <w:sz w:val="24"/>
+          <w:lang w:eastAsia="ar-SA"/>
+        </w:rPr>
+      </w:pPr>
+      <w:r>
+        <w:rPr>
+          <w:rFonts w:eastAsia="SimSun"/>
+          <w:sz w:val="24"/>
+          <w:lang w:eastAsia="ar-SA"/>
+        </w:rPr>
+        <w:t xml:space="preserve">Con la problemática ya elegida, el grupo debe ahora juntarse con el cliente, interpretado por el profesor Alan Edmundo, para realizar la entrevista de requerimientos del proyecto. Por lo que convocamos a la primera reunión para preparar entre todos las preguntas, que es un </w:t>
+      </w:r>
+      <w:r>
+        <w:rPr>
+          <w:rFonts w:eastAsia="SimSun"/>
+          <w:sz w:val="24"/>
+          <w:lang w:eastAsia="ar-SA"/>
+        </w:rPr>
+        <w:t>apartado muy importante ya que definirá la lista de requerimientos de todo el proyecto.</w:t>
+      </w:r>
+    </w:p>
+    <w:p>
+      <w:pPr>
+        <w:suppressAutoHyphens/>
+        <w:spacing w:after="240"/>
+        <w:jc w:val="left"/>
+        <w:rPr>
+          <w:rFonts w:eastAsia="SimSun"/>
+          <w:b/>
+          <w:sz w:val="24"/>
+          <w:lang w:eastAsia="ar-SA"/>
+        </w:rPr>
+      </w:pPr>
+      <w:r>
+        <w:rPr>
+          <w:rFonts w:eastAsia="SimSun"/>
+          <w:b/>
+          <w:sz w:val="24"/>
+          <w:lang w:eastAsia="ar-SA"/>
+        </w:rPr>
+        <w:t>2</w:t>
+      </w:r>
+      <w:r>
+        <w:rPr>
+          <w:rFonts w:eastAsia="SimSun"/>
+          <w:b/>
+          <w:sz w:val="24"/>
+          <w:lang w:eastAsia="ar-SA"/>
+        </w:rPr>
+        <w:t>.1.</w:t>
+      </w:r>
+      <w:r>
+        <w:rPr>
+          <w:rFonts w:eastAsia="SimSun"/>
+          <w:b/>
+          <w:sz w:val="24"/>
+          <w:lang w:eastAsia="ar-SA"/>
+        </w:rPr>
+        <w:t>2 La planificación</w:t>
+      </w:r>
+      <w:r>
+        <w:rPr>
+          <w:rFonts w:eastAsia="SimSun"/>
+          <w:b/>
+          <w:sz w:val="24"/>
+          <w:lang w:eastAsia="ar-SA"/>
+        </w:rPr>
+        <w:t xml:space="preserve">: </w:t>
+      </w:r>
+    </w:p>
+    <w:p>
+      <w:pPr>
+        <w:suppressAutoHyphens/>
+        <w:spacing w:after="120" w:line="360" w:lineRule="auto"/>
+        <w:ind w:left="567" w:firstLine="709"/>
+        <w:rPr>
+          <w:rFonts w:eastAsia="SimSun"/>
+          <w:sz w:val="24"/>
+          <w:lang w:eastAsia="ar-SA"/>
+        </w:rPr>
+      </w:pPr>
+      <w:r>
+        <w:rPr>
+          <w:rFonts w:eastAsia="SimSun"/>
+          <w:sz w:val="24"/>
+          <w:lang w:eastAsia="ar-SA"/>
+        </w:rPr>
+        <w:t>La primera reunión del equipo se dio para planificar la entrevista, cada uno pensó e imagino posibles preguntas que nos pueda revelar cada duda sobre la problemática.</w:t>
+      </w:r>
+      <w:r>
+        <w:rPr>
+          <w:rFonts w:eastAsia="SimSun"/>
+          <w:sz w:val="24"/>
+          <w:lang w:eastAsia="ar-SA"/>
+        </w:rPr>
+        <w:t xml:space="preserve"> Tenemos que averiguar que funciones debe cumplir el sistema para satisfacer las necesidades del cliente, que datos hay que almacenar o que requisitos debe cumplir el sistema. También que debíamos tener en cuenta.</w:t>
+      </w:r>
+    </w:p>
+    <w:p>
+      <w:pPr>
+        <w:suppressAutoHyphens/>
+        <w:spacing w:after="240"/>
+        <w:jc w:val="left"/>
+        <w:rPr>
+          <w:rFonts w:eastAsia="SimSun"/>
+          <w:b/>
+          <w:sz w:val="24"/>
+          <w:lang w:eastAsia="ar-SA"/>
+        </w:rPr>
+      </w:pPr>
+      <w:r>
+        <w:rPr>
+          <w:rFonts w:eastAsia="SimSun"/>
+          <w:b/>
+          <w:sz w:val="24"/>
+          <w:lang w:eastAsia="ar-SA"/>
+        </w:rPr>
+        <w:t>2</w:t>
+      </w:r>
+      <w:r>
+        <w:rPr>
+          <w:rFonts w:eastAsia="SimSun"/>
+          <w:b/>
+          <w:sz w:val="24"/>
+          <w:lang w:eastAsia="ar-SA"/>
+        </w:rPr>
+        <w:t>.1.</w:t>
+      </w:r>
+      <w:r>
+        <w:rPr>
+          <w:rFonts w:eastAsia="SimSun"/>
+          <w:b/>
+          <w:sz w:val="24"/>
+          <w:lang w:eastAsia="ar-SA"/>
+        </w:rPr>
+        <w:t>3 La lista de preguntas</w:t>
+      </w:r>
+      <w:r>
+        <w:rPr>
+          <w:rFonts w:eastAsia="SimSun"/>
+          <w:b/>
+          <w:sz w:val="24"/>
+          <w:lang w:eastAsia="ar-SA"/>
+        </w:rPr>
+        <w:t xml:space="preserve">: </w:t>
+      </w:r>
+    </w:p>
+    <w:p>
+      <w:pPr>
+        <w:suppressAutoHyphens/>
+        <w:spacing w:after="120" w:line="360" w:lineRule="auto"/>
+        <w:ind w:left="567" w:firstLine="709"/>
+        <w:rPr>
+          <w:rFonts w:eastAsia="SimSun"/>
+          <w:sz w:val="24"/>
+          <w:lang w:eastAsia="ar-SA"/>
+        </w:rPr>
+      </w:pPr>
+      <w:r>
+        <w:rPr>
+          <w:rFonts w:eastAsia="SimSun"/>
+          <w:sz w:val="24"/>
+          <w:lang w:eastAsia="ar-SA"/>
+        </w:rPr>
+        <w:t>El resultado de la reunión fueron 15 preguntas que preparamos entre todos y que luego ordenamos para mejor organización de la entrevista. Las preguntas elegidas y ordenadas son:</w:t>
+      </w:r>
+    </w:p>
+    <w:p>
+      <w:pPr>
+        <w:suppressAutoHyphens/>
+        <w:spacing w:after="120" w:line="360" w:lineRule="auto"/>
+        <w:ind w:left="567" w:firstLine="709"/>
+        <w:rPr>
+          <w:rFonts w:eastAsia="SimSun"/>
+          <w:sz w:val="24"/>
+          <w:lang w:val="es-AR" w:eastAsia="ar-SA"/>
+        </w:rPr>
+      </w:pPr>
+      <w:r>
+        <w:rPr>
+          <w:rFonts w:eastAsia="SimSun"/>
+          <w:b/>
+          <w:bCs/>
+          <w:sz w:val="24"/>
+          <w:lang w:val="es-AR" w:eastAsia="ar-SA"/>
+        </w:rPr>
+        <w:t>1.</w:t>
+      </w:r>
+      <w:r>
+        <w:rPr>
+          <w:rFonts w:eastAsia="SimSun"/>
+          <w:sz w:val="24"/>
+          <w:lang w:val="es-AR" w:eastAsia="ar-SA"/>
+        </w:rPr>
+        <w:t xml:space="preserve"> </w:t>
+      </w:r>
+      <w:r>
+        <w:rPr>
+          <w:rFonts w:eastAsia="SimSun"/>
+          <w:i/>
+          <w:iCs/>
+          <w:sz w:val="24"/>
+          <w:lang w:val="es-AR" w:eastAsia="ar-SA"/>
+        </w:rPr>
+        <w:t>¿Podría decirnos qué espera o necesita que cumpla nuestro software?</w:t>
+      </w:r>
+    </w:p>
+    <w:p>
+      <w:pPr>
+        <w:suppressAutoHyphens/>
+        <w:spacing w:after="120" w:line="360" w:lineRule="auto"/>
+        <w:ind w:left="567" w:firstLine="709"/>
+        <w:rPr>
+          <w:rFonts w:eastAsia="SimSun"/>
+          <w:i/>
+          <w:iCs/>
+          <w:sz w:val="24"/>
+          <w:lang w:val="es-AR" w:eastAsia="ar-SA"/>
+        </w:rPr>
+      </w:pPr>
+      <w:r>
+        <w:rPr>
+          <w:rFonts w:eastAsia="SimSun"/>
+          <w:b/>
+          <w:bCs/>
+          <w:sz w:val="24"/>
+          <w:lang w:val="es-AR" w:eastAsia="ar-SA"/>
+        </w:rPr>
+        <w:t>2.</w:t>
+      </w:r>
+      <w:r>
+        <w:rPr>
+          <w:rFonts w:eastAsia="SimSun"/>
+          <w:sz w:val="24"/>
+          <w:lang w:val="es-AR" w:eastAsia="ar-SA"/>
+        </w:rPr>
+        <w:t xml:space="preserve"> </w:t>
+      </w:r>
+      <w:r>
+        <w:rPr>
+          <w:rFonts w:eastAsia="SimSun"/>
+          <w:i/>
+          <w:iCs/>
+          <w:sz w:val="24"/>
+          <w:lang w:val="es-AR" w:eastAsia="ar-SA"/>
+        </w:rPr>
+        <w:t>¿Qué problema con el que cuentan actualmente en la clínica y esperan solucionar con nuestro sistema?</w:t>
+      </w:r>
+    </w:p>
+    <w:p>
+      <w:pPr>
+        <w:suppressAutoHyphens/>
+        <w:spacing w:after="120" w:line="360" w:lineRule="auto"/>
+        <w:ind w:left="567" w:firstLine="709"/>
+        <w:rPr>
+          <w:rFonts w:eastAsia="SimSun"/>
+          <w:sz w:val="24"/>
+          <w:lang w:val="es-AR" w:eastAsia="ar-SA"/>
+        </w:rPr>
+      </w:pPr>
+      <w:r>
+        <w:rPr>
+          <w:rFonts w:eastAsia="SimSun"/>
+          <w:b/>
+          <w:bCs/>
+          <w:sz w:val="24"/>
+          <w:lang w:val="es-AR" w:eastAsia="ar-SA"/>
+        </w:rPr>
+        <w:t>3.</w:t>
+      </w:r>
+      <w:r>
+        <w:rPr>
+          <w:rFonts w:eastAsia="SimSun"/>
+          <w:sz w:val="24"/>
+          <w:lang w:val="es-AR" w:eastAsia="ar-SA"/>
+        </w:rPr>
+        <w:t xml:space="preserve"> </w:t>
+      </w:r>
+      <w:r>
+        <w:rPr>
+          <w:rFonts w:eastAsia="SimSun"/>
+          <w:i/>
+          <w:iCs/>
+          <w:sz w:val="24"/>
+          <w:lang w:val="es-AR" w:eastAsia="ar-SA"/>
+        </w:rPr>
+        <w:t>¿Qué tan grande es la organización? ¿Cuenta con más de una clínica?</w:t>
+      </w:r>
+    </w:p>
+    <w:p>
+      <w:pPr>
+        <w:suppressAutoHyphens/>
+        <w:spacing w:after="120" w:line="360" w:lineRule="auto"/>
+        <w:ind w:left="567" w:firstLine="709"/>
+        <w:rPr>
+          <w:rFonts w:eastAsia="SimSun"/>
+          <w:i/>
+          <w:iCs/>
+          <w:sz w:val="24"/>
+          <w:lang w:val="es-AR" w:eastAsia="ar-SA"/>
+        </w:rPr>
+      </w:pPr>
+      <w:r>
+        <w:rPr>
+          <w:rFonts w:eastAsia="SimSun"/>
+          <w:b/>
+          <w:bCs/>
+          <w:sz w:val="24"/>
+          <w:lang w:val="es-AR" w:eastAsia="ar-SA"/>
+        </w:rPr>
+        <w:t>4</w:t>
+      </w:r>
+      <w:r>
+        <w:rPr>
+          <w:rFonts w:eastAsia="SimSun"/>
+          <w:b/>
+          <w:bCs/>
+          <w:i/>
+          <w:iCs/>
+          <w:sz w:val="24"/>
+          <w:lang w:val="es-AR" w:eastAsia="ar-SA"/>
+        </w:rPr>
+        <w:t>.</w:t>
+      </w:r>
+      <w:r>
+        <w:rPr>
+          <w:rFonts w:eastAsia="SimSun"/>
+          <w:i/>
+          <w:iCs/>
+          <w:sz w:val="24"/>
+          <w:lang w:val="es-AR" w:eastAsia="ar-SA"/>
+        </w:rPr>
+        <w:t xml:space="preserve">  ⁠¿Quiere que sea visible para los empleados únicamente o también sirva para que interactúen los pacientes?</w:t>
+      </w:r>
+    </w:p>
+    <w:p>
+      <w:pPr>
+        <w:suppressAutoHyphens/>
+        <w:spacing w:after="120" w:line="360" w:lineRule="auto"/>
+        <w:ind w:left="567" w:firstLine="709"/>
+        <w:rPr>
+          <w:rFonts w:eastAsia="SimSun"/>
+          <w:i/>
+          <w:iCs/>
+          <w:sz w:val="24"/>
+          <w:lang w:val="es-AR" w:eastAsia="ar-SA"/>
+        </w:rPr>
+      </w:pPr>
+      <w:r>
+        <w:rPr>
+          <w:rFonts w:eastAsia="SimSun"/>
+          <w:b/>
+          <w:bCs/>
+          <w:sz w:val="24"/>
+          <w:lang w:val="es-AR" w:eastAsia="ar-SA"/>
+        </w:rPr>
+        <w:lastRenderedPageBreak/>
+        <w:t>5.</w:t>
+      </w:r>
+      <w:r>
+        <w:rPr>
+          <w:rFonts w:eastAsia="SimSun"/>
+          <w:sz w:val="24"/>
+          <w:lang w:val="es-AR" w:eastAsia="ar-SA"/>
+        </w:rPr>
+        <w:t xml:space="preserve"> </w:t>
+      </w:r>
+      <w:r>
+        <w:rPr>
+          <w:rFonts w:eastAsia="SimSun"/>
+          <w:i/>
+          <w:iCs/>
+          <w:sz w:val="24"/>
+          <w:lang w:val="es-AR" w:eastAsia="ar-SA"/>
+        </w:rPr>
+        <w:t>¿Quiere guardar datos personales de los empleados y/o los pacientes en la base de datos?</w:t>
+      </w:r>
+    </w:p>
+    <w:p>
+      <w:pPr>
+        <w:suppressAutoHyphens/>
+        <w:spacing w:after="120" w:line="360" w:lineRule="auto"/>
+        <w:ind w:left="567" w:firstLine="709"/>
+        <w:rPr>
+          <w:rFonts w:eastAsia="SimSun"/>
+          <w:i/>
+          <w:iCs/>
+          <w:sz w:val="24"/>
+          <w:lang w:val="es-AR" w:eastAsia="ar-SA"/>
+        </w:rPr>
+      </w:pPr>
+      <w:r>
+        <w:rPr>
+          <w:rFonts w:eastAsia="SimSun"/>
+          <w:b/>
+          <w:bCs/>
+          <w:sz w:val="24"/>
+          <w:lang w:val="es-AR" w:eastAsia="ar-SA"/>
+        </w:rPr>
+        <w:t>6.</w:t>
+      </w:r>
+      <w:r>
+        <w:rPr>
+          <w:rFonts w:eastAsia="SimSun"/>
+          <w:sz w:val="24"/>
+          <w:lang w:val="es-AR" w:eastAsia="ar-SA"/>
+        </w:rPr>
+        <w:t xml:space="preserve"> </w:t>
+      </w:r>
+      <w:r>
+        <w:rPr>
+          <w:rFonts w:eastAsia="SimSun"/>
+          <w:i/>
+          <w:iCs/>
+          <w:sz w:val="24"/>
+          <w:lang w:val="es-AR" w:eastAsia="ar-SA"/>
+        </w:rPr>
+        <w:t>¿Quiere que el sistema cuente con creación de cuentas de usuario personales?</w:t>
+      </w:r>
+    </w:p>
+    <w:p>
+      <w:pPr>
+        <w:suppressAutoHyphens/>
+        <w:spacing w:after="120" w:line="360" w:lineRule="auto"/>
+        <w:ind w:left="567" w:firstLine="709"/>
+        <w:rPr>
+          <w:rFonts w:eastAsia="SimSun"/>
+          <w:sz w:val="24"/>
+          <w:lang w:val="es-AR" w:eastAsia="ar-SA"/>
+        </w:rPr>
+      </w:pPr>
+      <w:r>
+        <w:rPr>
+          <w:rFonts w:eastAsia="SimSun"/>
+          <w:b/>
+          <w:bCs/>
+          <w:sz w:val="24"/>
+          <w:lang w:val="es-AR" w:eastAsia="ar-SA"/>
+        </w:rPr>
+        <w:t>7.</w:t>
+      </w:r>
+      <w:r>
+        <w:rPr>
+          <w:rFonts w:eastAsia="SimSun"/>
+          <w:sz w:val="24"/>
+          <w:lang w:val="es-AR" w:eastAsia="ar-SA"/>
+        </w:rPr>
+        <w:t xml:space="preserve"> </w:t>
+      </w:r>
+      <w:r>
+        <w:rPr>
+          <w:rFonts w:eastAsia="SimSun"/>
+          <w:i/>
+          <w:iCs/>
+          <w:sz w:val="24"/>
+          <w:lang w:val="es-AR" w:eastAsia="ar-SA"/>
+        </w:rPr>
+        <w:t>¿Qué tipos de roles deberá de integrar la página?</w:t>
+      </w:r>
+    </w:p>
+    <w:p>
+      <w:pPr>
+        <w:suppressAutoHyphens/>
+        <w:spacing w:after="120" w:line="360" w:lineRule="auto"/>
+        <w:ind w:left="567" w:firstLine="709"/>
+        <w:rPr>
+          <w:rFonts w:eastAsia="SimSun"/>
+          <w:i/>
+          <w:iCs/>
+          <w:sz w:val="24"/>
+          <w:lang w:val="es-AR" w:eastAsia="ar-SA"/>
+        </w:rPr>
+      </w:pPr>
+      <w:r>
+        <w:rPr>
+          <w:rFonts w:eastAsia="SimSun"/>
+          <w:b/>
+          <w:bCs/>
+          <w:sz w:val="24"/>
+          <w:lang w:val="es-AR" w:eastAsia="ar-SA"/>
+        </w:rPr>
+        <w:t>8.</w:t>
+      </w:r>
+      <w:r>
+        <w:rPr>
+          <w:rFonts w:eastAsia="SimSun"/>
+          <w:sz w:val="24"/>
+          <w:lang w:val="es-AR" w:eastAsia="ar-SA"/>
+        </w:rPr>
+        <w:t xml:space="preserve"> </w:t>
+      </w:r>
+      <w:r>
+        <w:rPr>
+          <w:rFonts w:eastAsia="SimSun"/>
+          <w:i/>
+          <w:iCs/>
+          <w:sz w:val="24"/>
+          <w:lang w:val="es-AR" w:eastAsia="ar-SA"/>
+        </w:rPr>
+        <w:t>¿Qué funciones desea que puedan realizar tanto empleados como usuarios dentro de la página?</w:t>
+      </w:r>
+    </w:p>
+    <w:p>
+      <w:pPr>
+        <w:suppressAutoHyphens/>
+        <w:spacing w:after="120" w:line="360" w:lineRule="auto"/>
+        <w:ind w:left="567" w:firstLine="709"/>
+        <w:rPr>
+          <w:rFonts w:eastAsia="SimSun"/>
+          <w:sz w:val="24"/>
+          <w:lang w:val="es-AR" w:eastAsia="ar-SA"/>
+        </w:rPr>
+      </w:pPr>
+      <w:r>
+        <w:rPr>
+          <w:rFonts w:eastAsia="SimSun"/>
+          <w:b/>
+          <w:bCs/>
+          <w:sz w:val="24"/>
+          <w:lang w:val="es-AR" w:eastAsia="ar-SA"/>
+        </w:rPr>
+        <w:t>9.</w:t>
+      </w:r>
+      <w:r>
+        <w:rPr>
+          <w:rFonts w:eastAsia="SimSun"/>
+          <w:i/>
+          <w:iCs/>
+          <w:sz w:val="24"/>
+          <w:lang w:val="es-AR" w:eastAsia="ar-SA"/>
+        </w:rPr>
+        <w:t xml:space="preserve"> ¿requiere que en la página se puedan sacar turnos?</w:t>
+      </w:r>
+    </w:p>
+    <w:p>
+      <w:pPr>
+        <w:suppressAutoHyphens/>
+        <w:spacing w:after="120" w:line="360" w:lineRule="auto"/>
+        <w:ind w:left="567" w:firstLine="709"/>
+        <w:rPr>
+          <w:rFonts w:eastAsia="SimSun"/>
+          <w:sz w:val="24"/>
+          <w:lang w:val="es-AR" w:eastAsia="ar-SA"/>
+        </w:rPr>
+      </w:pPr>
+      <w:r>
+        <w:rPr>
+          <w:rFonts w:eastAsia="SimSun"/>
+          <w:b/>
+          <w:bCs/>
+          <w:sz w:val="24"/>
+          <w:lang w:val="es-AR" w:eastAsia="ar-SA"/>
+        </w:rPr>
+        <w:t>10.</w:t>
+      </w:r>
+      <w:r>
+        <w:rPr>
+          <w:rFonts w:eastAsia="SimSun"/>
+          <w:sz w:val="24"/>
+          <w:lang w:val="es-AR" w:eastAsia="ar-SA"/>
+        </w:rPr>
+        <w:t xml:space="preserve"> </w:t>
+      </w:r>
+      <w:r>
+        <w:rPr>
+          <w:rFonts w:eastAsia="SimSun"/>
+          <w:i/>
+          <w:iCs/>
+          <w:sz w:val="24"/>
+          <w:lang w:val="es-AR" w:eastAsia="ar-SA"/>
+        </w:rPr>
+        <w:t>¿necesita que el sistema incluya una tienda para medicamentos?</w:t>
+      </w:r>
+    </w:p>
+    <w:p>
+      <w:pPr>
+        <w:suppressAutoHyphens/>
+        <w:spacing w:after="120" w:line="360" w:lineRule="auto"/>
+        <w:ind w:left="567" w:firstLine="709"/>
+        <w:rPr>
+          <w:rFonts w:eastAsia="SimSun"/>
+          <w:i/>
+          <w:iCs/>
+          <w:sz w:val="24"/>
+          <w:lang w:val="es-AR" w:eastAsia="ar-SA"/>
+        </w:rPr>
+      </w:pPr>
+      <w:r>
+        <w:rPr>
+          <w:rFonts w:eastAsia="SimSun"/>
+          <w:b/>
+          <w:bCs/>
+          <w:sz w:val="24"/>
+          <w:lang w:val="es-AR" w:eastAsia="ar-SA"/>
+        </w:rPr>
+        <w:t>11.</w:t>
+      </w:r>
+      <w:r>
+        <w:rPr>
+          <w:rFonts w:eastAsia="SimSun"/>
+          <w:sz w:val="24"/>
+          <w:lang w:val="es-AR" w:eastAsia="ar-SA"/>
+        </w:rPr>
+        <w:t xml:space="preserve"> </w:t>
+      </w:r>
+      <w:r>
+        <w:rPr>
+          <w:rFonts w:eastAsia="SimSun"/>
+          <w:i/>
+          <w:iCs/>
+          <w:sz w:val="24"/>
+          <w:lang w:val="es-AR" w:eastAsia="ar-SA"/>
+        </w:rPr>
+        <w:t>¿Necesita tomar cuenta del inventario de medicamentos y herramientas en el sistema?</w:t>
+      </w:r>
+    </w:p>
+    <w:p>
+      <w:pPr>
+        <w:suppressAutoHyphens/>
+        <w:spacing w:after="120" w:line="360" w:lineRule="auto"/>
+        <w:ind w:left="567" w:firstLine="709"/>
+        <w:rPr>
+          <w:rFonts w:eastAsia="SimSun"/>
+          <w:sz w:val="24"/>
+          <w:lang w:val="es-AR" w:eastAsia="ar-SA"/>
+        </w:rPr>
+      </w:pPr>
+      <w:r>
+        <w:rPr>
+          <w:rFonts w:eastAsia="SimSun"/>
+          <w:b/>
+          <w:bCs/>
+          <w:sz w:val="24"/>
+          <w:lang w:val="es-AR" w:eastAsia="ar-SA"/>
+        </w:rPr>
+        <w:t>12.</w:t>
+      </w:r>
+      <w:r>
+        <w:rPr>
+          <w:rFonts w:eastAsia="SimSun"/>
+          <w:sz w:val="24"/>
+          <w:lang w:val="es-AR" w:eastAsia="ar-SA"/>
+        </w:rPr>
+        <w:t xml:space="preserve"> </w:t>
+      </w:r>
+      <w:r>
+        <w:rPr>
+          <w:rFonts w:eastAsia="SimSun"/>
+          <w:i/>
+          <w:iCs/>
+          <w:sz w:val="24"/>
+          <w:lang w:val="es-AR" w:eastAsia="ar-SA"/>
+        </w:rPr>
+        <w:t>¿Necesita tomar la obra social de los pacientes?¿Cuáles aceptan?¿Que beneficios traen?</w:t>
+      </w:r>
+    </w:p>
+    <w:p>
+      <w:pPr>
+        <w:suppressAutoHyphens/>
+        <w:spacing w:after="120" w:line="360" w:lineRule="auto"/>
+        <w:ind w:left="567" w:firstLine="709"/>
+        <w:rPr>
+          <w:rFonts w:eastAsia="SimSun"/>
+          <w:sz w:val="24"/>
+          <w:lang w:val="es-AR" w:eastAsia="ar-SA"/>
+        </w:rPr>
+      </w:pPr>
+      <w:r>
+        <w:rPr>
+          <w:rFonts w:eastAsia="SimSun"/>
+          <w:b/>
+          <w:bCs/>
+          <w:sz w:val="24"/>
+          <w:lang w:val="es-AR" w:eastAsia="ar-SA"/>
+        </w:rPr>
+        <w:t>13.</w:t>
+      </w:r>
+      <w:r>
+        <w:rPr>
+          <w:rFonts w:eastAsia="SimSun"/>
+          <w:sz w:val="24"/>
+          <w:lang w:val="es-AR" w:eastAsia="ar-SA"/>
+        </w:rPr>
+        <w:t xml:space="preserve"> </w:t>
+      </w:r>
+      <w:r>
+        <w:rPr>
+          <w:rFonts w:eastAsia="SimSun"/>
+          <w:i/>
+          <w:iCs/>
+          <w:sz w:val="24"/>
+          <w:lang w:val="es-AR" w:eastAsia="ar-SA"/>
+        </w:rPr>
+        <w:t>¿El hospital necesita algún gestor del estado de disponibilidad de ambulancias/consultorios/médicos?</w:t>
+      </w:r>
+    </w:p>
+    <w:p>
+      <w:pPr>
+        <w:suppressAutoHyphens/>
+        <w:spacing w:after="120" w:line="360" w:lineRule="auto"/>
+        <w:ind w:left="567" w:firstLine="709"/>
+        <w:rPr>
+          <w:rFonts w:eastAsia="SimSun"/>
+          <w:i/>
+          <w:iCs/>
+          <w:sz w:val="24"/>
+          <w:lang w:val="es-AR" w:eastAsia="ar-SA"/>
+        </w:rPr>
+      </w:pPr>
+      <w:r>
+        <w:rPr>
+          <w:rFonts w:eastAsia="SimSun"/>
+          <w:b/>
+          <w:bCs/>
+          <w:sz w:val="24"/>
+          <w:lang w:val="es-AR" w:eastAsia="ar-SA"/>
+        </w:rPr>
+        <w:t>14</w:t>
+      </w:r>
+      <w:r>
+        <w:rPr>
+          <w:rFonts w:eastAsia="SimSun"/>
+          <w:b/>
+          <w:bCs/>
+          <w:i/>
+          <w:iCs/>
+          <w:sz w:val="24"/>
+          <w:lang w:val="es-AR" w:eastAsia="ar-SA"/>
+        </w:rPr>
+        <w:t>.</w:t>
+      </w:r>
+      <w:r>
+        <w:rPr>
+          <w:rFonts w:eastAsia="SimSun"/>
+          <w:i/>
+          <w:iCs/>
+          <w:sz w:val="24"/>
+          <w:lang w:val="es-AR" w:eastAsia="ar-SA"/>
+        </w:rPr>
+        <w:t xml:space="preserve"> ¿cómo quiere que esté diseñado el sistema?</w:t>
+      </w:r>
+      <w:r>
+        <w:rPr>
+          <w:rFonts w:eastAsia="SimSun"/>
+          <w:i/>
+          <w:iCs/>
+          <w:sz w:val="24"/>
+          <w:lang w:val="es-AR" w:eastAsia="ar-SA"/>
+        </w:rPr>
+        <w:t xml:space="preserve"> </w:t>
+      </w:r>
+      <w:r>
+        <w:rPr>
+          <w:rFonts w:eastAsia="SimSun"/>
+          <w:i/>
+          <w:iCs/>
+          <w:sz w:val="24"/>
+          <w:lang w:val="es-AR" w:eastAsia="ar-SA"/>
+        </w:rPr>
+        <w:t>(sistema intuitivo, si necesita un tipo de capacitación)</w:t>
+      </w:r>
+    </w:p>
+    <w:p>
+      <w:pPr>
+        <w:suppressAutoHyphens/>
+        <w:spacing w:after="120" w:line="360" w:lineRule="auto"/>
+        <w:ind w:left="567" w:firstLine="709"/>
+        <w:rPr>
+          <w:rFonts w:eastAsia="SimSun"/>
+          <w:sz w:val="24"/>
+          <w:lang w:val="es-AR" w:eastAsia="ar-SA"/>
+        </w:rPr>
+      </w:pPr>
+      <w:r>
+        <w:rPr>
+          <w:rFonts w:eastAsia="SimSun"/>
+          <w:b/>
+          <w:bCs/>
+          <w:sz w:val="24"/>
+          <w:lang w:val="es-AR" w:eastAsia="ar-SA"/>
+        </w:rPr>
+        <w:t>15.</w:t>
+      </w:r>
+      <w:r>
+        <w:rPr>
+          <w:rFonts w:eastAsia="SimSun"/>
+          <w:sz w:val="24"/>
+          <w:lang w:val="es-AR" w:eastAsia="ar-SA"/>
+        </w:rPr>
+        <w:t xml:space="preserve"> </w:t>
+      </w:r>
+      <w:r>
+        <w:rPr>
+          <w:rFonts w:eastAsia="SimSun"/>
+          <w:i/>
+          <w:iCs/>
+          <w:sz w:val="24"/>
+          <w:lang w:val="es-AR" w:eastAsia="ar-SA"/>
+        </w:rPr>
+        <w:t>¿Hay algún requisito especial que necesite en la aplicación de nuestro sistema en el trabajo?</w:t>
+      </w:r>
+    </w:p>
+    <w:p>
+      <w:pPr>
+        <w:suppressAutoHyphens/>
+        <w:spacing w:after="240"/>
+        <w:rPr>
+          <w:rFonts w:eastAsia="SimSun"/>
+          <w:b/>
+          <w:sz w:val="28"/>
+          <w:szCs w:val="28"/>
+          <w:lang w:val="es-ES_tradnl" w:eastAsia="ar-SA"/>
+        </w:rPr>
+      </w:pPr>
+      <w:r>
+        <w:rPr>
+          <w:rFonts w:eastAsia="SimSun"/>
+          <w:b/>
+          <w:sz w:val="28"/>
+          <w:szCs w:val="28"/>
+          <w:lang w:val="es-ES_tradnl" w:eastAsia="ar-SA"/>
+        </w:rPr>
+        <w:t>2.</w:t>
+      </w:r>
+      <w:r>
+        <w:rPr>
+          <w:rFonts w:eastAsia="SimSun"/>
+          <w:b/>
+          <w:sz w:val="28"/>
+          <w:szCs w:val="28"/>
+          <w:lang w:val="es-ES_tradnl" w:eastAsia="ar-SA"/>
+        </w:rPr>
+        <w:t>2</w:t>
+      </w:r>
+      <w:r>
+        <w:rPr>
+          <w:rFonts w:eastAsia="SimSun"/>
+          <w:b/>
+          <w:sz w:val="28"/>
+          <w:szCs w:val="28"/>
+          <w:lang w:val="es-ES_tradnl" w:eastAsia="ar-SA"/>
+        </w:rPr>
+        <w:t xml:space="preserve"> </w:t>
+      </w:r>
+      <w:r>
+        <w:rPr>
+          <w:rFonts w:eastAsia="SimSun"/>
+          <w:b/>
+          <w:sz w:val="28"/>
+          <w:szCs w:val="28"/>
+          <w:lang w:val="es-ES_tradnl" w:eastAsia="ar-SA"/>
+        </w:rPr>
+        <w:t>La elección de los delegados a dar la entrevista</w:t>
+      </w:r>
+    </w:p>
+    <w:p>
+      <w:pPr>
+        <w:suppressAutoHyphens/>
+        <w:spacing w:after="240"/>
+        <w:jc w:val="left"/>
+        <w:rPr>
+          <w:rFonts w:eastAsia="SimSun"/>
+          <w:b/>
+          <w:sz w:val="24"/>
+          <w:lang w:eastAsia="ar-SA"/>
+        </w:rPr>
+      </w:pPr>
+      <w:r>
+        <w:rPr>
+          <w:rFonts w:eastAsia="SimSun"/>
+          <w:b/>
+          <w:sz w:val="24"/>
+          <w:lang w:eastAsia="ar-SA"/>
+        </w:rPr>
+        <w:t>2</w:t>
+      </w:r>
+      <w:r>
+        <w:rPr>
+          <w:rFonts w:eastAsia="SimSun"/>
+          <w:b/>
+          <w:sz w:val="24"/>
+          <w:lang w:eastAsia="ar-SA"/>
+        </w:rPr>
+        <w:t>.</w:t>
+      </w:r>
+      <w:r>
+        <w:rPr>
+          <w:rFonts w:eastAsia="SimSun"/>
+          <w:b/>
+          <w:sz w:val="24"/>
+          <w:lang w:eastAsia="ar-SA"/>
+        </w:rPr>
+        <w:t>2.1 Como decidimos los delegados</w:t>
+      </w:r>
+      <w:r>
+        <w:rPr>
+          <w:rFonts w:eastAsia="SimSun"/>
+          <w:b/>
+          <w:sz w:val="24"/>
+          <w:lang w:eastAsia="ar-SA"/>
+        </w:rPr>
+        <w:t xml:space="preserve">: </w:t>
+      </w:r>
+    </w:p>
+    <w:p>
+      <w:pPr>
+        <w:suppressAutoHyphens/>
+        <w:spacing w:after="120" w:line="360" w:lineRule="auto"/>
+        <w:ind w:left="567" w:firstLine="709"/>
+        <w:rPr>
+          <w:rFonts w:eastAsia="SimSun"/>
+          <w:sz w:val="24"/>
+          <w:lang w:eastAsia="ar-SA"/>
+        </w:rPr>
+      </w:pPr>
+      <w:r>
+        <w:rPr>
+          <w:rFonts w:eastAsia="SimSun"/>
+          <w:sz w:val="24"/>
+          <w:lang w:eastAsia="ar-SA"/>
+        </w:rPr>
+        <w:t>Para decidir los delegados a dar la entrevista utilizamos la experiencia en trabajos pasados de Análisis de sistemas y elegimos a los mas hábiles para interpretar las respuestas o repreguntas del cliente o los capaces de improvisar preguntas nuevas durante la entrevista. Los elegidos para dar la entrevista fuimos Matias Adan y yo.</w:t>
+      </w:r>
+    </w:p>
+    <w:p>
+      <w:pPr>
+        <w:suppressAutoHyphens/>
+        <w:spacing w:after="120" w:line="360" w:lineRule="auto"/>
+        <w:jc w:val="left"/>
+        <w:rPr>
+          <w:rFonts w:eastAsia="SimSun"/>
+          <w:b/>
+          <w:sz w:val="28"/>
+          <w:szCs w:val="28"/>
+          <w:lang w:eastAsia="ar-SA"/>
+        </w:rPr>
+      </w:pPr>
+      <w:r>
+        <w:rPr>
+          <w:rFonts w:eastAsia="SimSun"/>
+          <w:b/>
+          <w:sz w:val="28"/>
+          <w:szCs w:val="28"/>
+          <w:lang w:eastAsia="ar-SA"/>
+        </w:rPr>
+        <w:t xml:space="preserve">Conclusión del </w:t>
+      </w:r>
+      <w:r>
+        <w:rPr>
+          <w:rFonts w:eastAsia="SimSun"/>
+          <w:b/>
+          <w:sz w:val="28"/>
+          <w:szCs w:val="28"/>
+          <w:lang w:eastAsia="ar-SA"/>
+        </w:rPr>
+        <w:t>capítulo:</w:t>
+      </w:r>
+    </w:p>
+    <w:p>
+      <w:pPr>
+        <w:spacing w:after="240" w:line="360" w:lineRule="auto"/>
+        <w:ind w:firstLine="709"/>
+        <w:rPr>
+          <w:rFonts w:eastAsia="SimSun"/>
+          <w:sz w:val="24"/>
+          <w:szCs w:val="28"/>
+          <w:lang w:eastAsia="ar-SA"/>
+        </w:rPr>
+      </w:pPr>
+      <w:r>
+        <w:rPr>
+          <w:rFonts w:eastAsia="SimSun"/>
+          <w:sz w:val="24"/>
+          <w:szCs w:val="28"/>
+          <w:lang w:eastAsia="ar-SA"/>
+        </w:rPr>
+        <w:t>En la primera reunión del equipo se decidieron y ordenaron las preguntas para la entrevista con el cliente y se eligieron a los dos delegados encargados de dar la entrevista.</w:t>
+      </w:r>
+    </w:p>
+    <w:p>
+      <w:pPr>
+        <w:pStyle w:val="APARTADO1"/>
+        <w:jc w:val="center"/>
+        <w:rPr>
+          <w:rFonts w:ascii="Times New Roman" w:hAnsi="Times New Roman"/>
+          <w:color w:val="auto"/>
+          <w:sz w:val="32"/>
+          <w:szCs w:val="32"/>
+        </w:rPr>
+      </w:pPr>
+      <w:r>
+        <w:rPr>
+          <w:rFonts w:ascii="Times New Roman" w:hAnsi="Times New Roman"/>
+          <w:color w:val="auto"/>
+          <w:sz w:val="32"/>
+          <w:szCs w:val="32"/>
+        </w:rPr>
+        <w:lastRenderedPageBreak/>
+        <w:t>CAPÍTULO 3</w:t>
+      </w:r>
+    </w:p>
+    <w:p>
+      <w:pPr>
+        <w:pStyle w:val="APARTADO1"/>
+        <w:spacing w:after="240"/>
+        <w:jc w:val="center"/>
+        <w:rPr>
+          <w:rFonts w:ascii="Times New Roman" w:hAnsi="Times New Roman"/>
+          <w:color w:val="auto"/>
+          <w:sz w:val="32"/>
+          <w:szCs w:val="32"/>
+        </w:rPr>
+      </w:pPr>
+      <w:r>
+        <w:rPr>
+          <w:rFonts w:ascii="Times New Roman" w:hAnsi="Times New Roman"/>
+          <w:color w:val="auto"/>
+          <w:sz w:val="32"/>
+          <w:szCs w:val="32"/>
+        </w:rPr>
+        <w:t>3</w:t>
+      </w:r>
+      <w:r>
+        <w:rPr>
+          <w:rFonts w:ascii="Times New Roman" w:hAnsi="Times New Roman"/>
+          <w:color w:val="auto"/>
+          <w:sz w:val="32"/>
+          <w:szCs w:val="32"/>
+        </w:rPr>
+        <w:t xml:space="preserve">. </w:t>
+      </w:r>
+      <w:r>
+        <w:rPr>
+          <w:rFonts w:ascii="Times New Roman" w:hAnsi="Times New Roman"/>
+          <w:color w:val="auto"/>
+          <w:sz w:val="32"/>
+          <w:szCs w:val="32"/>
+        </w:rPr>
+        <w:t>La entrevista con el cliente</w:t>
+      </w:r>
+    </w:p>
+    <w:p>
+      <w:pPr>
+        <w:suppressAutoHyphens/>
+        <w:spacing w:after="240"/>
+        <w:rPr>
+          <w:rFonts w:eastAsia="SimSun"/>
+          <w:b/>
+          <w:sz w:val="28"/>
+          <w:szCs w:val="28"/>
+          <w:lang w:val="es-ES_tradnl" w:eastAsia="ar-SA"/>
+        </w:rPr>
+      </w:pPr>
+      <w:r>
+        <w:rPr>
+          <w:rFonts w:eastAsia="SimSun"/>
+          <w:b/>
+          <w:sz w:val="28"/>
+          <w:szCs w:val="28"/>
+          <w:lang w:val="es-ES_tradnl" w:eastAsia="ar-SA"/>
+        </w:rPr>
+        <w:t xml:space="preserve">Introducción:  </w:t>
+      </w:r>
+    </w:p>
+    <w:p>
+      <w:pPr>
+        <w:spacing w:after="240" w:line="360" w:lineRule="auto"/>
+        <w:ind w:firstLine="709"/>
+        <w:rPr>
+          <w:color w:val="1F1F1F"/>
+          <w:shd w:val="clear" w:color="auto" w:fill="F0F4F9"/>
+        </w:rPr>
+      </w:pPr>
+      <w:r>
+        <w:rPr>
+          <w:rFonts w:eastAsia="SimSun"/>
+          <w:sz w:val="24"/>
+          <w:szCs w:val="28"/>
+          <w:lang w:eastAsia="ar-SA"/>
+        </w:rPr>
+        <w:t>En este capítulo se explica el inicio</w:t>
+      </w:r>
+      <w:r>
+        <w:rPr>
+          <w:rFonts w:eastAsia="SimSun"/>
+          <w:sz w:val="24"/>
+          <w:szCs w:val="28"/>
+          <w:lang w:eastAsia="ar-SA"/>
+        </w:rPr>
+        <w:t>, desarrollo y conclusión de la entrevista con el cliente Alan Edmundo, así como la desgravación de la misma y la primera interpretación del equipo.</w:t>
+      </w:r>
+    </w:p>
+    <w:p>
+      <w:pPr>
+        <w:suppressAutoHyphens/>
+        <w:spacing w:after="240"/>
+        <w:rPr>
+          <w:rFonts w:eastAsia="SimSun"/>
+          <w:b/>
+          <w:sz w:val="28"/>
+          <w:szCs w:val="28"/>
+          <w:lang w:val="es-ES_tradnl" w:eastAsia="ar-SA"/>
+        </w:rPr>
+      </w:pPr>
+      <w:r>
+        <w:rPr>
+          <w:rFonts w:eastAsia="SimSun"/>
+          <w:b/>
+          <w:sz w:val="28"/>
+          <w:szCs w:val="28"/>
+          <w:lang w:val="es-ES_tradnl" w:eastAsia="ar-SA"/>
+        </w:rPr>
+        <w:t>3</w:t>
+      </w:r>
+      <w:r>
+        <w:rPr>
+          <w:rFonts w:eastAsia="SimSun"/>
+          <w:b/>
+          <w:sz w:val="28"/>
+          <w:szCs w:val="28"/>
+          <w:lang w:val="es-ES_tradnl" w:eastAsia="ar-SA"/>
+        </w:rPr>
+        <w:t xml:space="preserve">.1 </w:t>
+      </w:r>
+      <w:r>
+        <w:rPr>
+          <w:rFonts w:eastAsia="SimSun"/>
+          <w:b/>
+          <w:sz w:val="28"/>
+          <w:szCs w:val="28"/>
+          <w:lang w:val="es-ES_tradnl" w:eastAsia="ar-SA"/>
+        </w:rPr>
+        <w:t>El día de la entrevista</w:t>
+      </w:r>
+    </w:p>
+    <w:p>
+      <w:pPr>
+        <w:suppressAutoHyphens/>
+        <w:spacing w:after="240"/>
+        <w:jc w:val="left"/>
+        <w:rPr>
+          <w:rFonts w:eastAsia="SimSun"/>
+          <w:b/>
+          <w:sz w:val="24"/>
+          <w:lang w:eastAsia="ar-SA"/>
+        </w:rPr>
+      </w:pPr>
+      <w:r>
+        <w:rPr>
+          <w:rFonts w:eastAsia="SimSun"/>
+          <w:b/>
+          <w:sz w:val="24"/>
+          <w:lang w:eastAsia="ar-SA"/>
+        </w:rPr>
+        <w:t>3</w:t>
+      </w:r>
+      <w:r>
+        <w:rPr>
+          <w:rFonts w:eastAsia="SimSun"/>
+          <w:b/>
+          <w:sz w:val="24"/>
+          <w:lang w:eastAsia="ar-SA"/>
+        </w:rPr>
+        <w:t xml:space="preserve">.1.1 </w:t>
+      </w:r>
+      <w:r>
+        <w:rPr>
+          <w:rFonts w:eastAsia="SimSun"/>
+          <w:b/>
+          <w:sz w:val="24"/>
+          <w:lang w:eastAsia="ar-SA"/>
+        </w:rPr>
+        <w:t>La preparación previa</w:t>
+      </w:r>
+      <w:r>
+        <w:rPr>
+          <w:rFonts w:eastAsia="SimSun"/>
+          <w:b/>
+          <w:sz w:val="24"/>
+          <w:lang w:eastAsia="ar-SA"/>
+        </w:rPr>
+        <w:t xml:space="preserve">: </w:t>
+      </w:r>
+    </w:p>
+    <w:p>
+      <w:pPr>
+        <w:tabs>
+          <w:tab w:val="left" w:pos="4348"/>
+        </w:tabs>
+        <w:suppressAutoHyphens/>
+        <w:spacing w:after="120" w:line="360" w:lineRule="auto"/>
+        <w:ind w:left="567" w:firstLine="709"/>
+        <w:rPr>
+          <w:rFonts w:eastAsia="SimSun"/>
+          <w:sz w:val="24"/>
+          <w:lang w:eastAsia="ar-SA"/>
+        </w:rPr>
+      </w:pPr>
+      <w:r>
+        <w:rPr>
+          <w:rFonts w:eastAsia="SimSun"/>
+          <w:sz w:val="24"/>
+          <w:lang w:eastAsia="ar-SA"/>
+        </w:rPr>
+        <w:t>El día 11 de agosto fue el elegido por el equipo y el cliente para dar la entrevista de los requerimientos</w:t>
+      </w:r>
+    </w:p>
+    <w:p>
+      <w:pPr>
+        <w:suppressAutoHyphens/>
+        <w:spacing w:after="120" w:line="360" w:lineRule="auto"/>
+        <w:jc w:val="left"/>
+        <w:rPr>
+          <w:rFonts w:eastAsia="SimSun"/>
+          <w:b/>
+          <w:sz w:val="28"/>
+          <w:szCs w:val="28"/>
+          <w:lang w:eastAsia="ar-SA"/>
+        </w:rPr>
+      </w:pPr>
+      <w:r>
+        <w:rPr>
+          <w:rFonts w:eastAsia="SimSun"/>
+          <w:b/>
+          <w:sz w:val="28"/>
+          <w:szCs w:val="28"/>
+          <w:lang w:eastAsia="ar-SA"/>
+        </w:rPr>
+        <w:t>Conclusión del capítulo:</w:t>
+      </w:r>
+    </w:p>
+    <w:p>
+      <w:pPr>
+        <w:spacing w:after="240" w:line="360" w:lineRule="auto"/>
+        <w:ind w:firstLine="709"/>
+        <w:rPr>
+          <w:rFonts w:eastAsia="SimSun"/>
+          <w:sz w:val="24"/>
+          <w:szCs w:val="28"/>
+          <w:lang w:eastAsia="ar-SA"/>
+        </w:rPr>
+      </w:pPr>
+      <w:r>
+        <w:rPr>
+          <w:rFonts w:eastAsia="SimSun"/>
+          <w:sz w:val="24"/>
+          <w:szCs w:val="28"/>
+          <w:lang w:eastAsia="ar-SA"/>
+        </w:rPr>
+        <w:t>conclucion</w:t>
+      </w:r>
+    </w:p>
+    <w:p>
+      <w:pPr>
+        <w:autoSpaceDE w:val="0"/>
+        <w:autoSpaceDN w:val="0"/>
+        <w:adjustRightInd w:val="0"/>
+        <w:spacing w:before="120" w:after="120" w:line="360" w:lineRule="auto"/>
+        <w:ind w:firstLine="708"/>
+        <w:rPr>
+          <w:rStyle w:val="TEXTOART"/>
+          <w:rFonts w:eastAsia="Batang"/>
+          <w:sz w:val="24"/>
+        </w:rPr>
+      </w:pPr>
+    </w:p>
+    <w:p>
+      <w:pPr>
+        <w:spacing w:after="160" w:line="259" w:lineRule="auto"/>
+        <w:jc w:val="left"/>
+        <w:rPr>
+          <w:b/>
+          <w:bCs/>
+          <w:sz w:val="32"/>
+          <w:szCs w:val="32"/>
+        </w:rPr>
+      </w:pPr>
+      <w:r>
+        <w:rPr>
+          <w:sz w:val="32"/>
+          <w:szCs w:val="32"/>
+        </w:rPr>
+        <w:br w:type="page"/>
+      </w:r>
+    </w:p>
+    <w:p>
+      <w:pPr>
+        <w:pStyle w:val="APARTADO1"/>
+        <w:rPr>
+          <w:rFonts w:ascii="Times New Roman" w:hAnsi="Times New Roman"/>
+          <w:color w:val="auto"/>
+          <w:sz w:val="32"/>
+          <w:szCs w:val="32"/>
+        </w:rPr>
+      </w:pPr>
+      <w:r>
+        <w:rPr>
+          <w:rFonts w:ascii="Times New Roman" w:hAnsi="Times New Roman"/>
+          <w:color w:val="auto"/>
+          <w:sz w:val="32"/>
+          <w:szCs w:val="32"/>
+        </w:rPr>
+        <w:lastRenderedPageBreak/>
+        <w:t>CAPÍTULO 4 (Inicia en una página nueva)</w:t>
+      </w:r>
+    </w:p>
+    <w:p>
+      <w:pPr>
+        <w:pStyle w:val="APARTADO1"/>
+        <w:spacing w:after="240"/>
+        <w:rPr>
+          <w:rFonts w:ascii="Times New Roman" w:hAnsi="Times New Roman"/>
+          <w:color w:val="000000" w:themeColor="text1"/>
+          <w:sz w:val="32"/>
+          <w:szCs w:val="32"/>
+        </w:rPr>
+      </w:pPr>
+      <w:r>
+        <w:rPr>
+          <w:rFonts w:ascii="Times New Roman" w:hAnsi="Times New Roman"/>
+          <w:color w:val="000000" w:themeColor="text1"/>
+          <w:sz w:val="32"/>
+          <w:szCs w:val="32"/>
+        </w:rPr>
+        <w:t xml:space="preserve">4. RESULTADOS </w:t>
+      </w:r>
+      <w:r>
+        <w:rPr>
+          <w:rFonts w:ascii="Times New Roman" w:hAnsi="Times New Roman"/>
+          <w:color w:val="000000" w:themeColor="text1"/>
+          <w:sz w:val="32"/>
+          <w:szCs w:val="32"/>
+        </w:rPr>
+        <w:sym w:font="Wingdings" w:char="F0E0"/>
+      </w:r>
+      <w:r>
+        <w:rPr>
+          <w:rFonts w:ascii="Times New Roman" w:hAnsi="Times New Roman"/>
+          <w:color w:val="000000" w:themeColor="text1"/>
+          <w:sz w:val="32"/>
+          <w:szCs w:val="32"/>
+        </w:rPr>
+        <w:t xml:space="preserve">(Times, negrita, 16, mayúscula, las mayúsculas van tildadas, </w:t>
+      </w:r>
+      <w:r>
+        <w:rPr>
+          <w:rFonts w:ascii="Times New Roman" w:hAnsi="Times New Roman"/>
+          <w:color w:val="auto"/>
+          <w:sz w:val="32"/>
+          <w:szCs w:val="32"/>
+        </w:rPr>
+        <w:t>alineación izqda.</w:t>
+      </w:r>
+      <w:r>
+        <w:rPr>
+          <w:rFonts w:ascii="Times New Roman" w:hAnsi="Times New Roman"/>
+          <w:color w:val="000000" w:themeColor="text1"/>
+          <w:sz w:val="32"/>
+          <w:szCs w:val="32"/>
+        </w:rPr>
+        <w:t xml:space="preserve"> </w:t>
+      </w:r>
+      <w:r>
         <w:rPr>
           <w:rFonts w:ascii="Times New Roman" w:eastAsia="SimSun" w:hAnsi="Times New Roman"/>
           <w:color w:val="000000" w:themeColor="text1"/>
@@ -5634,2281 +8326,7 @@
           <w:szCs w:val="32"/>
           <w:lang w:eastAsia="ar-SA"/>
         </w:rPr>
-      </w:pPr>
-      <w:r>
-        <w:rPr>
-          <w:rFonts w:ascii="Times New Roman" w:hAnsi="Times New Roman"/>
-          <w:color w:val="auto"/>
-          <w:sz w:val="32"/>
-          <w:szCs w:val="32"/>
-        </w:rPr>
-        <w:t xml:space="preserve">1. </w:t>
-      </w:r>
-      <w:r>
-        <w:rPr>
-          <w:rFonts w:ascii="Times New Roman" w:hAnsi="Times New Roman"/>
-          <w:color w:val="auto"/>
-          <w:sz w:val="32"/>
-          <w:szCs w:val="32"/>
-        </w:rPr>
-        <w:t>Elección</w:t>
-      </w:r>
-      <w:r>
-        <w:rPr>
-          <w:rFonts w:ascii="Times New Roman" w:hAnsi="Times New Roman"/>
-          <w:color w:val="auto"/>
-          <w:sz w:val="32"/>
-          <w:szCs w:val="32"/>
-        </w:rPr>
-        <w:t xml:space="preserve"> del equipo y de la </w:t>
-      </w:r>
-      <w:r>
-        <w:rPr>
-          <w:rFonts w:ascii="Times New Roman" w:hAnsi="Times New Roman"/>
-          <w:color w:val="auto"/>
-          <w:sz w:val="32"/>
-          <w:szCs w:val="32"/>
-        </w:rPr>
-        <w:t>problemática</w:t>
-      </w:r>
-    </w:p>
-    <w:p>
-      <w:pPr>
-        <w:suppressAutoHyphens/>
-        <w:spacing w:after="240"/>
-        <w:rPr>
-          <w:rFonts w:eastAsia="SimSun"/>
-          <w:b/>
-          <w:sz w:val="28"/>
-          <w:szCs w:val="28"/>
-          <w:lang w:eastAsia="ar-SA"/>
-        </w:rPr>
-      </w:pPr>
-      <w:r>
-        <w:rPr>
-          <w:rFonts w:eastAsia="SimSun"/>
-          <w:b/>
-          <w:sz w:val="28"/>
-          <w:szCs w:val="28"/>
-          <w:lang w:val="es-ES_tradnl" w:eastAsia="ar-SA"/>
-        </w:rPr>
-        <w:t xml:space="preserve">1.1 </w:t>
-      </w:r>
-      <w:r>
-        <w:rPr>
-          <w:rFonts w:eastAsia="SimSun"/>
-          <w:b/>
-          <w:sz w:val="28"/>
-          <w:szCs w:val="28"/>
-          <w:lang w:val="es-ES_tradnl" w:eastAsia="ar-SA"/>
-        </w:rPr>
-        <w:t>Elección</w:t>
-      </w:r>
-      <w:r>
-        <w:rPr>
-          <w:rFonts w:eastAsia="SimSun"/>
-          <w:b/>
-          <w:sz w:val="28"/>
-          <w:szCs w:val="28"/>
-          <w:lang w:val="es-ES_tradnl" w:eastAsia="ar-SA"/>
-        </w:rPr>
-        <w:t xml:space="preserve"> del eq</w:t>
-      </w:r>
-      <w:r>
-        <w:rPr>
-          <w:rFonts w:eastAsia="SimSun"/>
-          <w:b/>
-          <w:sz w:val="28"/>
-          <w:szCs w:val="28"/>
-          <w:lang w:val="es-ES_tradnl" w:eastAsia="ar-SA"/>
-        </w:rPr>
-        <w:t>u</w:t>
-      </w:r>
-      <w:r>
-        <w:rPr>
-          <w:rFonts w:eastAsia="SimSun"/>
-          <w:b/>
-          <w:sz w:val="28"/>
-          <w:szCs w:val="28"/>
-          <w:lang w:val="es-ES_tradnl" w:eastAsia="ar-SA"/>
-        </w:rPr>
-        <w:t>ipo</w:t>
-      </w:r>
-      <w:r>
-        <w:rPr>
-          <w:rFonts w:eastAsia="SimSun"/>
-          <w:b/>
-          <w:sz w:val="28"/>
-          <w:szCs w:val="28"/>
-          <w:lang w:val="es-ES_tradnl" w:eastAsia="ar-SA"/>
-        </w:rPr>
-        <w:t xml:space="preserve"> </w:t>
-      </w:r>
-    </w:p>
-    <w:p>
-      <w:pPr>
-        <w:suppressAutoHyphens/>
-        <w:spacing w:after="120" w:line="360" w:lineRule="auto"/>
-        <w:rPr>
-          <w:rFonts w:eastAsia="SimSun"/>
-          <w:b/>
-          <w:sz w:val="24"/>
-          <w:lang w:eastAsia="ar-SA"/>
-        </w:rPr>
-      </w:pPr>
-      <w:r>
-        <w:rPr>
-          <w:rFonts w:eastAsia="SimSun"/>
-          <w:b/>
-          <w:sz w:val="24"/>
-          <w:lang w:eastAsia="ar-SA"/>
-        </w:rPr>
-        <w:t xml:space="preserve">1.1.1 </w:t>
-      </w:r>
-      <w:r>
-        <w:rPr>
-          <w:rFonts w:eastAsia="SimSun"/>
-          <w:b/>
-          <w:sz w:val="24"/>
-          <w:lang w:eastAsia="ar-SA"/>
-        </w:rPr>
-        <w:t xml:space="preserve">Como fue la elección del equipo: </w:t>
-      </w:r>
-    </w:p>
-    <w:p>
-      <w:pPr>
-        <w:suppressAutoHyphens/>
-        <w:spacing w:after="120" w:line="360" w:lineRule="auto"/>
-        <w:ind w:left="567" w:firstLine="709"/>
-        <w:rPr>
-          <w:rFonts w:eastAsia="SimSun"/>
-          <w:sz w:val="24"/>
-          <w:lang w:eastAsia="ar-SA"/>
-        </w:rPr>
-      </w:pPr>
-      <w:r>
-        <w:rPr>
-          <w:rFonts w:eastAsia="SimSun"/>
-          <w:sz w:val="24"/>
-          <w:lang w:eastAsia="ar-SA"/>
-        </w:rPr>
-        <w:t xml:space="preserve">Los equipos fueron elegidos por </w:t>
-      </w:r>
-      <w:proofErr w:type="spellStart"/>
-      <w:r>
-        <w:rPr>
-          <w:rFonts w:eastAsia="SimSun"/>
-          <w:sz w:val="24"/>
-          <w:lang w:eastAsia="ar-SA"/>
-        </w:rPr>
-        <w:t>Raul</w:t>
-      </w:r>
-      <w:proofErr w:type="spellEnd"/>
-      <w:r>
-        <w:rPr>
-          <w:rFonts w:eastAsia="SimSun"/>
-          <w:sz w:val="24"/>
-          <w:lang w:eastAsia="ar-SA"/>
-        </w:rPr>
-        <w:t xml:space="preserve"> </w:t>
-      </w:r>
-      <w:proofErr w:type="spellStart"/>
-      <w:r>
-        <w:rPr>
-          <w:rFonts w:eastAsia="SimSun"/>
-          <w:sz w:val="24"/>
-          <w:lang w:eastAsia="ar-SA"/>
-        </w:rPr>
-        <w:t>Martinez</w:t>
-      </w:r>
-      <w:proofErr w:type="spellEnd"/>
-      <w:r>
-        <w:rPr>
-          <w:rFonts w:eastAsia="SimSun"/>
-          <w:sz w:val="24"/>
-          <w:lang w:eastAsia="ar-SA"/>
-        </w:rPr>
-        <w:t>, el profesor de POO, tomando en cuenta nuestro rendimiento en función de nuestro compañero de computadora durante el primer cuatrimestre en su materia. A mí</w:t>
-      </w:r>
-      <w:r>
-        <w:rPr>
-          <w:rFonts w:eastAsia="SimSun"/>
-          <w:sz w:val="24"/>
-          <w:lang w:eastAsia="ar-SA"/>
-        </w:rPr>
-        <w:t xml:space="preserve"> me juntó</w:t>
-      </w:r>
-      <w:r>
-        <w:rPr>
-          <w:rFonts w:eastAsia="SimSun"/>
-          <w:sz w:val="24"/>
-          <w:lang w:eastAsia="ar-SA"/>
-        </w:rPr>
-        <w:t xml:space="preserve"> con </w:t>
-      </w:r>
-      <w:r>
-        <w:rPr>
-          <w:rFonts w:eastAsia="SimSun"/>
-          <w:sz w:val="24"/>
-          <w:lang w:eastAsia="ar-SA"/>
-        </w:rPr>
-        <w:t xml:space="preserve">Federico </w:t>
-      </w:r>
-      <w:proofErr w:type="spellStart"/>
-      <w:r>
-        <w:rPr>
-          <w:rFonts w:eastAsia="SimSun"/>
-          <w:sz w:val="24"/>
-          <w:lang w:eastAsia="ar-SA"/>
-        </w:rPr>
-        <w:t>Tamburelli</w:t>
-      </w:r>
-      <w:proofErr w:type="spellEnd"/>
-      <w:r>
-        <w:rPr>
-          <w:rFonts w:eastAsia="SimSun"/>
-          <w:sz w:val="24"/>
-          <w:lang w:eastAsia="ar-SA"/>
-        </w:rPr>
-        <w:t xml:space="preserve"> y nos agrupo con </w:t>
-      </w:r>
-      <w:proofErr w:type="spellStart"/>
-      <w:r>
-        <w:rPr>
-          <w:rFonts w:eastAsia="SimSun"/>
-          <w:sz w:val="24"/>
-          <w:lang w:eastAsia="ar-SA"/>
-        </w:rPr>
-        <w:t>Matias</w:t>
-      </w:r>
-      <w:proofErr w:type="spellEnd"/>
-      <w:r>
-        <w:rPr>
-          <w:rFonts w:eastAsia="SimSun"/>
-          <w:sz w:val="24"/>
-          <w:lang w:eastAsia="ar-SA"/>
-        </w:rPr>
-        <w:t xml:space="preserve"> </w:t>
-      </w:r>
-      <w:proofErr w:type="spellStart"/>
-      <w:r>
-        <w:rPr>
-          <w:rFonts w:eastAsia="SimSun"/>
-          <w:sz w:val="24"/>
-          <w:lang w:eastAsia="ar-SA"/>
-        </w:rPr>
-        <w:t>Adan</w:t>
-      </w:r>
-      <w:proofErr w:type="spellEnd"/>
-      <w:r>
-        <w:rPr>
-          <w:rFonts w:eastAsia="SimSun"/>
-          <w:sz w:val="24"/>
-          <w:lang w:eastAsia="ar-SA"/>
-        </w:rPr>
-        <w:t xml:space="preserve"> y Ariadna </w:t>
-      </w:r>
-      <w:proofErr w:type="spellStart"/>
-      <w:r>
-        <w:rPr>
-          <w:rFonts w:eastAsia="SimSun"/>
-          <w:sz w:val="24"/>
-          <w:lang w:eastAsia="ar-SA"/>
-        </w:rPr>
-        <w:t>Perreault</w:t>
-      </w:r>
-      <w:proofErr w:type="spellEnd"/>
-      <w:r>
-        <w:rPr>
-          <w:rFonts w:eastAsia="SimSun"/>
-          <w:sz w:val="24"/>
-          <w:lang w:eastAsia="ar-SA"/>
-        </w:rPr>
-        <w:t xml:space="preserve">. </w:t>
-      </w:r>
-    </w:p>
-    <w:p>
-      <w:pPr>
-        <w:suppressAutoHyphens/>
-        <w:spacing w:after="120" w:line="360" w:lineRule="auto"/>
-        <w:rPr>
-          <w:rFonts w:eastAsia="SimSun"/>
-          <w:b/>
-          <w:sz w:val="24"/>
-          <w:lang w:eastAsia="ar-SA"/>
-        </w:rPr>
-      </w:pPr>
-      <w:r>
-        <w:rPr>
-          <w:rFonts w:eastAsia="SimSun"/>
-          <w:b/>
-          <w:sz w:val="24"/>
-          <w:lang w:eastAsia="ar-SA"/>
-        </w:rPr>
-        <w:t>1.1.</w:t>
-      </w:r>
-      <w:r>
-        <w:rPr>
-          <w:rFonts w:eastAsia="SimSun"/>
-          <w:b/>
-          <w:sz w:val="24"/>
-          <w:lang w:eastAsia="ar-SA"/>
-        </w:rPr>
-        <w:t>2</w:t>
-      </w:r>
-      <w:r>
-        <w:rPr>
-          <w:rFonts w:eastAsia="SimSun"/>
-          <w:b/>
-          <w:sz w:val="24"/>
-          <w:lang w:eastAsia="ar-SA"/>
-        </w:rPr>
-        <w:t xml:space="preserve"> </w:t>
-      </w:r>
-      <w:r>
-        <w:rPr>
-          <w:rFonts w:eastAsia="SimSun"/>
-          <w:b/>
-          <w:sz w:val="24"/>
-          <w:lang w:eastAsia="ar-SA"/>
-        </w:rPr>
-        <w:t xml:space="preserve">La inclusión del quinto integrante: </w:t>
-      </w:r>
-    </w:p>
-    <w:p>
-      <w:pPr>
-        <w:suppressAutoHyphens/>
-        <w:spacing w:after="120" w:line="360" w:lineRule="auto"/>
-        <w:ind w:left="567" w:firstLine="709"/>
-        <w:rPr>
-          <w:rFonts w:eastAsia="SimSun"/>
-          <w:sz w:val="24"/>
-          <w:lang w:eastAsia="ar-SA"/>
-        </w:rPr>
-      </w:pPr>
-      <w:r>
-        <w:rPr>
-          <w:rFonts w:eastAsia="SimSun"/>
-          <w:sz w:val="24"/>
-          <w:lang w:eastAsia="ar-SA"/>
-        </w:rPr>
-        <w:t xml:space="preserve">Luego de leer todos los grupos, nos dimos cuenta que nuestro compañero </w:t>
-      </w:r>
-      <w:proofErr w:type="spellStart"/>
-      <w:r>
-        <w:rPr>
-          <w:rFonts w:eastAsia="SimSun"/>
-          <w:sz w:val="24"/>
-          <w:lang w:eastAsia="ar-SA"/>
-        </w:rPr>
-        <w:t>Benjamin</w:t>
-      </w:r>
-      <w:proofErr w:type="spellEnd"/>
-      <w:r>
-        <w:rPr>
-          <w:rFonts w:eastAsia="SimSun"/>
-          <w:sz w:val="24"/>
-          <w:lang w:eastAsia="ar-SA"/>
-        </w:rPr>
-        <w:t xml:space="preserve"> Montiel no estaba en la lista de ningún grupo, por lo que decidimos pedir para incluirlo al nuestro. Entonces, fue así como conformamos el equipo: Emilio </w:t>
-      </w:r>
-      <w:proofErr w:type="spellStart"/>
-      <w:r>
-        <w:rPr>
-          <w:rFonts w:eastAsia="SimSun"/>
-          <w:sz w:val="24"/>
-          <w:lang w:eastAsia="ar-SA"/>
-        </w:rPr>
-        <w:t>Fernandez</w:t>
-      </w:r>
-      <w:proofErr w:type="spellEnd"/>
-      <w:r>
-        <w:rPr>
-          <w:rFonts w:eastAsia="SimSun"/>
-          <w:sz w:val="24"/>
-          <w:lang w:eastAsia="ar-SA"/>
-        </w:rPr>
-        <w:t xml:space="preserve"> </w:t>
-      </w:r>
-      <w:proofErr w:type="spellStart"/>
-      <w:r>
-        <w:rPr>
-          <w:rFonts w:eastAsia="SimSun"/>
-          <w:sz w:val="24"/>
-          <w:lang w:eastAsia="ar-SA"/>
-        </w:rPr>
-        <w:t>Alvarez</w:t>
-      </w:r>
-      <w:proofErr w:type="spellEnd"/>
-      <w:r>
-        <w:rPr>
-          <w:rFonts w:eastAsia="SimSun"/>
-          <w:sz w:val="24"/>
-          <w:lang w:eastAsia="ar-SA"/>
-        </w:rPr>
-        <w:t>,</w:t>
-      </w:r>
-      <w:r>
-        <w:rPr>
-          <w:rFonts w:eastAsia="SimSun"/>
-          <w:sz w:val="24"/>
-          <w:lang w:eastAsia="ar-SA"/>
-        </w:rPr>
-        <w:t xml:space="preserve"> </w:t>
-      </w:r>
-      <w:r>
-        <w:rPr>
-          <w:rFonts w:eastAsia="SimSun"/>
-          <w:sz w:val="24"/>
-          <w:lang w:eastAsia="ar-SA"/>
-        </w:rPr>
-        <w:t xml:space="preserve">Federico </w:t>
-      </w:r>
-      <w:proofErr w:type="spellStart"/>
-      <w:r>
-        <w:rPr>
-          <w:rFonts w:eastAsia="SimSun"/>
-          <w:sz w:val="24"/>
-          <w:lang w:eastAsia="ar-SA"/>
-        </w:rPr>
-        <w:t>Tamburelli</w:t>
-      </w:r>
-      <w:proofErr w:type="spellEnd"/>
-      <w:r>
-        <w:rPr>
-          <w:rFonts w:eastAsia="SimSun"/>
-          <w:sz w:val="24"/>
-          <w:lang w:eastAsia="ar-SA"/>
-        </w:rPr>
-        <w:t>,</w:t>
-      </w:r>
-      <w:r>
-        <w:rPr>
-          <w:rFonts w:eastAsia="SimSun"/>
-          <w:sz w:val="24"/>
-          <w:lang w:eastAsia="ar-SA"/>
-        </w:rPr>
-        <w:t xml:space="preserve"> </w:t>
-      </w:r>
-      <w:proofErr w:type="spellStart"/>
-      <w:r>
-        <w:rPr>
-          <w:rFonts w:eastAsia="SimSun"/>
-          <w:sz w:val="24"/>
-          <w:lang w:eastAsia="ar-SA"/>
-        </w:rPr>
-        <w:t>Matias</w:t>
-      </w:r>
-      <w:proofErr w:type="spellEnd"/>
-      <w:r>
-        <w:rPr>
-          <w:rFonts w:eastAsia="SimSun"/>
-          <w:sz w:val="24"/>
-          <w:lang w:eastAsia="ar-SA"/>
-        </w:rPr>
-        <w:t xml:space="preserve"> </w:t>
-      </w:r>
-      <w:proofErr w:type="spellStart"/>
-      <w:r>
-        <w:rPr>
-          <w:rFonts w:eastAsia="SimSun"/>
-          <w:sz w:val="24"/>
-          <w:lang w:eastAsia="ar-SA"/>
-        </w:rPr>
-        <w:t>Adan</w:t>
-      </w:r>
-      <w:proofErr w:type="spellEnd"/>
-      <w:r>
-        <w:rPr>
-          <w:rFonts w:eastAsia="SimSun"/>
-          <w:sz w:val="24"/>
-          <w:lang w:eastAsia="ar-SA"/>
-        </w:rPr>
-        <w:t xml:space="preserve">, Ariadna </w:t>
-      </w:r>
-      <w:proofErr w:type="spellStart"/>
-      <w:r>
-        <w:rPr>
-          <w:rFonts w:eastAsia="SimSun"/>
-          <w:sz w:val="24"/>
-          <w:lang w:eastAsia="ar-SA"/>
-        </w:rPr>
-        <w:t>Perreault</w:t>
-      </w:r>
-      <w:proofErr w:type="spellEnd"/>
-      <w:r>
-        <w:rPr>
-          <w:rFonts w:eastAsia="SimSun"/>
-          <w:sz w:val="24"/>
-          <w:lang w:eastAsia="ar-SA"/>
-        </w:rPr>
-        <w:t xml:space="preserve"> y </w:t>
-      </w:r>
-      <w:proofErr w:type="spellStart"/>
-      <w:r>
-        <w:rPr>
-          <w:rFonts w:eastAsia="SimSun"/>
-          <w:sz w:val="24"/>
-          <w:lang w:eastAsia="ar-SA"/>
-        </w:rPr>
-        <w:t>Benjamin</w:t>
-      </w:r>
-      <w:proofErr w:type="spellEnd"/>
-      <w:r>
-        <w:rPr>
-          <w:rFonts w:eastAsia="SimSun"/>
-          <w:sz w:val="24"/>
-          <w:lang w:eastAsia="ar-SA"/>
-        </w:rPr>
-        <w:t xml:space="preserve"> Montiel.</w:t>
-      </w:r>
-    </w:p>
-    <w:p>
-      <w:pPr>
-        <w:suppressAutoHyphens/>
-        <w:spacing w:after="240"/>
-        <w:rPr>
-          <w:rFonts w:eastAsia="SimSun"/>
-          <w:b/>
-          <w:sz w:val="28"/>
-          <w:szCs w:val="28"/>
-          <w:lang w:val="es-ES_tradnl" w:eastAsia="ar-SA"/>
-        </w:rPr>
-      </w:pPr>
-      <w:r>
-        <w:rPr>
-          <w:rFonts w:eastAsia="SimSun"/>
-          <w:b/>
-          <w:sz w:val="28"/>
-          <w:szCs w:val="28"/>
-          <w:lang w:val="es-ES_tradnl" w:eastAsia="ar-SA"/>
-        </w:rPr>
-        <w:t xml:space="preserve">1.2 </w:t>
-      </w:r>
-      <w:r>
-        <w:rPr>
-          <w:rFonts w:eastAsia="SimSun"/>
-          <w:b/>
-          <w:sz w:val="28"/>
-          <w:szCs w:val="28"/>
-          <w:lang w:val="es-ES_tradnl" w:eastAsia="ar-SA"/>
-        </w:rPr>
-        <w:t>Elección</w:t>
-      </w:r>
-      <w:r>
-        <w:rPr>
-          <w:rFonts w:eastAsia="SimSun"/>
-          <w:b/>
-          <w:sz w:val="28"/>
-          <w:szCs w:val="28"/>
-          <w:lang w:val="es-ES_tradnl" w:eastAsia="ar-SA"/>
-        </w:rPr>
-        <w:t xml:space="preserve"> de la </w:t>
-      </w:r>
-      <w:r>
-        <w:rPr>
-          <w:rFonts w:eastAsia="SimSun"/>
-          <w:b/>
-          <w:sz w:val="28"/>
-          <w:szCs w:val="28"/>
-          <w:lang w:val="es-ES_tradnl" w:eastAsia="ar-SA"/>
-        </w:rPr>
-        <w:t>problemática</w:t>
-      </w:r>
-    </w:p>
-    <w:p>
-      <w:pPr>
-        <w:suppressAutoHyphens/>
-        <w:spacing w:after="120" w:line="360" w:lineRule="auto"/>
-        <w:rPr>
-          <w:rFonts w:eastAsia="SimSun"/>
-          <w:b/>
-          <w:sz w:val="24"/>
-          <w:lang w:eastAsia="ar-SA"/>
-        </w:rPr>
-      </w:pPr>
-      <w:r>
-        <w:rPr>
-          <w:rFonts w:eastAsia="SimSun"/>
-          <w:b/>
-          <w:sz w:val="24"/>
-          <w:lang w:eastAsia="ar-SA"/>
-        </w:rPr>
-        <w:t>1.</w:t>
-      </w:r>
-      <w:r>
-        <w:rPr>
-          <w:rFonts w:eastAsia="SimSun"/>
-          <w:b/>
-          <w:sz w:val="24"/>
-          <w:lang w:eastAsia="ar-SA"/>
-        </w:rPr>
-        <w:t>2.1</w:t>
-      </w:r>
-      <w:r>
-        <w:rPr>
-          <w:rFonts w:eastAsia="SimSun"/>
-          <w:b/>
-          <w:sz w:val="24"/>
-          <w:lang w:eastAsia="ar-SA"/>
-        </w:rPr>
-        <w:t xml:space="preserve"> </w:t>
-      </w:r>
-      <w:r>
-        <w:rPr>
-          <w:rFonts w:eastAsia="SimSun"/>
-          <w:b/>
-          <w:sz w:val="24"/>
-          <w:lang w:eastAsia="ar-SA"/>
-        </w:rPr>
-        <w:t xml:space="preserve">Como fue la elección de la problemática: </w:t>
-      </w:r>
-    </w:p>
-    <w:p>
-      <w:pPr>
-        <w:suppressAutoHyphens/>
-        <w:spacing w:after="240" w:line="360" w:lineRule="auto"/>
-        <w:ind w:left="567" w:firstLine="709"/>
-        <w:rPr>
-          <w:rFonts w:eastAsia="SimSun"/>
-          <w:szCs w:val="28"/>
-          <w:lang w:eastAsia="ar-SA"/>
-        </w:rPr>
-      </w:pPr>
-      <w:r>
-        <w:rPr>
-          <w:rFonts w:eastAsia="SimSun"/>
-          <w:b/>
-          <w:sz w:val="28"/>
-          <w:szCs w:val="28"/>
-          <w:lang w:eastAsia="ar-SA"/>
-        </w:rPr>
-        <w:tab/>
-      </w:r>
-      <w:r>
-        <w:rPr>
-          <w:rFonts w:eastAsia="SimSun"/>
-          <w:sz w:val="24"/>
-          <w:szCs w:val="28"/>
-          <w:lang w:eastAsia="ar-SA"/>
-        </w:rPr>
-        <w:t>El profesor de análisis Alan Edmundo junto con el profe</w:t>
-      </w:r>
-      <w:r>
-        <w:rPr>
-          <w:rFonts w:eastAsia="SimSun"/>
-          <w:sz w:val="24"/>
-          <w:szCs w:val="28"/>
-          <w:lang w:eastAsia="ar-SA"/>
-        </w:rPr>
-        <w:t>sor</w:t>
-      </w:r>
-      <w:r>
-        <w:rPr>
-          <w:rFonts w:eastAsia="SimSun"/>
-          <w:sz w:val="24"/>
-          <w:szCs w:val="28"/>
-          <w:lang w:eastAsia="ar-SA"/>
-        </w:rPr>
-        <w:t xml:space="preserve"> de redes Facundo </w:t>
-      </w:r>
-      <w:proofErr w:type="spellStart"/>
-      <w:r>
-        <w:rPr>
-          <w:rFonts w:eastAsia="SimSun"/>
-          <w:sz w:val="24"/>
-          <w:szCs w:val="28"/>
-          <w:lang w:eastAsia="ar-SA"/>
-        </w:rPr>
-        <w:t>Aliverti</w:t>
-      </w:r>
-      <w:proofErr w:type="spellEnd"/>
-      <w:r>
-        <w:rPr>
-          <w:rFonts w:eastAsia="SimSun"/>
-          <w:sz w:val="24"/>
-          <w:szCs w:val="28"/>
-          <w:lang w:eastAsia="ar-SA"/>
-        </w:rPr>
-        <w:t xml:space="preserve"> nos dieron a elegir una </w:t>
-      </w:r>
-      <w:r>
-        <w:rPr>
-          <w:rFonts w:eastAsia="SimSun"/>
-          <w:sz w:val="24"/>
-          <w:szCs w:val="28"/>
-          <w:lang w:eastAsia="ar-SA"/>
-        </w:rPr>
-        <w:t>problemática</w:t>
-      </w:r>
-      <w:r>
-        <w:rPr>
-          <w:rFonts w:eastAsia="SimSun"/>
-          <w:sz w:val="24"/>
-          <w:szCs w:val="28"/>
-          <w:lang w:eastAsia="ar-SA"/>
-        </w:rPr>
-        <w:t xml:space="preserve"> </w:t>
-      </w:r>
-      <w:r>
-        <w:rPr>
-          <w:rFonts w:eastAsia="SimSun"/>
-          <w:sz w:val="24"/>
-          <w:szCs w:val="28"/>
-          <w:lang w:eastAsia="ar-SA"/>
-        </w:rPr>
-        <w:t>entre una lista de opciones. Con el grupo nos pusimos de acuerdo</w:t>
-      </w:r>
-      <w:r>
-        <w:rPr>
-          <w:rFonts w:eastAsia="SimSun"/>
-          <w:sz w:val="24"/>
-          <w:szCs w:val="28"/>
-          <w:lang w:eastAsia="ar-SA"/>
-        </w:rPr>
-        <w:t xml:space="preserve"> en elegir la clínica privada como problemática.</w:t>
-      </w:r>
-    </w:p>
-    <w:p>
-      <w:pPr>
-        <w:suppressAutoHyphens/>
-        <w:spacing w:after="120" w:line="360" w:lineRule="auto"/>
-        <w:rPr>
-          <w:rFonts w:eastAsia="SimSun"/>
-          <w:b/>
-          <w:sz w:val="24"/>
-          <w:lang w:eastAsia="ar-SA"/>
-        </w:rPr>
-      </w:pPr>
-      <w:r>
-        <w:rPr>
-          <w:rFonts w:eastAsia="SimSun"/>
-          <w:b/>
-          <w:sz w:val="24"/>
-          <w:lang w:eastAsia="ar-SA"/>
-        </w:rPr>
-        <w:t>1.</w:t>
-      </w:r>
-      <w:r>
-        <w:rPr>
-          <w:rFonts w:eastAsia="SimSun"/>
-          <w:b/>
-          <w:sz w:val="24"/>
-          <w:lang w:eastAsia="ar-SA"/>
-        </w:rPr>
-        <w:t>2.2</w:t>
-      </w:r>
-      <w:r>
-        <w:rPr>
-          <w:rFonts w:eastAsia="SimSun"/>
-          <w:b/>
-          <w:sz w:val="24"/>
-          <w:lang w:eastAsia="ar-SA"/>
-        </w:rPr>
-        <w:t xml:space="preserve"> </w:t>
-      </w:r>
-      <w:r>
-        <w:rPr>
-          <w:rFonts w:eastAsia="SimSun"/>
-          <w:b/>
-          <w:sz w:val="24"/>
-          <w:lang w:eastAsia="ar-SA"/>
-        </w:rPr>
-        <w:t xml:space="preserve">En que consiste la problemática: </w:t>
-      </w:r>
-    </w:p>
-    <w:p>
-      <w:pPr>
-        <w:spacing w:after="160" w:line="360" w:lineRule="auto"/>
-        <w:ind w:left="567" w:firstLine="709"/>
-        <w:rPr>
-          <w:rStyle w:val="TEXTOART"/>
-          <w:sz w:val="24"/>
-        </w:rPr>
-      </w:pPr>
-      <w:r>
-        <w:rPr>
-          <w:color w:val="1F1F1F"/>
-          <w:sz w:val="24"/>
-        </w:rPr>
-        <w:t>Clínica</w:t>
-      </w:r>
-      <w:r>
-        <w:rPr>
-          <w:color w:val="1F1F1F"/>
-          <w:sz w:val="24"/>
-        </w:rPr>
-        <w:t xml:space="preserve">: </w:t>
-      </w:r>
-      <w:r>
-        <w:rPr>
-          <w:i/>
-          <w:color w:val="1F1F1F"/>
-          <w:sz w:val="24"/>
-        </w:rPr>
-        <w:t>Nuestra organización es una clínica médica que ofrece muchos servicios incluyendo cirugía. Queremos desarrollar un software hospitalario que contemple distintos aspectos de la actividad como por ejemplo turnos, historias clínicas y medicamentos</w:t>
-      </w:r>
-      <w:r>
-        <w:rPr>
-          <w:i/>
-          <w:color w:val="1F1F1F"/>
-          <w:sz w:val="24"/>
-        </w:rPr>
-        <w:t>.</w:t>
-      </w:r>
-    </w:p>
-    <w:p>
-      <w:pPr>
-        <w:spacing w:after="160" w:line="360" w:lineRule="auto"/>
-        <w:rPr>
-          <w:rFonts w:eastAsia="SimSun"/>
-          <w:b/>
-          <w:sz w:val="24"/>
-          <w:szCs w:val="28"/>
-          <w:lang w:eastAsia="ar-SA"/>
-        </w:rPr>
-      </w:pPr>
-      <w:r>
-        <w:rPr>
-          <w:rFonts w:eastAsia="SimSun"/>
-          <w:b/>
-          <w:sz w:val="24"/>
-          <w:szCs w:val="28"/>
-          <w:lang w:eastAsia="ar-SA"/>
-        </w:rPr>
-        <w:t xml:space="preserve">Conclusión del capítulo: </w:t>
-      </w:r>
-    </w:p>
-    <w:p>
-      <w:pPr>
-        <w:spacing w:after="160" w:line="360" w:lineRule="auto"/>
-        <w:ind w:firstLine="709"/>
-        <w:rPr>
-          <w:color w:val="1F1F1F"/>
-          <w:shd w:val="clear" w:color="auto" w:fill="F0F4F9"/>
-        </w:rPr>
-      </w:pPr>
-      <w:r>
-        <w:rPr>
-          <w:rFonts w:eastAsia="SimSun"/>
-          <w:sz w:val="24"/>
-          <w:szCs w:val="28"/>
-          <w:lang w:eastAsia="ar-SA"/>
-        </w:rPr>
-        <w:t>El equipo se consagr</w:t>
-      </w:r>
-      <w:r>
-        <w:rPr>
-          <w:rFonts w:eastAsia="SimSun"/>
-          <w:sz w:val="24"/>
-          <w:szCs w:val="28"/>
-          <w:lang w:eastAsia="ar-SA"/>
-        </w:rPr>
-        <w:t xml:space="preserve">a de: Emilio </w:t>
-      </w:r>
-      <w:proofErr w:type="spellStart"/>
-      <w:r>
-        <w:rPr>
-          <w:rFonts w:eastAsia="SimSun"/>
-          <w:sz w:val="24"/>
-          <w:szCs w:val="28"/>
-          <w:lang w:eastAsia="ar-SA"/>
-        </w:rPr>
-        <w:t>Fernandez</w:t>
-      </w:r>
-      <w:proofErr w:type="spellEnd"/>
-      <w:r>
-        <w:rPr>
-          <w:rFonts w:eastAsia="SimSun"/>
-          <w:sz w:val="24"/>
-          <w:szCs w:val="28"/>
-          <w:lang w:eastAsia="ar-SA"/>
-        </w:rPr>
-        <w:t xml:space="preserve"> </w:t>
-      </w:r>
-      <w:proofErr w:type="spellStart"/>
-      <w:r>
-        <w:rPr>
-          <w:rFonts w:eastAsia="SimSun"/>
-          <w:sz w:val="24"/>
-          <w:szCs w:val="28"/>
-          <w:lang w:eastAsia="ar-SA"/>
-        </w:rPr>
-        <w:t>Alvarez</w:t>
-      </w:r>
-      <w:proofErr w:type="spellEnd"/>
-      <w:r>
-        <w:rPr>
-          <w:rFonts w:eastAsia="SimSun"/>
-          <w:sz w:val="24"/>
-          <w:szCs w:val="28"/>
-          <w:lang w:eastAsia="ar-SA"/>
-        </w:rPr>
-        <w:t>,</w:t>
-      </w:r>
-      <w:r>
-        <w:rPr>
-          <w:rFonts w:eastAsia="SimSun"/>
-          <w:sz w:val="24"/>
-          <w:szCs w:val="28"/>
-          <w:lang w:eastAsia="ar-SA"/>
-        </w:rPr>
-        <w:t xml:space="preserve"> Federico </w:t>
-      </w:r>
-      <w:proofErr w:type="spellStart"/>
-      <w:r>
-        <w:rPr>
-          <w:rFonts w:eastAsia="SimSun"/>
-          <w:sz w:val="24"/>
-          <w:szCs w:val="28"/>
-          <w:lang w:eastAsia="ar-SA"/>
-        </w:rPr>
-        <w:t>Tamburelli</w:t>
-      </w:r>
-      <w:proofErr w:type="spellEnd"/>
-      <w:r>
-        <w:rPr>
-          <w:rFonts w:eastAsia="SimSun"/>
-          <w:sz w:val="24"/>
-          <w:szCs w:val="28"/>
-          <w:lang w:eastAsia="ar-SA"/>
-        </w:rPr>
-        <w:t xml:space="preserve">, </w:t>
-      </w:r>
-      <w:proofErr w:type="spellStart"/>
-      <w:r>
-        <w:rPr>
-          <w:rFonts w:eastAsia="SimSun"/>
-          <w:sz w:val="24"/>
-          <w:szCs w:val="28"/>
-          <w:lang w:eastAsia="ar-SA"/>
-        </w:rPr>
-        <w:t>Matias</w:t>
-      </w:r>
-      <w:proofErr w:type="spellEnd"/>
-      <w:r>
-        <w:rPr>
-          <w:rFonts w:eastAsia="SimSun"/>
-          <w:sz w:val="24"/>
-          <w:szCs w:val="28"/>
-          <w:lang w:eastAsia="ar-SA"/>
-        </w:rPr>
-        <w:t xml:space="preserve"> </w:t>
-      </w:r>
-      <w:proofErr w:type="spellStart"/>
-      <w:r>
-        <w:rPr>
-          <w:rFonts w:eastAsia="SimSun"/>
-          <w:sz w:val="24"/>
-          <w:szCs w:val="28"/>
-          <w:lang w:eastAsia="ar-SA"/>
-        </w:rPr>
-        <w:t>Adan</w:t>
-      </w:r>
-      <w:proofErr w:type="spellEnd"/>
-      <w:r>
-        <w:rPr>
-          <w:rFonts w:eastAsia="SimSun"/>
-          <w:sz w:val="24"/>
-          <w:szCs w:val="28"/>
-          <w:lang w:eastAsia="ar-SA"/>
-        </w:rPr>
-        <w:t xml:space="preserve">, Ariadna </w:t>
-      </w:r>
-      <w:proofErr w:type="spellStart"/>
-      <w:r>
-        <w:rPr>
-          <w:rFonts w:eastAsia="SimSun"/>
-          <w:sz w:val="24"/>
-          <w:szCs w:val="28"/>
-          <w:lang w:eastAsia="ar-SA"/>
-        </w:rPr>
-        <w:t>Perreault</w:t>
-      </w:r>
-      <w:proofErr w:type="spellEnd"/>
-      <w:r>
-        <w:rPr>
-          <w:rFonts w:eastAsia="SimSun"/>
-          <w:sz w:val="24"/>
-          <w:szCs w:val="28"/>
-          <w:lang w:eastAsia="ar-SA"/>
-        </w:rPr>
-        <w:t xml:space="preserve"> y </w:t>
-      </w:r>
-      <w:proofErr w:type="spellStart"/>
-      <w:r>
-        <w:rPr>
-          <w:rFonts w:eastAsia="SimSun"/>
-          <w:sz w:val="24"/>
-          <w:szCs w:val="28"/>
-          <w:lang w:eastAsia="ar-SA"/>
-        </w:rPr>
-        <w:t>Benjamin</w:t>
-      </w:r>
-      <w:proofErr w:type="spellEnd"/>
-      <w:r>
-        <w:rPr>
-          <w:rFonts w:eastAsia="SimSun"/>
-          <w:sz w:val="24"/>
-          <w:szCs w:val="28"/>
-          <w:lang w:eastAsia="ar-SA"/>
-        </w:rPr>
-        <w:t xml:space="preserve"> Montiel. Y la problemática principal es realizar un sistema para una clínica privada</w:t>
-      </w:r>
-      <w:r>
-        <w:rPr>
-          <w:rFonts w:eastAsia="SimSun"/>
-          <w:sz w:val="24"/>
-          <w:szCs w:val="28"/>
-          <w:lang w:eastAsia="ar-SA"/>
-        </w:rPr>
-        <w:t>.</w:t>
-      </w:r>
-    </w:p>
-    <w:p>
-      <w:pPr>
-        <w:pStyle w:val="APARTADO1"/>
-        <w:jc w:val="center"/>
-        <w:rPr>
-          <w:rFonts w:ascii="Times New Roman" w:hAnsi="Times New Roman"/>
-          <w:color w:val="auto"/>
-          <w:sz w:val="32"/>
-          <w:szCs w:val="32"/>
-        </w:rPr>
-      </w:pPr>
-      <w:r>
-        <w:rPr>
-          <w:rFonts w:ascii="Times New Roman" w:hAnsi="Times New Roman"/>
-          <w:color w:val="auto"/>
-          <w:sz w:val="32"/>
-          <w:szCs w:val="32"/>
-        </w:rPr>
-        <w:lastRenderedPageBreak/>
-        <w:t>CAPÍTULO 2</w:t>
-      </w:r>
-    </w:p>
-    <w:p>
-      <w:pPr>
-        <w:pStyle w:val="APARTADO1"/>
-        <w:spacing w:after="240"/>
-        <w:jc w:val="center"/>
-        <w:rPr>
-          <w:rFonts w:ascii="Times New Roman" w:eastAsia="SimSun" w:hAnsi="Times New Roman"/>
-          <w:color w:val="000000" w:themeColor="text1"/>
-          <w:sz w:val="32"/>
-          <w:szCs w:val="32"/>
-          <w:lang w:eastAsia="ar-SA"/>
-        </w:rPr>
-      </w:pPr>
-      <w:r>
-        <w:rPr>
-          <w:rFonts w:ascii="Times New Roman" w:hAnsi="Times New Roman"/>
-          <w:color w:val="auto"/>
-          <w:sz w:val="32"/>
-          <w:szCs w:val="32"/>
-        </w:rPr>
-        <w:t xml:space="preserve">2. </w:t>
-      </w:r>
-      <w:r>
-        <w:rPr>
-          <w:rFonts w:ascii="Times New Roman" w:hAnsi="Times New Roman"/>
-          <w:color w:val="auto"/>
-          <w:sz w:val="32"/>
-          <w:szCs w:val="32"/>
-        </w:rPr>
-        <w:t>Planificación de la entrevista</w:t>
-      </w:r>
-    </w:p>
-    <w:p>
-      <w:pPr>
-        <w:suppressAutoHyphens/>
-        <w:spacing w:after="240"/>
-        <w:rPr>
-          <w:rFonts w:eastAsia="SimSun"/>
-          <w:b/>
-          <w:sz w:val="28"/>
-          <w:szCs w:val="28"/>
-          <w:lang w:eastAsia="ar-SA"/>
-        </w:rPr>
-      </w:pPr>
-      <w:r>
-        <w:rPr>
-          <w:rFonts w:eastAsia="SimSun"/>
-          <w:b/>
-          <w:sz w:val="28"/>
-          <w:szCs w:val="28"/>
-          <w:lang w:val="es-ES_tradnl" w:eastAsia="ar-SA"/>
-        </w:rPr>
-        <w:t xml:space="preserve">2.1 </w:t>
-      </w:r>
-      <w:r>
-        <w:rPr>
-          <w:rFonts w:eastAsia="SimSun"/>
-          <w:b/>
-          <w:sz w:val="28"/>
-          <w:szCs w:val="28"/>
-          <w:lang w:val="es-ES_tradnl" w:eastAsia="ar-SA"/>
-        </w:rPr>
-        <w:t>Primera reunión del equipo</w:t>
-      </w:r>
-    </w:p>
-    <w:p>
-      <w:pPr>
-        <w:suppressAutoHyphens/>
-        <w:spacing w:after="120" w:line="360" w:lineRule="auto"/>
-        <w:ind w:left="567" w:firstLine="709"/>
-        <w:rPr>
-          <w:rFonts w:eastAsia="SimSun"/>
-          <w:sz w:val="24"/>
-          <w:lang w:eastAsia="ar-SA"/>
-        </w:rPr>
-      </w:pPr>
-      <w:r>
-        <w:rPr>
-          <w:rFonts w:eastAsia="SimSun"/>
-          <w:b/>
-          <w:sz w:val="24"/>
-          <w:lang w:eastAsia="ar-SA"/>
-        </w:rPr>
-        <w:t xml:space="preserve">2.1.1 </w:t>
-      </w:r>
-      <w:r>
-        <w:rPr>
-          <w:rFonts w:eastAsia="SimSun"/>
-          <w:b/>
-          <w:sz w:val="24"/>
-          <w:lang w:eastAsia="ar-SA"/>
-        </w:rPr>
-        <w:t>El siguiente paso</w:t>
-      </w:r>
-      <w:r>
-        <w:rPr>
-          <w:rFonts w:eastAsia="SimSun"/>
-          <w:b/>
-          <w:sz w:val="24"/>
-          <w:lang w:eastAsia="ar-SA"/>
-        </w:rPr>
-        <w:t xml:space="preserve">: </w:t>
-      </w:r>
-      <w:r>
-        <w:rPr>
-          <w:rFonts w:eastAsia="SimSun"/>
-          <w:sz w:val="24"/>
-          <w:lang w:eastAsia="ar-SA"/>
-        </w:rPr>
-        <w:t xml:space="preserve">Con la problemática ya elegida, el grupo debe ahora juntarse con el cliente, interpretado por el profesor Alan Edmundo, para realizar la entrevista de requerimientos del proyecto. Por lo que convocamos a la primera reunión para preparar entre todos las preguntas, que es un </w:t>
-      </w:r>
-      <w:r>
-        <w:rPr>
-          <w:rFonts w:eastAsia="SimSun"/>
-          <w:sz w:val="24"/>
-          <w:lang w:eastAsia="ar-SA"/>
-        </w:rPr>
-        <w:t>apartado muy importante ya que definirá la lista de requerimientos de todo el proyecto.</w:t>
-      </w:r>
-    </w:p>
-    <w:p>
-      <w:pPr>
-        <w:suppressAutoHyphens/>
-        <w:spacing w:after="120" w:line="360" w:lineRule="auto"/>
-        <w:ind w:left="567" w:firstLine="709"/>
-        <w:rPr>
-          <w:rFonts w:eastAsia="SimSun"/>
-          <w:sz w:val="24"/>
-          <w:lang w:eastAsia="ar-SA"/>
-        </w:rPr>
-      </w:pPr>
-      <w:r>
-        <w:rPr>
-          <w:rFonts w:eastAsia="SimSun"/>
-          <w:b/>
-          <w:sz w:val="24"/>
-          <w:lang w:eastAsia="ar-SA"/>
-        </w:rPr>
-        <w:t xml:space="preserve">2.1.2 La planificación: </w:t>
-      </w:r>
-      <w:r>
-        <w:rPr>
-          <w:rFonts w:eastAsia="SimSun"/>
-          <w:sz w:val="24"/>
-          <w:lang w:eastAsia="ar-SA"/>
-        </w:rPr>
-        <w:t>La primera reunión del equipo se dio para planificar la entrevista, cada uno pensó e imagino posibles preguntas que nos pueda revelar cada duda sobre la problemática.</w:t>
-      </w:r>
-      <w:bookmarkStart w:id="0" w:name="_GoBack"/>
-      <w:bookmarkEnd w:id="0"/>
-    </w:p>
-    <w:p>
-      <w:pPr>
-        <w:autoSpaceDE w:val="0"/>
-        <w:autoSpaceDN w:val="0"/>
-        <w:adjustRightInd w:val="0"/>
-        <w:spacing w:before="120" w:after="240"/>
-        <w:rPr>
-          <w:rFonts w:eastAsia="SimSun"/>
-          <w:b/>
-          <w:sz w:val="28"/>
-          <w:szCs w:val="28"/>
-          <w:lang w:eastAsia="ar-SA"/>
-        </w:rPr>
-      </w:pPr>
-      <w:r>
-        <w:rPr>
-          <w:rFonts w:eastAsia="SimSun"/>
-          <w:b/>
-          <w:sz w:val="28"/>
-          <w:szCs w:val="28"/>
-          <w:lang w:eastAsia="ar-SA"/>
-        </w:rPr>
-        <w:t xml:space="preserve">Introducción </w:t>
-      </w:r>
-      <w:r>
-        <w:rPr>
-          <w:sz w:val="32"/>
-          <w:szCs w:val="32"/>
-        </w:rPr>
-        <w:sym w:font="Wingdings" w:char="F0E0"/>
-      </w:r>
-      <w:r>
-        <w:rPr>
-          <w:rFonts w:eastAsia="SimSun"/>
-          <w:b/>
-          <w:sz w:val="28"/>
-          <w:szCs w:val="28"/>
-          <w:lang w:val="es-ES_tradnl" w:eastAsia="ar-SA"/>
-        </w:rPr>
-        <w:t xml:space="preserve"> (</w:t>
-      </w:r>
-      <w:r>
-        <w:rPr>
-          <w:b/>
-          <w:sz w:val="28"/>
-          <w:szCs w:val="28"/>
-        </w:rPr>
-        <w:t>Times, negrita, 14</w:t>
-      </w:r>
-      <w:r>
-        <w:rPr>
-          <w:rFonts w:eastAsia="SimSun"/>
-          <w:b/>
-          <w:sz w:val="28"/>
-          <w:szCs w:val="28"/>
-          <w:lang w:eastAsia="ar-SA"/>
-        </w:rPr>
-        <w:t>, alineación izqda., sin numeración, tipo oración</w:t>
-      </w:r>
-      <w:r>
-        <w:rPr>
-          <w:rFonts w:eastAsia="SimSun"/>
-          <w:b/>
-          <w:sz w:val="28"/>
-          <w:szCs w:val="28"/>
-          <w:lang w:eastAsia="ar-SA"/>
-        </w:rPr>
-        <w:t xml:space="preserve">) (12 </w:t>
-      </w:r>
-      <w:proofErr w:type="spellStart"/>
-      <w:r>
-        <w:rPr>
-          <w:rFonts w:eastAsia="SimSun"/>
-          <w:b/>
-          <w:sz w:val="28"/>
-          <w:szCs w:val="28"/>
-          <w:lang w:eastAsia="ar-SA"/>
-        </w:rPr>
-        <w:t>ptos</w:t>
-      </w:r>
-      <w:proofErr w:type="spellEnd"/>
-      <w:r>
-        <w:rPr>
-          <w:rFonts w:eastAsia="SimSun"/>
-          <w:b/>
-          <w:sz w:val="28"/>
-          <w:szCs w:val="28"/>
-          <w:lang w:eastAsia="ar-SA"/>
-        </w:rPr>
-        <w:t>. espaciado posterior)</w:t>
-      </w:r>
-    </w:p>
-    <w:p>
-      <w:pPr>
-        <w:autoSpaceDE w:val="0"/>
-        <w:autoSpaceDN w:val="0"/>
-        <w:adjustRightInd w:val="0"/>
-        <w:spacing w:before="120" w:after="240"/>
-        <w:rPr>
-          <w:rFonts w:eastAsia="SimSun"/>
-          <w:b/>
-          <w:sz w:val="28"/>
-          <w:szCs w:val="28"/>
-          <w:lang w:eastAsia="ar-SA"/>
-        </w:rPr>
-      </w:pPr>
-      <w:r>
-        <w:rPr>
-          <w:rFonts w:eastAsia="SimSun"/>
-          <w:b/>
-          <w:sz w:val="28"/>
-          <w:szCs w:val="28"/>
-          <w:lang w:eastAsia="ar-SA"/>
-        </w:rPr>
-        <w:t>Conclusiones</w:t>
-      </w:r>
-      <w:r>
-        <w:rPr>
-          <w:rFonts w:eastAsia="SimSun"/>
-          <w:b/>
-          <w:sz w:val="28"/>
-          <w:szCs w:val="28"/>
-          <w:lang w:eastAsia="ar-SA"/>
-        </w:rPr>
-        <w:t xml:space="preserve"> </w:t>
-      </w:r>
-      <w:r>
-        <w:rPr>
-          <w:sz w:val="32"/>
-          <w:szCs w:val="32"/>
-        </w:rPr>
-        <w:sym w:font="Wingdings" w:char="F0E0"/>
-      </w:r>
-      <w:r>
-        <w:rPr>
-          <w:rFonts w:eastAsia="SimSun"/>
-          <w:b/>
-          <w:sz w:val="28"/>
-          <w:szCs w:val="28"/>
-          <w:lang w:val="es-ES_tradnl" w:eastAsia="ar-SA"/>
-        </w:rPr>
-        <w:t xml:space="preserve"> (</w:t>
-      </w:r>
-      <w:r>
-        <w:rPr>
-          <w:b/>
-          <w:sz w:val="28"/>
-          <w:szCs w:val="28"/>
-        </w:rPr>
-        <w:t>Times, negrita, 14</w:t>
-      </w:r>
-      <w:r>
-        <w:rPr>
-          <w:rFonts w:eastAsia="SimSun"/>
-          <w:b/>
-          <w:sz w:val="28"/>
-          <w:szCs w:val="28"/>
-          <w:lang w:eastAsia="ar-SA"/>
-        </w:rPr>
-        <w:t>, alineación izqda., sin numeración, tipo oración</w:t>
-      </w:r>
-      <w:r>
-        <w:rPr>
-          <w:rFonts w:eastAsia="SimSun"/>
-          <w:b/>
-          <w:sz w:val="28"/>
-          <w:szCs w:val="28"/>
-          <w:lang w:eastAsia="ar-SA"/>
-        </w:rPr>
-        <w:t xml:space="preserve">) (12 </w:t>
-      </w:r>
-      <w:proofErr w:type="spellStart"/>
-      <w:r>
-        <w:rPr>
-          <w:rFonts w:eastAsia="SimSun"/>
-          <w:b/>
-          <w:sz w:val="28"/>
-          <w:szCs w:val="28"/>
-          <w:lang w:eastAsia="ar-SA"/>
-        </w:rPr>
-        <w:t>ptos</w:t>
-      </w:r>
-      <w:proofErr w:type="spellEnd"/>
-      <w:r>
-        <w:rPr>
-          <w:rFonts w:eastAsia="SimSun"/>
-          <w:b/>
-          <w:sz w:val="28"/>
-          <w:szCs w:val="28"/>
-          <w:lang w:eastAsia="ar-SA"/>
-        </w:rPr>
-        <w:t>. espaciado posterior)</w:t>
-      </w:r>
-    </w:p>
-    <w:p>
-      <w:pPr>
-        <w:suppressAutoHyphens/>
-        <w:spacing w:after="120"/>
-        <w:rPr>
-          <w:rFonts w:eastAsia="SimSun"/>
-          <w:b/>
-          <w:sz w:val="24"/>
-          <w:lang w:eastAsia="ar-SA"/>
-        </w:rPr>
-      </w:pPr>
-    </w:p>
-    <w:p>
-      <w:pPr>
-        <w:suppressAutoHyphens/>
-        <w:spacing w:after="120"/>
-        <w:rPr>
-          <w:rFonts w:eastAsia="SimSun"/>
-          <w:b/>
-          <w:sz w:val="24"/>
-          <w:lang w:eastAsia="ar-SA"/>
-        </w:rPr>
-      </w:pPr>
-    </w:p>
-    <w:p>
-      <w:pPr>
-        <w:suppressAutoHyphens/>
-        <w:spacing w:after="120"/>
-        <w:rPr>
-          <w:rFonts w:eastAsia="SimSun"/>
-          <w:b/>
-          <w:sz w:val="24"/>
-          <w:lang w:eastAsia="ar-SA"/>
-        </w:rPr>
-      </w:pPr>
-    </w:p>
-    <w:p>
-      <w:pPr>
-        <w:suppressAutoHyphens/>
-        <w:spacing w:after="120"/>
-        <w:rPr>
-          <w:rFonts w:eastAsia="SimSun"/>
-          <w:b/>
-          <w:sz w:val="24"/>
-          <w:lang w:eastAsia="ar-SA"/>
-        </w:rPr>
-      </w:pPr>
-    </w:p>
-    <w:p>
-      <w:pPr>
-        <w:suppressAutoHyphens/>
-        <w:spacing w:after="120"/>
-        <w:rPr>
-          <w:rFonts w:eastAsia="SimSun"/>
-          <w:b/>
-          <w:sz w:val="24"/>
-          <w:lang w:eastAsia="ar-SA"/>
-        </w:rPr>
-      </w:pPr>
-    </w:p>
-    <w:p>
-      <w:pPr>
-        <w:suppressAutoHyphens/>
-        <w:spacing w:after="120"/>
-        <w:rPr>
-          <w:rFonts w:eastAsia="SimSun"/>
-          <w:b/>
-          <w:sz w:val="24"/>
-          <w:lang w:eastAsia="ar-SA"/>
-        </w:rPr>
-      </w:pPr>
-    </w:p>
-    <w:p>
-      <w:pPr>
-        <w:suppressAutoHyphens/>
-        <w:spacing w:after="120"/>
-        <w:rPr>
-          <w:rFonts w:eastAsia="SimSun"/>
-          <w:b/>
-          <w:sz w:val="24"/>
-          <w:lang w:eastAsia="ar-SA"/>
-        </w:rPr>
-      </w:pPr>
-    </w:p>
-    <w:p>
-      <w:pPr>
-        <w:suppressAutoHyphens/>
-        <w:spacing w:after="120"/>
-        <w:rPr>
-          <w:rFonts w:eastAsia="SimSun"/>
-          <w:b/>
-          <w:sz w:val="24"/>
-          <w:lang w:eastAsia="ar-SA"/>
-        </w:rPr>
-      </w:pPr>
-    </w:p>
-    <w:p>
-      <w:pPr>
-        <w:suppressAutoHyphens/>
-        <w:spacing w:after="120"/>
-        <w:rPr>
-          <w:rFonts w:eastAsia="SimSun"/>
-          <w:b/>
-          <w:sz w:val="24"/>
-          <w:lang w:eastAsia="ar-SA"/>
-        </w:rPr>
-      </w:pPr>
-    </w:p>
-    <w:p>
-      <w:pPr>
-        <w:suppressAutoHyphens/>
-        <w:spacing w:after="120"/>
-        <w:rPr>
-          <w:rFonts w:eastAsia="SimSun"/>
-          <w:b/>
-          <w:sz w:val="24"/>
-          <w:lang w:eastAsia="ar-SA"/>
-        </w:rPr>
-      </w:pPr>
-    </w:p>
-    <w:p>
-      <w:pPr>
-        <w:suppressAutoHyphens/>
-        <w:spacing w:after="120"/>
-        <w:rPr>
-          <w:rFonts w:eastAsia="SimSun"/>
-          <w:b/>
-          <w:sz w:val="24"/>
-          <w:lang w:eastAsia="ar-SA"/>
-        </w:rPr>
-      </w:pPr>
-    </w:p>
-    <w:p>
-      <w:pPr>
-        <w:suppressAutoHyphens/>
-        <w:spacing w:after="120"/>
-        <w:rPr>
-          <w:rFonts w:eastAsia="SimSun"/>
-          <w:b/>
-          <w:sz w:val="24"/>
-          <w:lang w:eastAsia="ar-SA"/>
-        </w:rPr>
-      </w:pPr>
-    </w:p>
-    <w:p>
-      <w:pPr>
-        <w:suppressAutoHyphens/>
-        <w:spacing w:after="120"/>
-        <w:rPr>
-          <w:rFonts w:eastAsia="SimSun"/>
-          <w:b/>
-          <w:sz w:val="24"/>
-          <w:lang w:eastAsia="ar-SA"/>
-        </w:rPr>
-      </w:pPr>
-    </w:p>
-    <w:p>
-      <w:pPr>
-        <w:suppressAutoHyphens/>
-        <w:spacing w:after="120"/>
-        <w:rPr>
-          <w:rFonts w:eastAsia="SimSun"/>
-          <w:b/>
-          <w:sz w:val="24"/>
-          <w:lang w:eastAsia="ar-SA"/>
-        </w:rPr>
-      </w:pPr>
-    </w:p>
-    <w:p>
-      <w:pPr>
-        <w:suppressAutoHyphens/>
-        <w:spacing w:after="120"/>
-        <w:rPr>
-          <w:rFonts w:eastAsia="SimSun"/>
-          <w:b/>
-          <w:sz w:val="24"/>
-          <w:lang w:eastAsia="ar-SA"/>
-        </w:rPr>
-      </w:pPr>
-    </w:p>
-    <w:p>
-      <w:pPr>
-        <w:suppressAutoHyphens/>
-        <w:spacing w:after="120"/>
-        <w:rPr>
-          <w:rFonts w:eastAsia="SimSun"/>
-          <w:b/>
-          <w:sz w:val="24"/>
-          <w:lang w:eastAsia="ar-SA"/>
-        </w:rPr>
-      </w:pPr>
-    </w:p>
-    <w:p>
-      <w:pPr>
-        <w:suppressAutoHyphens/>
-        <w:spacing w:after="120"/>
-        <w:rPr>
-          <w:rFonts w:eastAsia="SimSun"/>
-          <w:b/>
-          <w:sz w:val="24"/>
-          <w:lang w:eastAsia="ar-SA"/>
-        </w:rPr>
-      </w:pPr>
-    </w:p>
-    <w:p>
-      <w:pPr>
-        <w:suppressAutoHyphens/>
-        <w:spacing w:after="120"/>
-        <w:rPr>
-          <w:rFonts w:eastAsia="SimSun"/>
-          <w:b/>
-          <w:sz w:val="24"/>
-          <w:lang w:eastAsia="ar-SA"/>
-        </w:rPr>
-      </w:pPr>
-    </w:p>
-    <w:p>
-      <w:pPr>
-        <w:pStyle w:val="APARTADO1"/>
-        <w:rPr>
-          <w:rFonts w:ascii="Times New Roman" w:hAnsi="Times New Roman"/>
-          <w:color w:val="auto"/>
-          <w:sz w:val="32"/>
-          <w:szCs w:val="32"/>
-        </w:rPr>
-      </w:pPr>
-    </w:p>
-    <w:p>
-      <w:pPr>
-        <w:pStyle w:val="APARTADO1"/>
-        <w:rPr>
-          <w:rFonts w:ascii="Times New Roman" w:hAnsi="Times New Roman"/>
-          <w:color w:val="auto"/>
-          <w:sz w:val="32"/>
-          <w:szCs w:val="32"/>
-        </w:rPr>
-      </w:pPr>
-    </w:p>
-    <w:p>
-      <w:pPr>
-        <w:pStyle w:val="APARTADO1"/>
-        <w:rPr>
-          <w:rFonts w:ascii="Times New Roman" w:hAnsi="Times New Roman"/>
-          <w:color w:val="auto"/>
-          <w:sz w:val="32"/>
-          <w:szCs w:val="32"/>
-        </w:rPr>
-      </w:pPr>
-    </w:p>
-    <w:p>
-      <w:pPr>
-        <w:pStyle w:val="APARTADO1"/>
-        <w:rPr>
-          <w:rFonts w:ascii="Times New Roman" w:hAnsi="Times New Roman"/>
-          <w:color w:val="auto"/>
-          <w:sz w:val="32"/>
-          <w:szCs w:val="32"/>
-        </w:rPr>
-      </w:pPr>
-      <w:r>
-        <w:rPr>
-          <w:rFonts w:ascii="Times New Roman" w:hAnsi="Times New Roman"/>
-          <w:color w:val="auto"/>
-          <w:sz w:val="32"/>
-          <w:szCs w:val="32"/>
-        </w:rPr>
-        <w:t>CAPÍTULO 3 (Inicia en una página nueva)</w:t>
-      </w:r>
-    </w:p>
-    <w:p>
-      <w:pPr>
-        <w:suppressAutoHyphens/>
-        <w:spacing w:after="240"/>
-        <w:rPr>
-          <w:b/>
-          <w:sz w:val="32"/>
-          <w:szCs w:val="32"/>
-        </w:rPr>
-      </w:pPr>
-      <w:r>
-        <w:rPr>
-          <w:b/>
-          <w:sz w:val="32"/>
-          <w:szCs w:val="32"/>
-        </w:rPr>
-        <w:t xml:space="preserve">3. MÉTODOLOGÍA </w:t>
-      </w:r>
-      <w:r>
-        <w:rPr>
-          <w:b/>
-          <w:sz w:val="32"/>
-          <w:szCs w:val="32"/>
-        </w:rPr>
-        <w:sym w:font="Wingdings" w:char="F0E0"/>
-      </w:r>
-      <w:r>
-        <w:rPr>
-          <w:b/>
-          <w:sz w:val="32"/>
-          <w:szCs w:val="32"/>
-        </w:rPr>
-        <w:t xml:space="preserve">(Times, negrita, 16, mayúscula, las mayúsculas van tildadas </w:t>
-      </w:r>
-      <w:r>
-        <w:rPr>
-          <w:rFonts w:eastAsia="SimSun"/>
-          <w:b/>
-          <w:sz w:val="32"/>
-          <w:szCs w:val="32"/>
-          <w:lang w:eastAsia="ar-SA"/>
-        </w:rPr>
-        <w:t xml:space="preserve">12 </w:t>
-      </w:r>
-      <w:proofErr w:type="spellStart"/>
-      <w:r>
-        <w:rPr>
-          <w:rFonts w:eastAsia="SimSun"/>
-          <w:b/>
-          <w:sz w:val="32"/>
-          <w:szCs w:val="32"/>
-          <w:lang w:eastAsia="ar-SA"/>
-        </w:rPr>
-        <w:t>ptos</w:t>
-      </w:r>
-      <w:proofErr w:type="spellEnd"/>
-      <w:r>
-        <w:rPr>
-          <w:rFonts w:eastAsia="SimSun"/>
-          <w:b/>
-          <w:sz w:val="32"/>
-          <w:szCs w:val="32"/>
-          <w:lang w:eastAsia="ar-SA"/>
-        </w:rPr>
-        <w:t xml:space="preserve">. </w:t>
-      </w:r>
-      <w:r>
-        <w:rPr>
-          <w:b/>
-          <w:sz w:val="32"/>
-          <w:szCs w:val="32"/>
-        </w:rPr>
-        <w:t>alineación izqda.,</w:t>
-      </w:r>
-      <w:r>
-        <w:rPr>
-          <w:rFonts w:eastAsia="SimSun"/>
-          <w:b/>
-          <w:sz w:val="32"/>
-          <w:szCs w:val="32"/>
-          <w:lang w:eastAsia="ar-SA"/>
-        </w:rPr>
-        <w:t xml:space="preserve"> espaciado posterior</w:t>
-      </w:r>
-      <w:r>
-        <w:rPr>
-          <w:b/>
-          <w:sz w:val="32"/>
-          <w:szCs w:val="32"/>
-        </w:rPr>
-        <w:t xml:space="preserve">) </w:t>
-      </w:r>
-    </w:p>
-    <w:p>
-      <w:pPr>
-        <w:suppressAutoHyphens/>
-        <w:spacing w:after="240" w:line="360" w:lineRule="auto"/>
-        <w:rPr>
-          <w:sz w:val="24"/>
-        </w:rPr>
-      </w:pPr>
-      <w:r>
-        <w:rPr>
-          <w:b/>
-          <w:sz w:val="24"/>
-        </w:rPr>
-        <w:tab/>
-      </w:r>
-      <w:r>
-        <w:rPr>
-          <w:sz w:val="24"/>
-        </w:rPr>
-        <w:t>Se deberá iniciar precisando las características del estudio, si es cuantitativo puede indicarse de acuerdo a la asignación de la maniobra (</w:t>
-      </w:r>
-      <w:r>
-        <w:rPr>
-          <w:sz w:val="24"/>
-        </w:rPr>
-        <w:t xml:space="preserve">por ejemplo: </w:t>
-      </w:r>
-      <w:r>
-        <w:rPr>
-          <w:sz w:val="24"/>
-        </w:rPr>
-        <w:t>descriptivo, comparativo, correlacional, experimental, cuasi experimental), o si es cualitativo (observacional</w:t>
-      </w:r>
-      <w:r>
-        <w:rPr>
-          <w:sz w:val="24"/>
-        </w:rPr>
-        <w:t>, etnográfico</w:t>
-      </w:r>
-      <w:r>
-        <w:rPr>
-          <w:sz w:val="24"/>
-        </w:rPr>
-        <w:t>). También deberá indicarse las características de acuerdo al seguimiento (</w:t>
-      </w:r>
-      <w:r>
-        <w:rPr>
-          <w:sz w:val="24"/>
-        </w:rPr>
-        <w:t xml:space="preserve">por ejemplo: </w:t>
-      </w:r>
-      <w:r>
-        <w:rPr>
-          <w:sz w:val="24"/>
-        </w:rPr>
-        <w:t>transversal y longitudina</w:t>
-      </w:r>
-      <w:r>
-        <w:rPr>
-          <w:sz w:val="24"/>
-        </w:rPr>
-        <w:t>l</w:t>
-      </w:r>
-      <w:r>
-        <w:rPr>
-          <w:sz w:val="24"/>
-        </w:rPr>
-        <w:t>), de acuerdo a la dirección del seguimiento (</w:t>
-      </w:r>
-      <w:r>
-        <w:rPr>
-          <w:sz w:val="24"/>
-        </w:rPr>
-        <w:t xml:space="preserve">por ejemplo: </w:t>
-      </w:r>
-      <w:proofErr w:type="spellStart"/>
-      <w:r>
-        <w:rPr>
-          <w:sz w:val="24"/>
-        </w:rPr>
-        <w:t>prolectivo</w:t>
-      </w:r>
-      <w:proofErr w:type="spellEnd"/>
-      <w:r>
-        <w:rPr>
-          <w:sz w:val="24"/>
-        </w:rPr>
-        <w:t xml:space="preserve"> o </w:t>
-      </w:r>
-      <w:proofErr w:type="spellStart"/>
-      <w:r>
-        <w:rPr>
-          <w:sz w:val="24"/>
-        </w:rPr>
-        <w:t>retrolectivo</w:t>
-      </w:r>
-      <w:proofErr w:type="spellEnd"/>
-      <w:r>
-        <w:rPr>
-          <w:sz w:val="24"/>
-        </w:rPr>
-        <w:t>), de acuerdo a la fuente de la información (</w:t>
-      </w:r>
-      <w:r>
-        <w:rPr>
-          <w:sz w:val="24"/>
-        </w:rPr>
-        <w:t xml:space="preserve">por ejemplo: </w:t>
-      </w:r>
-      <w:r>
-        <w:rPr>
-          <w:sz w:val="24"/>
-        </w:rPr>
-        <w:t>primaria o secundaria</w:t>
-      </w:r>
-      <w:r>
-        <w:rPr>
-          <w:sz w:val="24"/>
-        </w:rPr>
-        <w:t>).</w:t>
-      </w:r>
-    </w:p>
-    <w:p>
-      <w:pPr>
-        <w:suppressAutoHyphens/>
-        <w:spacing w:after="240" w:line="360" w:lineRule="auto"/>
-        <w:rPr>
-          <w:sz w:val="24"/>
-        </w:rPr>
-      </w:pPr>
-      <w:r>
-        <w:rPr>
-          <w:sz w:val="24"/>
-        </w:rPr>
-        <w:tab/>
-        <w:t>El capítulo de metodología no tiene introducción ni conclusiones.</w:t>
-      </w:r>
-    </w:p>
-    <w:p>
-      <w:pPr>
-        <w:suppressAutoHyphens/>
-        <w:spacing w:after="240"/>
-        <w:rPr>
-          <w:rFonts w:eastAsia="SimSun"/>
-          <w:b/>
-          <w:sz w:val="28"/>
-          <w:szCs w:val="28"/>
-          <w:lang w:eastAsia="ar-SA"/>
-        </w:rPr>
-      </w:pPr>
-      <w:r>
-        <w:rPr>
-          <w:rFonts w:eastAsia="SimSun"/>
-          <w:b/>
-          <w:sz w:val="28"/>
-          <w:szCs w:val="28"/>
-          <w:lang w:eastAsia="ar-SA"/>
-        </w:rPr>
-        <w:t>3.1 Muestra</w:t>
-      </w:r>
-    </w:p>
-    <w:p>
-      <w:pPr>
-        <w:suppressAutoHyphens/>
-        <w:spacing w:after="240"/>
-        <w:rPr>
-          <w:rFonts w:eastAsia="SimSun"/>
-          <w:b/>
-          <w:sz w:val="28"/>
-          <w:szCs w:val="28"/>
-          <w:lang w:eastAsia="ar-SA"/>
-        </w:rPr>
-      </w:pPr>
-      <w:r>
-        <w:rPr>
-          <w:rFonts w:eastAsia="SimSun"/>
-          <w:b/>
-          <w:sz w:val="28"/>
-          <w:szCs w:val="28"/>
-          <w:lang w:eastAsia="ar-SA"/>
-        </w:rPr>
-        <w:t>3.2 Instrumentos</w:t>
-      </w:r>
-    </w:p>
-    <w:p>
-      <w:pPr>
-        <w:suppressAutoHyphens/>
-        <w:spacing w:after="240"/>
-        <w:rPr>
-          <w:rFonts w:eastAsia="SimSun"/>
-          <w:b/>
-          <w:sz w:val="28"/>
-          <w:szCs w:val="28"/>
-          <w:lang w:eastAsia="ar-SA"/>
-        </w:rPr>
-      </w:pPr>
-      <w:r>
-        <w:rPr>
-          <w:rFonts w:eastAsia="SimSun"/>
-          <w:b/>
-          <w:sz w:val="28"/>
-          <w:szCs w:val="28"/>
-          <w:lang w:eastAsia="ar-SA"/>
-        </w:rPr>
-        <w:t>3.3 Procedimiento</w:t>
-      </w:r>
-    </w:p>
-    <w:p>
-      <w:pPr>
-        <w:suppressAutoHyphens/>
-        <w:spacing w:after="120" w:line="360" w:lineRule="auto"/>
-        <w:ind w:firstLine="708"/>
-        <w:rPr>
-          <w:rStyle w:val="TEXTOART"/>
-          <w:sz w:val="24"/>
-        </w:rPr>
-      </w:pPr>
-      <w:r>
-        <w:rPr>
-          <w:rStyle w:val="TEXTOART"/>
-          <w:rFonts w:eastAsia="Batang"/>
-          <w:sz w:val="24"/>
-        </w:rPr>
-        <w:t xml:space="preserve">Deben precisarse en este apartado las condiciones de la muestra, instrumentos, procedimiento utilizado para el estudio así como los </w:t>
-      </w:r>
-      <w:r>
-        <w:rPr>
-          <w:rStyle w:val="TEXTOART"/>
-          <w:rFonts w:eastAsia="Batang"/>
-          <w:sz w:val="24"/>
-        </w:rPr>
-        <w:t xml:space="preserve">análisis </w:t>
-      </w:r>
-      <w:r>
-        <w:rPr>
-          <w:rStyle w:val="TEXTOART"/>
-          <w:rFonts w:eastAsia="Batang"/>
-          <w:sz w:val="24"/>
-        </w:rPr>
-        <w:t xml:space="preserve">estadísticos y software utilizado para el análisis de datos. </w:t>
-      </w:r>
-      <w:r>
-        <w:rPr>
-          <w:rStyle w:val="TEXTOART"/>
-          <w:sz w:val="24"/>
-        </w:rPr>
-        <w:sym w:font="Wingdings" w:char="F0E0"/>
-      </w:r>
-      <w:r>
-        <w:rPr>
-          <w:rStyle w:val="TEXTOART"/>
-          <w:sz w:val="24"/>
-        </w:rPr>
-        <w:t>(Times, normal, 12).</w:t>
-      </w:r>
-    </w:p>
-    <w:p>
-      <w:pPr>
-        <w:suppressAutoHyphens/>
-        <w:spacing w:after="120" w:line="360" w:lineRule="auto"/>
-        <w:ind w:firstLine="708"/>
-        <w:rPr>
-          <w:rStyle w:val="TEXTOART"/>
-          <w:rFonts w:eastAsia="SimSun"/>
-          <w:b/>
-          <w:sz w:val="24"/>
-          <w:lang w:eastAsia="ar-SA"/>
-        </w:rPr>
-      </w:pPr>
-      <w:r>
-        <w:rPr>
-          <w:rStyle w:val="TEXTOART"/>
-          <w:rFonts w:eastAsia="Batang"/>
-          <w:sz w:val="24"/>
-        </w:rPr>
-        <w:t>Las figuras,  imágenes, tablas y otros gráficos, se presentarán usando las precisiones indicadas en este documento.</w:t>
-      </w:r>
-    </w:p>
-    <w:p>
-      <w:pPr>
-        <w:autoSpaceDE w:val="0"/>
-        <w:autoSpaceDN w:val="0"/>
-        <w:adjustRightInd w:val="0"/>
-        <w:spacing w:before="120" w:after="120" w:line="360" w:lineRule="auto"/>
-        <w:ind w:firstLine="708"/>
-        <w:rPr>
-          <w:rStyle w:val="TEXTOART"/>
-          <w:rFonts w:eastAsia="Batang"/>
-          <w:sz w:val="24"/>
-        </w:rPr>
-      </w:pPr>
-      <w:r>
-        <w:rPr>
-          <w:rStyle w:val="TEXTOART"/>
-          <w:rFonts w:eastAsia="Batang"/>
-          <w:sz w:val="24"/>
-        </w:rPr>
-        <w:t>Debe procurarse no realizar interpretaciones, juicios o apreciaciones personales, pues todo argumento debe fundamentarse en estudios preliminares cuyas afirmaciones son respaldadas por estas investigaciones.</w:t>
-      </w:r>
-    </w:p>
-    <w:p>
-      <w:pPr>
-        <w:autoSpaceDE w:val="0"/>
-        <w:autoSpaceDN w:val="0"/>
-        <w:adjustRightInd w:val="0"/>
-        <w:spacing w:before="120" w:after="240" w:line="360" w:lineRule="auto"/>
-        <w:ind w:firstLine="708"/>
-        <w:rPr>
-          <w:rStyle w:val="TEXTOART"/>
-          <w:rFonts w:eastAsia="Batang"/>
-          <w:sz w:val="24"/>
-        </w:rPr>
-      </w:pPr>
-      <w:r>
-        <w:rPr>
-          <w:rStyle w:val="TEXTOART"/>
-          <w:rFonts w:eastAsia="Batang"/>
-          <w:sz w:val="24"/>
-        </w:rPr>
-        <w:t xml:space="preserve">Recordamos que </w:t>
-      </w:r>
-      <w:r>
-        <w:rPr>
-          <w:rStyle w:val="TEXTOART"/>
-          <w:rFonts w:eastAsia="Batang"/>
-          <w:sz w:val="24"/>
-        </w:rPr>
-        <w:t>toda obra citada deben incluirse</w:t>
-      </w:r>
-      <w:r>
-        <w:rPr>
-          <w:rStyle w:val="TEXTOART"/>
-          <w:rFonts w:eastAsia="Batang"/>
-          <w:sz w:val="24"/>
-        </w:rPr>
-        <w:t xml:space="preserve"> en la bibliografía en orden alfabético. </w:t>
-      </w:r>
-    </w:p>
-    <w:p>
-      <w:pPr>
-        <w:autoSpaceDE w:val="0"/>
-        <w:autoSpaceDN w:val="0"/>
-        <w:adjustRightInd w:val="0"/>
-        <w:spacing w:before="120" w:after="120" w:line="360" w:lineRule="auto"/>
-        <w:ind w:firstLine="708"/>
-        <w:rPr>
-          <w:rStyle w:val="TEXTOART"/>
-          <w:rFonts w:eastAsia="Batang"/>
-          <w:sz w:val="24"/>
-        </w:rPr>
-      </w:pPr>
-    </w:p>
-    <w:p>
-      <w:pPr>
-        <w:autoSpaceDE w:val="0"/>
-        <w:autoSpaceDN w:val="0"/>
-        <w:adjustRightInd w:val="0"/>
-        <w:spacing w:before="120" w:after="120" w:line="360" w:lineRule="auto"/>
-        <w:ind w:firstLine="708"/>
-        <w:rPr>
-          <w:rStyle w:val="TEXTOART"/>
-          <w:rFonts w:eastAsia="Batang"/>
-          <w:sz w:val="24"/>
-        </w:rPr>
-      </w:pPr>
-    </w:p>
-    <w:p>
-      <w:pPr>
-        <w:autoSpaceDE w:val="0"/>
-        <w:autoSpaceDN w:val="0"/>
-        <w:adjustRightInd w:val="0"/>
-        <w:spacing w:before="120" w:after="120" w:line="360" w:lineRule="auto"/>
-        <w:ind w:firstLine="708"/>
-        <w:rPr>
-          <w:rStyle w:val="TEXTOART"/>
-          <w:rFonts w:eastAsia="Batang"/>
-          <w:sz w:val="24"/>
-        </w:rPr>
-      </w:pPr>
-    </w:p>
-    <w:p>
-      <w:pPr>
-        <w:autoSpaceDE w:val="0"/>
-        <w:autoSpaceDN w:val="0"/>
-        <w:adjustRightInd w:val="0"/>
-        <w:spacing w:before="120" w:after="120" w:line="360" w:lineRule="auto"/>
-        <w:ind w:firstLine="708"/>
-        <w:rPr>
-          <w:rStyle w:val="TEXTOART"/>
-          <w:rFonts w:eastAsia="Batang"/>
-          <w:sz w:val="24"/>
-        </w:rPr>
-      </w:pPr>
-    </w:p>
-    <w:p>
-      <w:pPr>
-        <w:autoSpaceDE w:val="0"/>
-        <w:autoSpaceDN w:val="0"/>
-        <w:adjustRightInd w:val="0"/>
-        <w:spacing w:before="120" w:after="120" w:line="360" w:lineRule="auto"/>
-        <w:ind w:firstLine="708"/>
-        <w:rPr>
-          <w:rStyle w:val="TEXTOART"/>
-          <w:rFonts w:eastAsia="Batang"/>
-          <w:sz w:val="24"/>
-        </w:rPr>
-      </w:pPr>
-    </w:p>
-    <w:p>
-      <w:pPr>
-        <w:pStyle w:val="APARTADO1"/>
-        <w:rPr>
-          <w:rFonts w:ascii="Times New Roman" w:hAnsi="Times New Roman"/>
-          <w:color w:val="auto"/>
-          <w:sz w:val="32"/>
-          <w:szCs w:val="32"/>
-        </w:rPr>
-      </w:pPr>
-      <w:r>
-        <w:rPr>
-          <w:rFonts w:ascii="Times New Roman" w:hAnsi="Times New Roman"/>
-          <w:color w:val="auto"/>
-          <w:sz w:val="32"/>
-          <w:szCs w:val="32"/>
-        </w:rPr>
-        <w:t>CAPÍTULO 4 (Inicia en una página nueva)</w:t>
-      </w:r>
-    </w:p>
-    <w:p>
-      <w:pPr>
-        <w:pStyle w:val="APARTADO1"/>
-        <w:spacing w:after="240"/>
-        <w:rPr>
-          <w:rFonts w:ascii="Times New Roman" w:hAnsi="Times New Roman"/>
-          <w:color w:val="000000" w:themeColor="text1"/>
-          <w:sz w:val="32"/>
-          <w:szCs w:val="32"/>
-        </w:rPr>
-      </w:pPr>
-      <w:r>
-        <w:rPr>
-          <w:rFonts w:ascii="Times New Roman" w:hAnsi="Times New Roman"/>
-          <w:color w:val="000000" w:themeColor="text1"/>
-          <w:sz w:val="32"/>
-          <w:szCs w:val="32"/>
-        </w:rPr>
-        <w:t xml:space="preserve">4. RESULTADOS </w:t>
-      </w:r>
-      <w:r>
-        <w:rPr>
-          <w:rFonts w:ascii="Times New Roman" w:hAnsi="Times New Roman"/>
-          <w:color w:val="000000" w:themeColor="text1"/>
-          <w:sz w:val="32"/>
-          <w:szCs w:val="32"/>
-        </w:rPr>
-        <w:sym w:font="Wingdings" w:char="F0E0"/>
-      </w:r>
-      <w:r>
-        <w:rPr>
-          <w:rFonts w:ascii="Times New Roman" w:hAnsi="Times New Roman"/>
-          <w:color w:val="000000" w:themeColor="text1"/>
-          <w:sz w:val="32"/>
-          <w:szCs w:val="32"/>
-        </w:rPr>
-        <w:t xml:space="preserve">(Times, negrita, 16, mayúscula, las mayúsculas van tildadas, </w:t>
-      </w:r>
-      <w:r>
-        <w:rPr>
-          <w:rFonts w:ascii="Times New Roman" w:hAnsi="Times New Roman"/>
-          <w:color w:val="auto"/>
-          <w:sz w:val="32"/>
-          <w:szCs w:val="32"/>
-        </w:rPr>
-        <w:t>alineación izqda.</w:t>
-      </w:r>
-      <w:r>
-        <w:rPr>
-          <w:rFonts w:ascii="Times New Roman" w:hAnsi="Times New Roman"/>
-          <w:color w:val="000000" w:themeColor="text1"/>
-          <w:sz w:val="32"/>
-          <w:szCs w:val="32"/>
-        </w:rPr>
-        <w:t xml:space="preserve"> </w:t>
-      </w:r>
-      <w:r>
-        <w:rPr>
-          <w:rFonts w:ascii="Times New Roman" w:eastAsia="SimSun" w:hAnsi="Times New Roman"/>
-          <w:color w:val="000000" w:themeColor="text1"/>
-          <w:sz w:val="32"/>
-          <w:szCs w:val="32"/>
-          <w:lang w:eastAsia="ar-SA"/>
-        </w:rPr>
-        <w:t xml:space="preserve">12 </w:t>
-      </w:r>
-      <w:proofErr w:type="spellStart"/>
-      <w:r>
-        <w:rPr>
-          <w:rFonts w:ascii="Times New Roman" w:eastAsia="SimSun" w:hAnsi="Times New Roman"/>
-          <w:color w:val="000000" w:themeColor="text1"/>
-          <w:sz w:val="32"/>
-          <w:szCs w:val="32"/>
-          <w:lang w:eastAsia="ar-SA"/>
-        </w:rPr>
-        <w:t>ptos</w:t>
-      </w:r>
-      <w:proofErr w:type="spellEnd"/>
-      <w:r>
-        <w:rPr>
-          <w:rFonts w:ascii="Times New Roman" w:eastAsia="SimSun" w:hAnsi="Times New Roman"/>
-          <w:color w:val="000000" w:themeColor="text1"/>
-          <w:sz w:val="32"/>
-          <w:szCs w:val="32"/>
-          <w:lang w:eastAsia="ar-SA"/>
-        </w:rPr>
-        <w:t>. espaciado posterior</w:t>
+        <w:t>12 ptos. espaciado posterior</w:t>
       </w:r>
       <w:r>
         <w:rPr>
@@ -8076,7 +8494,7 @@
             <wp:cNvGraphicFramePr/>
             <a:graphic xmlns:a="http://schemas.openxmlformats.org/drawingml/2006/main">
               <a:graphicData uri="http://schemas.openxmlformats.org/drawingml/2006/chart">
-                <c:chart xmlns:c="http://schemas.openxmlformats.org/drawingml/2006/chart" xmlns:r="http://schemas.openxmlformats.org/officeDocument/2006/relationships" r:id="rId9"/>
+                <c:chart xmlns:c="http://schemas.openxmlformats.org/drawingml/2006/chart" xmlns:r="http://schemas.openxmlformats.org/officeDocument/2006/relationships" r:id="rId10"/>
               </a:graphicData>
             </a:graphic>
           </wp:inline>
@@ -8184,7 +8602,6 @@
         <w:rPr>
           <w:rFonts w:ascii="Times New Roman" w:hAnsi="Times New Roman" w:cs="Times New Roman"/>
         </w:rPr>
-        <w:lastRenderedPageBreak/>
         <w:t xml:space="preserve">Para una sección de resultados efectiva: </w:t>
       </w:r>
     </w:p>
@@ -8217,6 +8634,7 @@
         <w:rPr>
           <w:rFonts w:ascii="Times New Roman" w:hAnsi="Times New Roman" w:cs="Times New Roman"/>
         </w:rPr>
+        <w:lastRenderedPageBreak/>
         <w:t xml:space="preserve">2. Ordene los resultados de forma cronológica o por importancia. </w:t>
       </w:r>
     </w:p>
@@ -8660,6 +9078,7 @@
           <w:sz w:val="32"/>
           <w:szCs w:val="32"/>
         </w:rPr>
+        <w:lastRenderedPageBreak/>
         <w:t xml:space="preserve">5. </w:t>
       </w:r>
       <w:r>
@@ -8707,29 +9126,7 @@
           <w:szCs w:val="32"/>
           <w:lang w:eastAsia="ar-SA"/>
         </w:rPr>
-        <w:t xml:space="preserve">(12 </w:t>
-      </w:r>
-      <w:proofErr w:type="spellStart"/>
-      <w:r>
-        <w:rPr>
-          <w:rFonts w:ascii="Times New Roman" w:eastAsia="SimSun" w:hAnsi="Times New Roman"/>
-          <w:color w:val="000000" w:themeColor="text1"/>
-          <w:sz w:val="32"/>
-          <w:szCs w:val="32"/>
-          <w:lang w:eastAsia="ar-SA"/>
-        </w:rPr>
-        <w:t>ptos</w:t>
-      </w:r>
-      <w:proofErr w:type="spellEnd"/>
-      <w:r>
-        <w:rPr>
-          <w:rFonts w:ascii="Times New Roman" w:eastAsia="SimSun" w:hAnsi="Times New Roman"/>
-          <w:color w:val="000000" w:themeColor="text1"/>
-          <w:sz w:val="32"/>
-          <w:szCs w:val="32"/>
-          <w:lang w:eastAsia="ar-SA"/>
-        </w:rPr>
-        <w:t>. espaciado posterior)</w:t>
+        <w:t>(12 ptos. espaciado posterior)</w:t>
       </w:r>
     </w:p>
     <w:p>
@@ -9140,6 +9537,7 @@
           <w:sz w:val="32"/>
           <w:szCs w:val="32"/>
         </w:rPr>
+        <w:lastRenderedPageBreak/>
         <w:sym w:font="Wingdings" w:char="F0E0"/>
       </w:r>
       <w:r>
@@ -9169,31 +9567,7 @@
           <w:szCs w:val="32"/>
           <w:lang w:eastAsia="ar-SA"/>
         </w:rPr>
-        <w:t xml:space="preserve">(12 </w:t>
-      </w:r>
-      <w:proofErr w:type="spellStart"/>
-      <w:r>
-        <w:rPr>
-          <w:rFonts w:eastAsia="SimSun"/>
-          <w:b/>
-          <w:color w:val="000000" w:themeColor="text1"/>
-          <w:sz w:val="32"/>
-          <w:szCs w:val="32"/>
-          <w:lang w:eastAsia="ar-SA"/>
-        </w:rPr>
-        <w:t>ptos</w:t>
-      </w:r>
-      <w:proofErr w:type="spellEnd"/>
-      <w:r>
-        <w:rPr>
-          <w:rFonts w:eastAsia="SimSun"/>
-          <w:b/>
-          <w:color w:val="000000" w:themeColor="text1"/>
-          <w:sz w:val="32"/>
-          <w:szCs w:val="32"/>
-          <w:lang w:eastAsia="ar-SA"/>
-        </w:rPr>
-        <w:t>. espaciado posterior</w:t>
+        <w:t>(12 ptos. espaciado posterior</w:t>
       </w:r>
       <w:r>
         <w:rPr>
@@ -9256,7 +9630,7 @@
                     <pic:cNvPicPr/>
                   </pic:nvPicPr>
                   <pic:blipFill rotWithShape="1">
-                    <a:blip r:embed="rId10">
+                    <a:blip r:embed="rId11">
                       <a:extLst>
                         <a:ext uri="{28A0092B-C50C-407E-A947-70E740481C1C}">
                           <a14:useLocalDpi xmlns:a14="http://schemas.microsoft.com/office/drawing/2010/main" val="0"/>
@@ -9485,43 +9859,7 @@
           <w:rFonts w:eastAsia="Batang"/>
           <w:sz w:val="24"/>
         </w:rPr>
-        <w:t xml:space="preserve"> El interlineado será 1.0 y 6 </w:t>
-      </w:r>
-      <w:proofErr w:type="spellStart"/>
-      <w:r>
-        <w:rPr>
-          <w:rStyle w:val="TEXTOART"/>
-          <w:rFonts w:eastAsia="Batang"/>
-          <w:sz w:val="24"/>
-        </w:rPr>
-        <w:t>ptos</w:t>
-      </w:r>
-      <w:proofErr w:type="spellEnd"/>
-      <w:r>
-        <w:rPr>
-          <w:rStyle w:val="TEXTOART"/>
-          <w:rFonts w:eastAsia="Batang"/>
-          <w:sz w:val="24"/>
-        </w:rPr>
-        <w:t xml:space="preserve">. </w:t>
-      </w:r>
-      <w:proofErr w:type="gramStart"/>
-      <w:r>
-        <w:rPr>
-          <w:rStyle w:val="TEXTOART"/>
-          <w:rFonts w:eastAsia="Batang"/>
-          <w:sz w:val="24"/>
-        </w:rPr>
-        <w:t>espaciado</w:t>
-      </w:r>
-      <w:proofErr w:type="gramEnd"/>
-      <w:r>
-        <w:rPr>
-          <w:rStyle w:val="TEXTOART"/>
-          <w:rFonts w:eastAsia="Batang"/>
-          <w:sz w:val="24"/>
-        </w:rPr>
-        <w:t xml:space="preserve"> posterior entre cada referencia: ejemplo</w:t>
+        <w:t xml:space="preserve"> El interlineado será 1.0 y 6 ptos. espaciado posterior entre cada referencia: ejemplo</w:t>
       </w:r>
     </w:p>
     <w:p>
@@ -9605,7 +9943,6 @@
           <w:lang w:val="es-EC" w:eastAsia="en-US"/>
         </w:rPr>
       </w:pPr>
-      <w:proofErr w:type="spellStart"/>
       <w:r>
         <w:rPr>
           <w:rFonts w:ascii="Times New Roman" w:eastAsiaTheme="minorHAnsi" w:hAnsi="Times New Roman"/>
@@ -9613,47 +9950,7 @@
           <w:szCs w:val="24"/>
           <w:lang w:val="es-EC" w:eastAsia="en-US"/>
         </w:rPr>
-        <w:t>Autor</w:t>
-      </w:r>
-      <w:proofErr w:type="gramStart"/>
-      <w:r>
-        <w:rPr>
-          <w:rFonts w:ascii="Times New Roman" w:eastAsiaTheme="minorHAnsi" w:hAnsi="Times New Roman"/>
-          <w:color w:val="auto"/>
-          <w:szCs w:val="24"/>
-          <w:lang w:val="es-EC" w:eastAsia="en-US"/>
-        </w:rPr>
-        <w:t>,_</w:t>
-      </w:r>
-      <w:proofErr w:type="gramEnd"/>
-      <w:r>
-        <w:rPr>
-          <w:rFonts w:ascii="Times New Roman" w:eastAsiaTheme="minorHAnsi" w:hAnsi="Times New Roman"/>
-          <w:color w:val="auto"/>
-          <w:szCs w:val="24"/>
-          <w:lang w:val="es-EC" w:eastAsia="en-US"/>
-        </w:rPr>
-        <w:t>X._Y</w:t>
-      </w:r>
-      <w:proofErr w:type="spellEnd"/>
-      <w:r>
-        <w:rPr>
-          <w:rFonts w:ascii="Times New Roman" w:eastAsiaTheme="minorHAnsi" w:hAnsi="Times New Roman"/>
-          <w:color w:val="auto"/>
-          <w:szCs w:val="24"/>
-          <w:lang w:val="es-EC" w:eastAsia="en-US"/>
-        </w:rPr>
-        <w:t xml:space="preserve">._(AÑO). Título del </w:t>
-      </w:r>
-      <w:proofErr w:type="spellStart"/>
-      <w:r>
-        <w:rPr>
-          <w:rFonts w:ascii="Times New Roman" w:eastAsiaTheme="minorHAnsi" w:hAnsi="Times New Roman"/>
-          <w:color w:val="auto"/>
-          <w:szCs w:val="24"/>
-          <w:lang w:val="es-EC" w:eastAsia="en-US"/>
-        </w:rPr>
-        <w:t>artículo._</w:t>
+        <w:t>Autor,_X._Y._(AÑO). Título del artículo._</w:t>
       </w:r>
       <w:r>
         <w:rPr>
@@ -9664,57 +9961,8 @@
           <w:szCs w:val="24"/>
           <w:lang w:val="es-EC" w:eastAsia="en-US"/>
         </w:rPr>
-        <w:t>Título</w:t>
-      </w:r>
-      <w:proofErr w:type="spellEnd"/>
-      <w:r>
-        <w:rPr>
-          <w:rFonts w:ascii="Times New Roman" w:eastAsiaTheme="minorHAnsi" w:hAnsi="Times New Roman"/>
-          <w:i/>
-          <w:iCs/>
-          <w:color w:val="auto"/>
-          <w:szCs w:val="24"/>
-          <w:lang w:val="es-EC" w:eastAsia="en-US"/>
-        </w:rPr>
-        <w:t xml:space="preserve"> de la </w:t>
-      </w:r>
-      <w:proofErr w:type="spellStart"/>
-      <w:r>
-        <w:rPr>
-          <w:rFonts w:ascii="Times New Roman" w:eastAsiaTheme="minorHAnsi" w:hAnsi="Times New Roman"/>
-          <w:i/>
-          <w:iCs/>
-          <w:color w:val="auto"/>
-          <w:szCs w:val="24"/>
-          <w:lang w:val="es-EC" w:eastAsia="en-US"/>
-        </w:rPr>
-        <w:t>revista</w:t>
-      </w:r>
-      <w:proofErr w:type="gramStart"/>
-      <w:r>
-        <w:rPr>
-          <w:rFonts w:ascii="Times New Roman" w:eastAsiaTheme="minorHAnsi" w:hAnsi="Times New Roman"/>
-          <w:i/>
-          <w:iCs/>
-          <w:color w:val="auto"/>
-          <w:szCs w:val="24"/>
-          <w:lang w:val="es-EC" w:eastAsia="en-US"/>
-        </w:rPr>
-        <w:t>,_</w:t>
-      </w:r>
-      <w:proofErr w:type="gramEnd"/>
-      <w:r>
-        <w:rPr>
-          <w:rFonts w:ascii="Times New Roman" w:eastAsiaTheme="minorHAnsi" w:hAnsi="Times New Roman"/>
-          <w:i/>
-          <w:iCs/>
-          <w:color w:val="auto"/>
-          <w:szCs w:val="24"/>
-          <w:lang w:val="es-EC" w:eastAsia="en-US"/>
-        </w:rPr>
-        <w:t>Volumen</w:t>
-      </w:r>
-      <w:proofErr w:type="spellEnd"/>
+        <w:t>Título de la revista,_Volumen</w:t>
+      </w:r>
       <w:r>
         <w:rPr>
           <w:rFonts w:ascii="Times New Roman" w:eastAsiaTheme="minorHAnsi" w:hAnsi="Times New Roman"/>
@@ -9722,39 +9970,19 @@
           <w:szCs w:val="24"/>
           <w:lang w:val="es-EC" w:eastAsia="en-US"/>
         </w:rPr>
-        <w:t>(número),_</w:t>
-      </w:r>
-      <w:proofErr w:type="spellStart"/>
-      <w:r>
+        <w:t>(número),_pp-pp.</w:t>
+      </w:r>
+    </w:p>
+    <w:p>
+      <w:pPr>
+        <w:pStyle w:val="APARTADO11"/>
+        <w:ind w:left="709" w:hanging="709"/>
         <w:rPr>
           <w:rFonts w:ascii="Times New Roman" w:eastAsiaTheme="minorHAnsi" w:hAnsi="Times New Roman"/>
           <w:color w:val="auto"/>
           <w:szCs w:val="24"/>
           <w:lang w:val="es-EC" w:eastAsia="en-US"/>
         </w:rPr>
-        <w:t>pp</w:t>
-      </w:r>
-      <w:proofErr w:type="spellEnd"/>
-      <w:r>
-        <w:rPr>
-          <w:rFonts w:ascii="Times New Roman" w:eastAsiaTheme="minorHAnsi" w:hAnsi="Times New Roman"/>
-          <w:color w:val="auto"/>
-          <w:szCs w:val="24"/>
-          <w:lang w:val="es-EC" w:eastAsia="en-US"/>
-        </w:rPr>
-        <w:t>-pp.</w:t>
-      </w:r>
-    </w:p>
-    <w:p>
-      <w:pPr>
-        <w:pStyle w:val="APARTADO11"/>
-        <w:ind w:left="709" w:hanging="709"/>
-        <w:rPr>
-          <w:rFonts w:ascii="Times New Roman" w:eastAsiaTheme="minorHAnsi" w:hAnsi="Times New Roman"/>
-          <w:color w:val="auto"/>
-          <w:szCs w:val="24"/>
-          <w:lang w:val="es-EC" w:eastAsia="en-US"/>
-        </w:rPr>
       </w:pPr>
     </w:p>
     <w:p>
@@ -9775,34 +10003,7 @@
           <w:sz w:val="24"/>
           <w:lang w:val="es-EC" w:eastAsia="en-US"/>
         </w:rPr>
-        <w:t>Autor1</w:t>
-      </w:r>
-      <w:proofErr w:type="gramStart"/>
-      <w:r>
-        <w:rPr>
-          <w:rFonts w:eastAsiaTheme="minorHAnsi"/>
-          <w:sz w:val="24"/>
-          <w:lang w:val="es-EC" w:eastAsia="en-US"/>
-        </w:rPr>
-        <w:t>,_</w:t>
-      </w:r>
-      <w:proofErr w:type="gramEnd"/>
-      <w:r>
-        <w:rPr>
-          <w:rFonts w:eastAsiaTheme="minorHAnsi"/>
-          <w:sz w:val="24"/>
-          <w:lang w:val="es-EC" w:eastAsia="en-US"/>
-        </w:rPr>
-        <w:t xml:space="preserve">X._Y.,_&amp;_Autor2,_X._Y._(AÑO)._Título del </w:t>
-      </w:r>
-      <w:proofErr w:type="spellStart"/>
-      <w:r>
-        <w:rPr>
-          <w:rFonts w:eastAsiaTheme="minorHAnsi"/>
-          <w:sz w:val="24"/>
-          <w:lang w:val="es-EC" w:eastAsia="en-US"/>
-        </w:rPr>
-        <w:t>artículo._</w:t>
+        <w:t>Autor1,_X._Y.,_&amp;_Autor2,_X._Y._(AÑO)._Título del artículo._</w:t>
       </w:r>
       <w:r>
         <w:rPr>
@@ -9812,56 +10013,15 @@
           <w:sz w:val="24"/>
           <w:lang w:val="es-EC" w:eastAsia="en-US"/>
         </w:rPr>
-        <w:t>Título</w:t>
-      </w:r>
-      <w:proofErr w:type="spellEnd"/>
+        <w:t>Título de la revista,_Volumen</w:t>
+      </w:r>
       <w:r>
         <w:rPr>
           <w:rFonts w:eastAsiaTheme="minorHAnsi"/>
-          <w:i/>
-          <w:iCs/>
           <w:sz w:val="24"/>
           <w:lang w:val="es-EC" w:eastAsia="en-US"/>
         </w:rPr>
-        <w:t xml:space="preserve"> de la </w:t>
-      </w:r>
-      <w:proofErr w:type="spellStart"/>
-      <w:r>
-        <w:rPr>
-          <w:rFonts w:eastAsiaTheme="minorHAnsi"/>
-          <w:i/>
-          <w:iCs/>
-          <w:sz w:val="24"/>
-          <w:lang w:val="es-EC" w:eastAsia="en-US"/>
-        </w:rPr>
-        <w:t>revista,_Volumen</w:t>
-      </w:r>
-      <w:proofErr w:type="spellEnd"/>
-      <w:r>
-        <w:rPr>
-          <w:rFonts w:eastAsiaTheme="minorHAnsi"/>
-          <w:sz w:val="24"/>
-          <w:lang w:val="es-EC" w:eastAsia="en-US"/>
-        </w:rPr>
-        <w:t>(número),_</w:t>
-      </w:r>
-      <w:proofErr w:type="spellStart"/>
-      <w:r>
-        <w:rPr>
-          <w:rFonts w:eastAsiaTheme="minorHAnsi"/>
-          <w:sz w:val="24"/>
-          <w:lang w:val="es-EC" w:eastAsia="en-US"/>
-        </w:rPr>
-        <w:t>pp</w:t>
-      </w:r>
-      <w:proofErr w:type="spellEnd"/>
-      <w:r>
-        <w:rPr>
-          <w:rFonts w:eastAsiaTheme="minorHAnsi"/>
-          <w:sz w:val="24"/>
-          <w:lang w:val="es-EC" w:eastAsia="en-US"/>
-        </w:rPr>
-        <w:t>-pp.</w:t>
+        <w:t>(número),_pp-pp.</w:t>
       </w:r>
     </w:p>
     <w:p>
@@ -9901,133 +10061,13 @@
                 <w:szCs w:val="24"/>
               </w:rPr>
             </w:pPr>
-            <w:proofErr w:type="spellStart"/>
             <w:r>
               <w:rPr>
                 <w:sz w:val="24"/>
                 <w:szCs w:val="24"/>
+                <w:lang w:val="en-US"/>
               </w:rPr>
-              <w:t>Ainscow</w:t>
-            </w:r>
-            <w:proofErr w:type="spellEnd"/>
-            <w:r>
-              <w:rPr>
-                <w:sz w:val="24"/>
-                <w:szCs w:val="24"/>
-              </w:rPr>
-              <w:t xml:space="preserve">, M., &amp; </w:t>
-            </w:r>
-            <w:proofErr w:type="spellStart"/>
-            <w:r>
-              <w:rPr>
-                <w:sz w:val="24"/>
-                <w:szCs w:val="24"/>
-              </w:rPr>
-              <w:t>Sandill</w:t>
-            </w:r>
-            <w:proofErr w:type="spellEnd"/>
-            <w:r>
-              <w:rPr>
-                <w:sz w:val="24"/>
-                <w:szCs w:val="24"/>
-              </w:rPr>
-              <w:t xml:space="preserve">, A. (2010). </w:t>
-            </w:r>
-            <w:proofErr w:type="spellStart"/>
-            <w:r>
-              <w:rPr>
-                <w:sz w:val="24"/>
-                <w:szCs w:val="24"/>
-              </w:rPr>
-              <w:t>Developing</w:t>
-            </w:r>
-            <w:proofErr w:type="spellEnd"/>
-            <w:r>
-              <w:rPr>
-                <w:sz w:val="24"/>
-                <w:szCs w:val="24"/>
-              </w:rPr>
-              <w:t xml:space="preserve"> inclusive </w:t>
-            </w:r>
-            <w:proofErr w:type="spellStart"/>
-            <w:r>
-              <w:rPr>
-                <w:sz w:val="24"/>
-                <w:szCs w:val="24"/>
-              </w:rPr>
-              <w:t>education</w:t>
-            </w:r>
-            <w:proofErr w:type="spellEnd"/>
-            <w:r>
-              <w:rPr>
-                <w:sz w:val="24"/>
-                <w:szCs w:val="24"/>
-              </w:rPr>
-              <w:t xml:space="preserve"> </w:t>
-            </w:r>
-            <w:proofErr w:type="spellStart"/>
-            <w:r>
-              <w:rPr>
-                <w:sz w:val="24"/>
-                <w:szCs w:val="24"/>
-              </w:rPr>
-              <w:t>systems</w:t>
-            </w:r>
-            <w:proofErr w:type="spellEnd"/>
-            <w:r>
-              <w:rPr>
-                <w:sz w:val="24"/>
-                <w:szCs w:val="24"/>
-              </w:rPr>
-              <w:t xml:space="preserve">: </w:t>
-            </w:r>
-            <w:proofErr w:type="spellStart"/>
-            <w:r>
-              <w:rPr>
-                <w:sz w:val="24"/>
-                <w:szCs w:val="24"/>
-              </w:rPr>
-              <w:t>the</w:t>
-            </w:r>
-            <w:proofErr w:type="spellEnd"/>
-            <w:r>
-              <w:rPr>
-                <w:sz w:val="24"/>
-                <w:szCs w:val="24"/>
-              </w:rPr>
-              <w:t xml:space="preserve"> role of </w:t>
-            </w:r>
-            <w:proofErr w:type="spellStart"/>
-            <w:r>
-              <w:rPr>
-                <w:sz w:val="24"/>
-                <w:szCs w:val="24"/>
-              </w:rPr>
-              <w:t>organisational</w:t>
-            </w:r>
-            <w:proofErr w:type="spellEnd"/>
-            <w:r>
-              <w:rPr>
-                <w:sz w:val="24"/>
-                <w:szCs w:val="24"/>
-              </w:rPr>
-              <w:t xml:space="preserve"> cultures and </w:t>
-            </w:r>
-            <w:proofErr w:type="spellStart"/>
-            <w:r>
-              <w:rPr>
-                <w:sz w:val="24"/>
-                <w:szCs w:val="24"/>
-              </w:rPr>
-              <w:t>leadership</w:t>
-            </w:r>
-            <w:proofErr w:type="spellEnd"/>
-            <w:r>
-              <w:rPr>
-                <w:sz w:val="24"/>
-                <w:szCs w:val="24"/>
-              </w:rPr>
-              <w:t xml:space="preserve">. </w:t>
+              <w:t xml:space="preserve">Ainscow, M., &amp; Sandill, A. (2010). Developing inclusive education systems: the role of organisational cultures and leadership. </w:t>
             </w:r>
             <w:r>
               <w:rPr>
@@ -10035,36 +10075,8 @@
                 <w:sz w:val="24"/>
                 <w:szCs w:val="24"/>
               </w:rPr>
-              <w:t xml:space="preserve">International </w:t>
+              <w:t>International Journal of Inclusive Education</w:t>
             </w:r>
-            <w:proofErr w:type="spellStart"/>
-            <w:r>
-              <w:rPr>
-                <w:i/>
-                <w:sz w:val="24"/>
-                <w:szCs w:val="24"/>
-              </w:rPr>
-              <w:t>Journal</w:t>
-            </w:r>
-            <w:proofErr w:type="spellEnd"/>
-            <w:r>
-              <w:rPr>
-                <w:i/>
-                <w:sz w:val="24"/>
-                <w:szCs w:val="24"/>
-              </w:rPr>
-              <w:t xml:space="preserve"> of Inclusive </w:t>
-            </w:r>
-            <w:proofErr w:type="spellStart"/>
-            <w:r>
-              <w:rPr>
-                <w:i/>
-                <w:sz w:val="24"/>
-                <w:szCs w:val="24"/>
-              </w:rPr>
-              <w:t>Education</w:t>
-            </w:r>
-            <w:proofErr w:type="spellEnd"/>
             <w:r>
               <w:rPr>
                 <w:sz w:val="24"/>
@@ -10119,144 +10131,55 @@
           <w:szCs w:val="24"/>
           <w:lang w:val="es-EC" w:eastAsia="en-US"/>
         </w:rPr>
-        <w:t xml:space="preserve">Es opcional presentar el </w:t>
-      </w:r>
-      <w:proofErr w:type="spellStart"/>
-      <w:r>
+        <w:t>Es opcional presentar el doi  (</w:t>
+      </w:r>
+      <w:r>
+        <w:rPr>
+          <w:rFonts w:ascii="Times New Roman" w:hAnsi="Times New Roman"/>
+          <w:color w:val="222222"/>
+          <w:shd w:val="clear" w:color="auto" w:fill="FFFFFF"/>
+        </w:rPr>
+        <w:t>digital object identifier</w:t>
+      </w:r>
+      <w:r>
+        <w:rPr>
+          <w:rFonts w:ascii="Times New Roman" w:hAnsi="Times New Roman"/>
+          <w:color w:val="222222"/>
+          <w:shd w:val="clear" w:color="auto" w:fill="FFFFFF"/>
+        </w:rPr>
+        <w:t>).</w:t>
+      </w:r>
+    </w:p>
+    <w:p>
+      <w:pPr>
+        <w:pStyle w:val="APARTADO11"/>
         <w:rPr>
           <w:rFonts w:ascii="Times New Roman" w:eastAsiaTheme="minorHAnsi" w:hAnsi="Times New Roman"/>
           <w:color w:val="auto"/>
           <w:szCs w:val="24"/>
           <w:lang w:val="es-EC" w:eastAsia="en-US"/>
         </w:rPr>
-        <w:t>doi</w:t>
-      </w:r>
-      <w:proofErr w:type="spellEnd"/>
-      <w:r>
+      </w:pPr>
+    </w:p>
+    <w:p>
+      <w:pPr>
+        <w:pStyle w:val="APARTADO11"/>
+        <w:ind w:left="709" w:hanging="709"/>
         <w:rPr>
           <w:rFonts w:ascii="Times New Roman" w:eastAsiaTheme="minorHAnsi" w:hAnsi="Times New Roman"/>
           <w:color w:val="auto"/>
           <w:szCs w:val="24"/>
           <w:lang w:val="es-EC" w:eastAsia="en-US"/>
         </w:rPr>
-        <w:t xml:space="preserve">  (</w:t>
-      </w:r>
-      <w:r>
-        <w:rPr>
-          <w:rFonts w:ascii="Times New Roman" w:hAnsi="Times New Roman"/>
-          <w:color w:val="222222"/>
-          <w:shd w:val="clear" w:color="auto" w:fill="FFFFFF"/>
-        </w:rPr>
-        <w:t xml:space="preserve">digital </w:t>
-      </w:r>
-      <w:proofErr w:type="spellStart"/>
-      <w:r>
-        <w:rPr>
-          <w:rFonts w:ascii="Times New Roman" w:hAnsi="Times New Roman"/>
-          <w:color w:val="222222"/>
-          <w:shd w:val="clear" w:color="auto" w:fill="FFFFFF"/>
-        </w:rPr>
-        <w:t>object</w:t>
-      </w:r>
-      <w:proofErr w:type="spellEnd"/>
-      <w:r>
-        <w:rPr>
-          <w:rFonts w:ascii="Times New Roman" w:hAnsi="Times New Roman"/>
-          <w:color w:val="222222"/>
-          <w:shd w:val="clear" w:color="auto" w:fill="FFFFFF"/>
-        </w:rPr>
-        <w:t xml:space="preserve"> </w:t>
-      </w:r>
-      <w:proofErr w:type="spellStart"/>
-      <w:r>
-        <w:rPr>
-          <w:rFonts w:ascii="Times New Roman" w:hAnsi="Times New Roman"/>
-          <w:color w:val="222222"/>
-          <w:shd w:val="clear" w:color="auto" w:fill="FFFFFF"/>
-        </w:rPr>
-        <w:t>identifier</w:t>
-      </w:r>
-      <w:proofErr w:type="spellEnd"/>
-      <w:r>
-        <w:rPr>
-          <w:rFonts w:ascii="Times New Roman" w:hAnsi="Times New Roman"/>
-          <w:color w:val="222222"/>
-          <w:shd w:val="clear" w:color="auto" w:fill="FFFFFF"/>
-        </w:rPr>
-        <w:t>).</w:t>
-      </w:r>
-    </w:p>
-    <w:p>
-      <w:pPr>
-        <w:pStyle w:val="APARTADO11"/>
+      </w:pPr>
+      <w:r>
         <w:rPr>
           <w:rFonts w:ascii="Times New Roman" w:eastAsiaTheme="minorHAnsi" w:hAnsi="Times New Roman"/>
           <w:color w:val="auto"/>
           <w:szCs w:val="24"/>
           <w:lang w:val="es-EC" w:eastAsia="en-US"/>
         </w:rPr>
-      </w:pPr>
-    </w:p>
-    <w:p>
-      <w:pPr>
-        <w:pStyle w:val="APARTADO11"/>
-        <w:ind w:left="709" w:hanging="709"/>
-        <w:rPr>
-          <w:rFonts w:ascii="Times New Roman" w:eastAsiaTheme="minorHAnsi" w:hAnsi="Times New Roman"/>
-          <w:color w:val="auto"/>
-          <w:szCs w:val="24"/>
-          <w:lang w:val="es-EC" w:eastAsia="en-US"/>
-        </w:rPr>
-      </w:pPr>
-      <w:proofErr w:type="spellStart"/>
-      <w:r>
-        <w:rPr>
-          <w:rFonts w:ascii="Times New Roman" w:eastAsiaTheme="minorHAnsi" w:hAnsi="Times New Roman"/>
-          <w:color w:val="auto"/>
-          <w:szCs w:val="24"/>
-          <w:lang w:val="es-EC" w:eastAsia="en-US"/>
-        </w:rPr>
-        <w:t>Autor</w:t>
-      </w:r>
-      <w:proofErr w:type="gramStart"/>
-      <w:r>
-        <w:rPr>
-          <w:rFonts w:ascii="Times New Roman" w:eastAsiaTheme="minorHAnsi" w:hAnsi="Times New Roman"/>
-          <w:color w:val="auto"/>
-          <w:szCs w:val="24"/>
-          <w:lang w:val="es-EC" w:eastAsia="en-US"/>
-        </w:rPr>
-        <w:t>,_</w:t>
-      </w:r>
-      <w:proofErr w:type="gramEnd"/>
-      <w:r>
-        <w:rPr>
-          <w:rFonts w:ascii="Times New Roman" w:eastAsiaTheme="minorHAnsi" w:hAnsi="Times New Roman"/>
-          <w:color w:val="auto"/>
-          <w:szCs w:val="24"/>
-          <w:lang w:val="es-EC" w:eastAsia="en-US"/>
-        </w:rPr>
-        <w:t>X._Y</w:t>
-      </w:r>
-      <w:proofErr w:type="spellEnd"/>
-      <w:r>
-        <w:rPr>
-          <w:rFonts w:ascii="Times New Roman" w:eastAsiaTheme="minorHAnsi" w:hAnsi="Times New Roman"/>
-          <w:color w:val="auto"/>
-          <w:szCs w:val="24"/>
-          <w:lang w:val="es-EC" w:eastAsia="en-US"/>
-        </w:rPr>
-        <w:t xml:space="preserve">._(AÑO). Título del </w:t>
-      </w:r>
-      <w:proofErr w:type="spellStart"/>
-      <w:r>
-        <w:rPr>
-          <w:rFonts w:ascii="Times New Roman" w:eastAsiaTheme="minorHAnsi" w:hAnsi="Times New Roman"/>
-          <w:color w:val="auto"/>
-          <w:szCs w:val="24"/>
-          <w:lang w:val="es-EC" w:eastAsia="en-US"/>
-        </w:rPr>
-        <w:t>artículo._</w:t>
+        <w:t>Autor,_X._Y._(AÑO). Título del artículo._</w:t>
       </w:r>
       <w:r>
         <w:rPr>
@@ -10267,57 +10190,8 @@
           <w:szCs w:val="24"/>
           <w:lang w:val="es-EC" w:eastAsia="en-US"/>
         </w:rPr>
-        <w:t>Título</w:t>
-      </w:r>
-      <w:proofErr w:type="spellEnd"/>
-      <w:r>
-        <w:rPr>
-          <w:rFonts w:ascii="Times New Roman" w:eastAsiaTheme="minorHAnsi" w:hAnsi="Times New Roman"/>
-          <w:i/>
-          <w:iCs/>
-          <w:color w:val="auto"/>
-          <w:szCs w:val="24"/>
-          <w:lang w:val="es-EC" w:eastAsia="en-US"/>
-        </w:rPr>
-        <w:t xml:space="preserve"> de la </w:t>
-      </w:r>
-      <w:proofErr w:type="spellStart"/>
-      <w:r>
-        <w:rPr>
-          <w:rFonts w:ascii="Times New Roman" w:eastAsiaTheme="minorHAnsi" w:hAnsi="Times New Roman"/>
-          <w:i/>
-          <w:iCs/>
-          <w:color w:val="auto"/>
-          <w:szCs w:val="24"/>
-          <w:lang w:val="es-EC" w:eastAsia="en-US"/>
-        </w:rPr>
-        <w:t>revista</w:t>
-      </w:r>
-      <w:proofErr w:type="gramStart"/>
-      <w:r>
-        <w:rPr>
-          <w:rFonts w:ascii="Times New Roman" w:eastAsiaTheme="minorHAnsi" w:hAnsi="Times New Roman"/>
-          <w:i/>
-          <w:iCs/>
-          <w:color w:val="auto"/>
-          <w:szCs w:val="24"/>
-          <w:lang w:val="es-EC" w:eastAsia="en-US"/>
-        </w:rPr>
-        <w:t>,_</w:t>
-      </w:r>
-      <w:proofErr w:type="gramEnd"/>
-      <w:r>
-        <w:rPr>
-          <w:rFonts w:ascii="Times New Roman" w:eastAsiaTheme="minorHAnsi" w:hAnsi="Times New Roman"/>
-          <w:i/>
-          <w:iCs/>
-          <w:color w:val="auto"/>
-          <w:szCs w:val="24"/>
-          <w:lang w:val="es-EC" w:eastAsia="en-US"/>
-        </w:rPr>
-        <w:t>Volumen</w:t>
-      </w:r>
-      <w:proofErr w:type="spellEnd"/>
+        <w:t>Título de la revista,_Volumen</w:t>
+      </w:r>
       <w:r>
         <w:rPr>
           <w:rFonts w:ascii="Times New Roman" w:eastAsiaTheme="minorHAnsi" w:hAnsi="Times New Roman"/>
@@ -10325,9 +10199,8 @@
           <w:szCs w:val="24"/>
           <w:lang w:val="es-EC" w:eastAsia="en-US"/>
         </w:rPr>
-        <w:t>(número),_</w:t>
-      </w:r>
-      <w:proofErr w:type="spellStart"/>
+        <w:t>(número),_pp-pp.</w:t>
+      </w:r>
       <w:r>
         <w:rPr>
           <w:rFonts w:ascii="Times New Roman" w:eastAsiaTheme="minorHAnsi" w:hAnsi="Times New Roman"/>
@@ -10335,9 +10208,8 @@
           <w:szCs w:val="24"/>
           <w:lang w:val="es-EC" w:eastAsia="en-US"/>
         </w:rPr>
-        <w:t>pp</w:t>
-      </w:r>
-      <w:proofErr w:type="spellEnd"/>
+        <w:t xml:space="preserve"> </w:t>
+      </w:r>
       <w:r>
         <w:rPr>
           <w:rFonts w:ascii="Times New Roman" w:eastAsiaTheme="minorHAnsi" w:hAnsi="Times New Roman"/>
@@ -10345,7 +10217,7 @@
           <w:szCs w:val="24"/>
           <w:lang w:val="es-EC" w:eastAsia="en-US"/>
         </w:rPr>
-        <w:t>-pp.</w:t>
+        <w:t>d</w:t>
       </w:r>
       <w:r>
         <w:rPr>
@@ -10354,10 +10226,8 @@
           <w:szCs w:val="24"/>
           <w:lang w:val="es-EC" w:eastAsia="en-US"/>
         </w:rPr>
-        <w:t xml:space="preserve"> </w:t>
-      </w:r>
-      <w:proofErr w:type="spellStart"/>
-      <w:proofErr w:type="gramStart"/>
+        <w:t>oi</w:t>
+      </w:r>
       <w:r>
         <w:rPr>
           <w:rFonts w:ascii="Times New Roman" w:eastAsiaTheme="minorHAnsi" w:hAnsi="Times New Roman"/>
@@ -10365,39 +10235,8 @@
           <w:szCs w:val="24"/>
           <w:lang w:val="es-EC" w:eastAsia="en-US"/>
         </w:rPr>
-        <w:t>d</w:t>
-      </w:r>
-      <w:r>
-        <w:rPr>
-          <w:rFonts w:ascii="Times New Roman" w:eastAsiaTheme="minorHAnsi" w:hAnsi="Times New Roman"/>
-          <w:color w:val="auto"/>
-          <w:szCs w:val="24"/>
-          <w:lang w:val="es-EC" w:eastAsia="en-US"/>
-        </w:rPr>
-        <w:t>oi</w:t>
-      </w:r>
-      <w:proofErr w:type="spellEnd"/>
-      <w:proofErr w:type="gramEnd"/>
-      <w:r>
-        <w:rPr>
-          <w:rFonts w:ascii="Times New Roman" w:eastAsiaTheme="minorHAnsi" w:hAnsi="Times New Roman"/>
-          <w:color w:val="auto"/>
-          <w:szCs w:val="24"/>
-          <w:lang w:val="es-EC" w:eastAsia="en-US"/>
-        </w:rPr>
-        <w:t xml:space="preserve">: </w:t>
-      </w:r>
-      <w:proofErr w:type="spellStart"/>
-      <w:r>
-        <w:rPr>
-          <w:rFonts w:ascii="Times New Roman" w:eastAsiaTheme="minorHAnsi" w:hAnsi="Times New Roman"/>
-          <w:color w:val="auto"/>
-          <w:szCs w:val="24"/>
-          <w:lang w:val="es-EC" w:eastAsia="en-US"/>
-        </w:rPr>
-        <w:t>xxxx</w:t>
-      </w:r>
-      <w:proofErr w:type="spellEnd"/>
+        <w:t>: xxxx</w:t>
+      </w:r>
     </w:p>
     <w:p>
       <w:pPr>
@@ -10434,111 +10273,23 @@
                 <w:rFonts w:ascii="Times New Roman" w:eastAsiaTheme="minorHAnsi" w:hAnsi="Times New Roman"/>
                 <w:color w:val="auto"/>
                 <w:szCs w:val="24"/>
-                <w:lang w:val="es-EC" w:eastAsia="en-US"/>
+                <w:lang w:val="en-US" w:eastAsia="en-US"/>
               </w:rPr>
             </w:pPr>
-            <w:proofErr w:type="spellStart"/>
             <w:r>
               <w:rPr>
                 <w:rFonts w:ascii="Times New Roman" w:hAnsi="Times New Roman"/>
                 <w:color w:val="000000" w:themeColor="text1"/>
+                <w:lang w:val="en-US"/>
               </w:rPr>
-              <w:t>Baddeley</w:t>
+              <w:t xml:space="preserve">Baddeley, A. (2003). Working memory and language: an overview. </w:t>
             </w:r>
-            <w:proofErr w:type="spellEnd"/>
-            <w:r>
-              <w:rPr>
-                <w:rFonts w:ascii="Times New Roman" w:hAnsi="Times New Roman"/>
-                <w:color w:val="000000" w:themeColor="text1"/>
-              </w:rPr>
-              <w:t xml:space="preserve">, A. (2003). </w:t>
-            </w:r>
-            <w:proofErr w:type="spellStart"/>
-            <w:r>
-              <w:rPr>
-                <w:rFonts w:ascii="Times New Roman" w:hAnsi="Times New Roman"/>
-                <w:color w:val="000000" w:themeColor="text1"/>
-              </w:rPr>
-              <w:t>Working</w:t>
-            </w:r>
-            <w:proofErr w:type="spellEnd"/>
-            <w:r>
-              <w:rPr>
-                <w:rFonts w:ascii="Times New Roman" w:hAnsi="Times New Roman"/>
-                <w:color w:val="000000" w:themeColor="text1"/>
-              </w:rPr>
-              <w:t xml:space="preserve"> </w:t>
-            </w:r>
-            <w:proofErr w:type="spellStart"/>
-            <w:r>
-              <w:rPr>
-                <w:rFonts w:ascii="Times New Roman" w:hAnsi="Times New Roman"/>
-                <w:color w:val="000000" w:themeColor="text1"/>
-              </w:rPr>
-              <w:t>memory</w:t>
-            </w:r>
-            <w:proofErr w:type="spellEnd"/>
-            <w:r>
-              <w:rPr>
-                <w:rFonts w:ascii="Times New Roman" w:hAnsi="Times New Roman"/>
-                <w:color w:val="000000" w:themeColor="text1"/>
-              </w:rPr>
-              <w:t xml:space="preserve"> and </w:t>
-            </w:r>
-            <w:proofErr w:type="spellStart"/>
-            <w:r>
-              <w:rPr>
-                <w:rFonts w:ascii="Times New Roman" w:hAnsi="Times New Roman"/>
-                <w:color w:val="000000" w:themeColor="text1"/>
-              </w:rPr>
-              <w:t>language</w:t>
-            </w:r>
-            <w:proofErr w:type="spellEnd"/>
-            <w:r>
-              <w:rPr>
-                <w:rFonts w:ascii="Times New Roman" w:hAnsi="Times New Roman"/>
-                <w:color w:val="000000" w:themeColor="text1"/>
-              </w:rPr>
-              <w:t xml:space="preserve">: </w:t>
-            </w:r>
-            <w:proofErr w:type="spellStart"/>
-            <w:r>
-              <w:rPr>
-                <w:rFonts w:ascii="Times New Roman" w:hAnsi="Times New Roman"/>
-                <w:color w:val="000000" w:themeColor="text1"/>
-              </w:rPr>
-              <w:t>an</w:t>
-            </w:r>
-            <w:proofErr w:type="spellEnd"/>
-            <w:r>
-              <w:rPr>
-                <w:rFonts w:ascii="Times New Roman" w:hAnsi="Times New Roman"/>
-                <w:color w:val="000000" w:themeColor="text1"/>
-              </w:rPr>
-              <w:t xml:space="preserve"> </w:t>
-            </w:r>
-            <w:proofErr w:type="spellStart"/>
-            <w:r>
-              <w:rPr>
-                <w:rFonts w:ascii="Times New Roman" w:hAnsi="Times New Roman"/>
-                <w:color w:val="000000" w:themeColor="text1"/>
-              </w:rPr>
-              <w:t>overview</w:t>
-            </w:r>
-            <w:proofErr w:type="spellEnd"/>
-            <w:r>
-              <w:rPr>
-                <w:rFonts w:ascii="Times New Roman" w:hAnsi="Times New Roman"/>
-                <w:color w:val="000000" w:themeColor="text1"/>
-              </w:rPr>
-              <w:t xml:space="preserve">. </w:t>
-            </w:r>
-            <w:proofErr w:type="spellStart"/>
             <w:r>
               <w:rPr>
                 <w:rFonts w:ascii="Times New Roman" w:hAnsi="Times New Roman"/>
                 <w:i/>
                 <w:color w:val="000000" w:themeColor="text1"/>
+                <w:lang w:val="en-US"/>
               </w:rPr>
               <w:t>Jou</w:t>
             </w:r>
@@ -10547,59 +10298,16 @@
                 <w:rFonts w:ascii="Times New Roman" w:hAnsi="Times New Roman"/>
                 <w:i/>
                 <w:color w:val="000000" w:themeColor="text1"/>
+                <w:lang w:val="en-US"/>
               </w:rPr>
-              <w:t>rnal</w:t>
-            </w:r>
-            <w:proofErr w:type="spellEnd"/>
-            <w:r>
-              <w:rPr>
-                <w:rFonts w:ascii="Times New Roman" w:hAnsi="Times New Roman"/>
-                <w:i/>
-                <w:color w:val="000000" w:themeColor="text1"/>
-              </w:rPr>
-              <w:t xml:space="preserve"> of </w:t>
-            </w:r>
-            <w:proofErr w:type="spellStart"/>
-            <w:r>
-              <w:rPr>
-                <w:rFonts w:ascii="Times New Roman" w:hAnsi="Times New Roman"/>
-                <w:i/>
-                <w:color w:val="000000" w:themeColor="text1"/>
-              </w:rPr>
-              <w:t>Communication</w:t>
-            </w:r>
-            <w:proofErr w:type="spellEnd"/>
-            <w:r>
-              <w:rPr>
-                <w:rFonts w:ascii="Times New Roman" w:hAnsi="Times New Roman"/>
-                <w:i/>
-                <w:color w:val="000000" w:themeColor="text1"/>
-              </w:rPr>
-              <w:t xml:space="preserve"> </w:t>
-            </w:r>
-            <w:proofErr w:type="spellStart"/>
-            <w:r>
-              <w:rPr>
-                <w:rFonts w:ascii="Times New Roman" w:hAnsi="Times New Roman"/>
-                <w:i/>
-                <w:color w:val="000000" w:themeColor="text1"/>
-              </w:rPr>
-              <w:t>Disorders</w:t>
-            </w:r>
-            <w:proofErr w:type="spellEnd"/>
-            <w:r>
-              <w:rPr>
-                <w:rFonts w:ascii="Times New Roman" w:hAnsi="Times New Roman"/>
-                <w:i/>
-                <w:color w:val="000000" w:themeColor="text1"/>
-              </w:rPr>
-              <w:t>,</w:t>
+              <w:t>rnal of Communication Disorders,</w:t>
             </w:r>
             <w:r>
               <w:rPr>
                 <w:rFonts w:ascii="Times New Roman" w:hAnsi="Times New Roman"/>
                 <w:i/>
                 <w:color w:val="000000" w:themeColor="text1"/>
+                <w:lang w:val="en-US"/>
               </w:rPr>
               <w:t xml:space="preserve"> 36</w:t>
             </w:r>
@@ -10607,19 +10315,14 @@
               <w:rPr>
                 <w:rFonts w:ascii="Times New Roman" w:hAnsi="Times New Roman"/>
                 <w:color w:val="000000" w:themeColor="text1"/>
+                <w:lang w:val="en-US"/>
               </w:rPr>
-              <w:t xml:space="preserve"> </w:t>
-            </w:r>
-            <w:r>
-              <w:rPr>
-                <w:rFonts w:ascii="Times New Roman" w:hAnsi="Times New Roman"/>
-                <w:color w:val="000000" w:themeColor="text1"/>
-              </w:rPr>
-              <w:t>(4), 189-208. doi:10.1016/S0021-9924(03)00019-</w:t>
+              <w:t xml:space="preserve"> (4), 189-208. doi:10.1016/S0021-9924(03)00019-</w:t>
             </w:r>
             <w:r>
               <w:rPr>
                 <w:color w:val="000000" w:themeColor="text1"/>
+                <w:lang w:val="en-US"/>
               </w:rPr>
               <w:t>4</w:t>
             </w:r>
@@ -10634,7 +10337,7 @@
           <w:rFonts w:ascii="Times New Roman" w:eastAsiaTheme="minorHAnsi" w:hAnsi="Times New Roman"/>
           <w:color w:val="auto"/>
           <w:szCs w:val="24"/>
-          <w:lang w:val="es-EC" w:eastAsia="en-US"/>
+          <w:lang w:val="en-US" w:eastAsia="en-US"/>
         </w:rPr>
       </w:pPr>
     </w:p>
@@ -10712,53 +10415,7 @@
           <w:sz w:val="24"/>
           <w:lang w:val="es-EC" w:eastAsia="en-US"/>
         </w:rPr>
-        <w:lastRenderedPageBreak/>
-        <w:t xml:space="preserve">            Autor6</w:t>
-      </w:r>
-      <w:proofErr w:type="gramStart"/>
-      <w:r>
-        <w:rPr>
-          <w:rFonts w:eastAsiaTheme="minorHAnsi"/>
-          <w:sz w:val="24"/>
-          <w:lang w:val="es-EC" w:eastAsia="en-US"/>
-        </w:rPr>
-        <w:t>,_</w:t>
-      </w:r>
-      <w:proofErr w:type="gramEnd"/>
-      <w:r>
-        <w:rPr>
-          <w:rFonts w:eastAsiaTheme="minorHAnsi"/>
-          <w:sz w:val="24"/>
-          <w:lang w:val="es-EC" w:eastAsia="en-US"/>
-        </w:rPr>
-        <w:t xml:space="preserve">X._Y.,_._._._Último </w:t>
-      </w:r>
-      <w:proofErr w:type="spellStart"/>
-      <w:r>
-        <w:rPr>
-          <w:rFonts w:eastAsiaTheme="minorHAnsi"/>
-          <w:sz w:val="24"/>
-          <w:lang w:val="es-EC" w:eastAsia="en-US"/>
-        </w:rPr>
-        <w:t>autor,_X._Y</w:t>
-      </w:r>
-      <w:proofErr w:type="spellEnd"/>
-      <w:r>
-        <w:rPr>
-          <w:rFonts w:eastAsiaTheme="minorHAnsi"/>
-          <w:sz w:val="24"/>
-          <w:lang w:val="es-EC" w:eastAsia="en-US"/>
-        </w:rPr>
-        <w:t xml:space="preserve">._(AÑO)._Título del </w:t>
-      </w:r>
-      <w:proofErr w:type="spellStart"/>
-      <w:r>
-        <w:rPr>
-          <w:rFonts w:eastAsiaTheme="minorHAnsi"/>
-          <w:sz w:val="24"/>
-          <w:lang w:val="es-EC" w:eastAsia="en-US"/>
-        </w:rPr>
-        <w:t>artículo._</w:t>
+        <w:t xml:space="preserve">            Autor6,_X._Y.,_._._._Último autor,_X._Y._(AÑO)._Título del artículo._</w:t>
       </w:r>
       <w:r>
         <w:rPr>
@@ -10768,56 +10425,15 @@
           <w:sz w:val="24"/>
           <w:lang w:val="es-EC" w:eastAsia="en-US"/>
         </w:rPr>
-        <w:t>Título</w:t>
-      </w:r>
-      <w:proofErr w:type="spellEnd"/>
+        <w:t>Título de la revista,_Volumen</w:t>
+      </w:r>
       <w:r>
         <w:rPr>
           <w:rFonts w:eastAsiaTheme="minorHAnsi"/>
-          <w:i/>
-          <w:iCs/>
           <w:sz w:val="24"/>
           <w:lang w:val="es-EC" w:eastAsia="en-US"/>
         </w:rPr>
-        <w:t xml:space="preserve"> de la </w:t>
-      </w:r>
-      <w:proofErr w:type="spellStart"/>
-      <w:r>
-        <w:rPr>
-          <w:rFonts w:eastAsiaTheme="minorHAnsi"/>
-          <w:i/>
-          <w:iCs/>
-          <w:sz w:val="24"/>
-          <w:lang w:val="es-EC" w:eastAsia="en-US"/>
-        </w:rPr>
-        <w:t>revista,_Volumen</w:t>
-      </w:r>
-      <w:proofErr w:type="spellEnd"/>
-      <w:r>
-        <w:rPr>
-          <w:rFonts w:eastAsiaTheme="minorHAnsi"/>
-          <w:sz w:val="24"/>
-          <w:lang w:val="es-EC" w:eastAsia="en-US"/>
-        </w:rPr>
-        <w:t>(número),_</w:t>
-      </w:r>
-      <w:proofErr w:type="spellStart"/>
-      <w:r>
-        <w:rPr>
-          <w:rFonts w:eastAsiaTheme="minorHAnsi"/>
-          <w:sz w:val="24"/>
-          <w:lang w:val="es-EC" w:eastAsia="en-US"/>
-        </w:rPr>
-        <w:t>pp</w:t>
-      </w:r>
-      <w:proofErr w:type="spellEnd"/>
-      <w:r>
-        <w:rPr>
-          <w:rFonts w:eastAsiaTheme="minorHAnsi"/>
-          <w:sz w:val="24"/>
-          <w:lang w:val="es-EC" w:eastAsia="en-US"/>
-        </w:rPr>
-        <w:t>-pp.</w:t>
+        <w:t>(número),_pp-pp.</w:t>
       </w:r>
     </w:p>
     <w:p>
@@ -10857,174 +10473,33 @@
               <w:rPr>
                 <w:rFonts w:eastAsiaTheme="minorHAnsi"/>
                 <w:sz w:val="24"/>
-                <w:lang w:val="es-EC" w:eastAsia="en-US"/>
+                <w:lang w:val="en-US" w:eastAsia="en-US"/>
               </w:rPr>
             </w:pPr>
             <w:r>
               <w:rPr>
                 <w:rFonts w:eastAsiaTheme="minorHAnsi"/>
                 <w:sz w:val="24"/>
-                <w:lang w:val="es-EC" w:eastAsia="en-US"/>
+                <w:lang w:val="en-US" w:eastAsia="en-US"/>
               </w:rPr>
-              <w:t xml:space="preserve">Moore, E. R., </w:t>
+              <w:lastRenderedPageBreak/>
+              <w:t xml:space="preserve">Moore, E. R., Patel, C. C., Dudek, A., Garnier, J. C., West, K. P., Rousseau, N. M. . . . Peters, P. L. (2005). Cognitions under stress. </w:t>
             </w:r>
-            <w:proofErr w:type="spellStart"/>
-            <w:r>
-              <w:rPr>
-                <w:rFonts w:eastAsiaTheme="minorHAnsi"/>
-                <w:sz w:val="24"/>
-                <w:lang w:val="es-EC" w:eastAsia="en-US"/>
-              </w:rPr>
-              <w:t>Patel</w:t>
-            </w:r>
-            <w:proofErr w:type="spellEnd"/>
-            <w:r>
-              <w:rPr>
-                <w:rFonts w:eastAsiaTheme="minorHAnsi"/>
-                <w:sz w:val="24"/>
-                <w:lang w:val="es-EC" w:eastAsia="en-US"/>
-              </w:rPr>
-              <w:t xml:space="preserve">, C. C., </w:t>
-            </w:r>
-            <w:proofErr w:type="spellStart"/>
-            <w:r>
-              <w:rPr>
-                <w:rFonts w:eastAsiaTheme="minorHAnsi"/>
-                <w:sz w:val="24"/>
-                <w:lang w:val="es-EC" w:eastAsia="en-US"/>
-              </w:rPr>
-              <w:t>Dudek</w:t>
-            </w:r>
-            <w:proofErr w:type="spellEnd"/>
-            <w:r>
-              <w:rPr>
-                <w:rFonts w:eastAsiaTheme="minorHAnsi"/>
-                <w:sz w:val="24"/>
-                <w:lang w:val="es-EC" w:eastAsia="en-US"/>
-              </w:rPr>
-              <w:t xml:space="preserve">, A., </w:t>
-            </w:r>
-            <w:proofErr w:type="spellStart"/>
-            <w:r>
-              <w:rPr>
-                <w:rFonts w:eastAsiaTheme="minorHAnsi"/>
-                <w:sz w:val="24"/>
-                <w:lang w:val="es-EC" w:eastAsia="en-US"/>
-              </w:rPr>
-              <w:t>Garnier</w:t>
-            </w:r>
-            <w:proofErr w:type="spellEnd"/>
-            <w:r>
-              <w:rPr>
-                <w:rFonts w:eastAsiaTheme="minorHAnsi"/>
-                <w:sz w:val="24"/>
-                <w:lang w:val="es-EC" w:eastAsia="en-US"/>
-              </w:rPr>
-              <w:t xml:space="preserve">, J. C., West, K. P., Rousseau, N. M. . . . </w:t>
-            </w:r>
-            <w:proofErr w:type="spellStart"/>
-            <w:r>
-              <w:rPr>
-                <w:rFonts w:eastAsiaTheme="minorHAnsi"/>
-                <w:sz w:val="24"/>
-                <w:lang w:val="es-EC" w:eastAsia="en-US"/>
-              </w:rPr>
-              <w:t>Peters</w:t>
-            </w:r>
-            <w:proofErr w:type="spellEnd"/>
-            <w:r>
-              <w:rPr>
-                <w:rFonts w:eastAsiaTheme="minorHAnsi"/>
-                <w:sz w:val="24"/>
-                <w:lang w:val="es-EC" w:eastAsia="en-US"/>
-              </w:rPr>
-              <w:t xml:space="preserve">, P. L. (2005). </w:t>
-            </w:r>
-            <w:proofErr w:type="spellStart"/>
-            <w:r>
-              <w:rPr>
-                <w:rFonts w:eastAsiaTheme="minorHAnsi"/>
-                <w:sz w:val="24"/>
-                <w:lang w:val="es-EC" w:eastAsia="en-US"/>
-              </w:rPr>
-              <w:t>Cognitions</w:t>
-            </w:r>
-            <w:proofErr w:type="spellEnd"/>
-            <w:r>
-              <w:rPr>
-                <w:rFonts w:eastAsiaTheme="minorHAnsi"/>
-                <w:sz w:val="24"/>
-                <w:lang w:val="es-EC" w:eastAsia="en-US"/>
-              </w:rPr>
-              <w:t xml:space="preserve"> </w:t>
-            </w:r>
-            <w:proofErr w:type="spellStart"/>
-            <w:r>
-              <w:rPr>
-                <w:rFonts w:eastAsiaTheme="minorHAnsi"/>
-                <w:sz w:val="24"/>
-                <w:lang w:val="es-EC" w:eastAsia="en-US"/>
-              </w:rPr>
-              <w:t>under</w:t>
-            </w:r>
-            <w:proofErr w:type="spellEnd"/>
-            <w:r>
-              <w:rPr>
-                <w:rFonts w:eastAsiaTheme="minorHAnsi"/>
-                <w:sz w:val="24"/>
-                <w:lang w:val="es-EC" w:eastAsia="en-US"/>
-              </w:rPr>
-              <w:t xml:space="preserve"> stress. </w:t>
-            </w:r>
-            <w:proofErr w:type="spellStart"/>
             <w:r>
               <w:rPr>
                 <w:rFonts w:eastAsiaTheme="minorHAnsi"/>
                 <w:i/>
                 <w:iCs/>
                 <w:sz w:val="24"/>
-                <w:lang w:val="es-EC" w:eastAsia="en-US"/>
+                <w:lang w:val="en-US" w:eastAsia="en-US"/>
               </w:rPr>
-              <w:t>Journal</w:t>
-            </w:r>
-            <w:proofErr w:type="spellEnd"/>
-            <w:r>
-              <w:rPr>
-                <w:rFonts w:eastAsiaTheme="minorHAnsi"/>
-                <w:i/>
-                <w:iCs/>
-                <w:sz w:val="24"/>
-                <w:lang w:val="es-EC" w:eastAsia="en-US"/>
-              </w:rPr>
-              <w:t xml:space="preserve"> of </w:t>
-            </w:r>
-            <w:proofErr w:type="spellStart"/>
-            <w:r>
-              <w:rPr>
-                <w:rFonts w:eastAsiaTheme="minorHAnsi"/>
-                <w:i/>
-                <w:iCs/>
-                <w:sz w:val="24"/>
-                <w:lang w:val="es-EC" w:eastAsia="en-US"/>
-              </w:rPr>
-              <w:t>Cognition</w:t>
-            </w:r>
-            <w:proofErr w:type="spellEnd"/>
-            <w:r>
-              <w:rPr>
-                <w:rFonts w:eastAsiaTheme="minorHAnsi"/>
-                <w:i/>
-                <w:iCs/>
-                <w:sz w:val="24"/>
-                <w:lang w:val="es-EC" w:eastAsia="en-US"/>
-              </w:rPr>
-              <w:t xml:space="preserve"> and Stress, 2</w:t>
+              <w:t>Journal of Cognition and Stress, 2</w:t>
             </w:r>
             <w:r>
               <w:rPr>
                 <w:rFonts w:eastAsiaTheme="minorHAnsi"/>
                 <w:sz w:val="24"/>
-                <w:lang w:val="es-EC" w:eastAsia="en-US"/>
+                <w:lang w:val="en-US" w:eastAsia="en-US"/>
               </w:rPr>
               <w:t>, 1-42.</w:t>
             </w:r>
@@ -11040,7 +10515,7 @@
           <w:b/>
           <w:color w:val="auto"/>
           <w:szCs w:val="24"/>
-          <w:lang w:val="es-EC" w:eastAsia="en-US"/>
+          <w:lang w:val="en-US" w:eastAsia="en-US"/>
         </w:rPr>
       </w:pPr>
     </w:p>
@@ -11088,7 +10563,6 @@
           <w:lang w:val="es-EC" w:eastAsia="en-US"/>
         </w:rPr>
       </w:pPr>
-      <w:proofErr w:type="spellStart"/>
       <w:r>
         <w:rPr>
           <w:rFonts w:ascii="Times New Roman" w:eastAsiaTheme="minorHAnsi" w:hAnsi="Times New Roman"/>
@@ -11096,47 +10570,7 @@
           <w:szCs w:val="24"/>
           <w:lang w:val="es-EC" w:eastAsia="en-US"/>
         </w:rPr>
-        <w:t>Autor</w:t>
-      </w:r>
-      <w:proofErr w:type="gramStart"/>
-      <w:r>
-        <w:rPr>
-          <w:rFonts w:ascii="Times New Roman" w:eastAsiaTheme="minorHAnsi" w:hAnsi="Times New Roman"/>
-          <w:color w:val="auto"/>
-          <w:szCs w:val="24"/>
-          <w:lang w:val="es-EC" w:eastAsia="en-US"/>
-        </w:rPr>
-        <w:t>,_</w:t>
-      </w:r>
-      <w:proofErr w:type="gramEnd"/>
-      <w:r>
-        <w:rPr>
-          <w:rFonts w:ascii="Times New Roman" w:eastAsiaTheme="minorHAnsi" w:hAnsi="Times New Roman"/>
-          <w:color w:val="auto"/>
-          <w:szCs w:val="24"/>
-          <w:lang w:val="es-EC" w:eastAsia="en-US"/>
-        </w:rPr>
-        <w:t>X._Y</w:t>
-      </w:r>
-      <w:proofErr w:type="spellEnd"/>
-      <w:r>
-        <w:rPr>
-          <w:rFonts w:ascii="Times New Roman" w:eastAsiaTheme="minorHAnsi" w:hAnsi="Times New Roman"/>
-          <w:color w:val="auto"/>
-          <w:szCs w:val="24"/>
-          <w:lang w:val="es-EC" w:eastAsia="en-US"/>
-        </w:rPr>
-        <w:t xml:space="preserve">._(en prensa)._Título del </w:t>
-      </w:r>
-      <w:proofErr w:type="spellStart"/>
-      <w:r>
-        <w:rPr>
-          <w:rFonts w:ascii="Times New Roman" w:eastAsiaTheme="minorHAnsi" w:hAnsi="Times New Roman"/>
-          <w:color w:val="auto"/>
-          <w:szCs w:val="24"/>
-          <w:lang w:val="es-EC" w:eastAsia="en-US"/>
-        </w:rPr>
-        <w:t>artículo._</w:t>
+        <w:t>Autor,_X._Y._(en prensa)._Título del artículo._</w:t>
       </w:r>
       <w:r>
         <w:rPr>
@@ -11147,19 +10581,7 @@
           <w:szCs w:val="24"/>
           <w:lang w:val="es-EC" w:eastAsia="en-US"/>
         </w:rPr>
-        <w:t>Título</w:t>
-      </w:r>
-      <w:proofErr w:type="spellEnd"/>
-      <w:r>
-        <w:rPr>
-          <w:rFonts w:ascii="Times New Roman" w:eastAsiaTheme="minorHAnsi" w:hAnsi="Times New Roman"/>
-          <w:i/>
-          <w:iCs/>
-          <w:color w:val="auto"/>
-          <w:szCs w:val="24"/>
-          <w:lang w:val="es-EC" w:eastAsia="en-US"/>
-        </w:rPr>
-        <w:t xml:space="preserve"> de la revista.</w:t>
+        <w:t>Título de la revista.</w:t>
       </w:r>
     </w:p>
     <w:p>
@@ -11289,25 +10711,7 @@
           <w:sz w:val="24"/>
           <w:lang w:val="es-EC" w:eastAsia="en-US"/>
         </w:rPr>
-        <w:t>Autor1</w:t>
-      </w:r>
-      <w:proofErr w:type="gramStart"/>
-      <w:r>
-        <w:rPr>
-          <w:rFonts w:eastAsiaTheme="minorHAnsi"/>
-          <w:sz w:val="24"/>
-          <w:lang w:val="es-EC" w:eastAsia="en-US"/>
-        </w:rPr>
-        <w:t>,_</w:t>
-      </w:r>
-      <w:proofErr w:type="gramEnd"/>
-      <w:r>
-        <w:rPr>
-          <w:rFonts w:eastAsiaTheme="minorHAnsi"/>
-          <w:sz w:val="24"/>
-          <w:lang w:val="es-EC" w:eastAsia="en-US"/>
-        </w:rPr>
-        <w:t>X._Y._(AÑO)._Título del capítulo._En_X._Y._Editor1_&amp;_X._Y._Editor2_(Eds.),_</w:t>
+        <w:t>Autor1,_X._Y._(AÑO)._Título del capítulo._En_X._Y._Editor1_&amp;_X._Y._Editor2_(Eds.),_</w:t>
       </w:r>
       <w:r>
         <w:rPr>
@@ -11333,62 +10737,14 @@
           <w:rFonts w:eastAsiaTheme="minorHAnsi"/>
           <w:lang w:val="es-EC" w:eastAsia="en-US"/>
         </w:rPr>
-        <w:t>_(</w:t>
-      </w:r>
-      <w:proofErr w:type="spellStart"/>
+        <w:t>_(pp._pp-pp)._Ciudad,_País</w:t>
+      </w:r>
       <w:r>
         <w:rPr>
           <w:rFonts w:eastAsiaTheme="minorHAnsi"/>
           <w:lang w:val="es-EC" w:eastAsia="en-US"/>
         </w:rPr>
-        <w:t>pp</w:t>
-      </w:r>
-      <w:proofErr w:type="spellEnd"/>
-      <w:r>
-        <w:rPr>
-          <w:rFonts w:eastAsiaTheme="minorHAnsi"/>
-          <w:lang w:val="es-EC" w:eastAsia="en-US"/>
-        </w:rPr>
-        <w:t>._</w:t>
-      </w:r>
-      <w:proofErr w:type="spellStart"/>
-      <w:r>
-        <w:rPr>
-          <w:rFonts w:eastAsiaTheme="minorHAnsi"/>
-          <w:lang w:val="es-EC" w:eastAsia="en-US"/>
-        </w:rPr>
-        <w:t>pp-pp</w:t>
-      </w:r>
-      <w:proofErr w:type="spellEnd"/>
-      <w:r>
-        <w:rPr>
-          <w:rFonts w:eastAsiaTheme="minorHAnsi"/>
-          <w:lang w:val="es-EC" w:eastAsia="en-US"/>
-        </w:rPr>
-        <w:t>)._</w:t>
-      </w:r>
-      <w:proofErr w:type="spellStart"/>
-      <w:r>
-        <w:rPr>
-          <w:rFonts w:eastAsiaTheme="minorHAnsi"/>
-          <w:lang w:val="es-EC" w:eastAsia="en-US"/>
-        </w:rPr>
-        <w:t>Ciudad,_País</w:t>
-      </w:r>
-      <w:r>
-        <w:rPr>
-          <w:rFonts w:eastAsiaTheme="minorHAnsi"/>
-          <w:lang w:val="es-EC" w:eastAsia="en-US"/>
-        </w:rPr>
-        <w:t>:_Editorial</w:t>
-      </w:r>
-      <w:proofErr w:type="spellEnd"/>
-      <w:r>
-        <w:rPr>
-          <w:rFonts w:eastAsiaTheme="minorHAnsi"/>
-          <w:lang w:val="es-EC" w:eastAsia="en-US"/>
-        </w:rPr>
-        <w:t>.</w:t>
+        <w:t>:_Editorial.</w:t>
       </w:r>
     </w:p>
     <w:p>
@@ -11435,39 +10791,7 @@
               </w:rPr>
             </w:pPr>
             <w:r>
-              <w:t xml:space="preserve">Blanco, R. (2009). La atención educativa a la diversidad y las escuelas inclusivas. En A. </w:t>
-            </w:r>
-            <w:proofErr w:type="spellStart"/>
-            <w:r>
-              <w:t>Marchesi</w:t>
-            </w:r>
-            <w:proofErr w:type="spellEnd"/>
-            <w:r>
-              <w:t xml:space="preserve">, J. C. </w:t>
-            </w:r>
-            <w:proofErr w:type="spellStart"/>
-            <w:r>
-              <w:t>Tedesco</w:t>
-            </w:r>
-            <w:proofErr w:type="spellEnd"/>
-            <w:r>
-              <w:t xml:space="preserve"> y C. </w:t>
-            </w:r>
-            <w:proofErr w:type="spellStart"/>
-            <w:r>
-              <w:t>Coll</w:t>
-            </w:r>
-            <w:proofErr w:type="spellEnd"/>
-            <w:r>
-              <w:t xml:space="preserve"> (</w:t>
-            </w:r>
-            <w:proofErr w:type="spellStart"/>
-            <w:r>
-              <w:t>Comps</w:t>
-            </w:r>
-            <w:proofErr w:type="spellEnd"/>
-            <w:r>
-              <w:t xml:space="preserve">.), </w:t>
+              <w:t xml:space="preserve">Blanco, R. (2009). La atención educativa a la diversidad y las escuelas inclusivas. En A. Marchesi, J. C. Tedesco y C. Coll (Comps.), </w:t>
             </w:r>
             <w:r>
               <w:rPr>
@@ -11521,100 +10845,60 @@
           <w:szCs w:val="24"/>
           <w:lang w:val="es-EC" w:eastAsia="en-US"/>
         </w:rPr>
-        <w:t>En los libros editados pueden haber, editores (Eds.), colaboradores (Col.) directores (Dir.) o compiladores (</w:t>
-      </w:r>
-      <w:proofErr w:type="spellStart"/>
-      <w:r>
+        <w:t>En los libros editados pueden haber, editores (Eds.), colaboradores (Col.) directores (Dir.) o compiladores (Comps.)</w:t>
+      </w:r>
+    </w:p>
+    <w:p>
+      <w:pPr>
+        <w:pStyle w:val="APARTADO11"/>
         <w:rPr>
           <w:rFonts w:ascii="Times New Roman" w:eastAsiaTheme="minorHAnsi" w:hAnsi="Times New Roman"/>
           <w:color w:val="auto"/>
           <w:szCs w:val="24"/>
           <w:lang w:val="es-EC" w:eastAsia="en-US"/>
         </w:rPr>
-        <w:t>Comps</w:t>
-      </w:r>
-      <w:proofErr w:type="spellEnd"/>
-      <w:r>
+      </w:pPr>
+    </w:p>
+    <w:p>
+      <w:pPr>
+        <w:pStyle w:val="APARTADO11"/>
+        <w:rPr>
+          <w:rFonts w:ascii="Times New Roman" w:eastAsiaTheme="minorHAnsi" w:hAnsi="Times New Roman"/>
+          <w:b/>
+          <w:color w:val="auto"/>
+          <w:szCs w:val="24"/>
+          <w:lang w:val="es-EC" w:eastAsia="en-US"/>
+        </w:rPr>
+      </w:pPr>
+      <w:r>
+        <w:rPr>
+          <w:rFonts w:ascii="Times New Roman" w:eastAsiaTheme="minorHAnsi" w:hAnsi="Times New Roman"/>
+          <w:b/>
+          <w:color w:val="auto"/>
+          <w:szCs w:val="24"/>
+          <w:lang w:val="es-EC" w:eastAsia="en-US"/>
+        </w:rPr>
+        <w:t>Libro completo:</w:t>
+      </w:r>
+    </w:p>
+    <w:p>
+      <w:pPr>
+        <w:pStyle w:val="APARTADO11"/>
         <w:rPr>
           <w:rFonts w:ascii="Times New Roman" w:eastAsiaTheme="minorHAnsi" w:hAnsi="Times New Roman"/>
           <w:color w:val="auto"/>
           <w:szCs w:val="24"/>
           <w:lang w:val="es-EC" w:eastAsia="en-US"/>
         </w:rPr>
-        <w:t>.)</w:t>
-      </w:r>
-    </w:p>
-    <w:p>
-      <w:pPr>
-        <w:pStyle w:val="APARTADO11"/>
+      </w:pPr>
+      <w:r>
         <w:rPr>
           <w:rFonts w:ascii="Times New Roman" w:eastAsiaTheme="minorHAnsi" w:hAnsi="Times New Roman"/>
           <w:color w:val="auto"/>
           <w:szCs w:val="24"/>
           <w:lang w:val="es-EC" w:eastAsia="en-US"/>
         </w:rPr>
-      </w:pPr>
-    </w:p>
-    <w:p>
-      <w:pPr>
-        <w:pStyle w:val="APARTADO11"/>
-        <w:rPr>
-          <w:rFonts w:ascii="Times New Roman" w:eastAsiaTheme="minorHAnsi" w:hAnsi="Times New Roman"/>
-          <w:b/>
-          <w:color w:val="auto"/>
-          <w:szCs w:val="24"/>
-          <w:lang w:val="es-EC" w:eastAsia="en-US"/>
-        </w:rPr>
-      </w:pPr>
-      <w:r>
-        <w:rPr>
-          <w:rFonts w:ascii="Times New Roman" w:eastAsiaTheme="minorHAnsi" w:hAnsi="Times New Roman"/>
-          <w:b/>
-          <w:color w:val="auto"/>
-          <w:szCs w:val="24"/>
-          <w:lang w:val="es-EC" w:eastAsia="en-US"/>
-        </w:rPr>
-        <w:t>Libro completo:</w:t>
-      </w:r>
-    </w:p>
-    <w:p>
-      <w:pPr>
-        <w:pStyle w:val="APARTADO11"/>
-        <w:rPr>
-          <w:rFonts w:ascii="Times New Roman" w:eastAsiaTheme="minorHAnsi" w:hAnsi="Times New Roman"/>
-          <w:color w:val="auto"/>
-          <w:szCs w:val="24"/>
-          <w:lang w:val="es-EC" w:eastAsia="en-US"/>
-        </w:rPr>
-      </w:pPr>
-      <w:r>
-        <w:rPr>
-          <w:rFonts w:ascii="Times New Roman" w:eastAsiaTheme="minorHAnsi" w:hAnsi="Times New Roman"/>
-          <w:color w:val="auto"/>
-          <w:szCs w:val="24"/>
-          <w:lang w:val="es-EC" w:eastAsia="en-US"/>
-        </w:rPr>
-        <w:t>Autor1</w:t>
-      </w:r>
-      <w:proofErr w:type="gramStart"/>
-      <w:r>
-        <w:rPr>
-          <w:rFonts w:ascii="Times New Roman" w:eastAsiaTheme="minorHAnsi" w:hAnsi="Times New Roman"/>
-          <w:color w:val="auto"/>
-          <w:szCs w:val="24"/>
-          <w:lang w:val="es-EC" w:eastAsia="en-US"/>
-        </w:rPr>
-        <w:t>,_</w:t>
-      </w:r>
-      <w:proofErr w:type="gramEnd"/>
-      <w:r>
-        <w:rPr>
-          <w:rFonts w:ascii="Times New Roman" w:eastAsiaTheme="minorHAnsi" w:hAnsi="Times New Roman"/>
-          <w:color w:val="auto"/>
-          <w:szCs w:val="24"/>
-          <w:lang w:val="es-EC" w:eastAsia="en-US"/>
-        </w:rPr>
-        <w:t xml:space="preserve">X._Y._(AÑO)._ </w:t>
+        <w:t xml:space="preserve">Autor1,_X._Y._(AÑO)._ </w:t>
       </w:r>
       <w:r>
         <w:rPr>
@@ -11669,139 +10953,39 @@
               <w:rPr>
                 <w:sz w:val="24"/>
                 <w:szCs w:val="24"/>
+                <w:lang w:val="en-US"/>
               </w:rPr>
             </w:pPr>
-            <w:proofErr w:type="spellStart"/>
             <w:r>
               <w:rPr>
                 <w:sz w:val="24"/>
                 <w:szCs w:val="24"/>
+                <w:lang w:val="en-US"/>
               </w:rPr>
-              <w:t>Ainscow</w:t>
-            </w:r>
-            <w:proofErr w:type="spellEnd"/>
-            <w:r>
-              <w:rPr>
-                <w:sz w:val="24"/>
-                <w:szCs w:val="24"/>
-              </w:rPr>
-              <w:t xml:space="preserve">,  M., </w:t>
-            </w:r>
-            <w:proofErr w:type="spellStart"/>
-            <w:r>
-              <w:rPr>
-                <w:sz w:val="24"/>
-                <w:szCs w:val="24"/>
-              </w:rPr>
-              <w:t>Booth</w:t>
-            </w:r>
-            <w:proofErr w:type="spellEnd"/>
-            <w:r>
-              <w:rPr>
-                <w:sz w:val="24"/>
-                <w:szCs w:val="24"/>
-              </w:rPr>
-              <w:t>, T. &amp;</w:t>
+              <w:t>Ainscow,  M., Booth, T. &amp;</w:t>
             </w:r>
             <w:r>
               <w:rPr>
                 <w:sz w:val="24"/>
                 <w:szCs w:val="24"/>
+                <w:lang w:val="en-US"/>
               </w:rPr>
-              <w:t xml:space="preserve"> </w:t>
+              <w:t xml:space="preserve"> Dyson, A. (2006). </w:t>
             </w:r>
-            <w:proofErr w:type="spellStart"/>
-            <w:r>
-              <w:rPr>
-                <w:sz w:val="24"/>
-                <w:szCs w:val="24"/>
-              </w:rPr>
-              <w:t>Dyson</w:t>
-            </w:r>
-            <w:proofErr w:type="spellEnd"/>
-            <w:r>
-              <w:rPr>
-                <w:sz w:val="24"/>
-                <w:szCs w:val="24"/>
-              </w:rPr>
-              <w:t xml:space="preserve">, A. (2006). </w:t>
-            </w:r>
-            <w:proofErr w:type="spellStart"/>
             <w:r>
               <w:rPr>
                 <w:i/>
                 <w:sz w:val="24"/>
                 <w:szCs w:val="24"/>
+                <w:lang w:val="en-US"/>
               </w:rPr>
-              <w:t>Improving</w:t>
-            </w:r>
-            <w:proofErr w:type="spellEnd"/>
-            <w:r>
-              <w:rPr>
-                <w:i/>
-                <w:sz w:val="24"/>
-                <w:szCs w:val="24"/>
-              </w:rPr>
-              <w:t xml:space="preserve"> </w:t>
-            </w:r>
-            <w:proofErr w:type="spellStart"/>
-            <w:r>
-              <w:rPr>
-                <w:i/>
-                <w:sz w:val="24"/>
-                <w:szCs w:val="24"/>
-              </w:rPr>
-              <w:t>schools</w:t>
-            </w:r>
-            <w:proofErr w:type="spellEnd"/>
-            <w:r>
-              <w:rPr>
-                <w:i/>
-                <w:sz w:val="24"/>
-                <w:szCs w:val="24"/>
-              </w:rPr>
-              <w:t xml:space="preserve">, </w:t>
-            </w:r>
-            <w:proofErr w:type="spellStart"/>
-            <w:r>
-              <w:rPr>
-                <w:i/>
-                <w:sz w:val="24"/>
-                <w:szCs w:val="24"/>
-              </w:rPr>
-              <w:t>developing</w:t>
-            </w:r>
-            <w:proofErr w:type="spellEnd"/>
-            <w:r>
-              <w:rPr>
-                <w:i/>
-                <w:sz w:val="24"/>
-                <w:szCs w:val="24"/>
-              </w:rPr>
-              <w:t xml:space="preserve"> </w:t>
-            </w:r>
-            <w:proofErr w:type="spellStart"/>
-            <w:r>
-              <w:rPr>
-                <w:i/>
-                <w:sz w:val="24"/>
-                <w:szCs w:val="24"/>
-              </w:rPr>
-              <w:t>inclusion</w:t>
-            </w:r>
-            <w:proofErr w:type="spellEnd"/>
-            <w:r>
-              <w:rPr>
-                <w:i/>
-                <w:sz w:val="24"/>
-                <w:szCs w:val="24"/>
-              </w:rPr>
-              <w:t xml:space="preserve">. </w:t>
+              <w:t xml:space="preserve">Improving schools, developing inclusion. </w:t>
             </w:r>
             <w:r>
               <w:rPr>
                 <w:sz w:val="24"/>
                 <w:szCs w:val="24"/>
+                <w:lang w:val="en-US"/>
               </w:rPr>
               <w:t xml:space="preserve"> Londres</w:t>
             </w:r>
@@ -11809,6 +10993,7 @@
               <w:rPr>
                 <w:sz w:val="24"/>
                 <w:szCs w:val="24"/>
+                <w:lang w:val="en-US"/>
               </w:rPr>
               <w:t>, Inglaterra</w:t>
             </w:r>
@@ -11816,24 +11001,9 @@
               <w:rPr>
                 <w:sz w:val="24"/>
                 <w:szCs w:val="24"/>
+                <w:lang w:val="en-US"/>
               </w:rPr>
-              <w:t xml:space="preserve">: </w:t>
-            </w:r>
-            <w:proofErr w:type="spellStart"/>
-            <w:r>
-              <w:rPr>
-                <w:sz w:val="24"/>
-                <w:szCs w:val="24"/>
-              </w:rPr>
-              <w:t>Routledge</w:t>
-            </w:r>
-            <w:proofErr w:type="spellEnd"/>
-            <w:r>
-              <w:rPr>
-                <w:sz w:val="24"/>
-                <w:szCs w:val="24"/>
-              </w:rPr>
-              <w:t>.</w:t>
+              <w:t>: Routledge.</w:t>
             </w:r>
           </w:p>
         </w:tc>
@@ -11846,7 +11016,7 @@
           <w:rFonts w:ascii="Times New Roman" w:eastAsiaTheme="minorHAnsi" w:hAnsi="Times New Roman"/>
           <w:color w:val="auto"/>
           <w:szCs w:val="24"/>
-          <w:lang w:val="es-EC" w:eastAsia="en-US"/>
+          <w:lang w:val="en-US" w:eastAsia="en-US"/>
         </w:rPr>
       </w:pPr>
     </w:p>
@@ -11899,20 +11069,8 @@
           <w:szCs w:val="24"/>
           <w:lang w:val="es-EC" w:eastAsia="en-US"/>
         </w:rPr>
-        <w:t xml:space="preserve">ón electrónica de libro impreso, otros documentos </w:t>
-      </w:r>
-      <w:proofErr w:type="spellStart"/>
-      <w:r>
-        <w:rPr>
-          <w:rFonts w:ascii="Times New Roman" w:eastAsiaTheme="minorHAnsi" w:hAnsi="Times New Roman"/>
-          <w:b/>
-          <w:color w:val="auto"/>
-          <w:szCs w:val="24"/>
-          <w:lang w:val="es-EC" w:eastAsia="en-US"/>
-        </w:rPr>
-        <w:t>pdf</w:t>
-      </w:r>
-      <w:proofErr w:type="spellEnd"/>
+        <w:t>ón electrónica de libro impreso, otros documentos pdf</w:t>
+      </w:r>
     </w:p>
     <w:p>
       <w:pPr>
@@ -11931,27 +11089,7 @@
           <w:szCs w:val="24"/>
           <w:lang w:val="es-EC" w:eastAsia="en-US"/>
         </w:rPr>
-        <w:t>Autor1</w:t>
-      </w:r>
-      <w:proofErr w:type="gramStart"/>
-      <w:r>
-        <w:rPr>
-          <w:rFonts w:ascii="Times New Roman" w:eastAsiaTheme="minorHAnsi" w:hAnsi="Times New Roman"/>
-          <w:color w:val="auto"/>
-          <w:szCs w:val="24"/>
-          <w:lang w:val="es-EC" w:eastAsia="en-US"/>
-        </w:rPr>
-        <w:t>,_</w:t>
-      </w:r>
-      <w:proofErr w:type="gramEnd"/>
-      <w:r>
-        <w:rPr>
-          <w:rFonts w:ascii="Times New Roman" w:eastAsiaTheme="minorHAnsi" w:hAnsi="Times New Roman"/>
-          <w:color w:val="auto"/>
-          <w:szCs w:val="24"/>
-          <w:lang w:val="es-EC" w:eastAsia="en-US"/>
-        </w:rPr>
-        <w:t xml:space="preserve">X._Y._(AÑO)._ </w:t>
+        <w:t xml:space="preserve">Autor1,_X._Y._(AÑO)._ </w:t>
       </w:r>
       <w:r>
         <w:rPr>
@@ -11971,19 +11109,8 @@
           <w:szCs w:val="24"/>
           <w:lang w:val="es-EC" w:eastAsia="en-US"/>
         </w:rPr>
-        <w:t xml:space="preserve">[Reader versión]._Recuperado </w:t>
-      </w:r>
-      <w:proofErr w:type="spellStart"/>
-      <w:r>
-        <w:rPr>
-          <w:rFonts w:ascii="Times New Roman" w:eastAsiaTheme="minorHAnsi" w:hAnsi="Times New Roman"/>
-          <w:color w:val="auto"/>
-          <w:szCs w:val="24"/>
-          <w:lang w:val="es-EC" w:eastAsia="en-US"/>
-        </w:rPr>
-        <w:t>de_URL</w:t>
-      </w:r>
-      <w:proofErr w:type="spellEnd"/>
+        <w:t>[Reader versión]._Recuperado de_URL</w:t>
+      </w:r>
     </w:p>
     <w:p>
       <w:pPr>
@@ -12025,7 +11152,6 @@
                 <w:shd w:val="clear" w:color="auto" w:fill="FFFFFF"/>
               </w:rPr>
             </w:pPr>
-            <w:proofErr w:type="spellStart"/>
             <w:r>
               <w:rPr>
                 <w:color w:val="222222"/>
@@ -12033,17 +11159,7 @@
                 <w:szCs w:val="24"/>
                 <w:shd w:val="clear" w:color="auto" w:fill="FFFFFF"/>
               </w:rPr>
-              <w:t>Conadis</w:t>
-            </w:r>
-            <w:proofErr w:type="spellEnd"/>
-            <w:r>
-              <w:rPr>
-                <w:color w:val="222222"/>
-                <w:sz w:val="24"/>
-                <w:szCs w:val="24"/>
-                <w:shd w:val="clear" w:color="auto" w:fill="FFFFFF"/>
-              </w:rPr>
-              <w:t xml:space="preserve">. (2015). </w:t>
+              <w:t xml:space="preserve">Conadis. (2015). </w:t>
             </w:r>
             <w:r>
               <w:rPr>
@@ -12074,7 +11190,7 @@
               </w:rPr>
               <w:t xml:space="preserve">. Recuperado de </w:t>
             </w:r>
-            <w:hyperlink r:id="rId11" w:history="1">
+            <w:hyperlink r:id="rId12" w:history="1">
               <w:r>
                 <w:rPr>
                   <w:rStyle w:val="Hipervnculo"/>
@@ -12141,43 +11257,7 @@
           <w:sz w:val="24"/>
           <w:lang w:val="es-EC" w:eastAsia="en-US"/>
         </w:rPr>
-        <w:t>Editor1</w:t>
-      </w:r>
-      <w:proofErr w:type="gramStart"/>
-      <w:r>
-        <w:rPr>
-          <w:rFonts w:eastAsiaTheme="minorHAnsi"/>
-          <w:sz w:val="24"/>
-          <w:lang w:val="es-EC" w:eastAsia="en-US"/>
-        </w:rPr>
-        <w:t>,_</w:t>
-      </w:r>
-      <w:proofErr w:type="gramEnd"/>
-      <w:r>
-        <w:rPr>
-          <w:rFonts w:eastAsiaTheme="minorHAnsi"/>
-          <w:sz w:val="24"/>
-          <w:lang w:val="es-EC" w:eastAsia="en-US"/>
-        </w:rPr>
-        <w:t>X._Y.,_&amp;_Editor2,_X._Y._(Eds.).</w:t>
-      </w:r>
-      <w:proofErr w:type="gramStart"/>
-      <w:r>
-        <w:rPr>
-          <w:rFonts w:eastAsiaTheme="minorHAnsi"/>
-          <w:sz w:val="24"/>
-          <w:lang w:val="es-EC" w:eastAsia="en-US"/>
-        </w:rPr>
-        <w:t>_(</w:t>
-      </w:r>
-      <w:proofErr w:type="gramEnd"/>
-      <w:r>
-        <w:rPr>
-          <w:rFonts w:eastAsiaTheme="minorHAnsi"/>
-          <w:sz w:val="24"/>
-          <w:lang w:val="es-EC" w:eastAsia="en-US"/>
-        </w:rPr>
-        <w:t>AÑO)._</w:t>
+        <w:t>Editor1,_X._Y.,_&amp;_Editor2,_X._Y._(Eds.)._(AÑO)._</w:t>
       </w:r>
       <w:r>
         <w:rPr>
@@ -12239,65 +11319,15 @@
                 <w:lang w:val="es-EC" w:eastAsia="en-US"/>
               </w:rPr>
             </w:pPr>
-            <w:proofErr w:type="spellStart"/>
             <w:r>
               <w:rPr>
                 <w:color w:val="222222"/>
                 <w:sz w:val="24"/>
                 <w:szCs w:val="24"/>
                 <w:shd w:val="clear" w:color="auto" w:fill="FFFFFF"/>
+                <w:lang w:val="en-US"/>
               </w:rPr>
-              <w:t>Engelbrecht</w:t>
-            </w:r>
-            <w:proofErr w:type="spellEnd"/>
-            <w:r>
-              <w:rPr>
-                <w:color w:val="222222"/>
-                <w:sz w:val="24"/>
-                <w:szCs w:val="24"/>
-                <w:shd w:val="clear" w:color="auto" w:fill="FFFFFF"/>
-              </w:rPr>
-              <w:t xml:space="preserve">, P., </w:t>
-            </w:r>
-            <w:proofErr w:type="spellStart"/>
-            <w:r>
-              <w:rPr>
-                <w:color w:val="222222"/>
-                <w:sz w:val="24"/>
-                <w:szCs w:val="24"/>
-                <w:shd w:val="clear" w:color="auto" w:fill="FFFFFF"/>
-              </w:rPr>
-              <w:t>Oswald</w:t>
-            </w:r>
-            <w:proofErr w:type="spellEnd"/>
-            <w:r>
-              <w:rPr>
-                <w:color w:val="222222"/>
-                <w:sz w:val="24"/>
-                <w:szCs w:val="24"/>
-                <w:shd w:val="clear" w:color="auto" w:fill="FFFFFF"/>
-              </w:rPr>
-              <w:t xml:space="preserve">, M., &amp; </w:t>
-            </w:r>
-            <w:proofErr w:type="spellStart"/>
-            <w:r>
-              <w:rPr>
-                <w:color w:val="222222"/>
-                <w:sz w:val="24"/>
-                <w:szCs w:val="24"/>
-                <w:shd w:val="clear" w:color="auto" w:fill="FFFFFF"/>
-              </w:rPr>
-              <w:t>Forlin</w:t>
-            </w:r>
-            <w:proofErr w:type="spellEnd"/>
-            <w:r>
-              <w:rPr>
-                <w:color w:val="222222"/>
-                <w:sz w:val="24"/>
-                <w:szCs w:val="24"/>
-                <w:shd w:val="clear" w:color="auto" w:fill="FFFFFF"/>
-              </w:rPr>
-              <w:t>, C.</w:t>
+              <w:t>Engelbrecht, P., Oswald, M., &amp; Forlin, C.</w:t>
             </w:r>
             <w:r>
               <w:rPr>
@@ -12305,6 +11335,7 @@
                 <w:sz w:val="24"/>
                 <w:szCs w:val="24"/>
                 <w:shd w:val="clear" w:color="auto" w:fill="FFFFFF"/>
+                <w:lang w:val="en-US"/>
               </w:rPr>
               <w:t xml:space="preserve"> (Eds.)</w:t>
             </w:r>
@@ -12314,6 +11345,7 @@
                 <w:sz w:val="24"/>
                 <w:szCs w:val="24"/>
                 <w:shd w:val="clear" w:color="auto" w:fill="FFFFFF"/>
+                <w:lang w:val="en-US"/>
               </w:rPr>
               <w:t>.</w:t>
             </w:r>
@@ -12323,63 +11355,9 @@
                 <w:sz w:val="24"/>
                 <w:szCs w:val="24"/>
                 <w:shd w:val="clear" w:color="auto" w:fill="FFFFFF"/>
+                <w:lang w:val="en-US"/>
               </w:rPr>
               <w:t xml:space="preserve"> (2006). </w:t>
-            </w:r>
-            <w:proofErr w:type="spellStart"/>
-            <w:r>
-              <w:rPr>
-                <w:i/>
-                <w:color w:val="222222"/>
-                <w:sz w:val="24"/>
-                <w:szCs w:val="24"/>
-                <w:shd w:val="clear" w:color="auto" w:fill="FFFFFF"/>
-              </w:rPr>
-              <w:t>Promoting</w:t>
-            </w:r>
-            <w:proofErr w:type="spellEnd"/>
-            <w:r>
-              <w:rPr>
-                <w:i/>
-                <w:color w:val="222222"/>
-                <w:sz w:val="24"/>
-                <w:szCs w:val="24"/>
-                <w:shd w:val="clear" w:color="auto" w:fill="FFFFFF"/>
-              </w:rPr>
-              <w:t xml:space="preserve"> </w:t>
-            </w:r>
-            <w:proofErr w:type="spellStart"/>
-            <w:r>
-              <w:rPr>
-                <w:i/>
-                <w:color w:val="222222"/>
-                <w:sz w:val="24"/>
-                <w:szCs w:val="24"/>
-                <w:shd w:val="clear" w:color="auto" w:fill="FFFFFF"/>
-              </w:rPr>
-              <w:t>the</w:t>
-            </w:r>
-            <w:proofErr w:type="spellEnd"/>
-            <w:r>
-              <w:rPr>
-                <w:i/>
-                <w:color w:val="222222"/>
-                <w:sz w:val="24"/>
-                <w:szCs w:val="24"/>
-                <w:shd w:val="clear" w:color="auto" w:fill="FFFFFF"/>
-              </w:rPr>
-              <w:t xml:space="preserve"> </w:t>
-            </w:r>
-            <w:proofErr w:type="spellStart"/>
-            <w:r>
-              <w:rPr>
-                <w:i/>
-                <w:color w:val="222222"/>
-                <w:sz w:val="24"/>
-                <w:szCs w:val="24"/>
-                <w:shd w:val="clear" w:color="auto" w:fill="FFFFFF"/>
-              </w:rPr>
-              <w:t>implem</w:t>
             </w:r>
             <w:r>
               <w:rPr>
@@ -12388,10 +11366,10 @@
                 <w:sz w:val="24"/>
                 <w:szCs w:val="24"/>
                 <w:shd w:val="clear" w:color="auto" w:fill="FFFFFF"/>
+                <w:lang w:val="en-US"/>
               </w:rPr>
-              <w:t>entation</w:t>
+              <w:t>Promoting the implem</w:t>
             </w:r>
-            <w:proofErr w:type="spellEnd"/>
             <w:r>
               <w:rPr>
                 <w:i/>
@@ -12399,30 +11377,9 @@
                 <w:sz w:val="24"/>
                 <w:szCs w:val="24"/>
                 <w:shd w:val="clear" w:color="auto" w:fill="FFFFFF"/>
+                <w:lang w:val="en-US"/>
               </w:rPr>
-              <w:t xml:space="preserve"> of inclusive </w:t>
-            </w:r>
-            <w:proofErr w:type="spellStart"/>
-            <w:r>
-              <w:rPr>
-                <w:i/>
-                <w:color w:val="222222"/>
-                <w:sz w:val="24"/>
-                <w:szCs w:val="24"/>
-                <w:shd w:val="clear" w:color="auto" w:fill="FFFFFF"/>
-              </w:rPr>
-              <w:t>education</w:t>
-            </w:r>
-            <w:proofErr w:type="spellEnd"/>
-            <w:r>
-              <w:rPr>
-                <w:i/>
-                <w:color w:val="222222"/>
-                <w:sz w:val="24"/>
-                <w:szCs w:val="24"/>
-                <w:shd w:val="clear" w:color="auto" w:fill="FFFFFF"/>
-              </w:rPr>
-              <w:t xml:space="preserve">. </w:t>
+              <w:t xml:space="preserve">entation of inclusive education. </w:t>
             </w:r>
             <w:r>
               <w:rPr>
@@ -12431,47 +11388,7 @@
                 <w:szCs w:val="24"/>
                 <w:shd w:val="clear" w:color="auto" w:fill="FFFFFF"/>
               </w:rPr>
-              <w:t xml:space="preserve">South </w:t>
-            </w:r>
-            <w:proofErr w:type="spellStart"/>
-            <w:r>
-              <w:rPr>
-                <w:color w:val="222222"/>
-                <w:sz w:val="24"/>
-                <w:szCs w:val="24"/>
-                <w:shd w:val="clear" w:color="auto" w:fill="FFFFFF"/>
-              </w:rPr>
-              <w:t>Africa</w:t>
-            </w:r>
-            <w:proofErr w:type="spellEnd"/>
-            <w:r>
-              <w:rPr>
-                <w:color w:val="222222"/>
-                <w:sz w:val="24"/>
-                <w:szCs w:val="24"/>
-                <w:shd w:val="clear" w:color="auto" w:fill="FFFFFF"/>
-              </w:rPr>
-              <w:t xml:space="preserve">: </w:t>
-            </w:r>
-            <w:proofErr w:type="spellStart"/>
-            <w:r>
-              <w:rPr>
-                <w:color w:val="222222"/>
-                <w:sz w:val="24"/>
-                <w:szCs w:val="24"/>
-                <w:shd w:val="clear" w:color="auto" w:fill="FFFFFF"/>
-              </w:rPr>
-              <w:t>Belinesca</w:t>
-            </w:r>
-            <w:proofErr w:type="spellEnd"/>
-            <w:r>
-              <w:rPr>
-                <w:color w:val="222222"/>
-                <w:sz w:val="24"/>
-                <w:szCs w:val="24"/>
-                <w:shd w:val="clear" w:color="auto" w:fill="FFFFFF"/>
-              </w:rPr>
-              <w:t>.</w:t>
+              <w:t>South Africa: Belinesca.</w:t>
             </w:r>
           </w:p>
         </w:tc>
@@ -12531,25 +11448,7 @@
           <w:sz w:val="24"/>
           <w:lang w:val="es-EC" w:eastAsia="en-US"/>
         </w:rPr>
-        <w:t>Productor1</w:t>
-      </w:r>
-      <w:proofErr w:type="gramStart"/>
-      <w:r>
-        <w:rPr>
-          <w:rFonts w:eastAsiaTheme="minorHAnsi"/>
-          <w:sz w:val="24"/>
-          <w:lang w:val="es-EC" w:eastAsia="en-US"/>
-        </w:rPr>
-        <w:t>,_</w:t>
-      </w:r>
-      <w:proofErr w:type="gramEnd"/>
-      <w:r>
-        <w:rPr>
-          <w:rFonts w:eastAsiaTheme="minorHAnsi"/>
-          <w:sz w:val="24"/>
-          <w:lang w:val="es-EC" w:eastAsia="en-US"/>
-        </w:rPr>
-        <w:t>X._Y. (Productor),_&amp;_Director2,_X._Y._(Director)._(AÑO)._</w:t>
+        <w:t>Productor1,_X._Y. (Productor),_&amp;_Director2,_X._Y._(Director)._(AÑO)._</w:t>
       </w:r>
       <w:r>
         <w:rPr>
@@ -12584,7 +11483,6 @@
         </w:rPr>
         <w:t xml:space="preserve">            película</w:t>
       </w:r>
-      <w:proofErr w:type="gramStart"/>
       <w:r>
         <w:rPr>
           <w:rFonts w:ascii="Times New Roman" w:eastAsiaTheme="minorHAnsi" w:hAnsi="Times New Roman"/>
@@ -12592,37 +11490,7 @@
           <w:szCs w:val="24"/>
           <w:lang w:val="es-EC" w:eastAsia="en-US"/>
         </w:rPr>
-        <w:t>_[</w:t>
-      </w:r>
-      <w:proofErr w:type="gramEnd"/>
-      <w:r>
-        <w:rPr>
-          <w:rFonts w:ascii="Times New Roman" w:eastAsiaTheme="minorHAnsi" w:hAnsi="Times New Roman"/>
-          <w:color w:val="auto"/>
-          <w:szCs w:val="24"/>
-          <w:lang w:val="es-EC" w:eastAsia="en-US"/>
-        </w:rPr>
-        <w:t>Película]._</w:t>
-      </w:r>
-      <w:proofErr w:type="spellStart"/>
-      <w:r>
-        <w:rPr>
-          <w:rFonts w:ascii="Times New Roman" w:eastAsiaTheme="minorHAnsi" w:hAnsi="Times New Roman"/>
-          <w:color w:val="auto"/>
-          <w:szCs w:val="24"/>
-          <w:lang w:val="es-EC" w:eastAsia="en-US"/>
-        </w:rPr>
-        <w:t>País:_Estudio</w:t>
-      </w:r>
-      <w:proofErr w:type="spellEnd"/>
-      <w:r>
-        <w:rPr>
-          <w:rFonts w:ascii="Times New Roman" w:eastAsiaTheme="minorHAnsi" w:hAnsi="Times New Roman"/>
-          <w:color w:val="auto"/>
-          <w:szCs w:val="24"/>
-          <w:lang w:val="es-EC" w:eastAsia="en-US"/>
-        </w:rPr>
-        <w:t>.</w:t>
+        <w:t>_[Película]._País:_Estudio.</w:t>
       </w:r>
     </w:p>
     <w:p>
@@ -12663,7 +11531,6 @@
                 <w:lang w:val="es-EC" w:eastAsia="en-US"/>
               </w:rPr>
             </w:pPr>
-            <w:proofErr w:type="spellStart"/>
             <w:r>
               <w:rPr>
                 <w:rFonts w:ascii="Times New Roman" w:eastAsiaTheme="minorHAnsi" w:hAnsi="Times New Roman"/>
@@ -12671,18 +11538,7 @@
                 <w:szCs w:val="24"/>
                 <w:lang w:val="es-EC" w:eastAsia="en-US"/>
               </w:rPr>
-              <w:lastRenderedPageBreak/>
-              <w:t>Echevería</w:t>
-            </w:r>
-            <w:proofErr w:type="spellEnd"/>
-            <w:r>
-              <w:rPr>
-                <w:rFonts w:ascii="Times New Roman" w:eastAsiaTheme="minorHAnsi" w:hAnsi="Times New Roman"/>
-                <w:color w:val="auto"/>
-                <w:szCs w:val="24"/>
-                <w:lang w:val="es-EC" w:eastAsia="en-US"/>
-              </w:rPr>
-              <w:t xml:space="preserve">, J. (Productor), &amp; Pérez, M. (Director). (2014). </w:t>
+              <w:t xml:space="preserve">Echevería, J. (Productor), &amp; Pérez, M. (Director). (2014). </w:t>
             </w:r>
             <w:r>
               <w:rPr>
@@ -12737,6 +11593,7 @@
           <w:szCs w:val="24"/>
           <w:lang w:val="es-EC" w:eastAsia="en-US"/>
         </w:rPr>
+        <w:lastRenderedPageBreak/>
         <w:t>Enciclopedias:</w:t>
       </w:r>
     </w:p>
@@ -12757,27 +11614,7 @@
           <w:szCs w:val="24"/>
           <w:lang w:val="es-EC" w:eastAsia="en-US"/>
         </w:rPr>
-        <w:t>Autor1</w:t>
-      </w:r>
-      <w:proofErr w:type="gramStart"/>
-      <w:r>
-        <w:rPr>
-          <w:rFonts w:ascii="Times New Roman" w:eastAsiaTheme="minorHAnsi" w:hAnsi="Times New Roman"/>
-          <w:color w:val="auto"/>
-          <w:szCs w:val="24"/>
-          <w:lang w:val="es-EC" w:eastAsia="en-US"/>
-        </w:rPr>
-        <w:t>,_</w:t>
-      </w:r>
-      <w:proofErr w:type="gramEnd"/>
-      <w:r>
-        <w:rPr>
-          <w:rFonts w:ascii="Times New Roman" w:eastAsiaTheme="minorHAnsi" w:hAnsi="Times New Roman"/>
-          <w:color w:val="auto"/>
-          <w:szCs w:val="24"/>
-          <w:lang w:val="es-EC" w:eastAsia="en-US"/>
-        </w:rPr>
-        <w:t xml:space="preserve">X._Y._(AÑO)._ </w:t>
+        <w:t xml:space="preserve">Autor1,_X._Y._(AÑO)._ </w:t>
       </w:r>
       <w:r>
         <w:rPr>
@@ -12795,27 +11632,7 @@
           <w:color w:val="auto"/>
           <w:szCs w:val="24"/>
         </w:rPr>
-        <w:t>. En La Enciclopedia de… (</w:t>
-      </w:r>
-      <w:proofErr w:type="spellStart"/>
-      <w:proofErr w:type="gramStart"/>
-      <w:r>
-        <w:rPr>
-          <w:rFonts w:ascii="Times New Roman" w:hAnsi="Times New Roman"/>
-          <w:color w:val="auto"/>
-          <w:szCs w:val="24"/>
-        </w:rPr>
-        <w:t>vol</w:t>
-      </w:r>
-      <w:proofErr w:type="spellEnd"/>
-      <w:proofErr w:type="gramEnd"/>
-      <w:r>
-        <w:rPr>
-          <w:rFonts w:ascii="Times New Roman" w:hAnsi="Times New Roman"/>
-          <w:color w:val="auto"/>
-          <w:szCs w:val="24"/>
-        </w:rPr>
-        <w:t>, pp. x-x). Localización1: Editorial.</w:t>
+        <w:t>. En La Enciclopedia de… (vol, pp. x-x). Localización1: Editorial.</w:t>
       </w:r>
     </w:p>
     <w:p>
@@ -12940,9 +11757,23 @@
           <w:szCs w:val="24"/>
           <w:lang w:val="es-EC" w:eastAsia="en-US"/>
         </w:rPr>
-        <w:t>Autor1</w:t>
-      </w:r>
-      <w:proofErr w:type="gramStart"/>
+        <w:t>Autor1,_X._Y._(</w:t>
+      </w:r>
+      <w:r>
+        <w:rPr>
+          <w:rFonts w:eastAsiaTheme="minorHAnsi"/>
+          <w:lang w:val="es-EC" w:eastAsia="en-US"/>
+        </w:rPr>
+        <w:t xml:space="preserve"> </w:t>
+      </w:r>
+      <w:r>
+        <w:rPr>
+          <w:rFonts w:ascii="Times New Roman" w:eastAsiaTheme="minorHAnsi" w:hAnsi="Times New Roman"/>
+          <w:color w:val="auto"/>
+          <w:lang w:val="es-EC" w:eastAsia="en-US"/>
+        </w:rPr>
+        <w:t>día,_mes_ y_ año</w:t>
+      </w:r>
       <w:r>
         <w:rPr>
           <w:rFonts w:ascii="Times New Roman" w:eastAsiaTheme="minorHAnsi" w:hAnsi="Times New Roman"/>
@@ -12950,9 +11781,8 @@
           <w:szCs w:val="24"/>
           <w:lang w:val="es-EC" w:eastAsia="en-US"/>
         </w:rPr>
-        <w:t>,_</w:t>
-      </w:r>
-      <w:proofErr w:type="gramEnd"/>
+        <w:t xml:space="preserve">). </w:t>
+      </w:r>
       <w:r>
         <w:rPr>
           <w:rFonts w:ascii="Times New Roman" w:eastAsiaTheme="minorHAnsi" w:hAnsi="Times New Roman"/>
@@ -12960,60 +11790,7 @@
           <w:szCs w:val="24"/>
           <w:lang w:val="es-EC" w:eastAsia="en-US"/>
         </w:rPr>
-        <w:t>X._Y._(</w:t>
-      </w:r>
-      <w:r>
-        <w:rPr>
-          <w:rFonts w:eastAsiaTheme="minorHAnsi"/>
-          <w:lang w:val="es-EC" w:eastAsia="en-US"/>
-        </w:rPr>
-        <w:t xml:space="preserve"> </w:t>
-      </w:r>
-      <w:proofErr w:type="spellStart"/>
-      <w:r>
-        <w:rPr>
-          <w:rFonts w:ascii="Times New Roman" w:eastAsiaTheme="minorHAnsi" w:hAnsi="Times New Roman"/>
-          <w:color w:val="auto"/>
-          <w:lang w:val="es-EC" w:eastAsia="en-US"/>
-        </w:rPr>
-        <w:t>día,_mes</w:t>
-      </w:r>
-      <w:proofErr w:type="spellEnd"/>
-      <w:r>
-        <w:rPr>
-          <w:rFonts w:ascii="Times New Roman" w:eastAsiaTheme="minorHAnsi" w:hAnsi="Times New Roman"/>
-          <w:color w:val="auto"/>
-          <w:lang w:val="es-EC" w:eastAsia="en-US"/>
-        </w:rPr>
-        <w:t>_ y_ año</w:t>
-      </w:r>
-      <w:r>
-        <w:rPr>
-          <w:rFonts w:ascii="Times New Roman" w:eastAsiaTheme="minorHAnsi" w:hAnsi="Times New Roman"/>
-          <w:color w:val="auto"/>
-          <w:szCs w:val="24"/>
-          <w:lang w:val="es-EC" w:eastAsia="en-US"/>
-        </w:rPr>
-        <w:t xml:space="preserve">). </w:t>
-      </w:r>
-      <w:r>
-        <w:rPr>
-          <w:rFonts w:ascii="Times New Roman" w:eastAsiaTheme="minorHAnsi" w:hAnsi="Times New Roman"/>
-          <w:color w:val="auto"/>
-          <w:szCs w:val="24"/>
-          <w:lang w:val="es-EC" w:eastAsia="en-US"/>
-        </w:rPr>
-        <w:t xml:space="preserve">Título del </w:t>
-      </w:r>
-      <w:proofErr w:type="spellStart"/>
-      <w:r>
-        <w:rPr>
-          <w:rFonts w:ascii="Times New Roman" w:eastAsiaTheme="minorHAnsi" w:hAnsi="Times New Roman"/>
-          <w:color w:val="auto"/>
-          <w:szCs w:val="24"/>
-          <w:lang w:val="es-EC" w:eastAsia="en-US"/>
-        </w:rPr>
-        <w:t>artículo._</w:t>
+        <w:t>Título del artículo._</w:t>
       </w:r>
       <w:r>
         <w:rPr>
@@ -13024,31 +11801,7 @@
           <w:szCs w:val="24"/>
           <w:lang w:val="es-EC" w:eastAsia="en-US"/>
         </w:rPr>
-        <w:t>Título</w:t>
-      </w:r>
-      <w:proofErr w:type="spellEnd"/>
-      <w:r>
-        <w:rPr>
-          <w:rFonts w:ascii="Times New Roman" w:eastAsiaTheme="minorHAnsi" w:hAnsi="Times New Roman"/>
-          <w:i/>
-          <w:iCs/>
-          <w:color w:val="auto"/>
-          <w:szCs w:val="24"/>
-          <w:lang w:val="es-EC" w:eastAsia="en-US"/>
-        </w:rPr>
-        <w:t xml:space="preserve"> del Periódico</w:t>
-      </w:r>
-      <w:proofErr w:type="gramStart"/>
-      <w:r>
-        <w:rPr>
-          <w:rFonts w:ascii="Times New Roman" w:eastAsiaTheme="minorHAnsi" w:hAnsi="Times New Roman"/>
-          <w:i/>
-          <w:iCs/>
-          <w:color w:val="auto"/>
-          <w:szCs w:val="24"/>
-          <w:lang w:val="es-EC" w:eastAsia="en-US"/>
-        </w:rPr>
-        <w:t>,</w:t>
+        <w:t>Título del Periódico,</w:t>
       </w:r>
       <w:r>
         <w:rPr>
@@ -13057,37 +11810,7 @@
           <w:szCs w:val="24"/>
           <w:lang w:val="es-EC" w:eastAsia="en-US"/>
         </w:rPr>
-        <w:t>_</w:t>
-      </w:r>
-      <w:proofErr w:type="gramEnd"/>
-      <w:r>
-        <w:rPr>
-          <w:rFonts w:ascii="Times New Roman" w:eastAsiaTheme="minorHAnsi" w:hAnsi="Times New Roman"/>
-          <w:color w:val="auto"/>
-          <w:szCs w:val="24"/>
-          <w:lang w:val="es-EC" w:eastAsia="en-US"/>
-        </w:rPr>
-        <w:t>p._</w:t>
-      </w:r>
-      <w:proofErr w:type="spellStart"/>
-      <w:r>
-        <w:rPr>
-          <w:rFonts w:ascii="Times New Roman" w:eastAsiaTheme="minorHAnsi" w:hAnsi="Times New Roman"/>
-          <w:color w:val="auto"/>
-          <w:szCs w:val="24"/>
-          <w:lang w:val="es-EC" w:eastAsia="en-US"/>
-        </w:rPr>
-        <w:t>pp</w:t>
-      </w:r>
-      <w:proofErr w:type="spellEnd"/>
-      <w:r>
-        <w:rPr>
-          <w:rFonts w:ascii="Times New Roman" w:eastAsiaTheme="minorHAnsi" w:hAnsi="Times New Roman"/>
-          <w:color w:val="auto"/>
-          <w:szCs w:val="24"/>
-          <w:lang w:val="es-EC" w:eastAsia="en-US"/>
-        </w:rPr>
-        <w:t>-pp.</w:t>
+        <w:t>_p._pp-pp.</w:t>
       </w:r>
     </w:p>
     <w:p>
@@ -13222,25 +11945,7 @@
           <w:sz w:val="24"/>
           <w:lang w:val="es-EC" w:eastAsia="en-US"/>
         </w:rPr>
-        <w:t>Autor1</w:t>
-      </w:r>
-      <w:proofErr w:type="gramStart"/>
-      <w:r>
-        <w:rPr>
-          <w:rFonts w:eastAsiaTheme="minorHAnsi"/>
-          <w:sz w:val="24"/>
-          <w:lang w:val="es-EC" w:eastAsia="en-US"/>
-        </w:rPr>
-        <w:t>,_</w:t>
-      </w:r>
-      <w:proofErr w:type="gramEnd"/>
-      <w:r>
-        <w:rPr>
-          <w:rFonts w:eastAsiaTheme="minorHAnsi"/>
-          <w:sz w:val="24"/>
-          <w:lang w:val="es-EC" w:eastAsia="en-US"/>
-        </w:rPr>
-        <w:t>X._Y._(AÑO)._</w:t>
+        <w:t>Autor1,_X._Y._(AÑO)._</w:t>
       </w:r>
       <w:r>
         <w:rPr>
@@ -13332,20 +12037,8 @@
                 <w:szCs w:val="24"/>
                 <w:lang w:val="es-EC" w:eastAsia="en-US"/>
               </w:rPr>
-              <w:t xml:space="preserve">Ecología de polinización en una proteácea </w:t>
+              <w:t>Ecología de polinización en una proteácea neotropical</w:t>
             </w:r>
-            <w:proofErr w:type="spellStart"/>
-            <w:r>
-              <w:rPr>
-                <w:rFonts w:ascii="Times New Roman" w:eastAsiaTheme="minorHAnsi" w:hAnsi="Times New Roman"/>
-                <w:i/>
-                <w:color w:val="auto"/>
-                <w:szCs w:val="24"/>
-                <w:lang w:val="es-EC" w:eastAsia="en-US"/>
-              </w:rPr>
-              <w:t>neotropical</w:t>
-            </w:r>
-            <w:proofErr w:type="spellEnd"/>
             <w:r>
               <w:rPr>
                 <w:rFonts w:ascii="Times New Roman" w:eastAsiaTheme="minorHAnsi" w:hAnsi="Times New Roman"/>
@@ -13486,43 +12179,7 @@
           <w:sz w:val="24"/>
           <w:lang w:val="es-EC" w:eastAsia="en-US"/>
         </w:rPr>
-        <w:t>r1</w:t>
-      </w:r>
-      <w:proofErr w:type="gramStart"/>
-      <w:r>
-        <w:rPr>
-          <w:rFonts w:eastAsiaTheme="minorHAnsi"/>
-          <w:sz w:val="24"/>
-          <w:lang w:val="es-EC" w:eastAsia="en-US"/>
-        </w:rPr>
-        <w:t>,_</w:t>
-      </w:r>
-      <w:proofErr w:type="gramEnd"/>
-      <w:r>
-        <w:rPr>
-          <w:rFonts w:eastAsiaTheme="minorHAnsi"/>
-          <w:sz w:val="24"/>
-          <w:lang w:val="es-EC" w:eastAsia="en-US"/>
-        </w:rPr>
-        <w:t>X._Y._(</w:t>
-      </w:r>
-      <w:proofErr w:type="spellStart"/>
-      <w:r>
-        <w:rPr>
-          <w:rFonts w:eastAsiaTheme="minorHAnsi"/>
-          <w:sz w:val="24"/>
-          <w:lang w:val="es-EC" w:eastAsia="en-US"/>
-        </w:rPr>
-        <w:t>día,_mes</w:t>
-      </w:r>
-      <w:proofErr w:type="spellEnd"/>
-      <w:r>
-        <w:rPr>
-          <w:rFonts w:eastAsiaTheme="minorHAnsi"/>
-          <w:sz w:val="24"/>
-          <w:lang w:val="es-EC" w:eastAsia="en-US"/>
-        </w:rPr>
-        <w:t>_ y_ año</w:t>
+        <w:t>r1,_X._Y._(día,_mes_ y_ año</w:t>
       </w:r>
       <w:r>
         <w:rPr>
@@ -13621,7 +12278,7 @@
                 <w:lang w:val="es-EC" w:eastAsia="en-US"/>
               </w:rPr>
             </w:pPr>
-            <w:hyperlink r:id="rId12" w:history="1">
+            <w:hyperlink r:id="rId13" w:history="1">
               <w:r>
                 <w:rPr>
                   <w:rStyle w:val="Hipervnculo"/>
@@ -13675,7 +12332,6 @@
           <w:lang w:val="es-EC" w:eastAsia="en-US"/>
         </w:rPr>
       </w:pPr>
-      <w:proofErr w:type="spellStart"/>
       <w:r>
         <w:rPr>
           <w:rFonts w:eastAsiaTheme="minorHAnsi"/>
@@ -13684,18 +12340,7 @@
           <w:sz w:val="24"/>
           <w:lang w:val="es-EC" w:eastAsia="en-US"/>
         </w:rPr>
-        <w:t>Pósters</w:t>
-      </w:r>
-      <w:proofErr w:type="spellEnd"/>
-      <w:r>
-        <w:rPr>
-          <w:rFonts w:eastAsiaTheme="minorHAnsi"/>
-          <w:b/>
-          <w:bCs/>
-          <w:sz w:val="24"/>
-          <w:lang w:val="es-EC" w:eastAsia="en-US"/>
-        </w:rPr>
-        <w:t>:</w:t>
+        <w:t>Pósters:</w:t>
       </w:r>
     </w:p>
     <w:p>
@@ -13716,25 +12361,7 @@
           <w:sz w:val="24"/>
           <w:lang w:val="es-EC" w:eastAsia="en-US"/>
         </w:rPr>
-        <w:t>Autor1</w:t>
-      </w:r>
-      <w:proofErr w:type="gramStart"/>
-      <w:r>
-        <w:rPr>
-          <w:rFonts w:eastAsiaTheme="minorHAnsi"/>
-          <w:sz w:val="24"/>
-          <w:lang w:val="es-EC" w:eastAsia="en-US"/>
-        </w:rPr>
-        <w:t>,_</w:t>
-      </w:r>
-      <w:proofErr w:type="gramEnd"/>
-      <w:r>
-        <w:rPr>
-          <w:rFonts w:eastAsiaTheme="minorHAnsi"/>
-          <w:sz w:val="24"/>
-          <w:lang w:val="es-EC" w:eastAsia="en-US"/>
-        </w:rPr>
-        <w:t>X._Y. &amp; Autor2,_X._Y._(Mes</w:t>
+        <w:t>Autor1,_X._Y. &amp; Autor2,_X._Y._(Mes</w:t>
       </w:r>
       <w:r>
         <w:rPr>
@@ -13768,25 +12395,7 @@
           <w:sz w:val="24"/>
           <w:lang w:val="es-EC" w:eastAsia="en-US"/>
         </w:rPr>
-        <w:t>. Poster presentado en la (nombre de la conferencia</w:t>
-      </w:r>
-      <w:proofErr w:type="gramStart"/>
-      <w:r>
-        <w:rPr>
-          <w:rFonts w:eastAsiaTheme="minorHAnsi"/>
-          <w:sz w:val="24"/>
-          <w:lang w:val="es-EC" w:eastAsia="en-US"/>
-        </w:rPr>
-        <w:t>)_</w:t>
-      </w:r>
-      <w:proofErr w:type="gramEnd"/>
-      <w:r>
-        <w:rPr>
-          <w:rFonts w:eastAsiaTheme="minorHAnsi"/>
-          <w:sz w:val="24"/>
-          <w:lang w:val="es-EC" w:eastAsia="en-US"/>
-        </w:rPr>
-        <w:t>. Localización 1.</w:t>
+        <w:t>. Poster presentado en la (nombre de la conferencia)_. Localización 1.</w:t>
       </w:r>
     </w:p>
     <w:p>
@@ -13921,18 +12530,8 @@
           <w:sz w:val="24"/>
           <w:lang w:val="es-EC" w:eastAsia="en-US"/>
         </w:rPr>
-        <w:t>Autor1</w:t>
-      </w:r>
-      <w:proofErr w:type="gramStart"/>
-      <w:r>
-        <w:rPr>
-          <w:rFonts w:eastAsiaTheme="minorHAnsi"/>
-          <w:sz w:val="24"/>
-          <w:lang w:val="es-EC" w:eastAsia="en-US"/>
-        </w:rPr>
-        <w:t>,_</w:t>
-      </w:r>
-      <w:proofErr w:type="gramEnd"/>
+        <w:t>Autor1,_</w:t>
+      </w:r>
       <w:r>
         <w:rPr>
           <w:rFonts w:eastAsiaTheme="minorHAnsi"/>
@@ -14022,7 +12621,7 @@
               </w:rPr>
               <w:t xml:space="preserve">1999). Éxodo de las Mariposas. [Archivo de Video]. Recuperado de </w:t>
             </w:r>
-            <w:hyperlink r:id="rId13" w:history="1">
+            <w:hyperlink r:id="rId14" w:history="1">
               <w:r>
                 <w:rPr>
                   <w:rStyle w:val="Hipervnculo"/>
@@ -14116,25 +12715,7 @@
           <w:sz w:val="24"/>
           <w:lang w:val="es-EC" w:eastAsia="en-US"/>
         </w:rPr>
-        <w:t>Autor1</w:t>
-      </w:r>
-      <w:proofErr w:type="gramStart"/>
-      <w:r>
-        <w:rPr>
-          <w:rFonts w:eastAsiaTheme="minorHAnsi"/>
-          <w:sz w:val="24"/>
-          <w:lang w:val="es-EC" w:eastAsia="en-US"/>
-        </w:rPr>
-        <w:t>,_</w:t>
-      </w:r>
-      <w:proofErr w:type="gramEnd"/>
-      <w:r>
-        <w:rPr>
-          <w:rFonts w:eastAsiaTheme="minorHAnsi"/>
-          <w:sz w:val="24"/>
-          <w:lang w:val="es-EC" w:eastAsia="en-US"/>
-        </w:rPr>
-        <w:t xml:space="preserve">X._Y. &amp; Autor2,_X._Y. </w:t>
+        <w:t xml:space="preserve">Autor1,_X._Y. &amp; Autor2,_X._Y. </w:t>
       </w:r>
       <w:r>
         <w:rPr>
@@ -14217,7 +12798,7 @@
               </w:rPr>
               <w:t xml:space="preserve">Grupo ayuda a la discapacidad. (2015). Todos unidos, todos iguales [fotografía]. Recuperado de </w:t>
             </w:r>
-            <w:hyperlink r:id="rId14" w:history="1">
+            <w:hyperlink r:id="rId15" w:history="1">
               <w:r>
                 <w:rPr>
                   <w:rStyle w:val="Hipervnculo"/>
@@ -14311,25 +12892,15 @@
         </w:rPr>
         <w:t>ulo del trabajo [fotografía]. (</w:t>
       </w:r>
-      <w:proofErr w:type="gramStart"/>
       <w:r>
         <w:rPr>
           <w:sz w:val="24"/>
           <w:bdr w:val="none" w:sz="0" w:space="0" w:color="auto" w:frame="1"/>
           <w:lang w:eastAsia="es-EC"/>
         </w:rPr>
-        <w:t>año</w:t>
-      </w:r>
-      <w:proofErr w:type="gramEnd"/>
-      <w:r>
-        <w:rPr>
-          <w:sz w:val="24"/>
-          <w:bdr w:val="none" w:sz="0" w:space="0" w:color="auto" w:frame="1"/>
-          <w:lang w:eastAsia="es-EC"/>
-        </w:rPr>
-        <w:t xml:space="preserve">). Recuperado de </w:t>
-      </w:r>
-      <w:hyperlink r:id="rId15" w:history="1">
+        <w:t xml:space="preserve">año). Recuperado de </w:t>
+      </w:r>
+      <w:hyperlink r:id="rId16" w:history="1">
         <w:r>
           <w:rPr>
             <w:rStyle w:val="Hipervnculo"/>
@@ -14394,7 +12965,7 @@
               </w:rPr>
               <w:t xml:space="preserve">). Recuperado de </w:t>
             </w:r>
-            <w:hyperlink r:id="rId16" w:history="1">
+            <w:hyperlink r:id="rId17" w:history="1">
               <w:r>
                 <w:rPr>
                   <w:rStyle w:val="Hipervnculo"/>
@@ -14463,7 +13034,7 @@
         </w:rPr>
         <w:t xml:space="preserve"> [Imagen o fotografía sin título de descripción del trabajo]. Recuperado de </w:t>
       </w:r>
-      <w:hyperlink r:id="rId17" w:history="1">
+      <w:hyperlink r:id="rId18" w:history="1">
         <w:r>
           <w:rPr>
             <w:rStyle w:val="Hipervnculo"/>
@@ -14526,7 +13097,7 @@
               </w:rPr>
               <w:t xml:space="preserve"> [Imagen o fotografía sin título de descripción del trabajo]. Recuperado de </w:t>
             </w:r>
-            <w:hyperlink r:id="rId18" w:history="1">
+            <w:hyperlink r:id="rId19" w:history="1">
               <w:r>
                 <w:rPr>
                   <w:rStyle w:val="Hipervnculo"/>
@@ -14600,69 +13171,15 @@
           <w:sz w:val="24"/>
           <w:lang w:val="es-EC" w:eastAsia="en-US"/>
         </w:rPr>
-        <w:t xml:space="preserve">Nombre o número de la </w:t>
-      </w:r>
-      <w:proofErr w:type="spellStart"/>
+        <w:t>Nombre o número de la ley._Título de la publicacíon en la que aparece oficialm</w:t>
+      </w:r>
       <w:r>
         <w:rPr>
           <w:rFonts w:eastAsiaTheme="minorHAnsi"/>
           <w:sz w:val="24"/>
           <w:lang w:val="es-EC" w:eastAsia="en-US"/>
         </w:rPr>
-        <w:t>ley._Título</w:t>
-      </w:r>
-      <w:proofErr w:type="spellEnd"/>
-      <w:r>
-        <w:rPr>
-          <w:rFonts w:eastAsiaTheme="minorHAnsi"/>
-          <w:sz w:val="24"/>
-          <w:lang w:val="es-EC" w:eastAsia="en-US"/>
-        </w:rPr>
-        <w:t xml:space="preserve"> de la </w:t>
-      </w:r>
-      <w:proofErr w:type="spellStart"/>
-      <w:r>
-        <w:rPr>
-          <w:rFonts w:eastAsiaTheme="minorHAnsi"/>
-          <w:sz w:val="24"/>
-          <w:lang w:val="es-EC" w:eastAsia="en-US"/>
-        </w:rPr>
-        <w:t>publicacíon</w:t>
-      </w:r>
-      <w:proofErr w:type="spellEnd"/>
-      <w:r>
-        <w:rPr>
-          <w:rFonts w:eastAsiaTheme="minorHAnsi"/>
-          <w:sz w:val="24"/>
-          <w:lang w:val="es-EC" w:eastAsia="en-US"/>
-        </w:rPr>
-        <w:t xml:space="preserve"> en la que aparece oficialm</w:t>
-      </w:r>
-      <w:r>
-        <w:rPr>
-          <w:rFonts w:eastAsiaTheme="minorHAnsi"/>
-          <w:sz w:val="24"/>
-          <w:lang w:val="es-EC" w:eastAsia="en-US"/>
-        </w:rPr>
-        <w:t xml:space="preserve">ente._ Lugar de </w:t>
-      </w:r>
-      <w:proofErr w:type="spellStart"/>
-      <w:r>
-        <w:rPr>
-          <w:rFonts w:eastAsiaTheme="minorHAnsi"/>
-          <w:sz w:val="24"/>
-          <w:lang w:val="es-EC" w:eastAsia="en-US"/>
-        </w:rPr>
-        <w:t>publicación._día</w:t>
-      </w:r>
-      <w:proofErr w:type="spellEnd"/>
-      <w:r>
-        <w:rPr>
-          <w:rFonts w:eastAsiaTheme="minorHAnsi"/>
-          <w:sz w:val="24"/>
-          <w:lang w:val="es-EC" w:eastAsia="en-US"/>
-        </w:rPr>
-        <w:t>, mes y año.</w:t>
+        <w:t>ente._ Lugar de publicación._día, mes y año.</w:t>
       </w:r>
     </w:p>
     <w:p>
@@ -14713,25 +13230,7 @@
                 <w:sz w:val="24"/>
                 <w:lang w:val="es-EC" w:eastAsia="en-US"/>
               </w:rPr>
-              <w:t xml:space="preserve">Ley </w:t>
-            </w:r>
-            <w:proofErr w:type="spellStart"/>
-            <w:r>
-              <w:rPr>
-                <w:rFonts w:eastAsiaTheme="minorHAnsi"/>
-                <w:sz w:val="24"/>
-                <w:lang w:val="es-EC" w:eastAsia="en-US"/>
-              </w:rPr>
-              <w:t>Órganica</w:t>
-            </w:r>
-            <w:proofErr w:type="spellEnd"/>
-            <w:r>
-              <w:rPr>
-                <w:rFonts w:eastAsiaTheme="minorHAnsi"/>
-                <w:sz w:val="24"/>
-                <w:lang w:val="es-EC" w:eastAsia="en-US"/>
-              </w:rPr>
-              <w:t xml:space="preserve"> de Educación Intercultural. Registro Oficial No 417. 31 de marzo de 2011.</w:t>
+              <w:t>Ley Órganica de Educación Intercultural. Registro Oficial No 417. 31 de marzo de 2011.</w:t>
             </w:r>
           </w:p>
         </w:tc>
@@ -14786,77 +13285,13 @@
           <w:lang w:val="es-EC" w:eastAsia="en-US"/>
         </w:rPr>
       </w:pPr>
-      <w:proofErr w:type="spellStart"/>
       <w:r>
         <w:rPr>
           <w:rFonts w:eastAsiaTheme="minorHAnsi"/>
           <w:sz w:val="24"/>
           <w:lang w:val="es-EC" w:eastAsia="en-US"/>
         </w:rPr>
-        <w:t>Autor</w:t>
-      </w:r>
-      <w:proofErr w:type="gramStart"/>
-      <w:r>
-        <w:rPr>
-          <w:rFonts w:eastAsiaTheme="minorHAnsi"/>
-          <w:sz w:val="24"/>
-          <w:lang w:val="es-EC" w:eastAsia="en-US"/>
-        </w:rPr>
-        <w:t>,_</w:t>
-      </w:r>
-      <w:proofErr w:type="gramEnd"/>
-      <w:r>
-        <w:rPr>
-          <w:rFonts w:eastAsiaTheme="minorHAnsi"/>
-          <w:sz w:val="24"/>
-          <w:lang w:val="es-EC" w:eastAsia="en-US"/>
-        </w:rPr>
-        <w:t>K</w:t>
-      </w:r>
-      <w:proofErr w:type="spellEnd"/>
-      <w:r>
-        <w:rPr>
-          <w:rFonts w:eastAsiaTheme="minorHAnsi"/>
-          <w:sz w:val="24"/>
-          <w:lang w:val="es-EC" w:eastAsia="en-US"/>
-        </w:rPr>
-        <w:t>._(</w:t>
-      </w:r>
-      <w:proofErr w:type="spellStart"/>
-      <w:r>
-        <w:rPr>
-          <w:rFonts w:eastAsiaTheme="minorHAnsi"/>
-          <w:sz w:val="24"/>
-          <w:lang w:val="es-EC" w:eastAsia="en-US"/>
-        </w:rPr>
-        <w:t>día._mes,_año</w:t>
-      </w:r>
-      <w:proofErr w:type="spellEnd"/>
-      <w:r>
-        <w:rPr>
-          <w:rFonts w:eastAsiaTheme="minorHAnsi"/>
-          <w:sz w:val="24"/>
-          <w:lang w:val="es-EC" w:eastAsia="en-US"/>
-        </w:rPr>
-        <w:t>)._</w:t>
-      </w:r>
-      <w:proofErr w:type="spellStart"/>
-      <w:r>
-        <w:rPr>
-          <w:rFonts w:eastAsiaTheme="minorHAnsi"/>
-          <w:sz w:val="24"/>
-          <w:lang w:val="es-EC" w:eastAsia="en-US"/>
-        </w:rPr>
-        <w:t>Título_del_post</w:t>
-      </w:r>
-      <w:proofErr w:type="spellEnd"/>
-      <w:r>
-        <w:rPr>
-          <w:rFonts w:eastAsiaTheme="minorHAnsi"/>
-          <w:sz w:val="24"/>
-          <w:lang w:val="es-EC" w:eastAsia="en-US"/>
-        </w:rPr>
-        <w:t xml:space="preserve"> [Mensaje en un blog]. Recuperado de URL</w:t>
+        <w:t>Autor,_K._(día._mes,_año)._Título_del_post [Mensaje en un blog]. Recuperado de URL</w:t>
       </w:r>
     </w:p>
     <w:p>
@@ -15008,23 +13443,7 @@
                 <w:rFonts w:ascii="Times New Roman" w:hAnsi="Times New Roman"/>
                 <w:color w:val="auto"/>
               </w:rPr>
-              <w:t xml:space="preserve">Esta información fue concedida por Adrián </w:t>
-            </w:r>
-            <w:proofErr w:type="spellStart"/>
-            <w:r>
-              <w:rPr>
-                <w:rFonts w:ascii="Times New Roman" w:hAnsi="Times New Roman"/>
-                <w:color w:val="auto"/>
-              </w:rPr>
-              <w:t>Cecconi</w:t>
-            </w:r>
-            <w:proofErr w:type="spellEnd"/>
-            <w:r>
-              <w:rPr>
-                <w:rFonts w:ascii="Times New Roman" w:hAnsi="Times New Roman"/>
-                <w:color w:val="auto"/>
-              </w:rPr>
-              <w:t>, entrevista personal, 11 de noviembre de 2013.</w:t>
+              <w:t>Esta información fue concedida por Adrián Cecconi, entrevista personal, 11 de noviembre de 2013.</w:t>
             </w:r>
           </w:p>
         </w:tc>
@@ -15234,27 +13653,7 @@
           <w:sz w:val="32"/>
           <w:szCs w:val="32"/>
         </w:rPr>
-        <w:t xml:space="preserve">as, alineación izda., 12 </w:t>
-      </w:r>
-      <w:proofErr w:type="spellStart"/>
-      <w:r>
-        <w:rPr>
-          <w:rFonts w:ascii="Times New Roman" w:hAnsi="Times New Roman"/>
-          <w:color w:val="auto"/>
-          <w:sz w:val="32"/>
-          <w:szCs w:val="32"/>
-        </w:rPr>
-        <w:t>ptos</w:t>
-      </w:r>
-      <w:proofErr w:type="spellEnd"/>
-      <w:r>
-        <w:rPr>
-          <w:rFonts w:ascii="Times New Roman" w:hAnsi="Times New Roman"/>
-          <w:color w:val="auto"/>
-          <w:sz w:val="32"/>
-          <w:szCs w:val="32"/>
-        </w:rPr>
-        <w:t>. e</w:t>
+        <w:t>as, alineación izda., 12 ptos. e</w:t>
       </w:r>
       <w:r>
         <w:rPr>
@@ -15372,7 +13771,7 @@
                     <pic:cNvPicPr/>
                   </pic:nvPicPr>
                   <pic:blipFill rotWithShape="1">
-                    <a:blip r:embed="rId19"/>
+                    <a:blip r:embed="rId20"/>
                     <a:srcRect l="27693" t="8993" r="27791" b="68652"/>
                     <a:stretch/>
                   </pic:blipFill>
@@ -15426,25 +13825,7 @@
           <w:sz w:val="24"/>
           <w:szCs w:val="24"/>
         </w:rPr>
-        <w:t xml:space="preserve">Para los saltos de párrafo, se recomienda usar la opción “Diseño de Página”, la opción “Espaciado”, “Después”, escoger allí 6pto o 12 </w:t>
-      </w:r>
-      <w:proofErr w:type="spellStart"/>
-      <w:r>
-        <w:rPr>
-          <w:rStyle w:val="TEXTOART"/>
-          <w:sz w:val="24"/>
-          <w:szCs w:val="24"/>
-        </w:rPr>
-        <w:t>ptos</w:t>
-      </w:r>
-      <w:proofErr w:type="spellEnd"/>
-      <w:r>
-        <w:rPr>
-          <w:rStyle w:val="TEXTOART"/>
-          <w:sz w:val="24"/>
-          <w:szCs w:val="24"/>
-        </w:rPr>
-        <w:t>, según sea el caso.</w:t>
+        <w:t>Para los saltos de párrafo, se recomienda usar la opción “Diseño de Página”, la opción “Espaciado”, “Después”, escoger allí 6pto o 12 ptos, según sea el caso.</w:t>
       </w:r>
     </w:p>
     <w:p>
@@ -15560,7 +13941,7 @@
                     <pic:cNvPicPr/>
                   </pic:nvPicPr>
                   <pic:blipFill rotWithShape="1">
-                    <a:blip r:embed="rId20"/>
+                    <a:blip r:embed="rId21"/>
                     <a:srcRect r="23641" b="80110"/>
                     <a:stretch/>
                   </pic:blipFill>
@@ -15645,7 +14026,7 @@
         </w:rPr>
         <w:t xml:space="preserve">Recomendamos revisar el siguiente tutorial: </w:t>
       </w:r>
-      <w:hyperlink r:id="rId21" w:history="1">
+      <w:hyperlink r:id="rId22" w:history="1">
         <w:r>
           <w:rPr>
             <w:rStyle w:val="Hipervnculo"/>
@@ -15790,7 +14171,7 @@
       </w:pPr>
     </w:p>
     <w:sectPr>
-      <w:headerReference w:type="default" r:id="rId22"/>
+      <w:headerReference w:type="default" r:id="rId23"/>
       <w:pgSz w:w="11906" w:h="16838"/>
       <w:pgMar w:top="1417" w:right="1701" w:bottom="1417" w:left="1701" w:header="708" w:footer="708" w:gutter="0"/>
       <w:pgNumType w:start="1"/>
@@ -15802,7 +14183,7 @@
 </file>
 
 <file path=word/endnotes.xml><?xml version="1.0" encoding="utf-8"?>
-<w:endnotes xmlns:wpc="http://schemas.microsoft.com/office/word/2010/wordprocessingCanvas" xmlns:mc="http://schemas.openxmlformats.org/markup-compatibility/2006" xmlns:o="urn:schemas-microsoft-com:office:office" xmlns:r="http://schemas.openxmlformats.org/officeDocument/2006/relationships" xmlns:m="http://schemas.openxmlformats.org/officeDocument/2006/math" xmlns:v="urn:schemas-microsoft-com:vml" xmlns:wp14="http://schemas.microsoft.com/office/word/2010/wordprocessingDrawing" xmlns:wp="http://schemas.openxmlformats.org/drawingml/2006/wordprocessingDrawing" xmlns:w10="urn:schemas-microsoft-com:office:word" xmlns:w="http://schemas.openxmlformats.org/wordprocessingml/2006/main" xmlns:w14="http://schemas.microsoft.com/office/word/2010/wordml" xmlns:w15="http://schemas.microsoft.com/office/word/2012/wordml" xmlns:wpg="http://schemas.microsoft.com/office/word/2010/wordprocessingGroup" xmlns:wpi="http://schemas.microsoft.com/office/word/2010/wordprocessingInk" xmlns:wne="http://schemas.microsoft.com/office/word/2006/wordml" xmlns:wps="http://schemas.microsoft.com/office/word/2010/wordprocessingShape" mc:Ignorable="w14 w15 wp14">
+<w:endnotes xmlns:wpc="http://schemas.microsoft.com/office/word/2010/wordprocessingCanvas" xmlns:cx="http://schemas.microsoft.com/office/drawing/2014/chartex" xmlns:cx1="http://schemas.microsoft.com/office/drawing/2015/9/8/chartex" xmlns:cx2="http://schemas.microsoft.com/office/drawing/2015/10/21/chartex" xmlns:cx3="http://schemas.microsoft.com/office/drawing/2016/5/9/chartex" xmlns:cx4="http://schemas.microsoft.com/office/drawing/2016/5/10/chartex" xmlns:cx5="http://schemas.microsoft.com/office/drawing/2016/5/11/chartex" xmlns:cx6="http://schemas.microsoft.com/office/drawing/2016/5/12/chartex" xmlns:cx7="http://schemas.microsoft.com/office/drawing/2016/5/13/chartex" xmlns:cx8="http://schemas.microsoft.com/office/drawing/2016/5/14/chartex" xmlns:mc="http://schemas.openxmlformats.org/markup-compatibility/2006" xmlns:aink="http://schemas.microsoft.com/office/drawing/2016/ink" xmlns:am3d="http://schemas.microsoft.com/office/drawing/2017/model3d" xmlns:o="urn:schemas-microsoft-com:office:office" xmlns:r="http://schemas.openxmlformats.org/officeDocument/2006/relationships" xmlns:m="http://schemas.openxmlformats.org/officeDocument/2006/math" xmlns:v="urn:schemas-microsoft-com:vml" xmlns:wp14="http://schemas.microsoft.com/office/word/2010/wordprocessingDrawing" xmlns:wp="http://schemas.openxmlformats.org/drawingml/2006/wordprocessingDrawing" xmlns:w10="urn:schemas-microsoft-com:office:word" xmlns:w="http://schemas.openxmlformats.org/wordprocessingml/2006/main" xmlns:w14="http://schemas.microsoft.com/office/word/2010/wordml" xmlns:w15="http://schemas.microsoft.com/office/word/2012/wordml" xmlns:w16cex="http://schemas.microsoft.com/office/word/2018/wordml/cex" xmlns:w16cid="http://schemas.microsoft.com/office/word/2016/wordml/cid" xmlns:w16="http://schemas.microsoft.com/office/word/2018/wordml" xmlns:w16sdtdh="http://schemas.microsoft.com/office/word/2020/wordml/sdtdatahash" xmlns:w16se="http://schemas.microsoft.com/office/word/2015/wordml/symex" xmlns:wpg="http://schemas.microsoft.com/office/word/2010/wordprocessingGroup" xmlns:wpi="http://schemas.microsoft.com/office/word/2010/wordprocessingInk" xmlns:wne="http://schemas.microsoft.com/office/word/2006/wordml" xmlns:wps="http://schemas.microsoft.com/office/word/2010/wordprocessingShape" mc:Ignorable="w14 w15 w16se w16cid w16 w16cex w16sdtdh wp14">
   <w:endnote w:type="separator" w:id="-1">
     <w:p>
       <w:r>
@@ -15821,7 +14202,7 @@
 </file>
 
 <file path=word/footnotes.xml><?xml version="1.0" encoding="utf-8"?>
-<w:footnotes xmlns:wpc="http://schemas.microsoft.com/office/word/2010/wordprocessingCanvas" xmlns:mc="http://schemas.openxmlformats.org/markup-compatibility/2006" xmlns:o="urn:schemas-microsoft-com:office:office" xmlns:r="http://schemas.openxmlformats.org/officeDocument/2006/relationships" xmlns:m="http://schemas.openxmlformats.org/officeDocument/2006/math" xmlns:v="urn:schemas-microsoft-com:vml" xmlns:wp14="http://schemas.microsoft.com/office/word/2010/wordprocessingDrawing" xmlns:wp="http://schemas.openxmlformats.org/drawingml/2006/wordprocessingDrawing" xmlns:w10="urn:schemas-microsoft-com:office:word" xmlns:w="http://schemas.openxmlformats.org/wordprocessingml/2006/main" xmlns:w14="http://schemas.microsoft.com/office/word/2010/wordml" xmlns:w15="http://schemas.microsoft.com/office/word/2012/wordml" xmlns:wpg="http://schemas.microsoft.com/office/word/2010/wordprocessingGroup" xmlns:wpi="http://schemas.microsoft.com/office/word/2010/wordprocessingInk" xmlns:wne="http://schemas.microsoft.com/office/word/2006/wordml" xmlns:wps="http://schemas.microsoft.com/office/word/2010/wordprocessingShape" mc:Ignorable="w14 w15 wp14">
+<w:footnotes xmlns:wpc="http://schemas.microsoft.com/office/word/2010/wordprocessingCanvas" xmlns:cx="http://schemas.microsoft.com/office/drawing/2014/chartex" xmlns:cx1="http://schemas.microsoft.com/office/drawing/2015/9/8/chartex" xmlns:cx2="http://schemas.microsoft.com/office/drawing/2015/10/21/chartex" xmlns:cx3="http://schemas.microsoft.com/office/drawing/2016/5/9/chartex" xmlns:cx4="http://schemas.microsoft.com/office/drawing/2016/5/10/chartex" xmlns:cx5="http://schemas.microsoft.com/office/drawing/2016/5/11/chartex" xmlns:cx6="http://schemas.microsoft.com/office/drawing/2016/5/12/chartex" xmlns:cx7="http://schemas.microsoft.com/office/drawing/2016/5/13/chartex" xmlns:cx8="http://schemas.microsoft.com/office/drawing/2016/5/14/chartex" xmlns:mc="http://schemas.openxmlformats.org/markup-compatibility/2006" xmlns:aink="http://schemas.microsoft.com/office/drawing/2016/ink" xmlns:am3d="http://schemas.microsoft.com/office/drawing/2017/model3d" xmlns:o="urn:schemas-microsoft-com:office:office" xmlns:r="http://schemas.openxmlformats.org/officeDocument/2006/relationships" xmlns:m="http://schemas.openxmlformats.org/officeDocument/2006/math" xmlns:v="urn:schemas-microsoft-com:vml" xmlns:wp14="http://schemas.microsoft.com/office/word/2010/wordprocessingDrawing" xmlns:wp="http://schemas.openxmlformats.org/drawingml/2006/wordprocessingDrawing" xmlns:w10="urn:schemas-microsoft-com:office:word" xmlns:w="http://schemas.openxmlformats.org/wordprocessingml/2006/main" xmlns:w14="http://schemas.microsoft.com/office/word/2010/wordml" xmlns:w15="http://schemas.microsoft.com/office/word/2012/wordml" xmlns:w16cex="http://schemas.microsoft.com/office/word/2018/wordml/cex" xmlns:w16cid="http://schemas.microsoft.com/office/word/2016/wordml/cid" xmlns:w16="http://schemas.microsoft.com/office/word/2018/wordml" xmlns:w16sdtdh="http://schemas.microsoft.com/office/word/2020/wordml/sdtdatahash" xmlns:w16se="http://schemas.microsoft.com/office/word/2015/wordml/symex" xmlns:wpg="http://schemas.microsoft.com/office/word/2010/wordprocessingGroup" xmlns:wpi="http://schemas.microsoft.com/office/word/2010/wordprocessingInk" xmlns:wne="http://schemas.microsoft.com/office/word/2006/wordml" xmlns:wps="http://schemas.microsoft.com/office/word/2010/wordprocessingShape" mc:Ignorable="w14 w15 w16se w16cid w16 w16cex w16sdtdh wp14">
   <w:footnote w:type="separator" w:id="-1">
     <w:p>
       <w:r>
@@ -15840,7 +14221,7 @@
 </file>
 
 <file path=word/header1.xml><?xml version="1.0" encoding="utf-8"?>
-<w:hdr xmlns:wpc="http://schemas.microsoft.com/office/word/2010/wordprocessingCanvas" xmlns:mc="http://schemas.openxmlformats.org/markup-compatibility/2006" xmlns:o="urn:schemas-microsoft-com:office:office" xmlns:r="http://schemas.openxmlformats.org/officeDocument/2006/relationships" xmlns:m="http://schemas.openxmlformats.org/officeDocument/2006/math" xmlns:v="urn:schemas-microsoft-com:vml" xmlns:wp14="http://schemas.microsoft.com/office/word/2010/wordprocessingDrawing" xmlns:wp="http://schemas.openxmlformats.org/drawingml/2006/wordprocessingDrawing" xmlns:w10="urn:schemas-microsoft-com:office:word" xmlns:w="http://schemas.openxmlformats.org/wordprocessingml/2006/main" xmlns:w14="http://schemas.microsoft.com/office/word/2010/wordml" xmlns:w15="http://schemas.microsoft.com/office/word/2012/wordml" xmlns:wpg="http://schemas.microsoft.com/office/word/2010/wordprocessingGroup" xmlns:wpi="http://schemas.microsoft.com/office/word/2010/wordprocessingInk" xmlns:wne="http://schemas.microsoft.com/office/word/2006/wordml" xmlns:wps="http://schemas.microsoft.com/office/word/2010/wordprocessingShape" mc:Ignorable="w14 w15 wp14">
+<w:hdr xmlns:wpc="http://schemas.microsoft.com/office/word/2010/wordprocessingCanvas" xmlns:cx="http://schemas.microsoft.com/office/drawing/2014/chartex" xmlns:cx1="http://schemas.microsoft.com/office/drawing/2015/9/8/chartex" xmlns:cx2="http://schemas.microsoft.com/office/drawing/2015/10/21/chartex" xmlns:cx3="http://schemas.microsoft.com/office/drawing/2016/5/9/chartex" xmlns:cx4="http://schemas.microsoft.com/office/drawing/2016/5/10/chartex" xmlns:cx5="http://schemas.microsoft.com/office/drawing/2016/5/11/chartex" xmlns:cx6="http://schemas.microsoft.com/office/drawing/2016/5/12/chartex" xmlns:cx7="http://schemas.microsoft.com/office/drawing/2016/5/13/chartex" xmlns:cx8="http://schemas.microsoft.com/office/drawing/2016/5/14/chartex" xmlns:mc="http://schemas.openxmlformats.org/markup-compatibility/2006" xmlns:aink="http://schemas.microsoft.com/office/drawing/2016/ink" xmlns:am3d="http://schemas.microsoft.com/office/drawing/2017/model3d" xmlns:o="urn:schemas-microsoft-com:office:office" xmlns:r="http://schemas.openxmlformats.org/officeDocument/2006/relationships" xmlns:m="http://schemas.openxmlformats.org/officeDocument/2006/math" xmlns:v="urn:schemas-microsoft-com:vml" xmlns:wp14="http://schemas.microsoft.com/office/word/2010/wordprocessingDrawing" xmlns:wp="http://schemas.openxmlformats.org/drawingml/2006/wordprocessingDrawing" xmlns:w10="urn:schemas-microsoft-com:office:word" xmlns:w="http://schemas.openxmlformats.org/wordprocessingml/2006/main" xmlns:w14="http://schemas.microsoft.com/office/word/2010/wordml" xmlns:w15="http://schemas.microsoft.com/office/word/2012/wordml" xmlns:w16cex="http://schemas.microsoft.com/office/word/2018/wordml/cex" xmlns:w16cid="http://schemas.microsoft.com/office/word/2016/wordml/cid" xmlns:w16="http://schemas.microsoft.com/office/word/2018/wordml" xmlns:w16sdtdh="http://schemas.microsoft.com/office/word/2020/wordml/sdtdatahash" xmlns:w16se="http://schemas.microsoft.com/office/word/2015/wordml/symex" xmlns:wpg="http://schemas.microsoft.com/office/word/2010/wordprocessingGroup" xmlns:wpi="http://schemas.microsoft.com/office/word/2010/wordprocessingInk" xmlns:wne="http://schemas.microsoft.com/office/word/2006/wordml" xmlns:wps="http://schemas.microsoft.com/office/word/2010/wordprocessingShape" mc:Ignorable="w14 w15 w16se w16cid w16 w16cex w16sdtdh wp14">
   <w:sdt>
     <w:sdtPr>
       <w:rPr>
@@ -15905,8 +14286,97 @@
 </file>
 
 <file path=word/numbering.xml><?xml version="1.0" encoding="utf-8"?>
-<w:numbering xmlns:wpc="http://schemas.microsoft.com/office/word/2010/wordprocessingCanvas" xmlns:mc="http://schemas.openxmlformats.org/markup-compatibility/2006" xmlns:o="urn:schemas-microsoft-com:office:office" xmlns:r="http://schemas.openxmlformats.org/officeDocument/2006/relationships" xmlns:m="http://schemas.openxmlformats.org/officeDocument/2006/math" xmlns:v="urn:schemas-microsoft-com:vml" xmlns:wp14="http://schemas.microsoft.com/office/word/2010/wordprocessingDrawing" xmlns:wp="http://schemas.openxmlformats.org/drawingml/2006/wordprocessingDrawing" xmlns:w10="urn:schemas-microsoft-com:office:word" xmlns:w="http://schemas.openxmlformats.org/wordprocessingml/2006/main" xmlns:w14="http://schemas.microsoft.com/office/word/2010/wordml" xmlns:w15="http://schemas.microsoft.com/office/word/2012/wordml" xmlns:wpg="http://schemas.microsoft.com/office/word/2010/wordprocessingGroup" xmlns:wpi="http://schemas.microsoft.com/office/word/2010/wordprocessingInk" xmlns:wne="http://schemas.microsoft.com/office/word/2006/wordml" xmlns:wps="http://schemas.microsoft.com/office/word/2010/wordprocessingShape" mc:Ignorable="w14 w15 wp14">
+<w:numbering xmlns:wpc="http://schemas.microsoft.com/office/word/2010/wordprocessingCanvas" xmlns:cx="http://schemas.microsoft.com/office/drawing/2014/chartex" xmlns:cx1="http://schemas.microsoft.com/office/drawing/2015/9/8/chartex" xmlns:cx2="http://schemas.microsoft.com/office/drawing/2015/10/21/chartex" xmlns:cx3="http://schemas.microsoft.com/office/drawing/2016/5/9/chartex" xmlns:cx4="http://schemas.microsoft.com/office/drawing/2016/5/10/chartex" xmlns:cx5="http://schemas.microsoft.com/office/drawing/2016/5/11/chartex" xmlns:cx6="http://schemas.microsoft.com/office/drawing/2016/5/12/chartex" xmlns:cx7="http://schemas.microsoft.com/office/drawing/2016/5/13/chartex" xmlns:cx8="http://schemas.microsoft.com/office/drawing/2016/5/14/chartex" xmlns:mc="http://schemas.openxmlformats.org/markup-compatibility/2006" xmlns:aink="http://schemas.microsoft.com/office/drawing/2016/ink" xmlns:am3d="http://schemas.microsoft.com/office/drawing/2017/model3d" xmlns:o="urn:schemas-microsoft-com:office:office" xmlns:r="http://schemas.openxmlformats.org/officeDocument/2006/relationships" xmlns:m="http://schemas.openxmlformats.org/officeDocument/2006/math" xmlns:v="urn:schemas-microsoft-com:vml" xmlns:wp14="http://schemas.microsoft.com/office/word/2010/wordprocessingDrawing" xmlns:wp="http://schemas.openxmlformats.org/drawingml/2006/wordprocessingDrawing" xmlns:w10="urn:schemas-microsoft-com:office:word" xmlns:w="http://schemas.openxmlformats.org/wordprocessingml/2006/main" xmlns:w14="http://schemas.microsoft.com/office/word/2010/wordml" xmlns:w15="http://schemas.microsoft.com/office/word/2012/wordml" xmlns:w16cex="http://schemas.microsoft.com/office/word/2018/wordml/cex" xmlns:w16cid="http://schemas.microsoft.com/office/word/2016/wordml/cid" xmlns:w16="http://schemas.microsoft.com/office/word/2018/wordml" xmlns:w16sdtdh="http://schemas.microsoft.com/office/word/2020/wordml/sdtdatahash" xmlns:w16se="http://schemas.microsoft.com/office/word/2015/wordml/symex" xmlns:wpg="http://schemas.microsoft.com/office/word/2010/wordprocessingGroup" xmlns:wpi="http://schemas.microsoft.com/office/word/2010/wordprocessingInk" xmlns:wne="http://schemas.microsoft.com/office/word/2006/wordml" xmlns:wps="http://schemas.microsoft.com/office/word/2010/wordprocessingShape" mc:Ignorable="w14 w15 w16se w16cid w16 w16cex w16sdtdh wp14">
   <w:abstractNum w:abstractNumId="0" w15:restartNumberingAfterBreak="0">
+    <w:nsid w:val="2A5F2D74"/>
+    <w:multiLevelType w:val="hybridMultilevel"/>
+    <w:tmpl w:val="EB942EAC"/>
+    <w:lvl w:ilvl="0" w:tplc="2C0A000F">
+      <w:start w:val="1"/>
+      <w:numFmt w:val="decimal"/>
+      <w:lvlText w:val="%1."/>
+      <w:lvlJc w:val="left"/>
+      <w:pPr>
+        <w:ind w:left="720" w:hanging="360"/>
+      </w:pPr>
+      <w:rPr>
+        <w:rFonts w:hint="default"/>
+      </w:rPr>
+    </w:lvl>
+    <w:lvl w:ilvl="1" w:tplc="2C0A0019" w:tentative="1">
+      <w:start w:val="1"/>
+      <w:numFmt w:val="lowerLetter"/>
+      <w:lvlText w:val="%2."/>
+      <w:lvlJc w:val="left"/>
+      <w:pPr>
+        <w:ind w:left="1440" w:hanging="360"/>
+      </w:pPr>
+    </w:lvl>
+    <w:lvl w:ilvl="2" w:tplc="2C0A001B" w:tentative="1">
+      <w:start w:val="1"/>
+      <w:numFmt w:val="lowerRoman"/>
+      <w:lvlText w:val="%3."/>
+      <w:lvlJc w:val="right"/>
+      <w:pPr>
+        <w:ind w:left="2160" w:hanging="180"/>
+      </w:pPr>
+    </w:lvl>
+    <w:lvl w:ilvl="3" w:tplc="2C0A000F" w:tentative="1">
+      <w:start w:val="1"/>
+      <w:numFmt w:val="decimal"/>
+      <w:lvlText w:val="%4."/>
+      <w:lvlJc w:val="left"/>
+      <w:pPr>
+        <w:ind w:left="2880" w:hanging="360"/>
+      </w:pPr>
+    </w:lvl>
+    <w:lvl w:ilvl="4" w:tplc="2C0A0019" w:tentative="1">
+      <w:start w:val="1"/>
+      <w:numFmt w:val="lowerLetter"/>
+      <w:lvlText w:val="%5."/>
+      <w:lvlJc w:val="left"/>
+      <w:pPr>
+        <w:ind w:left="3600" w:hanging="360"/>
+      </w:pPr>
+    </w:lvl>
+    <w:lvl w:ilvl="5" w:tplc="2C0A001B" w:tentative="1">
+      <w:start w:val="1"/>
+      <w:numFmt w:val="lowerRoman"/>
+      <w:lvlText w:val="%6."/>
+      <w:lvlJc w:val="right"/>
+      <w:pPr>
+        <w:ind w:left="4320" w:hanging="180"/>
+      </w:pPr>
+    </w:lvl>
+    <w:lvl w:ilvl="6" w:tplc="2C0A000F" w:tentative="1">
+      <w:start w:val="1"/>
+      <w:numFmt w:val="decimal"/>
+      <w:lvlText w:val="%7."/>
+      <w:lvlJc w:val="left"/>
+      <w:pPr>
+        <w:ind w:left="5040" w:hanging="360"/>
+      </w:pPr>
+    </w:lvl>
+    <w:lvl w:ilvl="7" w:tplc="2C0A0019" w:tentative="1">
+      <w:start w:val="1"/>
+      <w:numFmt w:val="lowerLetter"/>
+      <w:lvlText w:val="%8."/>
+      <w:lvlJc w:val="left"/>
+      <w:pPr>
+        <w:ind w:left="5760" w:hanging="360"/>
+      </w:pPr>
+    </w:lvl>
+    <w:lvl w:ilvl="8" w:tplc="2C0A001B" w:tentative="1">
+      <w:start w:val="1"/>
+      <w:numFmt w:val="lowerRoman"/>
+      <w:lvlText w:val="%9."/>
+      <w:lvlJc w:val="right"/>
+      <w:pPr>
+        <w:ind w:left="6480" w:hanging="180"/>
+      </w:pPr>
+    </w:lvl>
+  </w:abstractNum>
+  <w:abstractNum w:abstractNumId="1" w15:restartNumberingAfterBreak="0">
     <w:nsid w:val="54B61C1D"/>
     <w:multiLevelType w:val="hybridMultilevel"/>
     <w:tmpl w:val="78526C70"/>
@@ -16019,7 +14489,7 @@
       </w:rPr>
     </w:lvl>
   </w:abstractNum>
-  <w:abstractNum w:abstractNumId="1" w15:restartNumberingAfterBreak="0">
+  <w:abstractNum w:abstractNumId="2" w15:restartNumberingAfterBreak="0">
     <w:nsid w:val="5F756314"/>
     <w:multiLevelType w:val="hybridMultilevel"/>
     <w:tmpl w:val="4A00771E"/>
@@ -16108,7 +14578,7 @@
       </w:pPr>
     </w:lvl>
   </w:abstractNum>
-  <w:abstractNum w:abstractNumId="2" w15:restartNumberingAfterBreak="0">
+  <w:abstractNum w:abstractNumId="3" w15:restartNumberingAfterBreak="0">
     <w:nsid w:val="7E2E7827"/>
     <w:multiLevelType w:val="multilevel"/>
     <w:tmpl w:val="C598DD80"/>
@@ -16230,19 +14700,22 @@
     </w:lvl>
   </w:abstractNum>
   <w:num w:numId="1">
+    <w:abstractNumId w:val="3"/>
+  </w:num>
+  <w:num w:numId="2">
     <w:abstractNumId w:val="2"/>
   </w:num>
-  <w:num w:numId="2">
+  <w:num w:numId="3">
     <w:abstractNumId w:val="1"/>
   </w:num>
-  <w:num w:numId="3">
+  <w:num w:numId="4">
     <w:abstractNumId w:val="0"/>
   </w:num>
 </w:numbering>
 </file>
 
 <file path=word/styles.xml><?xml version="1.0" encoding="utf-8"?>
-<w:styles xmlns:mc="http://schemas.openxmlformats.org/markup-compatibility/2006" xmlns:r="http://schemas.openxmlformats.org/officeDocument/2006/relationships" xmlns:w="http://schemas.openxmlformats.org/wordprocessingml/2006/main" xmlns:w14="http://schemas.microsoft.com/office/word/2010/wordml" xmlns:w15="http://schemas.microsoft.com/office/word/2012/wordml" mc:Ignorable="w14 w15">
+<w:styles xmlns:mc="http://schemas.openxmlformats.org/markup-compatibility/2006" xmlns:r="http://schemas.openxmlformats.org/officeDocument/2006/relationships" xmlns:w="http://schemas.openxmlformats.org/wordprocessingml/2006/main" xmlns:w14="http://schemas.microsoft.com/office/word/2010/wordml" xmlns:w15="http://schemas.microsoft.com/office/word/2012/wordml" xmlns:w16cex="http://schemas.microsoft.com/office/word/2018/wordml/cex" xmlns:w16cid="http://schemas.microsoft.com/office/word/2016/wordml/cid" xmlns:w16="http://schemas.microsoft.com/office/word/2018/wordml" xmlns:w16sdtdh="http://schemas.microsoft.com/office/word/2020/wordml/sdtdatahash" xmlns:w16se="http://schemas.microsoft.com/office/word/2015/wordml/symex" mc:Ignorable="w14 w15 w16se w16cid w16 w16cex w16sdtdh">
   <w:docDefaults>
     <w:rPrDefault>
       <w:rPr>
@@ -16258,7 +14731,7 @@
       </w:pPr>
     </w:pPrDefault>
   </w:docDefaults>
-  <w:latentStyles w:defLockedState="0" w:defUIPriority="99" w:defSemiHidden="0" w:defUnhideWhenUsed="0" w:defQFormat="0" w:count="371">
+  <w:latentStyles w:defLockedState="0" w:defUIPriority="99" w:defSemiHidden="0" w:defUnhideWhenUsed="0" w:defQFormat="0" w:count="376">
     <w:lsdException w:name="Normal" w:uiPriority="0" w:qFormat="1"/>
     <w:lsdException w:name="heading 1" w:uiPriority="9" w:qFormat="1"/>
     <w:lsdException w:name="heading 2" w:semiHidden="1" w:uiPriority="9" w:unhideWhenUsed="1" w:qFormat="1"/>
@@ -16364,7 +14837,6 @@
     <w:lsdException w:name="HTML Sample" w:semiHidden="1" w:unhideWhenUsed="1"/>
     <w:lsdException w:name="HTML Typewriter" w:semiHidden="1" w:unhideWhenUsed="1"/>
     <w:lsdException w:name="HTML Variable" w:semiHidden="1" w:unhideWhenUsed="1"/>
-    <w:lsdException w:name="Normal Table" w:semiHidden="1" w:unhideWhenUsed="1"/>
     <w:lsdException w:name="annotation subject" w:semiHidden="1" w:unhideWhenUsed="1"/>
     <w:lsdException w:name="No List" w:semiHidden="1" w:unhideWhenUsed="1"/>
     <w:lsdException w:name="Outline List 1" w:semiHidden="1" w:unhideWhenUsed="1"/>
@@ -16407,11 +14879,8 @@
     <w:lsdException w:name="Table Contemporary" w:semiHidden="1" w:unhideWhenUsed="1"/>
     <w:lsdException w:name="Table Elegant" w:semiHidden="1" w:unhideWhenUsed="1"/>
     <w:lsdException w:name="Table Professional" w:semiHidden="1" w:unhideWhenUsed="1"/>
-    <w:lsdException w:name="Table Subtle 1" w:semiHidden="1" w:unhideWhenUsed="1"/>
     <w:lsdException w:name="Table Subtle 2" w:semiHidden="1" w:unhideWhenUsed="1"/>
     <w:lsdException w:name="Table Web 1" w:semiHidden="1" w:unhideWhenUsed="1"/>
-    <w:lsdException w:name="Table Web 2" w:semiHidden="1" w:unhideWhenUsed="1"/>
-    <w:lsdException w:name="Table Web 3" w:semiHidden="1" w:unhideWhenUsed="1"/>
     <w:lsdException w:name="Balloon Text" w:semiHidden="1" w:unhideWhenUsed="1"/>
     <w:lsdException w:name="Table Grid" w:uiPriority="39"/>
     <w:lsdException w:name="Table Theme" w:semiHidden="1" w:unhideWhenUsed="1"/>
@@ -16630,6 +15099,11 @@
     <w:lsdException w:name="List Table 5 Dark Accent 6" w:uiPriority="50"/>
     <w:lsdException w:name="List Table 6 Colorful Accent 6" w:uiPriority="51"/>
     <w:lsdException w:name="List Table 7 Colorful Accent 6" w:uiPriority="52"/>
+    <w:lsdException w:name="Mention" w:semiHidden="1" w:unhideWhenUsed="1"/>
+    <w:lsdException w:name="Smart Hyperlink" w:semiHidden="1" w:unhideWhenUsed="1"/>
+    <w:lsdException w:name="Hashtag" w:semiHidden="1" w:unhideWhenUsed="1"/>
+    <w:lsdException w:name="Unresolved Mention" w:semiHidden="1" w:unhideWhenUsed="1"/>
+    <w:lsdException w:name="Smart Link" w:semiHidden="1" w:unhideWhenUsed="1"/>
   </w:latentStyles>
   <w:style w:type="paragraph" w:default="1" w:styleId="Normal">
     <w:name w:val="Normal"/>
@@ -17049,7 +15523,7 @@
 </file>
 
 <file path=word/charts/chart1.xml><?xml version="1.0" encoding="utf-8"?>
-<c:chartSpace xmlns:c="http://schemas.openxmlformats.org/drawingml/2006/chart" xmlns:a="http://schemas.openxmlformats.org/drawingml/2006/main" xmlns:r="http://schemas.openxmlformats.org/officeDocument/2006/relationships">
+<c:chartSpace xmlns:c="http://schemas.openxmlformats.org/drawingml/2006/chart" xmlns:a="http://schemas.openxmlformats.org/drawingml/2006/main" xmlns:r="http://schemas.openxmlformats.org/officeDocument/2006/relationships" xmlns:c16r2="http://schemas.microsoft.com/office/drawing/2015/06/chart">
   <c:date1904 val="0"/>
   <c:lang val="es-ES"/>
   <c:roundedCorners val="0"/>
@@ -17176,6 +15650,11 @@
               </a:ln>
               <a:effectLst/>
             </c:spPr>
+            <c:extLst>
+              <c:ext xmlns:c16="http://schemas.microsoft.com/office/drawing/2014/chart" uri="{C3380CC4-5D6E-409C-BE32-E72D297353CC}">
+                <c16:uniqueId val="{00000001-C558-4649-BA0F-DA9D96B05C65}"/>
+              </c:ext>
+            </c:extLst>
           </c:dPt>
           <c:dPt>
             <c:idx val="1"/>
@@ -17217,6 +15696,11 @@
               </a:ln>
               <a:effectLst/>
             </c:spPr>
+            <c:extLst>
+              <c:ext xmlns:c16="http://schemas.microsoft.com/office/drawing/2014/chart" uri="{C3380CC4-5D6E-409C-BE32-E72D297353CC}">
+                <c16:uniqueId val="{00000003-C558-4649-BA0F-DA9D96B05C65}"/>
+              </c:ext>
+            </c:extLst>
           </c:dPt>
           <c:dPt>
             <c:idx val="2"/>
@@ -17258,6 +15742,11 @@
               </a:ln>
               <a:effectLst/>
             </c:spPr>
+            <c:extLst>
+              <c:ext xmlns:c16="http://schemas.microsoft.com/office/drawing/2014/chart" uri="{C3380CC4-5D6E-409C-BE32-E72D297353CC}">
+                <c16:uniqueId val="{00000005-C558-4649-BA0F-DA9D96B05C65}"/>
+              </c:ext>
+            </c:extLst>
           </c:dPt>
           <c:dPt>
             <c:idx val="3"/>
@@ -17299,6 +15788,11 @@
               </a:ln>
               <a:effectLst/>
             </c:spPr>
+            <c:extLst>
+              <c:ext xmlns:c16="http://schemas.microsoft.com/office/drawing/2014/chart" uri="{C3380CC4-5D6E-409C-BE32-E72D297353CC}">
+                <c16:uniqueId val="{00000007-C558-4649-BA0F-DA9D96B05C65}"/>
+              </c:ext>
+            </c:extLst>
           </c:dPt>
           <c:dLbls>
             <c:spPr>
@@ -17384,6 +15878,11 @@
               </c:numCache>
             </c:numRef>
           </c:val>
+          <c:extLst>
+            <c:ext xmlns:c16="http://schemas.microsoft.com/office/drawing/2014/chart" uri="{C3380CC4-5D6E-409C-BE32-E72D297353CC}">
+              <c16:uniqueId val="{00000008-C558-4649-BA0F-DA9D96B05C65}"/>
+            </c:ext>
+          </c:extLst>
         </c:ser>
         <c:dLbls>
           <c:dLblPos val="ctr"/>

--- a/Emilio Fernandez/Emilio Fernandez Alvarez.docx
+++ b/Emilio Fernandez/Emilio Fernandez Alvarez.docx
@@ -172,7 +172,27 @@
           <w:sz w:val="44"/>
           <w:szCs w:val="44"/>
         </w:rPr>
-        <w:t>Escuela Tecnica N°32</w:t>
+        <w:t xml:space="preserve">Escuela </w:t>
+      </w:r>
+      <w:proofErr w:type="spellStart"/>
+      <w:r>
+        <w:rPr>
+          <w:i w:val="0"/>
+          <w:color w:val="auto"/>
+          <w:sz w:val="44"/>
+          <w:szCs w:val="44"/>
+        </w:rPr>
+        <w:t>Tecnica</w:t>
+      </w:r>
+      <w:proofErr w:type="spellEnd"/>
+      <w:r>
+        <w:rPr>
+          <w:i w:val="0"/>
+          <w:color w:val="auto"/>
+          <w:sz w:val="44"/>
+          <w:szCs w:val="44"/>
+        </w:rPr>
+        <w:t xml:space="preserve"> N°32</w:t>
       </w:r>
     </w:p>
     <w:p>
@@ -502,8 +522,42 @@
           <w:szCs w:val="32"/>
           <w:lang w:val="es-EC" w:eastAsia="es-EC"/>
         </w:rPr>
-        <w:t>Ariadna Perreault; Matías Adán; Federico Tamburelli</w:t>
-      </w:r>
+        <w:t xml:space="preserve">Ariadna </w:t>
+      </w:r>
+      <w:proofErr w:type="spellStart"/>
+      <w:r>
+        <w:rPr>
+          <w:b/>
+          <w:bCs/>
+          <w:sz w:val="32"/>
+          <w:szCs w:val="32"/>
+          <w:lang w:val="es-EC" w:eastAsia="es-EC"/>
+        </w:rPr>
+        <w:t>Perreault</w:t>
+      </w:r>
+      <w:proofErr w:type="spellEnd"/>
+      <w:r>
+        <w:rPr>
+          <w:b/>
+          <w:bCs/>
+          <w:sz w:val="32"/>
+          <w:szCs w:val="32"/>
+          <w:lang w:val="es-EC" w:eastAsia="es-EC"/>
+        </w:rPr>
+        <w:t xml:space="preserve">; Matías Adán; Federico </w:t>
+      </w:r>
+      <w:proofErr w:type="spellStart"/>
+      <w:r>
+        <w:rPr>
+          <w:b/>
+          <w:bCs/>
+          <w:sz w:val="32"/>
+          <w:szCs w:val="32"/>
+          <w:lang w:val="es-EC" w:eastAsia="es-EC"/>
+        </w:rPr>
+        <w:t>Tamburelli</w:t>
+      </w:r>
+      <w:proofErr w:type="spellEnd"/>
     </w:p>
     <w:p>
       <w:pPr>
@@ -605,8 +659,9 @@
           <w:szCs w:val="32"/>
           <w:lang w:val="es-EC" w:eastAsia="es-EC"/>
         </w:rPr>
-        <w:t>Federico Bouzon</w:t>
-      </w:r>
+        <w:t xml:space="preserve">Federico </w:t>
+      </w:r>
+      <w:proofErr w:type="spellStart"/>
       <w:r>
         <w:rPr>
           <w:b/>
@@ -615,8 +670,9 @@
           <w:szCs w:val="32"/>
           <w:lang w:val="es-EC" w:eastAsia="es-EC"/>
         </w:rPr>
-        <w:t xml:space="preserve">; </w:t>
-      </w:r>
+        <w:t>Bouzon</w:t>
+      </w:r>
+      <w:proofErr w:type="spellEnd"/>
       <w:r>
         <w:rPr>
           <w:b/>
@@ -625,7 +681,7 @@
           <w:szCs w:val="32"/>
           <w:lang w:val="es-EC" w:eastAsia="es-EC"/>
         </w:rPr>
-        <w:t>Raúl Martínez</w:t>
+        <w:t xml:space="preserve">; </w:t>
       </w:r>
       <w:r>
         <w:rPr>
@@ -635,7 +691,7 @@
           <w:szCs w:val="32"/>
           <w:lang w:val="es-EC" w:eastAsia="es-EC"/>
         </w:rPr>
-        <w:t>;</w:t>
+        <w:t>Raúl Martínez</w:t>
       </w:r>
       <w:r>
         <w:rPr>
@@ -645,17 +701,8 @@
           <w:szCs w:val="32"/>
           <w:lang w:val="es-EC" w:eastAsia="es-EC"/>
         </w:rPr>
-        <w:t xml:space="preserve"> Facundo Aliverti; </w:t>
-      </w:r>
-    </w:p>
-    <w:p>
-      <w:pPr>
-        <w:jc w:val="center"/>
-        <w:rPr>
-          <w:iCs/>
-          <w:szCs w:val="22"/>
-        </w:rPr>
-      </w:pPr>
+        <w:t>;</w:t>
+      </w:r>
       <w:r>
         <w:rPr>
           <w:b/>
@@ -664,8 +711,83 @@
           <w:szCs w:val="32"/>
           <w:lang w:val="es-EC" w:eastAsia="es-EC"/>
         </w:rPr>
-        <w:t>Alan Edmundo; Paloma Gonzalez; Gonzalo Consorti</w:t>
-      </w:r>
+        <w:t xml:space="preserve"> Facundo </w:t>
+      </w:r>
+      <w:proofErr w:type="spellStart"/>
+      <w:r>
+        <w:rPr>
+          <w:b/>
+          <w:bCs/>
+          <w:sz w:val="32"/>
+          <w:szCs w:val="32"/>
+          <w:lang w:val="es-EC" w:eastAsia="es-EC"/>
+        </w:rPr>
+        <w:t>Aliverti</w:t>
+      </w:r>
+      <w:proofErr w:type="spellEnd"/>
+      <w:r>
+        <w:rPr>
+          <w:b/>
+          <w:bCs/>
+          <w:sz w:val="32"/>
+          <w:szCs w:val="32"/>
+          <w:lang w:val="es-EC" w:eastAsia="es-EC"/>
+        </w:rPr>
+        <w:t xml:space="preserve">; </w:t>
+      </w:r>
+    </w:p>
+    <w:p>
+      <w:pPr>
+        <w:jc w:val="center"/>
+        <w:rPr>
+          <w:iCs/>
+          <w:szCs w:val="22"/>
+        </w:rPr>
+      </w:pPr>
+      <w:r>
+        <w:rPr>
+          <w:b/>
+          <w:bCs/>
+          <w:sz w:val="32"/>
+          <w:szCs w:val="32"/>
+          <w:lang w:val="es-EC" w:eastAsia="es-EC"/>
+        </w:rPr>
+        <w:t xml:space="preserve">Alan Edmundo; Paloma </w:t>
+      </w:r>
+      <w:proofErr w:type="spellStart"/>
+      <w:r>
+        <w:rPr>
+          <w:b/>
+          <w:bCs/>
+          <w:sz w:val="32"/>
+          <w:szCs w:val="32"/>
+          <w:lang w:val="es-EC" w:eastAsia="es-EC"/>
+        </w:rPr>
+        <w:t>Gonzalez</w:t>
+      </w:r>
+      <w:proofErr w:type="spellEnd"/>
+      <w:r>
+        <w:rPr>
+          <w:b/>
+          <w:bCs/>
+          <w:sz w:val="32"/>
+          <w:szCs w:val="32"/>
+          <w:lang w:val="es-EC" w:eastAsia="es-EC"/>
+        </w:rPr>
+        <w:t xml:space="preserve">; Gonzalo </w:t>
+      </w:r>
+      <w:proofErr w:type="spellStart"/>
+      <w:r>
+        <w:rPr>
+          <w:b/>
+          <w:bCs/>
+          <w:sz w:val="32"/>
+          <w:szCs w:val="32"/>
+          <w:lang w:val="es-EC" w:eastAsia="es-EC"/>
+        </w:rPr>
+        <w:t>Consorti</w:t>
+      </w:r>
+      <w:proofErr w:type="spellEnd"/>
     </w:p>
     <w:p>
       <w:pPr>
@@ -1929,8 +2051,17 @@
           <w:iCs/>
           <w:sz w:val="24"/>
         </w:rPr>
-        <w:t>, 12 ptos</w:t>
-      </w:r>
+        <w:t xml:space="preserve">, 12 </w:t>
+      </w:r>
+      <w:proofErr w:type="spellStart"/>
+      <w:r>
+        <w:rPr>
+          <w:iCs/>
+          <w:sz w:val="24"/>
+        </w:rPr>
+        <w:t>ptos</w:t>
+      </w:r>
+      <w:proofErr w:type="spellEnd"/>
       <w:r>
         <w:rPr>
           <w:iCs/>
@@ -2016,7 +2147,25 @@
           <w:sz w:val="24"/>
           <w:lang w:val="es-EC" w:eastAsia="es-EC"/>
         </w:rPr>
-        <w:t>A continuación se indica a quién va dedicado este trabajo de graduación. Este es</w:t>
+        <w:t xml:space="preserve">A </w:t>
+      </w:r>
+      <w:proofErr w:type="gramStart"/>
+      <w:r>
+        <w:rPr>
+          <w:bCs/>
+          <w:sz w:val="24"/>
+          <w:lang w:val="es-EC" w:eastAsia="es-EC"/>
+        </w:rPr>
+        <w:t>continuación</w:t>
+      </w:r>
+      <w:proofErr w:type="gramEnd"/>
+      <w:r>
+        <w:rPr>
+          <w:bCs/>
+          <w:sz w:val="24"/>
+          <w:lang w:val="es-EC" w:eastAsia="es-EC"/>
+        </w:rPr>
+        <w:t xml:space="preserve"> se indica a quién va dedicado este trabajo de graduación. Este es</w:t>
       </w:r>
       <w:r>
         <w:rPr>
@@ -4804,7 +4953,27 @@
           <w:sz w:val="24"/>
           <w:szCs w:val="24"/>
         </w:rPr>
-        <w:t xml:space="preserve">Texto abstract </w:t>
+        <w:t xml:space="preserve">Texto </w:t>
+      </w:r>
+      <w:proofErr w:type="spellStart"/>
+      <w:r>
+        <w:rPr>
+          <w:rFonts w:ascii="Times New Roman" w:hAnsi="Times New Roman"/>
+          <w:b w:val="0"/>
+          <w:sz w:val="24"/>
+          <w:szCs w:val="24"/>
+        </w:rPr>
+        <w:t>abstract</w:t>
+      </w:r>
+      <w:proofErr w:type="spellEnd"/>
+      <w:r>
+        <w:rPr>
+          <w:rFonts w:ascii="Times New Roman" w:hAnsi="Times New Roman"/>
+          <w:b w:val="0"/>
+          <w:sz w:val="24"/>
+          <w:szCs w:val="24"/>
+        </w:rPr>
+        <w:t xml:space="preserve"> </w:t>
       </w:r>
       <w:r>
         <w:rPr>
@@ -4891,6 +5060,7 @@
           <w:szCs w:val="24"/>
         </w:rPr>
       </w:pPr>
+      <w:proofErr w:type="spellStart"/>
       <w:r>
         <w:rPr>
           <w:rFonts w:ascii="Times New Roman" w:hAnsi="Times New Roman"/>
@@ -4899,6 +5069,7 @@
         </w:rPr>
         <w:t>Keywords</w:t>
       </w:r>
+      <w:proofErr w:type="spellEnd"/>
       <w:r>
         <w:rPr>
           <w:rFonts w:ascii="Times New Roman" w:hAnsi="Times New Roman"/>
@@ -5467,13 +5638,7 @@
         <w:rPr>
           <w:sz w:val="24"/>
         </w:rPr>
-        <w:t>Primera reunión</w:t>
-      </w:r>
-      <w:r>
-        <w:rPr>
-          <w:sz w:val="24"/>
-        </w:rPr>
-        <w:t xml:space="preserve"> del equipo</w:t>
+        <w:t>Primera reunión del equipo</w:t>
       </w:r>
     </w:p>
     <w:p>
@@ -5742,6 +5907,7 @@
         </w:rPr>
         <w:t>Capítulo 3: La entrevista con el cliente</w:t>
       </w:r>
+      <w:proofErr w:type="gramStart"/>
       <w:r>
         <w:rPr>
           <w:sz w:val="24"/>
@@ -5755,6 +5921,7 @@
         </w:rPr>
         <w:tab/>
       </w:r>
+      <w:proofErr w:type="gramEnd"/>
       <w:r>
         <w:rPr>
           <w:sz w:val="24"/>
@@ -5919,7 +6086,27 @@
           <w:szCs w:val="28"/>
           <w:lang w:eastAsia="ar-SA"/>
         </w:rPr>
-        <w:t>En este capítulo se explica cómo se dió la conformación del equipo y como se decidió la elección de la problemática principal del proyecto interdisciplinario</w:t>
+        <w:t xml:space="preserve">En este capítulo se explica cómo se </w:t>
+      </w:r>
+      <w:proofErr w:type="spellStart"/>
+      <w:r>
+        <w:rPr>
+          <w:rFonts w:eastAsia="SimSun"/>
+          <w:sz w:val="24"/>
+          <w:szCs w:val="28"/>
+          <w:lang w:eastAsia="ar-SA"/>
+        </w:rPr>
+        <w:t>dió</w:t>
+      </w:r>
+      <w:proofErr w:type="spellEnd"/>
+      <w:r>
+        <w:rPr>
+          <w:rFonts w:eastAsia="SimSun"/>
+          <w:sz w:val="24"/>
+          <w:szCs w:val="28"/>
+          <w:lang w:eastAsia="ar-SA"/>
+        </w:rPr>
+        <w:t xml:space="preserve"> la conformación del equipo y como se decidió la elección de la problemática principal del proyecto interdisciplinario</w:t>
       </w:r>
     </w:p>
     <w:p>
@@ -6044,7 +6231,43 @@
           <w:sz w:val="24"/>
           <w:lang w:eastAsia="ar-SA"/>
         </w:rPr>
-        <w:t>Los equipos fueron elegidos por Raul Martinez, el profesor de POO</w:t>
+        <w:t xml:space="preserve">Los equipos fueron elegidos por </w:t>
+      </w:r>
+      <w:proofErr w:type="spellStart"/>
+      <w:r>
+        <w:rPr>
+          <w:rFonts w:eastAsia="SimSun"/>
+          <w:sz w:val="24"/>
+          <w:lang w:eastAsia="ar-SA"/>
+        </w:rPr>
+        <w:t>Raul</w:t>
+      </w:r>
+      <w:proofErr w:type="spellEnd"/>
+      <w:r>
+        <w:rPr>
+          <w:rFonts w:eastAsia="SimSun"/>
+          <w:sz w:val="24"/>
+          <w:lang w:eastAsia="ar-SA"/>
+        </w:rPr>
+        <w:t xml:space="preserve"> </w:t>
+      </w:r>
+      <w:proofErr w:type="spellStart"/>
+      <w:r>
+        <w:rPr>
+          <w:rFonts w:eastAsia="SimSun"/>
+          <w:sz w:val="24"/>
+          <w:lang w:eastAsia="ar-SA"/>
+        </w:rPr>
+        <w:t>Martinez</w:t>
+      </w:r>
+      <w:proofErr w:type="spellEnd"/>
+      <w:r>
+        <w:rPr>
+          <w:rFonts w:eastAsia="SimSun"/>
+          <w:sz w:val="24"/>
+          <w:lang w:eastAsia="ar-SA"/>
+        </w:rPr>
+        <w:t>, el profesor de POO</w:t>
       </w:r>
       <w:r>
         <w:rPr>
@@ -6084,7 +6307,79 @@
           <w:sz w:val="24"/>
           <w:lang w:eastAsia="ar-SA"/>
         </w:rPr>
-        <w:t xml:space="preserve">Federico Tamburelli y nos agrupo con Matias Adan y Ariadna Perreault. </w:t>
+        <w:t xml:space="preserve">Federico </w:t>
+      </w:r>
+      <w:proofErr w:type="spellStart"/>
+      <w:r>
+        <w:rPr>
+          <w:rFonts w:eastAsia="SimSun"/>
+          <w:sz w:val="24"/>
+          <w:lang w:eastAsia="ar-SA"/>
+        </w:rPr>
+        <w:t>Tamburelli</w:t>
+      </w:r>
+      <w:proofErr w:type="spellEnd"/>
+      <w:r>
+        <w:rPr>
+          <w:rFonts w:eastAsia="SimSun"/>
+          <w:sz w:val="24"/>
+          <w:lang w:eastAsia="ar-SA"/>
+        </w:rPr>
+        <w:t xml:space="preserve"> y nos agrupo con </w:t>
+      </w:r>
+      <w:proofErr w:type="spellStart"/>
+      <w:r>
+        <w:rPr>
+          <w:rFonts w:eastAsia="SimSun"/>
+          <w:sz w:val="24"/>
+          <w:lang w:eastAsia="ar-SA"/>
+        </w:rPr>
+        <w:t>Matias</w:t>
+      </w:r>
+      <w:proofErr w:type="spellEnd"/>
+      <w:r>
+        <w:rPr>
+          <w:rFonts w:eastAsia="SimSun"/>
+          <w:sz w:val="24"/>
+          <w:lang w:eastAsia="ar-SA"/>
+        </w:rPr>
+        <w:t xml:space="preserve"> </w:t>
+      </w:r>
+      <w:proofErr w:type="spellStart"/>
+      <w:r>
+        <w:rPr>
+          <w:rFonts w:eastAsia="SimSun"/>
+          <w:sz w:val="24"/>
+          <w:lang w:eastAsia="ar-SA"/>
+        </w:rPr>
+        <w:t>Adan</w:t>
+      </w:r>
+      <w:proofErr w:type="spellEnd"/>
+      <w:r>
+        <w:rPr>
+          <w:rFonts w:eastAsia="SimSun"/>
+          <w:sz w:val="24"/>
+          <w:lang w:eastAsia="ar-SA"/>
+        </w:rPr>
+        <w:t xml:space="preserve"> y Ariadna </w:t>
+      </w:r>
+      <w:proofErr w:type="spellStart"/>
+      <w:r>
+        <w:rPr>
+          <w:rFonts w:eastAsia="SimSun"/>
+          <w:sz w:val="24"/>
+          <w:lang w:eastAsia="ar-SA"/>
+        </w:rPr>
+        <w:t>Perreault</w:t>
+      </w:r>
+      <w:proofErr w:type="spellEnd"/>
+      <w:r>
+        <w:rPr>
+          <w:rFonts w:eastAsia="SimSun"/>
+          <w:sz w:val="24"/>
+          <w:lang w:eastAsia="ar-SA"/>
+        </w:rPr>
+        <w:t xml:space="preserve">. </w:t>
       </w:r>
       <w:r>
         <w:rPr>
@@ -6100,7 +6395,97 @@
           <w:sz w:val="24"/>
           <w:lang w:eastAsia="ar-SA"/>
         </w:rPr>
-        <w:t xml:space="preserve"> adjunta más abajo (que es la lista de equipos elegida y anotada por Raul Martinez en su pizarrón), nosotros formamos parte del grupo (1) señalado en la imagen con ese mismo número. La imagen fue provista por el profesor Federico Bouzon, profesor de base de datos, el día 6 de agosto mediante el tablón de su google classroom y fue esta la forma en la que nos enteramos del equipo.</w:t>
+        <w:t xml:space="preserve"> adjunta más abajo (que es la lista de equipos elegida y anotada por </w:t>
+      </w:r>
+      <w:proofErr w:type="spellStart"/>
+      <w:r>
+        <w:rPr>
+          <w:rFonts w:eastAsia="SimSun"/>
+          <w:sz w:val="24"/>
+          <w:lang w:eastAsia="ar-SA"/>
+        </w:rPr>
+        <w:t>Raul</w:t>
+      </w:r>
+      <w:proofErr w:type="spellEnd"/>
+      <w:r>
+        <w:rPr>
+          <w:rFonts w:eastAsia="SimSun"/>
+          <w:sz w:val="24"/>
+          <w:lang w:eastAsia="ar-SA"/>
+        </w:rPr>
+        <w:t xml:space="preserve"> </w:t>
+      </w:r>
+      <w:proofErr w:type="spellStart"/>
+      <w:r>
+        <w:rPr>
+          <w:rFonts w:eastAsia="SimSun"/>
+          <w:sz w:val="24"/>
+          <w:lang w:eastAsia="ar-SA"/>
+        </w:rPr>
+        <w:t>Martinez</w:t>
+      </w:r>
+      <w:proofErr w:type="spellEnd"/>
+      <w:r>
+        <w:rPr>
+          <w:rFonts w:eastAsia="SimSun"/>
+          <w:sz w:val="24"/>
+          <w:lang w:eastAsia="ar-SA"/>
+        </w:rPr>
+        <w:t xml:space="preserve"> en su pizarrón), nosotros formamos parte del grupo (1) señalado en la imagen con ese mismo número. La imagen fue provista por el profesor Federico </w:t>
+      </w:r>
+      <w:proofErr w:type="spellStart"/>
+      <w:r>
+        <w:rPr>
+          <w:rFonts w:eastAsia="SimSun"/>
+          <w:sz w:val="24"/>
+          <w:lang w:eastAsia="ar-SA"/>
+        </w:rPr>
+        <w:t>Bouzon</w:t>
+      </w:r>
+      <w:proofErr w:type="spellEnd"/>
+      <w:r>
+        <w:rPr>
+          <w:rFonts w:eastAsia="SimSun"/>
+          <w:sz w:val="24"/>
+          <w:lang w:eastAsia="ar-SA"/>
+        </w:rPr>
+        <w:t xml:space="preserve">, profesor de base de datos, el día 6 de agosto mediante el tablón de su </w:t>
+      </w:r>
+      <w:proofErr w:type="spellStart"/>
+      <w:r>
+        <w:rPr>
+          <w:rFonts w:eastAsia="SimSun"/>
+          <w:sz w:val="24"/>
+          <w:lang w:eastAsia="ar-SA"/>
+        </w:rPr>
+        <w:t>google</w:t>
+      </w:r>
+      <w:proofErr w:type="spellEnd"/>
+      <w:r>
+        <w:rPr>
+          <w:rFonts w:eastAsia="SimSun"/>
+          <w:sz w:val="24"/>
+          <w:lang w:eastAsia="ar-SA"/>
+        </w:rPr>
+        <w:t xml:space="preserve"> </w:t>
+      </w:r>
+      <w:proofErr w:type="spellStart"/>
+      <w:r>
+        <w:rPr>
+          <w:rFonts w:eastAsia="SimSun"/>
+          <w:sz w:val="24"/>
+          <w:lang w:eastAsia="ar-SA"/>
+        </w:rPr>
+        <w:t>classroom</w:t>
+      </w:r>
+      <w:proofErr w:type="spellEnd"/>
+      <w:r>
+        <w:rPr>
+          <w:rFonts w:eastAsia="SimSun"/>
+          <w:sz w:val="24"/>
+          <w:lang w:eastAsia="ar-SA"/>
+        </w:rPr>
+        <w:t xml:space="preserve"> y fue esta la forma en la que nos enteramos del equipo.</w:t>
       </w:r>
     </w:p>
     <w:p>
@@ -6114,17 +6499,46 @@
           <w:lang w:eastAsia="ar-SA"/>
         </w:rPr>
       </w:pPr>
-      <w:r>
-        <w:rPr>
-          <w:rFonts w:eastAsia="SimSun"/>
-          <w:sz w:val="24"/>
-          <w:lang w:eastAsia="ar-SA"/>
-        </w:rPr>
-        <w:t>Raul Martinez. Elección de los equipos</w:t>
-      </w:r>
-      <w:r>
-        <w:rPr>
-          <w:rFonts w:eastAsia="SimSun"/>
+      <w:proofErr w:type="spellStart"/>
+      <w:r>
+        <w:rPr>
+          <w:rFonts w:eastAsia="SimSun"/>
+          <w:sz w:val="24"/>
+          <w:lang w:eastAsia="ar-SA"/>
+        </w:rPr>
+        <w:t>Raul</w:t>
+      </w:r>
+      <w:proofErr w:type="spellEnd"/>
+      <w:r>
+        <w:rPr>
+          <w:rFonts w:eastAsia="SimSun"/>
+          <w:sz w:val="24"/>
+          <w:lang w:eastAsia="ar-SA"/>
+        </w:rPr>
+        <w:t xml:space="preserve"> </w:t>
+      </w:r>
+      <w:proofErr w:type="spellStart"/>
+      <w:r>
+        <w:rPr>
+          <w:rFonts w:eastAsia="SimSun"/>
+          <w:sz w:val="24"/>
+          <w:lang w:eastAsia="ar-SA"/>
+        </w:rPr>
+        <w:t>Martinez</w:t>
+      </w:r>
+      <w:proofErr w:type="spellEnd"/>
+      <w:r>
+        <w:rPr>
+          <w:rFonts w:eastAsia="SimSun"/>
+          <w:sz w:val="24"/>
+          <w:lang w:eastAsia="ar-SA"/>
+        </w:rPr>
+        <w:t>. Elección de los equipos</w:t>
+      </w:r>
+      <w:r>
+        <w:rPr>
+          <w:rFonts w:eastAsia="SimSun"/>
+          <w:noProof/>
           <w:sz w:val="24"/>
           <w:lang w:eastAsia="ar-SA"/>
         </w:rPr>
@@ -6171,7 +6585,25 @@
           <w:lang w:eastAsia="ar-SA"/>
         </w:rPr>
         <w:br/>
-        <w:t>recuperado del tablón de Google classroom de la materia base de datos</w:t>
+        <w:t xml:space="preserve">recuperado del tablón de Google </w:t>
+      </w:r>
+      <w:proofErr w:type="spellStart"/>
+      <w:r>
+        <w:rPr>
+          <w:rFonts w:eastAsia="SimSun"/>
+          <w:sz w:val="24"/>
+          <w:lang w:eastAsia="ar-SA"/>
+        </w:rPr>
+        <w:t>classroom</w:t>
+      </w:r>
+      <w:proofErr w:type="spellEnd"/>
+      <w:r>
+        <w:rPr>
+          <w:rFonts w:eastAsia="SimSun"/>
+          <w:sz w:val="24"/>
+          <w:lang w:eastAsia="ar-SA"/>
+        </w:rPr>
+        <w:t xml:space="preserve"> de la materia base de datos</w:t>
       </w:r>
     </w:p>
     <w:p>
@@ -6267,15 +6699,69 @@
           <w:sz w:val="24"/>
           <w:lang w:eastAsia="ar-SA"/>
         </w:rPr>
-        <w:t>Luego de leer todos los grupos, nos dimos cuenta que nuestro compañero Benjamin Montiel no estaba en la lista de ningún grupo</w:t>
-      </w:r>
-      <w:r>
-        <w:rPr>
-          <w:rFonts w:eastAsia="SimSun"/>
-          <w:sz w:val="24"/>
-          <w:lang w:eastAsia="ar-SA"/>
-        </w:rPr>
-        <w:t xml:space="preserve"> (como se puede ver en la imagen, el profesor Raul Martinez se había olvidado de su inclusión)</w:t>
+        <w:t xml:space="preserve">Luego de leer todos los grupos, nos dimos cuenta que nuestro compañero </w:t>
+      </w:r>
+      <w:proofErr w:type="spellStart"/>
+      <w:r>
+        <w:rPr>
+          <w:rFonts w:eastAsia="SimSun"/>
+          <w:sz w:val="24"/>
+          <w:lang w:eastAsia="ar-SA"/>
+        </w:rPr>
+        <w:t>Benjamin</w:t>
+      </w:r>
+      <w:proofErr w:type="spellEnd"/>
+      <w:r>
+        <w:rPr>
+          <w:rFonts w:eastAsia="SimSun"/>
+          <w:sz w:val="24"/>
+          <w:lang w:eastAsia="ar-SA"/>
+        </w:rPr>
+        <w:t xml:space="preserve"> Montiel no estaba en la lista de ningún grupo</w:t>
+      </w:r>
+      <w:r>
+        <w:rPr>
+          <w:rFonts w:eastAsia="SimSun"/>
+          <w:sz w:val="24"/>
+          <w:lang w:eastAsia="ar-SA"/>
+        </w:rPr>
+        <w:t xml:space="preserve"> (como se puede ver en la imagen, el profesor </w:t>
+      </w:r>
+      <w:proofErr w:type="spellStart"/>
+      <w:r>
+        <w:rPr>
+          <w:rFonts w:eastAsia="SimSun"/>
+          <w:sz w:val="24"/>
+          <w:lang w:eastAsia="ar-SA"/>
+        </w:rPr>
+        <w:t>Raul</w:t>
+      </w:r>
+      <w:proofErr w:type="spellEnd"/>
+      <w:r>
+        <w:rPr>
+          <w:rFonts w:eastAsia="SimSun"/>
+          <w:sz w:val="24"/>
+          <w:lang w:eastAsia="ar-SA"/>
+        </w:rPr>
+        <w:t xml:space="preserve"> </w:t>
+      </w:r>
+      <w:proofErr w:type="spellStart"/>
+      <w:r>
+        <w:rPr>
+          <w:rFonts w:eastAsia="SimSun"/>
+          <w:sz w:val="24"/>
+          <w:lang w:eastAsia="ar-SA"/>
+        </w:rPr>
+        <w:t>Martinez</w:t>
+      </w:r>
+      <w:proofErr w:type="spellEnd"/>
+      <w:r>
+        <w:rPr>
+          <w:rFonts w:eastAsia="SimSun"/>
+          <w:sz w:val="24"/>
+          <w:lang w:eastAsia="ar-SA"/>
+        </w:rPr>
+        <w:t xml:space="preserve"> se había olvidado de su inclusión)</w:t>
       </w:r>
       <w:r>
         <w:rPr>
@@ -6299,8 +6785,36 @@
           <w:sz w:val="24"/>
           <w:lang w:eastAsia="ar-SA"/>
         </w:rPr>
-        <w:t>. Entonces, fue así como conformamos el equipo: Emilio Fernandez Alvarez</w:t>
-      </w:r>
+        <w:t xml:space="preserve">. Entonces, fue así como conformamos el equipo: Emilio </w:t>
+      </w:r>
+      <w:proofErr w:type="spellStart"/>
+      <w:r>
+        <w:rPr>
+          <w:rFonts w:eastAsia="SimSun"/>
+          <w:sz w:val="24"/>
+          <w:lang w:eastAsia="ar-SA"/>
+        </w:rPr>
+        <w:t>Fernandez</w:t>
+      </w:r>
+      <w:proofErr w:type="spellEnd"/>
+      <w:r>
+        <w:rPr>
+          <w:rFonts w:eastAsia="SimSun"/>
+          <w:sz w:val="24"/>
+          <w:lang w:eastAsia="ar-SA"/>
+        </w:rPr>
+        <w:t xml:space="preserve"> </w:t>
+      </w:r>
+      <w:proofErr w:type="spellStart"/>
+      <w:r>
+        <w:rPr>
+          <w:rFonts w:eastAsia="SimSun"/>
+          <w:sz w:val="24"/>
+          <w:lang w:eastAsia="ar-SA"/>
+        </w:rPr>
+        <w:t>Alvarez</w:t>
+      </w:r>
+      <w:proofErr w:type="spellEnd"/>
       <w:r>
         <w:rPr>
           <w:rFonts w:eastAsia="SimSun"/>
@@ -6323,8 +6837,18 @@
           <w:sz w:val="24"/>
           <w:lang w:eastAsia="ar-SA"/>
         </w:rPr>
-        <w:t>Federico Tamburelli</w:t>
-      </w:r>
+        <w:t xml:space="preserve">Federico </w:t>
+      </w:r>
+      <w:proofErr w:type="spellStart"/>
+      <w:r>
+        <w:rPr>
+          <w:rFonts w:eastAsia="SimSun"/>
+          <w:sz w:val="24"/>
+          <w:lang w:eastAsia="ar-SA"/>
+        </w:rPr>
+        <w:t>Tamburelli</w:t>
+      </w:r>
+      <w:proofErr w:type="spellEnd"/>
       <w:r>
         <w:rPr>
           <w:rFonts w:eastAsia="SimSun"/>
@@ -6339,7 +6863,79 @@
           <w:sz w:val="24"/>
           <w:lang w:eastAsia="ar-SA"/>
         </w:rPr>
-        <w:t xml:space="preserve"> Matias Adan, Ariadna Perreault y Benjamin Montiel.</w:t>
+        <w:t xml:space="preserve"> </w:t>
+      </w:r>
+      <w:proofErr w:type="spellStart"/>
+      <w:r>
+        <w:rPr>
+          <w:rFonts w:eastAsia="SimSun"/>
+          <w:sz w:val="24"/>
+          <w:lang w:eastAsia="ar-SA"/>
+        </w:rPr>
+        <w:t>Matias</w:t>
+      </w:r>
+      <w:proofErr w:type="spellEnd"/>
+      <w:r>
+        <w:rPr>
+          <w:rFonts w:eastAsia="SimSun"/>
+          <w:sz w:val="24"/>
+          <w:lang w:eastAsia="ar-SA"/>
+        </w:rPr>
+        <w:t xml:space="preserve"> </w:t>
+      </w:r>
+      <w:proofErr w:type="spellStart"/>
+      <w:r>
+        <w:rPr>
+          <w:rFonts w:eastAsia="SimSun"/>
+          <w:sz w:val="24"/>
+          <w:lang w:eastAsia="ar-SA"/>
+        </w:rPr>
+        <w:t>Adan</w:t>
+      </w:r>
+      <w:proofErr w:type="spellEnd"/>
+      <w:r>
+        <w:rPr>
+          <w:rFonts w:eastAsia="SimSun"/>
+          <w:sz w:val="24"/>
+          <w:lang w:eastAsia="ar-SA"/>
+        </w:rPr>
+        <w:t xml:space="preserve">, Ariadna </w:t>
+      </w:r>
+      <w:proofErr w:type="spellStart"/>
+      <w:r>
+        <w:rPr>
+          <w:rFonts w:eastAsia="SimSun"/>
+          <w:sz w:val="24"/>
+          <w:lang w:eastAsia="ar-SA"/>
+        </w:rPr>
+        <w:t>Perreault</w:t>
+      </w:r>
+      <w:proofErr w:type="spellEnd"/>
+      <w:r>
+        <w:rPr>
+          <w:rFonts w:eastAsia="SimSun"/>
+          <w:sz w:val="24"/>
+          <w:lang w:eastAsia="ar-SA"/>
+        </w:rPr>
+        <w:t xml:space="preserve"> y </w:t>
+      </w:r>
+      <w:proofErr w:type="spellStart"/>
+      <w:r>
+        <w:rPr>
+          <w:rFonts w:eastAsia="SimSun"/>
+          <w:sz w:val="24"/>
+          <w:lang w:eastAsia="ar-SA"/>
+        </w:rPr>
+        <w:t>Benjamin</w:t>
+      </w:r>
+      <w:proofErr w:type="spellEnd"/>
+      <w:r>
+        <w:rPr>
+          <w:rFonts w:eastAsia="SimSun"/>
+          <w:sz w:val="24"/>
+          <w:lang w:eastAsia="ar-SA"/>
+        </w:rPr>
+        <w:t xml:space="preserve"> Montiel.</w:t>
       </w:r>
     </w:p>
     <w:p>
@@ -6482,8 +7078,9 @@
           <w:szCs w:val="28"/>
           <w:lang w:eastAsia="ar-SA"/>
         </w:rPr>
-        <w:t xml:space="preserve"> día 7 de Agosto, el</w:t>
-      </w:r>
+        <w:t xml:space="preserve"> día 7 de </w:t>
+      </w:r>
+      <w:proofErr w:type="gramStart"/>
       <w:r>
         <w:rPr>
           <w:rFonts w:eastAsia="SimSun"/>
@@ -6491,6 +7088,25 @@
           <w:szCs w:val="28"/>
           <w:lang w:eastAsia="ar-SA"/>
         </w:rPr>
+        <w:t>Agosto</w:t>
+      </w:r>
+      <w:proofErr w:type="gramEnd"/>
+      <w:r>
+        <w:rPr>
+          <w:rFonts w:eastAsia="SimSun"/>
+          <w:sz w:val="24"/>
+          <w:szCs w:val="28"/>
+          <w:lang w:eastAsia="ar-SA"/>
+        </w:rPr>
+        <w:t>, el</w:t>
+      </w:r>
+      <w:r>
+        <w:rPr>
+          <w:rFonts w:eastAsia="SimSun"/>
+          <w:sz w:val="24"/>
+          <w:szCs w:val="28"/>
+          <w:lang w:eastAsia="ar-SA"/>
+        </w:rPr>
         <w:t xml:space="preserve"> profesor de análisis Alan Edmundo junto con el profe</w:t>
       </w:r>
       <w:r>
@@ -6509,7 +7125,27 @@
           <w:szCs w:val="28"/>
           <w:lang w:eastAsia="ar-SA"/>
         </w:rPr>
-        <w:t xml:space="preserve"> de redes Facundo Aliverti nos dieron a elegir una </w:t>
+        <w:t xml:space="preserve"> de redes Facundo </w:t>
+      </w:r>
+      <w:proofErr w:type="spellStart"/>
+      <w:r>
+        <w:rPr>
+          <w:rFonts w:eastAsia="SimSun"/>
+          <w:sz w:val="24"/>
+          <w:szCs w:val="28"/>
+          <w:lang w:eastAsia="ar-SA"/>
+        </w:rPr>
+        <w:t>Aliverti</w:t>
+      </w:r>
+      <w:proofErr w:type="spellEnd"/>
+      <w:r>
+        <w:rPr>
+          <w:rFonts w:eastAsia="SimSun"/>
+          <w:sz w:val="24"/>
+          <w:szCs w:val="28"/>
+          <w:lang w:eastAsia="ar-SA"/>
+        </w:rPr>
+        <w:t xml:space="preserve"> nos dieron a elegir una </w:t>
       </w:r>
       <w:r>
         <w:rPr>
@@ -6700,8 +7336,9 @@
           <w:szCs w:val="28"/>
           <w:lang w:eastAsia="ar-SA"/>
         </w:rPr>
-        <w:t>a de: Emilio Fernandez Alvarez,</w:t>
-      </w:r>
+        <w:t xml:space="preserve">a de: Emilio </w:t>
+      </w:r>
+      <w:proofErr w:type="spellStart"/>
       <w:r>
         <w:rPr>
           <w:rFonts w:eastAsia="SimSun"/>
@@ -6709,7 +7346,146 @@
           <w:szCs w:val="28"/>
           <w:lang w:eastAsia="ar-SA"/>
         </w:rPr>
-        <w:t xml:space="preserve"> Federico Tamburelli, Matias Adan, Ariadna Perreault y Benjamin Montiel. Y la problemática principal es realizar un sistema para una clínica privada</w:t>
+        <w:t>Fernandez</w:t>
+      </w:r>
+      <w:proofErr w:type="spellEnd"/>
+      <w:r>
+        <w:rPr>
+          <w:rFonts w:eastAsia="SimSun"/>
+          <w:sz w:val="24"/>
+          <w:szCs w:val="28"/>
+          <w:lang w:eastAsia="ar-SA"/>
+        </w:rPr>
+        <w:t xml:space="preserve"> </w:t>
+      </w:r>
+      <w:proofErr w:type="spellStart"/>
+      <w:r>
+        <w:rPr>
+          <w:rFonts w:eastAsia="SimSun"/>
+          <w:sz w:val="24"/>
+          <w:szCs w:val="28"/>
+          <w:lang w:eastAsia="ar-SA"/>
+        </w:rPr>
+        <w:t>Alvarez</w:t>
+      </w:r>
+      <w:proofErr w:type="spellEnd"/>
+      <w:r>
+        <w:rPr>
+          <w:rFonts w:eastAsia="SimSun"/>
+          <w:sz w:val="24"/>
+          <w:szCs w:val="28"/>
+          <w:lang w:eastAsia="ar-SA"/>
+        </w:rPr>
+        <w:t>,</w:t>
+      </w:r>
+      <w:r>
+        <w:rPr>
+          <w:rFonts w:eastAsia="SimSun"/>
+          <w:sz w:val="24"/>
+          <w:szCs w:val="28"/>
+          <w:lang w:eastAsia="ar-SA"/>
+        </w:rPr>
+        <w:t xml:space="preserve"> Federico </w:t>
+      </w:r>
+      <w:proofErr w:type="spellStart"/>
+      <w:r>
+        <w:rPr>
+          <w:rFonts w:eastAsia="SimSun"/>
+          <w:sz w:val="24"/>
+          <w:szCs w:val="28"/>
+          <w:lang w:eastAsia="ar-SA"/>
+        </w:rPr>
+        <w:t>Tamburelli</w:t>
+      </w:r>
+      <w:proofErr w:type="spellEnd"/>
+      <w:r>
+        <w:rPr>
+          <w:rFonts w:eastAsia="SimSun"/>
+          <w:sz w:val="24"/>
+          <w:szCs w:val="28"/>
+          <w:lang w:eastAsia="ar-SA"/>
+        </w:rPr>
+        <w:t xml:space="preserve">, </w:t>
+      </w:r>
+      <w:proofErr w:type="spellStart"/>
+      <w:r>
+        <w:rPr>
+          <w:rFonts w:eastAsia="SimSun"/>
+          <w:sz w:val="24"/>
+          <w:szCs w:val="28"/>
+          <w:lang w:eastAsia="ar-SA"/>
+        </w:rPr>
+        <w:t>Matias</w:t>
+      </w:r>
+      <w:proofErr w:type="spellEnd"/>
+      <w:r>
+        <w:rPr>
+          <w:rFonts w:eastAsia="SimSun"/>
+          <w:sz w:val="24"/>
+          <w:szCs w:val="28"/>
+          <w:lang w:eastAsia="ar-SA"/>
+        </w:rPr>
+        <w:t xml:space="preserve"> </w:t>
+      </w:r>
+      <w:proofErr w:type="spellStart"/>
+      <w:r>
+        <w:rPr>
+          <w:rFonts w:eastAsia="SimSun"/>
+          <w:sz w:val="24"/>
+          <w:szCs w:val="28"/>
+          <w:lang w:eastAsia="ar-SA"/>
+        </w:rPr>
+        <w:t>Adan</w:t>
+      </w:r>
+      <w:proofErr w:type="spellEnd"/>
+      <w:r>
+        <w:rPr>
+          <w:rFonts w:eastAsia="SimSun"/>
+          <w:sz w:val="24"/>
+          <w:szCs w:val="28"/>
+          <w:lang w:eastAsia="ar-SA"/>
+        </w:rPr>
+        <w:t xml:space="preserve">, Ariadna </w:t>
+      </w:r>
+      <w:proofErr w:type="spellStart"/>
+      <w:r>
+        <w:rPr>
+          <w:rFonts w:eastAsia="SimSun"/>
+          <w:sz w:val="24"/>
+          <w:szCs w:val="28"/>
+          <w:lang w:eastAsia="ar-SA"/>
+        </w:rPr>
+        <w:t>Perreault</w:t>
+      </w:r>
+      <w:proofErr w:type="spellEnd"/>
+      <w:r>
+        <w:rPr>
+          <w:rFonts w:eastAsia="SimSun"/>
+          <w:sz w:val="24"/>
+          <w:szCs w:val="28"/>
+          <w:lang w:eastAsia="ar-SA"/>
+        </w:rPr>
+        <w:t xml:space="preserve"> y </w:t>
+      </w:r>
+      <w:proofErr w:type="spellStart"/>
+      <w:r>
+        <w:rPr>
+          <w:rFonts w:eastAsia="SimSun"/>
+          <w:sz w:val="24"/>
+          <w:szCs w:val="28"/>
+          <w:lang w:eastAsia="ar-SA"/>
+        </w:rPr>
+        <w:t>Benjamin</w:t>
+      </w:r>
+      <w:proofErr w:type="spellEnd"/>
+      <w:r>
+        <w:rPr>
+          <w:rFonts w:eastAsia="SimSun"/>
+          <w:sz w:val="24"/>
+          <w:szCs w:val="28"/>
+          <w:lang w:eastAsia="ar-SA"/>
+        </w:rPr>
+        <w:t xml:space="preserve"> Montiel. Y la problemática principal es realizar un sistema para una clínica privada</w:t>
       </w:r>
       <w:r>
         <w:rPr>
@@ -6937,16 +7713,7 @@
           <w:sz w:val="24"/>
           <w:lang w:eastAsia="ar-SA"/>
         </w:rPr>
-        <w:t>El primer paso</w:t>
-      </w:r>
-      <w:r>
-        <w:rPr>
-          <w:rFonts w:eastAsia="SimSun"/>
-          <w:b/>
-          <w:sz w:val="24"/>
-          <w:lang w:eastAsia="ar-SA"/>
-        </w:rPr>
-        <w:t xml:space="preserve">: </w:t>
+        <w:t xml:space="preserve">El primer paso: </w:t>
       </w:r>
     </w:p>
     <w:p>
@@ -7014,16 +7781,7 @@
           <w:sz w:val="24"/>
           <w:lang w:eastAsia="ar-SA"/>
         </w:rPr>
-        <w:t>2 La planificación</w:t>
-      </w:r>
-      <w:r>
-        <w:rPr>
-          <w:rFonts w:eastAsia="SimSun"/>
-          <w:b/>
-          <w:sz w:val="24"/>
-          <w:lang w:eastAsia="ar-SA"/>
-        </w:rPr>
-        <w:t xml:space="preserve">: </w:t>
+        <w:t xml:space="preserve">2 La planificación: </w:t>
       </w:r>
     </w:p>
     <w:p>
@@ -7091,16 +7849,7 @@
           <w:sz w:val="24"/>
           <w:lang w:eastAsia="ar-SA"/>
         </w:rPr>
-        <w:t>3 La lista de preguntas</w:t>
-      </w:r>
-      <w:r>
-        <w:rPr>
-          <w:rFonts w:eastAsia="SimSun"/>
-          <w:b/>
-          <w:sz w:val="24"/>
-          <w:lang w:eastAsia="ar-SA"/>
-        </w:rPr>
-        <w:t xml:space="preserve">: </w:t>
+        <w:t xml:space="preserve">3 La lista de preguntas: </w:t>
       </w:r>
     </w:p>
     <w:p>
@@ -7609,7 +8358,51 @@
           <w:sz w:val="24"/>
           <w:lang w:val="es-AR" w:eastAsia="ar-SA"/>
         </w:rPr>
-        <w:t>¿Necesita tomar la obra social de los pacientes?¿Cuáles aceptan?¿Que beneficios traen?</w:t>
+        <w:t xml:space="preserve">¿Necesita tomar la obra social de los </w:t>
+      </w:r>
+      <w:proofErr w:type="gramStart"/>
+      <w:r>
+        <w:rPr>
+          <w:rFonts w:eastAsia="SimSun"/>
+          <w:i/>
+          <w:iCs/>
+          <w:sz w:val="24"/>
+          <w:lang w:val="es-AR" w:eastAsia="ar-SA"/>
+        </w:rPr>
+        <w:t>pacientes?¿</w:t>
+      </w:r>
+      <w:proofErr w:type="gramEnd"/>
+      <w:r>
+        <w:rPr>
+          <w:rFonts w:eastAsia="SimSun"/>
+          <w:i/>
+          <w:iCs/>
+          <w:sz w:val="24"/>
+          <w:lang w:val="es-AR" w:eastAsia="ar-SA"/>
+        </w:rPr>
+        <w:t>Cuáles aceptan?¿</w:t>
+      </w:r>
+      <w:proofErr w:type="spellStart"/>
+      <w:r>
+        <w:rPr>
+          <w:rFonts w:eastAsia="SimSun"/>
+          <w:i/>
+          <w:iCs/>
+          <w:sz w:val="24"/>
+          <w:lang w:val="es-AR" w:eastAsia="ar-SA"/>
+        </w:rPr>
+        <w:t>Que</w:t>
+      </w:r>
+      <w:proofErr w:type="spellEnd"/>
+      <w:r>
+        <w:rPr>
+          <w:rFonts w:eastAsia="SimSun"/>
+          <w:i/>
+          <w:iCs/>
+          <w:sz w:val="24"/>
+          <w:lang w:val="es-AR" w:eastAsia="ar-SA"/>
+        </w:rPr>
+        <w:t xml:space="preserve"> beneficios traen?</w:t>
       </w:r>
     </w:p>
     <w:p>
@@ -7778,37 +8571,7 @@
           <w:szCs w:val="28"/>
           <w:lang w:val="es-ES_tradnl" w:eastAsia="ar-SA"/>
         </w:rPr>
-        <w:t>2.</w:t>
-      </w:r>
-      <w:r>
-        <w:rPr>
-          <w:rFonts w:eastAsia="SimSun"/>
-          <w:b/>
-          <w:sz w:val="28"/>
-          <w:szCs w:val="28"/>
-          <w:lang w:val="es-ES_tradnl" w:eastAsia="ar-SA"/>
-        </w:rPr>
-        <w:t>2</w:t>
-      </w:r>
-      <w:r>
-        <w:rPr>
-          <w:rFonts w:eastAsia="SimSun"/>
-          <w:b/>
-          <w:sz w:val="28"/>
-          <w:szCs w:val="28"/>
-          <w:lang w:val="es-ES_tradnl" w:eastAsia="ar-SA"/>
-        </w:rPr>
-        <w:t xml:space="preserve"> </w:t>
-      </w:r>
-      <w:r>
-        <w:rPr>
-          <w:rFonts w:eastAsia="SimSun"/>
-          <w:b/>
-          <w:sz w:val="28"/>
-          <w:szCs w:val="28"/>
-          <w:lang w:val="es-ES_tradnl" w:eastAsia="ar-SA"/>
-        </w:rPr>
-        <w:t>La elección de los delegados a dar la entrevista</w:t>
+        <w:t>2.2 La elección de los delegados a dar la entrevista</w:t>
       </w:r>
     </w:p>
     <w:p>
@@ -7848,16 +8611,7 @@
           <w:sz w:val="24"/>
           <w:lang w:eastAsia="ar-SA"/>
         </w:rPr>
-        <w:t>2.1 Como decidimos los delegados</w:t>
-      </w:r>
-      <w:r>
-        <w:rPr>
-          <w:rFonts w:eastAsia="SimSun"/>
-          <w:b/>
-          <w:sz w:val="24"/>
-          <w:lang w:eastAsia="ar-SA"/>
-        </w:rPr>
-        <w:t xml:space="preserve">: </w:t>
+        <w:t xml:space="preserve">2.1 Como decidimos los delegados: </w:t>
       </w:r>
     </w:p>
     <w:p>
@@ -7877,7 +8631,61 @@
           <w:sz w:val="24"/>
           <w:lang w:eastAsia="ar-SA"/>
         </w:rPr>
-        <w:t>Para decidir los delegados a dar la entrevista utilizamos la experiencia en trabajos pasados de Análisis de sistemas y elegimos a los mas hábiles para interpretar las respuestas o repreguntas del cliente o los capaces de improvisar preguntas nuevas durante la entrevista. Los elegidos para dar la entrevista fuimos Matias Adan y yo.</w:t>
+        <w:t xml:space="preserve">Para decidir los delegados a dar la entrevista utilizamos la experiencia en trabajos pasados de Análisis de sistemas y elegimos a los </w:t>
+      </w:r>
+      <w:proofErr w:type="spellStart"/>
+      <w:r>
+        <w:rPr>
+          <w:rFonts w:eastAsia="SimSun"/>
+          <w:sz w:val="24"/>
+          <w:lang w:eastAsia="ar-SA"/>
+        </w:rPr>
+        <w:t>mas</w:t>
+      </w:r>
+      <w:proofErr w:type="spellEnd"/>
+      <w:r>
+        <w:rPr>
+          <w:rFonts w:eastAsia="SimSun"/>
+          <w:sz w:val="24"/>
+          <w:lang w:eastAsia="ar-SA"/>
+        </w:rPr>
+        <w:t xml:space="preserve"> hábiles para interpretar las respuestas o repreguntas del cliente o los capaces de improvisar preguntas nuevas durante la entrevista. Los elegidos para dar la entrevista fuimos </w:t>
+      </w:r>
+      <w:proofErr w:type="spellStart"/>
+      <w:r>
+        <w:rPr>
+          <w:rFonts w:eastAsia="SimSun"/>
+          <w:sz w:val="24"/>
+          <w:lang w:eastAsia="ar-SA"/>
+        </w:rPr>
+        <w:t>Matias</w:t>
+      </w:r>
+      <w:proofErr w:type="spellEnd"/>
+      <w:r>
+        <w:rPr>
+          <w:rFonts w:eastAsia="SimSun"/>
+          <w:sz w:val="24"/>
+          <w:lang w:eastAsia="ar-SA"/>
+        </w:rPr>
+        <w:t xml:space="preserve"> </w:t>
+      </w:r>
+      <w:proofErr w:type="spellStart"/>
+      <w:r>
+        <w:rPr>
+          <w:rFonts w:eastAsia="SimSun"/>
+          <w:sz w:val="24"/>
+          <w:lang w:eastAsia="ar-SA"/>
+        </w:rPr>
+        <w:t>Adan</w:t>
+      </w:r>
+      <w:proofErr w:type="spellEnd"/>
+      <w:r>
+        <w:rPr>
+          <w:rFonts w:eastAsia="SimSun"/>
+          <w:sz w:val="24"/>
+          <w:lang w:eastAsia="ar-SA"/>
+        </w:rPr>
+        <w:t xml:space="preserve"> y yo.</w:t>
       </w:r>
     </w:p>
     <w:p>
@@ -8162,6 +8970,402 @@
         </w:rPr>
         <w:t>El día 11 de agosto fue el elegido por el equipo y el cliente para dar la entrevista de los requerimientos</w:t>
       </w:r>
+      <w:r>
+        <w:rPr>
+          <w:rFonts w:eastAsia="SimSun"/>
+          <w:sz w:val="24"/>
+          <w:lang w:eastAsia="ar-SA"/>
+        </w:rPr>
+        <w:t xml:space="preserve">. </w:t>
+      </w:r>
+      <w:proofErr w:type="spellStart"/>
+      <w:r>
+        <w:rPr>
+          <w:rFonts w:eastAsia="SimSun"/>
+          <w:sz w:val="24"/>
+          <w:lang w:eastAsia="ar-SA"/>
+        </w:rPr>
+        <w:t>Matias</w:t>
+      </w:r>
+      <w:proofErr w:type="spellEnd"/>
+      <w:r>
+        <w:rPr>
+          <w:rFonts w:eastAsia="SimSun"/>
+          <w:sz w:val="24"/>
+          <w:lang w:eastAsia="ar-SA"/>
+        </w:rPr>
+        <w:t xml:space="preserve"> y yo fuimos los elegidos para dar la entrevista por lo que preparamos las preguntas anteriormente elegidas y planeamos nuestra charla</w:t>
+      </w:r>
+      <w:r>
+        <w:rPr>
+          <w:rFonts w:eastAsia="SimSun"/>
+          <w:sz w:val="24"/>
+          <w:lang w:eastAsia="ar-SA"/>
+        </w:rPr>
+        <w:t xml:space="preserve">. Tomamos en cuenta </w:t>
+      </w:r>
+      <w:r>
+        <w:rPr>
+          <w:rFonts w:eastAsia="SimSun"/>
+          <w:sz w:val="24"/>
+          <w:lang w:eastAsia="ar-SA"/>
+        </w:rPr>
+        <w:t>posibilidades a la hora de tener que improvisar nuevas preguntas o interpretar bien las respuestas. También preparamos el micrófono con el que grabaríamos toda la entrevista por completo. Y por último predijimos posibles respuestas del cliente para prepararnos para los pasos posteriores.</w:t>
+      </w:r>
+    </w:p>
+    <w:p>
+      <w:pPr>
+        <w:tabs>
+          <w:tab w:val="left" w:pos="4348"/>
+        </w:tabs>
+        <w:suppressAutoHyphens/>
+        <w:spacing w:after="120" w:line="360" w:lineRule="auto"/>
+        <w:ind w:left="567" w:firstLine="709"/>
+        <w:rPr>
+          <w:rFonts w:eastAsia="SimSun"/>
+          <w:sz w:val="24"/>
+          <w:lang w:eastAsia="ar-SA"/>
+        </w:rPr>
+      </w:pPr>
+    </w:p>
+    <w:p>
+      <w:pPr>
+        <w:suppressAutoHyphens/>
+        <w:spacing w:after="240"/>
+        <w:jc w:val="left"/>
+        <w:rPr>
+          <w:rFonts w:eastAsia="SimSun"/>
+          <w:b/>
+          <w:sz w:val="24"/>
+          <w:lang w:eastAsia="ar-SA"/>
+        </w:rPr>
+      </w:pPr>
+      <w:r>
+        <w:rPr>
+          <w:rFonts w:eastAsia="SimSun"/>
+          <w:b/>
+          <w:sz w:val="24"/>
+          <w:lang w:eastAsia="ar-SA"/>
+        </w:rPr>
+        <w:t>3</w:t>
+      </w:r>
+      <w:r>
+        <w:rPr>
+          <w:rFonts w:eastAsia="SimSun"/>
+          <w:b/>
+          <w:sz w:val="24"/>
+          <w:lang w:eastAsia="ar-SA"/>
+        </w:rPr>
+        <w:t>.1.</w:t>
+      </w:r>
+      <w:r>
+        <w:rPr>
+          <w:rFonts w:eastAsia="SimSun"/>
+          <w:b/>
+          <w:sz w:val="24"/>
+          <w:lang w:eastAsia="ar-SA"/>
+        </w:rPr>
+        <w:t>2 La entrevista con el cliente</w:t>
+      </w:r>
+      <w:r>
+        <w:rPr>
+          <w:rFonts w:eastAsia="SimSun"/>
+          <w:b/>
+          <w:sz w:val="24"/>
+          <w:lang w:eastAsia="ar-SA"/>
+        </w:rPr>
+        <w:t xml:space="preserve">: </w:t>
+      </w:r>
+    </w:p>
+    <w:p>
+      <w:pPr>
+        <w:tabs>
+          <w:tab w:val="left" w:pos="4348"/>
+        </w:tabs>
+        <w:suppressAutoHyphens/>
+        <w:spacing w:after="120" w:line="360" w:lineRule="auto"/>
+        <w:ind w:left="567" w:firstLine="709"/>
+        <w:rPr>
+          <w:rFonts w:eastAsia="SimSun"/>
+          <w:sz w:val="24"/>
+          <w:lang w:eastAsia="ar-SA"/>
+        </w:rPr>
+      </w:pPr>
+      <w:r>
+        <w:rPr>
+          <w:rFonts w:eastAsia="SimSun"/>
+          <w:sz w:val="24"/>
+          <w:lang w:eastAsia="ar-SA"/>
+        </w:rPr>
+        <w:t xml:space="preserve">Con todo listo, </w:t>
+      </w:r>
+      <w:proofErr w:type="spellStart"/>
+      <w:r>
+        <w:rPr>
+          <w:rFonts w:eastAsia="SimSun"/>
+          <w:sz w:val="24"/>
+          <w:lang w:eastAsia="ar-SA"/>
+        </w:rPr>
+        <w:t>Matias</w:t>
+      </w:r>
+      <w:proofErr w:type="spellEnd"/>
+      <w:r>
+        <w:rPr>
+          <w:rFonts w:eastAsia="SimSun"/>
+          <w:sz w:val="24"/>
+          <w:lang w:eastAsia="ar-SA"/>
+        </w:rPr>
+        <w:t xml:space="preserve"> y yo nos reunimos con el cliente Alan Edmundo para poder dar la entrevista de los requerimientos. Le dimos el contexto del tema elegido y la problemática inicial para que se prepare y pueda ponerse en personaje del cliente: el representante de la Clínica Privada de Buenos Aires. Comenzamos con las preguntas preparadas, el cliente respondía </w:t>
+      </w:r>
+      <w:r>
+        <w:rPr>
+          <w:rFonts w:eastAsia="SimSun"/>
+          <w:sz w:val="24"/>
+          <w:lang w:eastAsia="ar-SA"/>
+        </w:rPr>
+        <w:t xml:space="preserve">dando una idea de lo que necesitaba para el sistema. “Se deben almacenar los datos de tanto pacientes y empleados”, “se deben separar los roles de los empleados”, “la clínica cuenta con pediatría, cirugía, etc.” </w:t>
+      </w:r>
+    </w:p>
+    <w:p>
+      <w:pPr>
+        <w:tabs>
+          <w:tab w:val="left" w:pos="4348"/>
+        </w:tabs>
+        <w:suppressAutoHyphens/>
+        <w:spacing w:after="120" w:line="360" w:lineRule="auto"/>
+        <w:ind w:left="567" w:firstLine="709"/>
+        <w:rPr>
+          <w:rFonts w:eastAsia="SimSun"/>
+          <w:sz w:val="24"/>
+          <w:lang w:eastAsia="ar-SA"/>
+        </w:rPr>
+      </w:pPr>
+      <w:r>
+        <w:rPr>
+          <w:rFonts w:eastAsia="SimSun"/>
+          <w:sz w:val="24"/>
+          <w:lang w:eastAsia="ar-SA"/>
+        </w:rPr>
+        <w:t>Durante la entrevista, yo me encargo personalmente de hacer las preguntas tanto anotadas como improvisadas</w:t>
+      </w:r>
+      <w:r>
+        <w:rPr>
+          <w:rFonts w:eastAsia="SimSun"/>
+          <w:sz w:val="24"/>
+          <w:lang w:eastAsia="ar-SA"/>
+        </w:rPr>
+        <w:t>, como también de reconocer la respuesta del cliente a cada pregunta y determinar rápidamente si nos convence o nos responde la duda o si debo repetir la pregunta una vez más por qué el cliente no la entendió.</w:t>
+      </w:r>
+      <w:r>
+        <w:rPr>
+          <w:rFonts w:eastAsia="SimSun"/>
+          <w:sz w:val="24"/>
+          <w:lang w:eastAsia="ar-SA"/>
+        </w:rPr>
+        <w:t xml:space="preserve"> </w:t>
+      </w:r>
+      <w:proofErr w:type="spellStart"/>
+      <w:r>
+        <w:rPr>
+          <w:rFonts w:eastAsia="SimSun"/>
+          <w:sz w:val="24"/>
+          <w:lang w:eastAsia="ar-SA"/>
+        </w:rPr>
+        <w:t>Matias</w:t>
+      </w:r>
+      <w:proofErr w:type="spellEnd"/>
+      <w:r>
+        <w:rPr>
+          <w:rFonts w:eastAsia="SimSun"/>
+          <w:sz w:val="24"/>
+          <w:lang w:eastAsia="ar-SA"/>
+        </w:rPr>
+        <w:t>, en cambio,</w:t>
+      </w:r>
+      <w:r>
+        <w:rPr>
+          <w:rFonts w:eastAsia="SimSun"/>
+          <w:sz w:val="24"/>
+          <w:lang w:eastAsia="ar-SA"/>
+        </w:rPr>
+        <w:t xml:space="preserve"> se encarga de interpretar y anotar todas las respuestas al mismo </w:t>
+      </w:r>
+      <w:r>
+        <w:rPr>
+          <w:rFonts w:eastAsia="SimSun"/>
+          <w:sz w:val="24"/>
+          <w:lang w:eastAsia="ar-SA"/>
+        </w:rPr>
+        <w:lastRenderedPageBreak/>
+        <w:t>instante</w:t>
+      </w:r>
+      <w:r>
+        <w:rPr>
+          <w:rFonts w:eastAsia="SimSun"/>
+          <w:sz w:val="24"/>
+          <w:lang w:eastAsia="ar-SA"/>
+        </w:rPr>
+        <w:t xml:space="preserve"> para poder ganarle tiempo al audio grabado de la entrevista</w:t>
+      </w:r>
+      <w:r>
+        <w:rPr>
+          <w:rFonts w:eastAsia="SimSun"/>
+          <w:sz w:val="24"/>
+          <w:lang w:eastAsia="ar-SA"/>
+        </w:rPr>
+        <w:t>, también me ayudó a improvisar y a recordar las preguntas originales.</w:t>
+      </w:r>
+    </w:p>
+    <w:p>
+      <w:pPr>
+        <w:tabs>
+          <w:tab w:val="left" w:pos="4348"/>
+        </w:tabs>
+        <w:suppressAutoHyphens/>
+        <w:spacing w:after="120" w:line="360" w:lineRule="auto"/>
+        <w:ind w:left="567" w:firstLine="709"/>
+        <w:rPr>
+          <w:rFonts w:eastAsia="SimSun"/>
+          <w:sz w:val="24"/>
+          <w:lang w:eastAsia="ar-SA"/>
+        </w:rPr>
+      </w:pPr>
+    </w:p>
+    <w:p>
+      <w:pPr>
+        <w:suppressAutoHyphens/>
+        <w:spacing w:after="240"/>
+        <w:jc w:val="left"/>
+        <w:rPr>
+          <w:rFonts w:eastAsia="SimSun"/>
+          <w:b/>
+          <w:sz w:val="24"/>
+          <w:lang w:eastAsia="ar-SA"/>
+        </w:rPr>
+      </w:pPr>
+      <w:r>
+        <w:rPr>
+          <w:rFonts w:eastAsia="SimSun"/>
+          <w:b/>
+          <w:sz w:val="24"/>
+          <w:lang w:eastAsia="ar-SA"/>
+        </w:rPr>
+        <w:t>3</w:t>
+      </w:r>
+      <w:r>
+        <w:rPr>
+          <w:rFonts w:eastAsia="SimSun"/>
+          <w:b/>
+          <w:sz w:val="24"/>
+          <w:lang w:eastAsia="ar-SA"/>
+        </w:rPr>
+        <w:t>.1.</w:t>
+      </w:r>
+      <w:r>
+        <w:rPr>
+          <w:rFonts w:eastAsia="SimSun"/>
+          <w:b/>
+          <w:sz w:val="24"/>
+          <w:lang w:eastAsia="ar-SA"/>
+        </w:rPr>
+        <w:t>3</w:t>
+      </w:r>
+      <w:r>
+        <w:rPr>
+          <w:rFonts w:eastAsia="SimSun"/>
+          <w:b/>
+          <w:sz w:val="24"/>
+          <w:lang w:eastAsia="ar-SA"/>
+        </w:rPr>
+        <w:t xml:space="preserve"> </w:t>
+      </w:r>
+      <w:r>
+        <w:rPr>
+          <w:rFonts w:eastAsia="SimSun"/>
+          <w:b/>
+          <w:sz w:val="24"/>
+          <w:lang w:eastAsia="ar-SA"/>
+        </w:rPr>
+        <w:t>Primeras conclusiones de l</w:t>
+      </w:r>
+      <w:r>
+        <w:rPr>
+          <w:rFonts w:eastAsia="SimSun"/>
+          <w:b/>
+          <w:sz w:val="24"/>
+          <w:lang w:eastAsia="ar-SA"/>
+        </w:rPr>
+        <w:t xml:space="preserve">a entrevista: </w:t>
+      </w:r>
+    </w:p>
+    <w:p>
+      <w:pPr>
+        <w:tabs>
+          <w:tab w:val="left" w:pos="4348"/>
+        </w:tabs>
+        <w:suppressAutoHyphens/>
+        <w:spacing w:after="120" w:line="360" w:lineRule="auto"/>
+        <w:ind w:left="567" w:firstLine="709"/>
+        <w:rPr>
+          <w:rFonts w:eastAsia="SimSun"/>
+          <w:sz w:val="24"/>
+          <w:lang w:eastAsia="ar-SA"/>
+        </w:rPr>
+      </w:pPr>
+      <w:r>
+        <w:rPr>
+          <w:rFonts w:eastAsia="SimSun"/>
+          <w:sz w:val="24"/>
+          <w:lang w:eastAsia="ar-SA"/>
+        </w:rPr>
+        <w:t xml:space="preserve">En el lapso de 20 minutos de duración de la entrevista llegamos a analizar los requisitos básicos del sistema: Debe servir para pacientes como para empleados, debe guardar credenciales de todos los usuarios, debe almacenar datos de historiales médicos, de las obras sociales, </w:t>
+      </w:r>
+      <w:r>
+        <w:rPr>
+          <w:rFonts w:eastAsia="SimSun"/>
+          <w:sz w:val="24"/>
+          <w:lang w:eastAsia="ar-SA"/>
+        </w:rPr>
+        <w:t>recetas, medicamentos, insumos, etc.</w:t>
+      </w:r>
+    </w:p>
+    <w:p>
+      <w:pPr>
+        <w:tabs>
+          <w:tab w:val="left" w:pos="4348"/>
+        </w:tabs>
+        <w:suppressAutoHyphens/>
+        <w:spacing w:after="120" w:line="360" w:lineRule="auto"/>
+        <w:ind w:left="567" w:firstLine="709"/>
+        <w:rPr>
+          <w:rFonts w:eastAsia="SimSun"/>
+          <w:sz w:val="24"/>
+          <w:lang w:eastAsia="ar-SA"/>
+        </w:rPr>
+      </w:pPr>
+      <w:r>
+        <w:rPr>
+          <w:rFonts w:eastAsia="SimSun"/>
+          <w:sz w:val="24"/>
+          <w:lang w:eastAsia="ar-SA"/>
+        </w:rPr>
+        <w:t>Una dificultad que tuve personalmente el día de la entrevista fue que caí gravemente enfermo al terminar la misma y tuve varios días de recuperación posteriores. Esto por suerte no afectó a la eficiencia de la entrevista, porque logré poner todo de mí durante la misma.</w:t>
+      </w:r>
+    </w:p>
+    <w:p>
+      <w:pPr>
+        <w:tabs>
+          <w:tab w:val="left" w:pos="4348"/>
+        </w:tabs>
+        <w:suppressAutoHyphens/>
+        <w:spacing w:after="120" w:line="360" w:lineRule="auto"/>
+        <w:ind w:left="567" w:firstLine="709"/>
+        <w:rPr>
+          <w:rFonts w:eastAsia="SimSun"/>
+          <w:sz w:val="24"/>
+          <w:lang w:eastAsia="ar-SA"/>
+        </w:rPr>
+      </w:pPr>
     </w:p>
     <w:p>
       <w:pPr>
@@ -8198,6 +9402,7 @@
           <w:lang w:eastAsia="ar-SA"/>
         </w:rPr>
       </w:pPr>
+      <w:proofErr w:type="spellStart"/>
       <w:r>
         <w:rPr>
           <w:rFonts w:eastAsia="SimSun"/>
@@ -8207,6 +9412,7 @@
         </w:rPr>
         <w:t>conclucion</w:t>
       </w:r>
+      <w:proofErr w:type="spellEnd"/>
     </w:p>
     <w:p>
       <w:pPr>
@@ -8326,7 +9532,29 @@
           <w:szCs w:val="32"/>
           <w:lang w:eastAsia="ar-SA"/>
         </w:rPr>
-        <w:t>12 ptos. espaciado posterior</w:t>
+        <w:t xml:space="preserve">12 </w:t>
+      </w:r>
+      <w:proofErr w:type="spellStart"/>
+      <w:r>
+        <w:rPr>
+          <w:rFonts w:ascii="Times New Roman" w:eastAsia="SimSun" w:hAnsi="Times New Roman"/>
+          <w:color w:val="000000" w:themeColor="text1"/>
+          <w:sz w:val="32"/>
+          <w:szCs w:val="32"/>
+          <w:lang w:eastAsia="ar-SA"/>
+        </w:rPr>
+        <w:t>ptos</w:t>
+      </w:r>
+      <w:proofErr w:type="spellEnd"/>
+      <w:r>
+        <w:rPr>
+          <w:rFonts w:ascii="Times New Roman" w:eastAsia="SimSun" w:hAnsi="Times New Roman"/>
+          <w:color w:val="000000" w:themeColor="text1"/>
+          <w:sz w:val="32"/>
+          <w:szCs w:val="32"/>
+          <w:lang w:eastAsia="ar-SA"/>
+        </w:rPr>
+        <w:t>. espaciado posterior</w:t>
       </w:r>
       <w:r>
         <w:rPr>
@@ -8424,8 +9652,16 @@
         <w:rPr>
           <w:rFonts w:ascii="Times New Roman" w:hAnsi="Times New Roman" w:cs="Times New Roman"/>
         </w:rPr>
-        <w:t>No se deben repetir los datos de las tablas o figuras en el texto, por ejemplo</w:t>
-      </w:r>
+        <w:t xml:space="preserve">No se deben repetir los datos de las tablas o figuras en el texto, por </w:t>
+      </w:r>
+      <w:proofErr w:type="gramStart"/>
+      <w:r>
+        <w:rPr>
+          <w:rFonts w:ascii="Times New Roman" w:hAnsi="Times New Roman" w:cs="Times New Roman"/>
+        </w:rPr>
+        <w:t>ejemplo</w:t>
+      </w:r>
+      <w:proofErr w:type="gramEnd"/>
       <w:r>
         <w:rPr>
           <w:rFonts w:ascii="Times New Roman" w:hAnsi="Times New Roman" w:cs="Times New Roman"/>
@@ -8838,13 +10074,23 @@
         </w:rPr>
         <w:t xml:space="preserve">Recordamos que </w:t>
       </w:r>
+      <w:proofErr w:type="gramStart"/>
       <w:r>
         <w:rPr>
           <w:rStyle w:val="TEXTOART"/>
           <w:rFonts w:eastAsia="Batang"/>
           <w:sz w:val="24"/>
         </w:rPr>
-        <w:t>toda obra citada deben incluirse</w:t>
+        <w:t>toda obra citada deben</w:t>
+      </w:r>
+      <w:proofErr w:type="gramEnd"/>
+      <w:r>
+        <w:rPr>
+          <w:rStyle w:val="TEXTOART"/>
+          <w:rFonts w:eastAsia="Batang"/>
+          <w:sz w:val="24"/>
+        </w:rPr>
+        <w:t xml:space="preserve"> incluirse</w:t>
       </w:r>
       <w:r>
         <w:rPr>
@@ -9126,7 +10372,29 @@
           <w:szCs w:val="32"/>
           <w:lang w:eastAsia="ar-SA"/>
         </w:rPr>
-        <w:t>(12 ptos. espaciado posterior)</w:t>
+        <w:t xml:space="preserve">(12 </w:t>
+      </w:r>
+      <w:proofErr w:type="spellStart"/>
+      <w:r>
+        <w:rPr>
+          <w:rFonts w:ascii="Times New Roman" w:eastAsia="SimSun" w:hAnsi="Times New Roman"/>
+          <w:color w:val="000000" w:themeColor="text1"/>
+          <w:sz w:val="32"/>
+          <w:szCs w:val="32"/>
+          <w:lang w:eastAsia="ar-SA"/>
+        </w:rPr>
+        <w:t>ptos</w:t>
+      </w:r>
+      <w:proofErr w:type="spellEnd"/>
+      <w:r>
+        <w:rPr>
+          <w:rFonts w:ascii="Times New Roman" w:eastAsia="SimSun" w:hAnsi="Times New Roman"/>
+          <w:color w:val="000000" w:themeColor="text1"/>
+          <w:sz w:val="32"/>
+          <w:szCs w:val="32"/>
+          <w:lang w:eastAsia="ar-SA"/>
+        </w:rPr>
+        <w:t>. espaciado posterior)</w:t>
       </w:r>
     </w:p>
     <w:p>
@@ -9260,13 +10528,23 @@
         </w:rPr>
         <w:t xml:space="preserve">Recordamos que </w:t>
       </w:r>
+      <w:proofErr w:type="gramStart"/>
       <w:r>
         <w:rPr>
           <w:rStyle w:val="TEXTOART"/>
           <w:rFonts w:eastAsia="Batang"/>
           <w:sz w:val="24"/>
         </w:rPr>
-        <w:t>toda obra citada deben incluirse</w:t>
+        <w:t>toda obra citada deben</w:t>
+      </w:r>
+      <w:proofErr w:type="gramEnd"/>
+      <w:r>
+        <w:rPr>
+          <w:rStyle w:val="TEXTOART"/>
+          <w:rFonts w:eastAsia="Batang"/>
+          <w:sz w:val="24"/>
+        </w:rPr>
+        <w:t xml:space="preserve"> incluirse</w:t>
       </w:r>
       <w:r>
         <w:rPr>
@@ -9567,7 +10845,31 @@
           <w:szCs w:val="32"/>
           <w:lang w:eastAsia="ar-SA"/>
         </w:rPr>
-        <w:t>(12 ptos. espaciado posterior</w:t>
+        <w:t xml:space="preserve">(12 </w:t>
+      </w:r>
+      <w:proofErr w:type="spellStart"/>
+      <w:r>
+        <w:rPr>
+          <w:rFonts w:eastAsia="SimSun"/>
+          <w:b/>
+          <w:color w:val="000000" w:themeColor="text1"/>
+          <w:sz w:val="32"/>
+          <w:szCs w:val="32"/>
+          <w:lang w:eastAsia="ar-SA"/>
+        </w:rPr>
+        <w:t>ptos</w:t>
+      </w:r>
+      <w:proofErr w:type="spellEnd"/>
+      <w:r>
+        <w:rPr>
+          <w:rFonts w:eastAsia="SimSun"/>
+          <w:b/>
+          <w:color w:val="000000" w:themeColor="text1"/>
+          <w:sz w:val="32"/>
+          <w:szCs w:val="32"/>
+          <w:lang w:eastAsia="ar-SA"/>
+        </w:rPr>
+        <w:t>. espaciado posterior</w:t>
       </w:r>
       <w:r>
         <w:rPr>
@@ -9851,15 +11153,51 @@
           <w:rFonts w:eastAsia="Batang"/>
           <w:sz w:val="24"/>
         </w:rPr>
-        <w:t xml:space="preserve"> tiene  más de un autor.</w:t>
-      </w:r>
+        <w:t xml:space="preserve"> </w:t>
+      </w:r>
+      <w:proofErr w:type="gramStart"/>
       <w:r>
         <w:rPr>
           <w:rStyle w:val="TEXTOART"/>
           <w:rFonts w:eastAsia="Batang"/>
           <w:sz w:val="24"/>
         </w:rPr>
-        <w:t xml:space="preserve"> El interlineado será 1.0 y 6 ptos. espaciado posterior entre cada referencia: ejemplo</w:t>
+        <w:t>tiene  más</w:t>
+      </w:r>
+      <w:proofErr w:type="gramEnd"/>
+      <w:r>
+        <w:rPr>
+          <w:rStyle w:val="TEXTOART"/>
+          <w:rFonts w:eastAsia="Batang"/>
+          <w:sz w:val="24"/>
+        </w:rPr>
+        <w:t xml:space="preserve"> de un autor.</w:t>
+      </w:r>
+      <w:r>
+        <w:rPr>
+          <w:rStyle w:val="TEXTOART"/>
+          <w:rFonts w:eastAsia="Batang"/>
+          <w:sz w:val="24"/>
+        </w:rPr>
+        <w:t xml:space="preserve"> El interlineado será 1.0 y 6 </w:t>
+      </w:r>
+      <w:proofErr w:type="spellStart"/>
+      <w:r>
+        <w:rPr>
+          <w:rStyle w:val="TEXTOART"/>
+          <w:rFonts w:eastAsia="Batang"/>
+          <w:sz w:val="24"/>
+        </w:rPr>
+        <w:t>ptos</w:t>
+      </w:r>
+      <w:proofErr w:type="spellEnd"/>
+      <w:r>
+        <w:rPr>
+          <w:rStyle w:val="TEXTOART"/>
+          <w:rFonts w:eastAsia="Batang"/>
+          <w:sz w:val="24"/>
+        </w:rPr>
+        <w:t>. espaciado posterior entre cada referencia: ejemplo</w:t>
       </w:r>
     </w:p>
     <w:p>
@@ -9897,7 +11235,25 @@
           <w:rFonts w:eastAsia="Batang"/>
           <w:sz w:val="24"/>
         </w:rPr>
-        <w:t>A continuación resumimos las normas APA para escribir la bibliografía de acuerdo al tipo de documento:</w:t>
+        <w:t xml:space="preserve">A </w:t>
+      </w:r>
+      <w:proofErr w:type="gramStart"/>
+      <w:r>
+        <w:rPr>
+          <w:rStyle w:val="TEXTOART"/>
+          <w:rFonts w:eastAsia="Batang"/>
+          <w:sz w:val="24"/>
+        </w:rPr>
+        <w:t>continuación</w:t>
+      </w:r>
+      <w:proofErr w:type="gramEnd"/>
+      <w:r>
+        <w:rPr>
+          <w:rStyle w:val="TEXTOART"/>
+          <w:rFonts w:eastAsia="Batang"/>
+          <w:sz w:val="24"/>
+        </w:rPr>
+        <w:t xml:space="preserve"> resumimos las normas APA para escribir la bibliografía de acuerdo al tipo de documento:</w:t>
       </w:r>
     </w:p>
     <w:p>
@@ -9943,6 +11299,8 @@
           <w:lang w:val="es-EC" w:eastAsia="en-US"/>
         </w:rPr>
       </w:pPr>
+      <w:proofErr w:type="spellStart"/>
+      <w:proofErr w:type="gramStart"/>
       <w:r>
         <w:rPr>
           <w:rFonts w:ascii="Times New Roman" w:eastAsiaTheme="minorHAnsi" w:hAnsi="Times New Roman"/>
@@ -9950,8 +11308,40 @@
           <w:szCs w:val="24"/>
           <w:lang w:val="es-EC" w:eastAsia="en-US"/>
         </w:rPr>
-        <w:t>Autor,_X._Y._(AÑO). Título del artículo._</w:t>
-      </w:r>
+        <w:t>Autor,_</w:t>
+      </w:r>
+      <w:proofErr w:type="gramEnd"/>
+      <w:r>
+        <w:rPr>
+          <w:rFonts w:ascii="Times New Roman" w:eastAsiaTheme="minorHAnsi" w:hAnsi="Times New Roman"/>
+          <w:color w:val="auto"/>
+          <w:szCs w:val="24"/>
+          <w:lang w:val="es-EC" w:eastAsia="en-US"/>
+        </w:rPr>
+        <w:t>X._Y</w:t>
+      </w:r>
+      <w:proofErr w:type="spellEnd"/>
+      <w:r>
+        <w:rPr>
+          <w:rFonts w:ascii="Times New Roman" w:eastAsiaTheme="minorHAnsi" w:hAnsi="Times New Roman"/>
+          <w:color w:val="auto"/>
+          <w:szCs w:val="24"/>
+          <w:lang w:val="es-EC" w:eastAsia="en-US"/>
+        </w:rPr>
+        <w:t xml:space="preserve">._(AÑO). Título del </w:t>
+      </w:r>
+      <w:proofErr w:type="spellStart"/>
+      <w:proofErr w:type="gramStart"/>
+      <w:r>
+        <w:rPr>
+          <w:rFonts w:ascii="Times New Roman" w:eastAsiaTheme="minorHAnsi" w:hAnsi="Times New Roman"/>
+          <w:color w:val="auto"/>
+          <w:szCs w:val="24"/>
+          <w:lang w:val="es-EC" w:eastAsia="en-US"/>
+        </w:rPr>
+        <w:t>artículo._</w:t>
+      </w:r>
+      <w:proofErr w:type="gramEnd"/>
       <w:r>
         <w:rPr>
           <w:rFonts w:ascii="Times New Roman" w:eastAsiaTheme="minorHAnsi" w:hAnsi="Times New Roman"/>
@@ -9961,16 +11351,61 @@
           <w:szCs w:val="24"/>
           <w:lang w:val="es-EC" w:eastAsia="en-US"/>
         </w:rPr>
-        <w:t>Título de la revista,_Volumen</w:t>
-      </w:r>
+        <w:t>Título</w:t>
+      </w:r>
+      <w:proofErr w:type="spellEnd"/>
       <w:r>
         <w:rPr>
           <w:rFonts w:ascii="Times New Roman" w:eastAsiaTheme="minorHAnsi" w:hAnsi="Times New Roman"/>
+          <w:i/>
+          <w:iCs/>
           <w:color w:val="auto"/>
           <w:szCs w:val="24"/>
           <w:lang w:val="es-EC" w:eastAsia="en-US"/>
         </w:rPr>
-        <w:t>(número),_pp-pp.</w:t>
+        <w:t xml:space="preserve"> de la </w:t>
+      </w:r>
+      <w:proofErr w:type="spellStart"/>
+      <w:r>
+        <w:rPr>
+          <w:rFonts w:ascii="Times New Roman" w:eastAsiaTheme="minorHAnsi" w:hAnsi="Times New Roman"/>
+          <w:i/>
+          <w:iCs/>
+          <w:color w:val="auto"/>
+          <w:szCs w:val="24"/>
+          <w:lang w:val="es-EC" w:eastAsia="en-US"/>
+        </w:rPr>
+        <w:t>revista,_Volumen</w:t>
+      </w:r>
+      <w:proofErr w:type="spellEnd"/>
+      <w:r>
+        <w:rPr>
+          <w:rFonts w:ascii="Times New Roman" w:eastAsiaTheme="minorHAnsi" w:hAnsi="Times New Roman"/>
+          <w:color w:val="auto"/>
+          <w:szCs w:val="24"/>
+          <w:lang w:val="es-EC" w:eastAsia="en-US"/>
+        </w:rPr>
+        <w:t>(número),_</w:t>
+      </w:r>
+      <w:proofErr w:type="spellStart"/>
+      <w:r>
+        <w:rPr>
+          <w:rFonts w:ascii="Times New Roman" w:eastAsiaTheme="minorHAnsi" w:hAnsi="Times New Roman"/>
+          <w:color w:val="auto"/>
+          <w:szCs w:val="24"/>
+          <w:lang w:val="es-EC" w:eastAsia="en-US"/>
+        </w:rPr>
+        <w:t>pp</w:t>
+      </w:r>
+      <w:proofErr w:type="spellEnd"/>
+      <w:r>
+        <w:rPr>
+          <w:rFonts w:ascii="Times New Roman" w:eastAsiaTheme="minorHAnsi" w:hAnsi="Times New Roman"/>
+          <w:color w:val="auto"/>
+          <w:szCs w:val="24"/>
+          <w:lang w:val="es-EC" w:eastAsia="en-US"/>
+        </w:rPr>
+        <w:t>-pp.</w:t>
       </w:r>
     </w:p>
     <w:p>
@@ -10003,7 +11438,34 @@
           <w:sz w:val="24"/>
           <w:lang w:val="es-EC" w:eastAsia="en-US"/>
         </w:rPr>
-        <w:t>Autor1,_X._Y.,_&amp;_Autor2,_X._Y._(AÑO)._Título del artículo._</w:t>
+        <w:t>Autor</w:t>
+      </w:r>
+      <w:proofErr w:type="gramStart"/>
+      <w:r>
+        <w:rPr>
+          <w:rFonts w:eastAsiaTheme="minorHAnsi"/>
+          <w:sz w:val="24"/>
+          <w:lang w:val="es-EC" w:eastAsia="en-US"/>
+        </w:rPr>
+        <w:t>1,_</w:t>
+      </w:r>
+      <w:proofErr w:type="gramEnd"/>
+      <w:r>
+        <w:rPr>
+          <w:rFonts w:eastAsiaTheme="minorHAnsi"/>
+          <w:sz w:val="24"/>
+          <w:lang w:val="es-EC" w:eastAsia="en-US"/>
+        </w:rPr>
+        <w:t xml:space="preserve">X._Y.,_&amp;_Autor2,_X._Y._(AÑO)._Título del </w:t>
+      </w:r>
+      <w:proofErr w:type="spellStart"/>
+      <w:r>
+        <w:rPr>
+          <w:rFonts w:eastAsiaTheme="minorHAnsi"/>
+          <w:sz w:val="24"/>
+          <w:lang w:val="es-EC" w:eastAsia="en-US"/>
+        </w:rPr>
+        <w:t>artículo._</w:t>
       </w:r>
       <w:r>
         <w:rPr>
@@ -10013,15 +11475,56 @@
           <w:sz w:val="24"/>
           <w:lang w:val="es-EC" w:eastAsia="en-US"/>
         </w:rPr>
-        <w:t>Título de la revista,_Volumen</w:t>
-      </w:r>
+        <w:t>Título</w:t>
+      </w:r>
+      <w:proofErr w:type="spellEnd"/>
       <w:r>
         <w:rPr>
           <w:rFonts w:eastAsiaTheme="minorHAnsi"/>
-          <w:sz w:val="24"/>
-          <w:lang w:val="es-EC" w:eastAsia="en-US"/>
-        </w:rPr>
-        <w:t>(número),_pp-pp.</w:t>
+          <w:i/>
+          <w:iCs/>
+          <w:sz w:val="24"/>
+          <w:lang w:val="es-EC" w:eastAsia="en-US"/>
+        </w:rPr>
+        <w:t xml:space="preserve"> de la </w:t>
+      </w:r>
+      <w:proofErr w:type="spellStart"/>
+      <w:r>
+        <w:rPr>
+          <w:rFonts w:eastAsiaTheme="minorHAnsi"/>
+          <w:i/>
+          <w:iCs/>
+          <w:sz w:val="24"/>
+          <w:lang w:val="es-EC" w:eastAsia="en-US"/>
+        </w:rPr>
+        <w:t>revista,_Volumen</w:t>
+      </w:r>
+      <w:proofErr w:type="spellEnd"/>
+      <w:r>
+        <w:rPr>
+          <w:rFonts w:eastAsiaTheme="minorHAnsi"/>
+          <w:sz w:val="24"/>
+          <w:lang w:val="es-EC" w:eastAsia="en-US"/>
+        </w:rPr>
+        <w:t>(número),_</w:t>
+      </w:r>
+      <w:proofErr w:type="spellStart"/>
+      <w:r>
+        <w:rPr>
+          <w:rFonts w:eastAsiaTheme="minorHAnsi"/>
+          <w:sz w:val="24"/>
+          <w:lang w:val="es-EC" w:eastAsia="en-US"/>
+        </w:rPr>
+        <w:t>pp</w:t>
+      </w:r>
+      <w:proofErr w:type="spellEnd"/>
+      <w:r>
+        <w:rPr>
+          <w:rFonts w:eastAsiaTheme="minorHAnsi"/>
+          <w:sz w:val="24"/>
+          <w:lang w:val="es-EC" w:eastAsia="en-US"/>
+        </w:rPr>
+        <w:t>-pp.</w:t>
       </w:r>
     </w:p>
     <w:p>
@@ -10067,7 +11570,43 @@
                 <w:szCs w:val="24"/>
                 <w:lang w:val="en-US"/>
               </w:rPr>
-              <w:t xml:space="preserve">Ainscow, M., &amp; Sandill, A. (2010). Developing inclusive education systems: the role of organisational cultures and leadership. </w:t>
+              <w:t xml:space="preserve">Ainscow, M., &amp; </w:t>
+            </w:r>
+            <w:proofErr w:type="spellStart"/>
+            <w:r>
+              <w:rPr>
+                <w:sz w:val="24"/>
+                <w:szCs w:val="24"/>
+                <w:lang w:val="en-US"/>
+              </w:rPr>
+              <w:t>Sandill</w:t>
+            </w:r>
+            <w:proofErr w:type="spellEnd"/>
+            <w:r>
+              <w:rPr>
+                <w:sz w:val="24"/>
+                <w:szCs w:val="24"/>
+                <w:lang w:val="en-US"/>
+              </w:rPr>
+              <w:t xml:space="preserve">, A. (2010). Developing inclusive education systems: the role of </w:t>
+            </w:r>
+            <w:proofErr w:type="spellStart"/>
+            <w:r>
+              <w:rPr>
+                <w:sz w:val="24"/>
+                <w:szCs w:val="24"/>
+                <w:lang w:val="en-US"/>
+              </w:rPr>
+              <w:t>organisational</w:t>
+            </w:r>
+            <w:proofErr w:type="spellEnd"/>
+            <w:r>
+              <w:rPr>
+                <w:sz w:val="24"/>
+                <w:szCs w:val="24"/>
+                <w:lang w:val="en-US"/>
+              </w:rPr>
+              <w:t xml:space="preserve"> cultures and leadership. </w:t>
             </w:r>
             <w:r>
               <w:rPr>
@@ -10075,8 +11614,54 @@
                 <w:sz w:val="24"/>
                 <w:szCs w:val="24"/>
               </w:rPr>
-              <w:t>International Journal of Inclusive Education</w:t>
+              <w:t xml:space="preserve">International </w:t>
             </w:r>
+            <w:proofErr w:type="spellStart"/>
+            <w:r>
+              <w:rPr>
+                <w:i/>
+                <w:sz w:val="24"/>
+                <w:szCs w:val="24"/>
+              </w:rPr>
+              <w:t>Journal</w:t>
+            </w:r>
+            <w:proofErr w:type="spellEnd"/>
+            <w:r>
+              <w:rPr>
+                <w:i/>
+                <w:sz w:val="24"/>
+                <w:szCs w:val="24"/>
+              </w:rPr>
+              <w:t xml:space="preserve"> </w:t>
+            </w:r>
+            <w:proofErr w:type="spellStart"/>
+            <w:r>
+              <w:rPr>
+                <w:i/>
+                <w:sz w:val="24"/>
+                <w:szCs w:val="24"/>
+              </w:rPr>
+              <w:t>of</w:t>
+            </w:r>
+            <w:proofErr w:type="spellEnd"/>
+            <w:r>
+              <w:rPr>
+                <w:i/>
+                <w:sz w:val="24"/>
+                <w:szCs w:val="24"/>
+              </w:rPr>
+              <w:t xml:space="preserve"> Inclusive </w:t>
+            </w:r>
+            <w:proofErr w:type="spellStart"/>
+            <w:r>
+              <w:rPr>
+                <w:i/>
+                <w:sz w:val="24"/>
+                <w:szCs w:val="24"/>
+              </w:rPr>
+              <w:t>Education</w:t>
+            </w:r>
+            <w:proofErr w:type="spellEnd"/>
             <w:r>
               <w:rPr>
                 <w:sz w:val="24"/>
@@ -10131,22 +11716,72 @@
           <w:szCs w:val="24"/>
           <w:lang w:val="es-EC" w:eastAsia="en-US"/>
         </w:rPr>
-        <w:t>Es opcional presentar el doi  (</w:t>
-      </w:r>
+        <w:t xml:space="preserve">Es opcional presentar el </w:t>
+      </w:r>
+      <w:proofErr w:type="spellStart"/>
+      <w:proofErr w:type="gramStart"/>
+      <w:r>
+        <w:rPr>
+          <w:rFonts w:ascii="Times New Roman" w:eastAsiaTheme="minorHAnsi" w:hAnsi="Times New Roman"/>
+          <w:color w:val="auto"/>
+          <w:szCs w:val="24"/>
+          <w:lang w:val="es-EC" w:eastAsia="en-US"/>
+        </w:rPr>
+        <w:t>doi</w:t>
+      </w:r>
+      <w:proofErr w:type="spellEnd"/>
+      <w:r>
+        <w:rPr>
+          <w:rFonts w:ascii="Times New Roman" w:eastAsiaTheme="minorHAnsi" w:hAnsi="Times New Roman"/>
+          <w:color w:val="auto"/>
+          <w:szCs w:val="24"/>
+          <w:lang w:val="es-EC" w:eastAsia="en-US"/>
+        </w:rPr>
+        <w:t xml:space="preserve">  (</w:t>
+      </w:r>
+      <w:proofErr w:type="gramEnd"/>
       <w:r>
         <w:rPr>
           <w:rFonts w:ascii="Times New Roman" w:hAnsi="Times New Roman"/>
           <w:color w:val="222222"/>
           <w:shd w:val="clear" w:color="auto" w:fill="FFFFFF"/>
         </w:rPr>
-        <w:t>digital object identifier</w:t>
-      </w:r>
+        <w:t xml:space="preserve">digital </w:t>
+      </w:r>
+      <w:proofErr w:type="spellStart"/>
       <w:r>
         <w:rPr>
           <w:rFonts w:ascii="Times New Roman" w:hAnsi="Times New Roman"/>
           <w:color w:val="222222"/>
           <w:shd w:val="clear" w:color="auto" w:fill="FFFFFF"/>
         </w:rPr>
+        <w:t>object</w:t>
+      </w:r>
+      <w:proofErr w:type="spellEnd"/>
+      <w:r>
+        <w:rPr>
+          <w:rFonts w:ascii="Times New Roman" w:hAnsi="Times New Roman"/>
+          <w:color w:val="222222"/>
+          <w:shd w:val="clear" w:color="auto" w:fill="FFFFFF"/>
+        </w:rPr>
+        <w:t xml:space="preserve"> </w:t>
+      </w:r>
+      <w:proofErr w:type="spellStart"/>
+      <w:r>
+        <w:rPr>
+          <w:rFonts w:ascii="Times New Roman" w:hAnsi="Times New Roman"/>
+          <w:color w:val="222222"/>
+          <w:shd w:val="clear" w:color="auto" w:fill="FFFFFF"/>
+        </w:rPr>
+        <w:t>identifier</w:t>
+      </w:r>
+      <w:proofErr w:type="spellEnd"/>
+      <w:r>
+        <w:rPr>
+          <w:rFonts w:ascii="Times New Roman" w:hAnsi="Times New Roman"/>
+          <w:color w:val="222222"/>
+          <w:shd w:val="clear" w:color="auto" w:fill="FFFFFF"/>
+        </w:rPr>
         <w:t>).</w:t>
       </w:r>
     </w:p>
@@ -10172,6 +11807,8 @@
           <w:lang w:val="es-EC" w:eastAsia="en-US"/>
         </w:rPr>
       </w:pPr>
+      <w:proofErr w:type="spellStart"/>
+      <w:proofErr w:type="gramStart"/>
       <w:r>
         <w:rPr>
           <w:rFonts w:ascii="Times New Roman" w:eastAsiaTheme="minorHAnsi" w:hAnsi="Times New Roman"/>
@@ -10179,8 +11816,40 @@
           <w:szCs w:val="24"/>
           <w:lang w:val="es-EC" w:eastAsia="en-US"/>
         </w:rPr>
-        <w:t>Autor,_X._Y._(AÑO). Título del artículo._</w:t>
-      </w:r>
+        <w:t>Autor,_</w:t>
+      </w:r>
+      <w:proofErr w:type="gramEnd"/>
+      <w:r>
+        <w:rPr>
+          <w:rFonts w:ascii="Times New Roman" w:eastAsiaTheme="minorHAnsi" w:hAnsi="Times New Roman"/>
+          <w:color w:val="auto"/>
+          <w:szCs w:val="24"/>
+          <w:lang w:val="es-EC" w:eastAsia="en-US"/>
+        </w:rPr>
+        <w:t>X._Y</w:t>
+      </w:r>
+      <w:proofErr w:type="spellEnd"/>
+      <w:r>
+        <w:rPr>
+          <w:rFonts w:ascii="Times New Roman" w:eastAsiaTheme="minorHAnsi" w:hAnsi="Times New Roman"/>
+          <w:color w:val="auto"/>
+          <w:szCs w:val="24"/>
+          <w:lang w:val="es-EC" w:eastAsia="en-US"/>
+        </w:rPr>
+        <w:t xml:space="preserve">._(AÑO). Título del </w:t>
+      </w:r>
+      <w:proofErr w:type="spellStart"/>
+      <w:proofErr w:type="gramStart"/>
+      <w:r>
+        <w:rPr>
+          <w:rFonts w:ascii="Times New Roman" w:eastAsiaTheme="minorHAnsi" w:hAnsi="Times New Roman"/>
+          <w:color w:val="auto"/>
+          <w:szCs w:val="24"/>
+          <w:lang w:val="es-EC" w:eastAsia="en-US"/>
+        </w:rPr>
+        <w:t>artículo._</w:t>
+      </w:r>
+      <w:proofErr w:type="gramEnd"/>
       <w:r>
         <w:rPr>
           <w:rFonts w:ascii="Times New Roman" w:eastAsiaTheme="minorHAnsi" w:hAnsi="Times New Roman"/>
@@ -10190,26 +11859,72 @@
           <w:szCs w:val="24"/>
           <w:lang w:val="es-EC" w:eastAsia="en-US"/>
         </w:rPr>
-        <w:t>Título de la revista,_Volumen</w:t>
-      </w:r>
+        <w:t>Título</w:t>
+      </w:r>
+      <w:proofErr w:type="spellEnd"/>
       <w:r>
         <w:rPr>
           <w:rFonts w:ascii="Times New Roman" w:eastAsiaTheme="minorHAnsi" w:hAnsi="Times New Roman"/>
+          <w:i/>
+          <w:iCs/>
           <w:color w:val="auto"/>
           <w:szCs w:val="24"/>
           <w:lang w:val="es-EC" w:eastAsia="en-US"/>
         </w:rPr>
-        <w:t>(número),_pp-pp.</w:t>
-      </w:r>
+        <w:t xml:space="preserve"> de la </w:t>
+      </w:r>
+      <w:proofErr w:type="spellStart"/>
       <w:r>
         <w:rPr>
           <w:rFonts w:ascii="Times New Roman" w:eastAsiaTheme="minorHAnsi" w:hAnsi="Times New Roman"/>
+          <w:i/>
+          <w:iCs/>
           <w:color w:val="auto"/>
           <w:szCs w:val="24"/>
           <w:lang w:val="es-EC" w:eastAsia="en-US"/>
         </w:rPr>
+        <w:t>revista,_Volumen</w:t>
+      </w:r>
+      <w:proofErr w:type="spellEnd"/>
+      <w:r>
+        <w:rPr>
+          <w:rFonts w:ascii="Times New Roman" w:eastAsiaTheme="minorHAnsi" w:hAnsi="Times New Roman"/>
+          <w:color w:val="auto"/>
+          <w:szCs w:val="24"/>
+          <w:lang w:val="es-EC" w:eastAsia="en-US"/>
+        </w:rPr>
+        <w:t>(número),_</w:t>
+      </w:r>
+      <w:proofErr w:type="spellStart"/>
+      <w:r>
+        <w:rPr>
+          <w:rFonts w:ascii="Times New Roman" w:eastAsiaTheme="minorHAnsi" w:hAnsi="Times New Roman"/>
+          <w:color w:val="auto"/>
+          <w:szCs w:val="24"/>
+          <w:lang w:val="es-EC" w:eastAsia="en-US"/>
+        </w:rPr>
+        <w:t>pp</w:t>
+      </w:r>
+      <w:proofErr w:type="spellEnd"/>
+      <w:r>
+        <w:rPr>
+          <w:rFonts w:ascii="Times New Roman" w:eastAsiaTheme="minorHAnsi" w:hAnsi="Times New Roman"/>
+          <w:color w:val="auto"/>
+          <w:szCs w:val="24"/>
+          <w:lang w:val="es-EC" w:eastAsia="en-US"/>
+        </w:rPr>
+        <w:t>-pp.</w:t>
+      </w:r>
+      <w:r>
+        <w:rPr>
+          <w:rFonts w:ascii="Times New Roman" w:eastAsiaTheme="minorHAnsi" w:hAnsi="Times New Roman"/>
+          <w:color w:val="auto"/>
+          <w:szCs w:val="24"/>
+          <w:lang w:val="es-EC" w:eastAsia="en-US"/>
+        </w:rPr>
         <w:t xml:space="preserve"> </w:t>
       </w:r>
+      <w:proofErr w:type="spellStart"/>
       <w:r>
         <w:rPr>
           <w:rFonts w:ascii="Times New Roman" w:eastAsiaTheme="minorHAnsi" w:hAnsi="Times New Roman"/>
@@ -10228,6 +11943,7 @@
         </w:rPr>
         <w:t>oi</w:t>
       </w:r>
+      <w:proofErr w:type="spellEnd"/>
       <w:r>
         <w:rPr>
           <w:rFonts w:ascii="Times New Roman" w:eastAsiaTheme="minorHAnsi" w:hAnsi="Times New Roman"/>
@@ -10235,8 +11951,19 @@
           <w:szCs w:val="24"/>
           <w:lang w:val="es-EC" w:eastAsia="en-US"/>
         </w:rPr>
-        <w:t>: xxxx</w:t>
-      </w:r>
+        <w:t xml:space="preserve">: </w:t>
+      </w:r>
+      <w:proofErr w:type="spellStart"/>
+      <w:r>
+        <w:rPr>
+          <w:rFonts w:ascii="Times New Roman" w:eastAsiaTheme="minorHAnsi" w:hAnsi="Times New Roman"/>
+          <w:color w:val="auto"/>
+          <w:szCs w:val="24"/>
+          <w:lang w:val="es-EC" w:eastAsia="en-US"/>
+        </w:rPr>
+        <w:t>xxxx</w:t>
+      </w:r>
+      <w:proofErr w:type="spellEnd"/>
     </w:p>
     <w:p>
       <w:pPr>
@@ -10391,7 +12118,25 @@
           <w:sz w:val="24"/>
           <w:lang w:val="es-EC" w:eastAsia="en-US"/>
         </w:rPr>
-        <w:t>Autor1,_X._Y.,_ Autor2,_X._Y.,_ Autor3,_X._Y.,_ Autor4,_X._Y.,_ Autor5,_X._Y.,_</w:t>
+        <w:t>Autor</w:t>
+      </w:r>
+      <w:proofErr w:type="gramStart"/>
+      <w:r>
+        <w:rPr>
+          <w:rFonts w:eastAsiaTheme="minorHAnsi"/>
+          <w:sz w:val="24"/>
+          <w:lang w:val="es-EC" w:eastAsia="en-US"/>
+        </w:rPr>
+        <w:t>1,_</w:t>
+      </w:r>
+      <w:proofErr w:type="gramEnd"/>
+      <w:r>
+        <w:rPr>
+          <w:rFonts w:eastAsiaTheme="minorHAnsi"/>
+          <w:sz w:val="24"/>
+          <w:lang w:val="es-EC" w:eastAsia="en-US"/>
+        </w:rPr>
+        <w:t>X._Y.,_ Autor2,_X._Y.,_ Autor3,_X._Y.,_ Autor4,_X._Y.,_ Autor5,_X._Y.,_</w:t>
       </w:r>
     </w:p>
     <w:p>
@@ -10415,7 +12160,52 @@
           <w:sz w:val="24"/>
           <w:lang w:val="es-EC" w:eastAsia="en-US"/>
         </w:rPr>
-        <w:t xml:space="preserve">            Autor6,_X._Y.,_._._._Último autor,_X._Y._(AÑO)._Título del artículo._</w:t>
+        <w:t xml:space="preserve">            Autor</w:t>
+      </w:r>
+      <w:proofErr w:type="gramStart"/>
+      <w:r>
+        <w:rPr>
+          <w:rFonts w:eastAsiaTheme="minorHAnsi"/>
+          <w:sz w:val="24"/>
+          <w:lang w:val="es-EC" w:eastAsia="en-US"/>
+        </w:rPr>
+        <w:t>6,_</w:t>
+      </w:r>
+      <w:proofErr w:type="gramEnd"/>
+      <w:r>
+        <w:rPr>
+          <w:rFonts w:eastAsiaTheme="minorHAnsi"/>
+          <w:sz w:val="24"/>
+          <w:lang w:val="es-EC" w:eastAsia="en-US"/>
+        </w:rPr>
+        <w:t xml:space="preserve">X._Y.,_._._._Último </w:t>
+      </w:r>
+      <w:proofErr w:type="spellStart"/>
+      <w:r>
+        <w:rPr>
+          <w:rFonts w:eastAsiaTheme="minorHAnsi"/>
+          <w:sz w:val="24"/>
+          <w:lang w:val="es-EC" w:eastAsia="en-US"/>
+        </w:rPr>
+        <w:t>autor,_X._Y</w:t>
+      </w:r>
+      <w:proofErr w:type="spellEnd"/>
+      <w:r>
+        <w:rPr>
+          <w:rFonts w:eastAsiaTheme="minorHAnsi"/>
+          <w:sz w:val="24"/>
+          <w:lang w:val="es-EC" w:eastAsia="en-US"/>
+        </w:rPr>
+        <w:t xml:space="preserve">._(AÑO)._Título del </w:t>
+      </w:r>
+      <w:proofErr w:type="spellStart"/>
+      <w:r>
+        <w:rPr>
+          <w:rFonts w:eastAsiaTheme="minorHAnsi"/>
+          <w:sz w:val="24"/>
+          <w:lang w:val="es-EC" w:eastAsia="en-US"/>
+        </w:rPr>
+        <w:t>artículo._</w:t>
       </w:r>
       <w:r>
         <w:rPr>
@@ -10425,15 +12215,56 @@
           <w:sz w:val="24"/>
           <w:lang w:val="es-EC" w:eastAsia="en-US"/>
         </w:rPr>
-        <w:t>Título de la revista,_Volumen</w:t>
-      </w:r>
+        <w:t>Título</w:t>
+      </w:r>
+      <w:proofErr w:type="spellEnd"/>
       <w:r>
         <w:rPr>
           <w:rFonts w:eastAsiaTheme="minorHAnsi"/>
-          <w:sz w:val="24"/>
-          <w:lang w:val="es-EC" w:eastAsia="en-US"/>
-        </w:rPr>
-        <w:t>(número),_pp-pp.</w:t>
+          <w:i/>
+          <w:iCs/>
+          <w:sz w:val="24"/>
+          <w:lang w:val="es-EC" w:eastAsia="en-US"/>
+        </w:rPr>
+        <w:t xml:space="preserve"> de la </w:t>
+      </w:r>
+      <w:proofErr w:type="spellStart"/>
+      <w:r>
+        <w:rPr>
+          <w:rFonts w:eastAsiaTheme="minorHAnsi"/>
+          <w:i/>
+          <w:iCs/>
+          <w:sz w:val="24"/>
+          <w:lang w:val="es-EC" w:eastAsia="en-US"/>
+        </w:rPr>
+        <w:t>revista,_Volumen</w:t>
+      </w:r>
+      <w:proofErr w:type="spellEnd"/>
+      <w:r>
+        <w:rPr>
+          <w:rFonts w:eastAsiaTheme="minorHAnsi"/>
+          <w:sz w:val="24"/>
+          <w:lang w:val="es-EC" w:eastAsia="en-US"/>
+        </w:rPr>
+        <w:t>(número),_</w:t>
+      </w:r>
+      <w:proofErr w:type="spellStart"/>
+      <w:r>
+        <w:rPr>
+          <w:rFonts w:eastAsiaTheme="minorHAnsi"/>
+          <w:sz w:val="24"/>
+          <w:lang w:val="es-EC" w:eastAsia="en-US"/>
+        </w:rPr>
+        <w:t>pp</w:t>
+      </w:r>
+      <w:proofErr w:type="spellEnd"/>
+      <w:r>
+        <w:rPr>
+          <w:rFonts w:eastAsiaTheme="minorHAnsi"/>
+          <w:sz w:val="24"/>
+          <w:lang w:val="es-EC" w:eastAsia="en-US"/>
+        </w:rPr>
+        <w:t>-pp.</w:t>
       </w:r>
     </w:p>
     <w:p>
@@ -10563,6 +12394,8 @@
           <w:lang w:val="es-EC" w:eastAsia="en-US"/>
         </w:rPr>
       </w:pPr>
+      <w:proofErr w:type="spellStart"/>
+      <w:proofErr w:type="gramStart"/>
       <w:r>
         <w:rPr>
           <w:rFonts w:ascii="Times New Roman" w:eastAsiaTheme="minorHAnsi" w:hAnsi="Times New Roman"/>
@@ -10570,7 +12403,37 @@
           <w:szCs w:val="24"/>
           <w:lang w:val="es-EC" w:eastAsia="en-US"/>
         </w:rPr>
-        <w:t>Autor,_X._Y._(en prensa)._Título del artículo._</w:t>
+        <w:t>Autor,_</w:t>
+      </w:r>
+      <w:proofErr w:type="gramEnd"/>
+      <w:r>
+        <w:rPr>
+          <w:rFonts w:ascii="Times New Roman" w:eastAsiaTheme="minorHAnsi" w:hAnsi="Times New Roman"/>
+          <w:color w:val="auto"/>
+          <w:szCs w:val="24"/>
+          <w:lang w:val="es-EC" w:eastAsia="en-US"/>
+        </w:rPr>
+        <w:t>X._Y</w:t>
+      </w:r>
+      <w:proofErr w:type="spellEnd"/>
+      <w:r>
+        <w:rPr>
+          <w:rFonts w:ascii="Times New Roman" w:eastAsiaTheme="minorHAnsi" w:hAnsi="Times New Roman"/>
+          <w:color w:val="auto"/>
+          <w:szCs w:val="24"/>
+          <w:lang w:val="es-EC" w:eastAsia="en-US"/>
+        </w:rPr>
+        <w:t xml:space="preserve">._(en prensa)._Título del </w:t>
+      </w:r>
+      <w:proofErr w:type="spellStart"/>
+      <w:r>
+        <w:rPr>
+          <w:rFonts w:ascii="Times New Roman" w:eastAsiaTheme="minorHAnsi" w:hAnsi="Times New Roman"/>
+          <w:color w:val="auto"/>
+          <w:szCs w:val="24"/>
+          <w:lang w:val="es-EC" w:eastAsia="en-US"/>
+        </w:rPr>
+        <w:t>artículo._</w:t>
       </w:r>
       <w:r>
         <w:rPr>
@@ -10581,7 +12444,19 @@
           <w:szCs w:val="24"/>
           <w:lang w:val="es-EC" w:eastAsia="en-US"/>
         </w:rPr>
-        <w:t>Título de la revista.</w:t>
+        <w:t>Título</w:t>
+      </w:r>
+      <w:proofErr w:type="spellEnd"/>
+      <w:r>
+        <w:rPr>
+          <w:rFonts w:ascii="Times New Roman" w:eastAsiaTheme="minorHAnsi" w:hAnsi="Times New Roman"/>
+          <w:i/>
+          <w:iCs/>
+          <w:color w:val="auto"/>
+          <w:szCs w:val="24"/>
+          <w:lang w:val="es-EC" w:eastAsia="en-US"/>
+        </w:rPr>
+        <w:t xml:space="preserve"> de la revista.</w:t>
       </w:r>
     </w:p>
     <w:p>
@@ -10711,7 +12586,25 @@
           <w:sz w:val="24"/>
           <w:lang w:val="es-EC" w:eastAsia="en-US"/>
         </w:rPr>
-        <w:t>Autor1,_X._Y._(AÑO)._Título del capítulo._En_X._Y._Editor1_&amp;_X._Y._Editor2_(Eds.),_</w:t>
+        <w:t>Autor</w:t>
+      </w:r>
+      <w:proofErr w:type="gramStart"/>
+      <w:r>
+        <w:rPr>
+          <w:rFonts w:eastAsiaTheme="minorHAnsi"/>
+          <w:sz w:val="24"/>
+          <w:lang w:val="es-EC" w:eastAsia="en-US"/>
+        </w:rPr>
+        <w:t>1,_</w:t>
+      </w:r>
+      <w:proofErr w:type="gramEnd"/>
+      <w:r>
+        <w:rPr>
+          <w:rFonts w:eastAsiaTheme="minorHAnsi"/>
+          <w:sz w:val="24"/>
+          <w:lang w:val="es-EC" w:eastAsia="en-US"/>
+        </w:rPr>
+        <w:t>X._Y._(AÑO)._Título del capítulo._En_X._Y._Editor1_&amp;_X._Y._Editor2_(Eds.),_</w:t>
       </w:r>
       <w:r>
         <w:rPr>
@@ -10737,14 +12630,62 @@
           <w:rFonts w:eastAsiaTheme="minorHAnsi"/>
           <w:lang w:val="es-EC" w:eastAsia="en-US"/>
         </w:rPr>
-        <w:t>_(pp._pp-pp)._Ciudad,_País</w:t>
-      </w:r>
+        <w:t>_(</w:t>
+      </w:r>
+      <w:proofErr w:type="spellStart"/>
       <w:r>
         <w:rPr>
           <w:rFonts w:eastAsiaTheme="minorHAnsi"/>
           <w:lang w:val="es-EC" w:eastAsia="en-US"/>
         </w:rPr>
-        <w:t>:_Editorial.</w:t>
+        <w:t>pp</w:t>
+      </w:r>
+      <w:proofErr w:type="spellEnd"/>
+      <w:r>
+        <w:rPr>
+          <w:rFonts w:eastAsiaTheme="minorHAnsi"/>
+          <w:lang w:val="es-EC" w:eastAsia="en-US"/>
+        </w:rPr>
+        <w:t>._</w:t>
+      </w:r>
+      <w:proofErr w:type="spellStart"/>
+      <w:r>
+        <w:rPr>
+          <w:rFonts w:eastAsiaTheme="minorHAnsi"/>
+          <w:lang w:val="es-EC" w:eastAsia="en-US"/>
+        </w:rPr>
+        <w:t>pp-pp</w:t>
+      </w:r>
+      <w:proofErr w:type="spellEnd"/>
+      <w:r>
+        <w:rPr>
+          <w:rFonts w:eastAsiaTheme="minorHAnsi"/>
+          <w:lang w:val="es-EC" w:eastAsia="en-US"/>
+        </w:rPr>
+        <w:t>)._</w:t>
+      </w:r>
+      <w:proofErr w:type="spellStart"/>
+      <w:r>
+        <w:rPr>
+          <w:rFonts w:eastAsiaTheme="minorHAnsi"/>
+          <w:lang w:val="es-EC" w:eastAsia="en-US"/>
+        </w:rPr>
+        <w:t>Ciudad,_País</w:t>
+      </w:r>
+      <w:r>
+        <w:rPr>
+          <w:rFonts w:eastAsiaTheme="minorHAnsi"/>
+          <w:lang w:val="es-EC" w:eastAsia="en-US"/>
+        </w:rPr>
+        <w:t>:_Editorial</w:t>
+      </w:r>
+      <w:proofErr w:type="spellEnd"/>
+      <w:r>
+        <w:rPr>
+          <w:rFonts w:eastAsiaTheme="minorHAnsi"/>
+          <w:lang w:val="es-EC" w:eastAsia="en-US"/>
+        </w:rPr>
+        <w:t>.</w:t>
       </w:r>
     </w:p>
     <w:p>
@@ -10791,7 +12732,23 @@
               </w:rPr>
             </w:pPr>
             <w:r>
-              <w:t xml:space="preserve">Blanco, R. (2009). La atención educativa a la diversidad y las escuelas inclusivas. En A. Marchesi, J. C. Tedesco y C. Coll (Comps.), </w:t>
+              <w:t xml:space="preserve">Blanco, R. (2009). La atención educativa a la diversidad y las escuelas inclusivas. En A. Marchesi, J. C. </w:t>
+            </w:r>
+            <w:proofErr w:type="spellStart"/>
+            <w:r>
+              <w:t>Tedesco</w:t>
+            </w:r>
+            <w:proofErr w:type="spellEnd"/>
+            <w:r>
+              <w:t xml:space="preserve"> y C. Coll (</w:t>
+            </w:r>
+            <w:proofErr w:type="spellStart"/>
+            <w:r>
+              <w:t>Comps</w:t>
+            </w:r>
+            <w:proofErr w:type="spellEnd"/>
+            <w:r>
+              <w:t xml:space="preserve">.), </w:t>
             </w:r>
             <w:r>
               <w:rPr>
@@ -10845,7 +12802,27 @@
           <w:szCs w:val="24"/>
           <w:lang w:val="es-EC" w:eastAsia="en-US"/>
         </w:rPr>
-        <w:t>En los libros editados pueden haber, editores (Eds.), colaboradores (Col.) directores (Dir.) o compiladores (Comps.)</w:t>
+        <w:t>En los libros editados pueden haber, editores (Eds.), colaboradores (Col.) directores (Dir.) o compiladores (</w:t>
+      </w:r>
+      <w:proofErr w:type="spellStart"/>
+      <w:r>
+        <w:rPr>
+          <w:rFonts w:ascii="Times New Roman" w:eastAsiaTheme="minorHAnsi" w:hAnsi="Times New Roman"/>
+          <w:color w:val="auto"/>
+          <w:szCs w:val="24"/>
+          <w:lang w:val="es-EC" w:eastAsia="en-US"/>
+        </w:rPr>
+        <w:t>Comps</w:t>
+      </w:r>
+      <w:proofErr w:type="spellEnd"/>
+      <w:r>
+        <w:rPr>
+          <w:rFonts w:ascii="Times New Roman" w:eastAsiaTheme="minorHAnsi" w:hAnsi="Times New Roman"/>
+          <w:color w:val="auto"/>
+          <w:szCs w:val="24"/>
+          <w:lang w:val="es-EC" w:eastAsia="en-US"/>
+        </w:rPr>
+        <w:t>.)</w:t>
       </w:r>
     </w:p>
     <w:p>
@@ -10898,7 +12875,27 @@
           <w:szCs w:val="24"/>
           <w:lang w:val="es-EC" w:eastAsia="en-US"/>
         </w:rPr>
-        <w:t xml:space="preserve">Autor1,_X._Y._(AÑO)._ </w:t>
+        <w:t>Autor</w:t>
+      </w:r>
+      <w:proofErr w:type="gramStart"/>
+      <w:r>
+        <w:rPr>
+          <w:rFonts w:ascii="Times New Roman" w:eastAsiaTheme="minorHAnsi" w:hAnsi="Times New Roman"/>
+          <w:color w:val="auto"/>
+          <w:szCs w:val="24"/>
+          <w:lang w:val="es-EC" w:eastAsia="en-US"/>
+        </w:rPr>
+        <w:t>1,_</w:t>
+      </w:r>
+      <w:proofErr w:type="gramEnd"/>
+      <w:r>
+        <w:rPr>
+          <w:rFonts w:ascii="Times New Roman" w:eastAsiaTheme="minorHAnsi" w:hAnsi="Times New Roman"/>
+          <w:color w:val="auto"/>
+          <w:szCs w:val="24"/>
+          <w:lang w:val="es-EC" w:eastAsia="en-US"/>
+        </w:rPr>
+        <w:t xml:space="preserve">X._Y._(AÑO)._ </w:t>
       </w:r>
       <w:r>
         <w:rPr>
@@ -10956,13 +12953,23 @@
                 <w:lang w:val="en-US"/>
               </w:rPr>
             </w:pPr>
+            <w:proofErr w:type="gramStart"/>
             <w:r>
               <w:rPr>
                 <w:sz w:val="24"/>
                 <w:szCs w:val="24"/>
                 <w:lang w:val="en-US"/>
               </w:rPr>
-              <w:t>Ainscow,  M., Booth, T. &amp;</w:t>
+              <w:t>Ainscow,  M.</w:t>
+            </w:r>
+            <w:proofErr w:type="gramEnd"/>
+            <w:r>
+              <w:rPr>
+                <w:sz w:val="24"/>
+                <w:szCs w:val="24"/>
+                <w:lang w:val="en-US"/>
+              </w:rPr>
+              <w:t>, Booth, T. &amp;</w:t>
             </w:r>
             <w:r>
               <w:rPr>
@@ -10987,16 +12994,36 @@
                 <w:szCs w:val="24"/>
                 <w:lang w:val="en-US"/>
               </w:rPr>
-              <w:t xml:space="preserve"> Londres</w:t>
+              <w:t xml:space="preserve"> </w:t>
             </w:r>
+            <w:proofErr w:type="spellStart"/>
             <w:r>
               <w:rPr>
                 <w:sz w:val="24"/>
                 <w:szCs w:val="24"/>
                 <w:lang w:val="en-US"/>
               </w:rPr>
-              <w:t>, Inglaterra</w:t>
+              <w:t>Londres</w:t>
             </w:r>
+            <w:proofErr w:type="spellEnd"/>
+            <w:r>
+              <w:rPr>
+                <w:sz w:val="24"/>
+                <w:szCs w:val="24"/>
+                <w:lang w:val="en-US"/>
+              </w:rPr>
+              <w:t xml:space="preserve">, </w:t>
+            </w:r>
+            <w:proofErr w:type="spellStart"/>
+            <w:r>
+              <w:rPr>
+                <w:sz w:val="24"/>
+                <w:szCs w:val="24"/>
+                <w:lang w:val="en-US"/>
+              </w:rPr>
+              <w:t>Inglaterra</w:t>
+            </w:r>
+            <w:proofErr w:type="spellEnd"/>
             <w:r>
               <w:rPr>
                 <w:sz w:val="24"/>
@@ -11069,8 +13096,20 @@
           <w:szCs w:val="24"/>
           <w:lang w:val="es-EC" w:eastAsia="en-US"/>
         </w:rPr>
-        <w:t>ón electrónica de libro impreso, otros documentos pdf</w:t>
-      </w:r>
+        <w:t xml:space="preserve">ón electrónica de libro impreso, otros documentos </w:t>
+      </w:r>
+      <w:proofErr w:type="spellStart"/>
+      <w:r>
+        <w:rPr>
+          <w:rFonts w:ascii="Times New Roman" w:eastAsiaTheme="minorHAnsi" w:hAnsi="Times New Roman"/>
+          <w:b/>
+          <w:color w:val="auto"/>
+          <w:szCs w:val="24"/>
+          <w:lang w:val="es-EC" w:eastAsia="en-US"/>
+        </w:rPr>
+        <w:t>pdf</w:t>
+      </w:r>
+      <w:proofErr w:type="spellEnd"/>
     </w:p>
     <w:p>
       <w:pPr>
@@ -11089,7 +13128,27 @@
           <w:szCs w:val="24"/>
           <w:lang w:val="es-EC" w:eastAsia="en-US"/>
         </w:rPr>
-        <w:t xml:space="preserve">Autor1,_X._Y._(AÑO)._ </w:t>
+        <w:t>Autor</w:t>
+      </w:r>
+      <w:proofErr w:type="gramStart"/>
+      <w:r>
+        <w:rPr>
+          <w:rFonts w:ascii="Times New Roman" w:eastAsiaTheme="minorHAnsi" w:hAnsi="Times New Roman"/>
+          <w:color w:val="auto"/>
+          <w:szCs w:val="24"/>
+          <w:lang w:val="es-EC" w:eastAsia="en-US"/>
+        </w:rPr>
+        <w:t>1,_</w:t>
+      </w:r>
+      <w:proofErr w:type="gramEnd"/>
+      <w:r>
+        <w:rPr>
+          <w:rFonts w:ascii="Times New Roman" w:eastAsiaTheme="minorHAnsi" w:hAnsi="Times New Roman"/>
+          <w:color w:val="auto"/>
+          <w:szCs w:val="24"/>
+          <w:lang w:val="es-EC" w:eastAsia="en-US"/>
+        </w:rPr>
+        <w:t xml:space="preserve">X._Y._(AÑO)._ </w:t>
       </w:r>
       <w:r>
         <w:rPr>
@@ -11109,8 +13168,19 @@
           <w:szCs w:val="24"/>
           <w:lang w:val="es-EC" w:eastAsia="en-US"/>
         </w:rPr>
-        <w:t>[Reader versión]._Recuperado de_URL</w:t>
-      </w:r>
+        <w:t xml:space="preserve">[Reader versión]._Recuperado </w:t>
+      </w:r>
+      <w:proofErr w:type="spellStart"/>
+      <w:r>
+        <w:rPr>
+          <w:rFonts w:ascii="Times New Roman" w:eastAsiaTheme="minorHAnsi" w:hAnsi="Times New Roman"/>
+          <w:color w:val="auto"/>
+          <w:szCs w:val="24"/>
+          <w:lang w:val="es-EC" w:eastAsia="en-US"/>
+        </w:rPr>
+        <w:t>de_URL</w:t>
+      </w:r>
+      <w:proofErr w:type="spellEnd"/>
     </w:p>
     <w:p>
       <w:pPr>
@@ -11152,6 +13222,7 @@
                 <w:shd w:val="clear" w:color="auto" w:fill="FFFFFF"/>
               </w:rPr>
             </w:pPr>
+            <w:proofErr w:type="spellStart"/>
             <w:r>
               <w:rPr>
                 <w:color w:val="222222"/>
@@ -11159,7 +13230,17 @@
                 <w:szCs w:val="24"/>
                 <w:shd w:val="clear" w:color="auto" w:fill="FFFFFF"/>
               </w:rPr>
-              <w:t xml:space="preserve">Conadis. (2015). </w:t>
+              <w:t>Conadis</w:t>
+            </w:r>
+            <w:proofErr w:type="spellEnd"/>
+            <w:r>
+              <w:rPr>
+                <w:color w:val="222222"/>
+                <w:sz w:val="24"/>
+                <w:szCs w:val="24"/>
+                <w:shd w:val="clear" w:color="auto" w:fill="FFFFFF"/>
+              </w:rPr>
+              <w:t xml:space="preserve">. (2015). </w:t>
             </w:r>
             <w:r>
               <w:rPr>
@@ -11257,7 +13338,25 @@
           <w:sz w:val="24"/>
           <w:lang w:val="es-EC" w:eastAsia="en-US"/>
         </w:rPr>
-        <w:t>Editor1,_X._Y.,_&amp;_Editor2,_X._Y._(Eds.)._(AÑO)._</w:t>
+        <w:t>Editor</w:t>
+      </w:r>
+      <w:proofErr w:type="gramStart"/>
+      <w:r>
+        <w:rPr>
+          <w:rFonts w:eastAsiaTheme="minorHAnsi"/>
+          <w:sz w:val="24"/>
+          <w:lang w:val="es-EC" w:eastAsia="en-US"/>
+        </w:rPr>
+        <w:t>1,_</w:t>
+      </w:r>
+      <w:proofErr w:type="gramEnd"/>
+      <w:r>
+        <w:rPr>
+          <w:rFonts w:eastAsiaTheme="minorHAnsi"/>
+          <w:sz w:val="24"/>
+          <w:lang w:val="es-EC" w:eastAsia="en-US"/>
+        </w:rPr>
+        <w:t>X._Y.,_&amp;_Editor2,_X._Y._(Eds.)._(AÑO)._</w:t>
       </w:r>
       <w:r>
         <w:rPr>
@@ -11327,7 +13426,29 @@
                 <w:shd w:val="clear" w:color="auto" w:fill="FFFFFF"/>
                 <w:lang w:val="en-US"/>
               </w:rPr>
-              <w:t>Engelbrecht, P., Oswald, M., &amp; Forlin, C.</w:t>
+              <w:t xml:space="preserve">Engelbrecht, P., Oswald, M., &amp; </w:t>
+            </w:r>
+            <w:proofErr w:type="spellStart"/>
+            <w:r>
+              <w:rPr>
+                <w:color w:val="222222"/>
+                <w:sz w:val="24"/>
+                <w:szCs w:val="24"/>
+                <w:shd w:val="clear" w:color="auto" w:fill="FFFFFF"/>
+                <w:lang w:val="en-US"/>
+              </w:rPr>
+              <w:t>Forlin</w:t>
+            </w:r>
+            <w:proofErr w:type="spellEnd"/>
+            <w:r>
+              <w:rPr>
+                <w:color w:val="222222"/>
+                <w:sz w:val="24"/>
+                <w:szCs w:val="24"/>
+                <w:shd w:val="clear" w:color="auto" w:fill="FFFFFF"/>
+                <w:lang w:val="en-US"/>
+              </w:rPr>
+              <w:t>, C.</w:t>
             </w:r>
             <w:r>
               <w:rPr>
@@ -11388,7 +13509,47 @@
                 <w:szCs w:val="24"/>
                 <w:shd w:val="clear" w:color="auto" w:fill="FFFFFF"/>
               </w:rPr>
-              <w:t>South Africa: Belinesca.</w:t>
+              <w:t xml:space="preserve">South </w:t>
+            </w:r>
+            <w:proofErr w:type="spellStart"/>
+            <w:r>
+              <w:rPr>
+                <w:color w:val="222222"/>
+                <w:sz w:val="24"/>
+                <w:szCs w:val="24"/>
+                <w:shd w:val="clear" w:color="auto" w:fill="FFFFFF"/>
+              </w:rPr>
+              <w:t>Africa</w:t>
+            </w:r>
+            <w:proofErr w:type="spellEnd"/>
+            <w:r>
+              <w:rPr>
+                <w:color w:val="222222"/>
+                <w:sz w:val="24"/>
+                <w:szCs w:val="24"/>
+                <w:shd w:val="clear" w:color="auto" w:fill="FFFFFF"/>
+              </w:rPr>
+              <w:t xml:space="preserve">: </w:t>
+            </w:r>
+            <w:proofErr w:type="spellStart"/>
+            <w:r>
+              <w:rPr>
+                <w:color w:val="222222"/>
+                <w:sz w:val="24"/>
+                <w:szCs w:val="24"/>
+                <w:shd w:val="clear" w:color="auto" w:fill="FFFFFF"/>
+              </w:rPr>
+              <w:t>Belinesca</w:t>
+            </w:r>
+            <w:proofErr w:type="spellEnd"/>
+            <w:r>
+              <w:rPr>
+                <w:color w:val="222222"/>
+                <w:sz w:val="24"/>
+                <w:szCs w:val="24"/>
+                <w:shd w:val="clear" w:color="auto" w:fill="FFFFFF"/>
+              </w:rPr>
+              <w:t>.</w:t>
             </w:r>
           </w:p>
         </w:tc>
@@ -11448,7 +13609,25 @@
           <w:sz w:val="24"/>
           <w:lang w:val="es-EC" w:eastAsia="en-US"/>
         </w:rPr>
-        <w:t>Productor1,_X._Y. (Productor),_&amp;_Director2,_X._Y._(Director)._(AÑO)._</w:t>
+        <w:t>Productor</w:t>
+      </w:r>
+      <w:proofErr w:type="gramStart"/>
+      <w:r>
+        <w:rPr>
+          <w:rFonts w:eastAsiaTheme="minorHAnsi"/>
+          <w:sz w:val="24"/>
+          <w:lang w:val="es-EC" w:eastAsia="en-US"/>
+        </w:rPr>
+        <w:t>1,_</w:t>
+      </w:r>
+      <w:proofErr w:type="gramEnd"/>
+      <w:r>
+        <w:rPr>
+          <w:rFonts w:eastAsiaTheme="minorHAnsi"/>
+          <w:sz w:val="24"/>
+          <w:lang w:val="es-EC" w:eastAsia="en-US"/>
+        </w:rPr>
+        <w:t>X._Y. (Productor),_&amp;_Director2,_X._Y._(Director)._(AÑO)._</w:t>
       </w:r>
       <w:r>
         <w:rPr>
@@ -11490,7 +13669,38 @@
           <w:szCs w:val="24"/>
           <w:lang w:val="es-EC" w:eastAsia="en-US"/>
         </w:rPr>
-        <w:t>_[Película]._País:_Estudio.</w:t>
+        <w:t>_[Película</w:t>
+      </w:r>
+      <w:proofErr w:type="gramStart"/>
+      <w:r>
+        <w:rPr>
+          <w:rFonts w:ascii="Times New Roman" w:eastAsiaTheme="minorHAnsi" w:hAnsi="Times New Roman"/>
+          <w:color w:val="auto"/>
+          <w:szCs w:val="24"/>
+          <w:lang w:val="es-EC" w:eastAsia="en-US"/>
+        </w:rPr>
+        <w:t>]._</w:t>
+      </w:r>
+      <w:proofErr w:type="spellStart"/>
+      <w:proofErr w:type="gramEnd"/>
+      <w:r>
+        <w:rPr>
+          <w:rFonts w:ascii="Times New Roman" w:eastAsiaTheme="minorHAnsi" w:hAnsi="Times New Roman"/>
+          <w:color w:val="auto"/>
+          <w:szCs w:val="24"/>
+          <w:lang w:val="es-EC" w:eastAsia="en-US"/>
+        </w:rPr>
+        <w:t>País:_Estudio</w:t>
+      </w:r>
+      <w:proofErr w:type="spellEnd"/>
+      <w:r>
+        <w:rPr>
+          <w:rFonts w:ascii="Times New Roman" w:eastAsiaTheme="minorHAnsi" w:hAnsi="Times New Roman"/>
+          <w:color w:val="auto"/>
+          <w:szCs w:val="24"/>
+          <w:lang w:val="es-EC" w:eastAsia="en-US"/>
+        </w:rPr>
+        <w:t>.</w:t>
       </w:r>
     </w:p>
     <w:p>
@@ -11531,6 +13741,7 @@
                 <w:lang w:val="es-EC" w:eastAsia="en-US"/>
               </w:rPr>
             </w:pPr>
+            <w:proofErr w:type="spellStart"/>
             <w:r>
               <w:rPr>
                 <w:rFonts w:ascii="Times New Roman" w:eastAsiaTheme="minorHAnsi" w:hAnsi="Times New Roman"/>
@@ -11538,7 +13749,37 @@
                 <w:szCs w:val="24"/>
                 <w:lang w:val="es-EC" w:eastAsia="en-US"/>
               </w:rPr>
-              <w:t xml:space="preserve">Echevería, J. (Productor), &amp; Pérez, M. (Director). (2014). </w:t>
+              <w:t>Echevería</w:t>
+            </w:r>
+            <w:proofErr w:type="spellEnd"/>
+            <w:r>
+              <w:rPr>
+                <w:rFonts w:ascii="Times New Roman" w:eastAsiaTheme="minorHAnsi" w:hAnsi="Times New Roman"/>
+                <w:color w:val="auto"/>
+                <w:szCs w:val="24"/>
+                <w:lang w:val="es-EC" w:eastAsia="en-US"/>
+              </w:rPr>
+              <w:t>, J. (Productor), &amp; Pérez, M. (</w:t>
+            </w:r>
+            <w:proofErr w:type="gramStart"/>
+            <w:r>
+              <w:rPr>
+                <w:rFonts w:ascii="Times New Roman" w:eastAsiaTheme="minorHAnsi" w:hAnsi="Times New Roman"/>
+                <w:color w:val="auto"/>
+                <w:szCs w:val="24"/>
+                <w:lang w:val="es-EC" w:eastAsia="en-US"/>
+              </w:rPr>
+              <w:t>Director</w:t>
+            </w:r>
+            <w:proofErr w:type="gramEnd"/>
+            <w:r>
+              <w:rPr>
+                <w:rFonts w:ascii="Times New Roman" w:eastAsiaTheme="minorHAnsi" w:hAnsi="Times New Roman"/>
+                <w:color w:val="auto"/>
+                <w:szCs w:val="24"/>
+                <w:lang w:val="es-EC" w:eastAsia="en-US"/>
+              </w:rPr>
+              <w:t xml:space="preserve">). (2014). </w:t>
             </w:r>
             <w:r>
               <w:rPr>
@@ -11614,7 +13855,27 @@
           <w:szCs w:val="24"/>
           <w:lang w:val="es-EC" w:eastAsia="en-US"/>
         </w:rPr>
-        <w:t xml:space="preserve">Autor1,_X._Y._(AÑO)._ </w:t>
+        <w:t>Autor</w:t>
+      </w:r>
+      <w:proofErr w:type="gramStart"/>
+      <w:r>
+        <w:rPr>
+          <w:rFonts w:ascii="Times New Roman" w:eastAsiaTheme="minorHAnsi" w:hAnsi="Times New Roman"/>
+          <w:color w:val="auto"/>
+          <w:szCs w:val="24"/>
+          <w:lang w:val="es-EC" w:eastAsia="en-US"/>
+        </w:rPr>
+        <w:t>1,_</w:t>
+      </w:r>
+      <w:proofErr w:type="gramEnd"/>
+      <w:r>
+        <w:rPr>
+          <w:rFonts w:ascii="Times New Roman" w:eastAsiaTheme="minorHAnsi" w:hAnsi="Times New Roman"/>
+          <w:color w:val="auto"/>
+          <w:szCs w:val="24"/>
+          <w:lang w:val="es-EC" w:eastAsia="en-US"/>
+        </w:rPr>
+        <w:t xml:space="preserve">X._Y._(AÑO)._ </w:t>
       </w:r>
       <w:r>
         <w:rPr>
@@ -11632,7 +13893,25 @@
           <w:color w:val="auto"/>
           <w:szCs w:val="24"/>
         </w:rPr>
-        <w:t>. En La Enciclopedia de… (vol, pp. x-x). Localización1: Editorial.</w:t>
+        <w:t>. En La Enciclopedia de… (</w:t>
+      </w:r>
+      <w:proofErr w:type="spellStart"/>
+      <w:r>
+        <w:rPr>
+          <w:rFonts w:ascii="Times New Roman" w:hAnsi="Times New Roman"/>
+          <w:color w:val="auto"/>
+          <w:szCs w:val="24"/>
+        </w:rPr>
+        <w:t>vol</w:t>
+      </w:r>
+      <w:proofErr w:type="spellEnd"/>
+      <w:r>
+        <w:rPr>
+          <w:rFonts w:ascii="Times New Roman" w:hAnsi="Times New Roman"/>
+          <w:color w:val="auto"/>
+          <w:szCs w:val="24"/>
+        </w:rPr>
+        <w:t>, pp. x-x). Localización1: Editorial.</w:t>
       </w:r>
     </w:p>
     <w:p>
@@ -11757,7 +14036,27 @@
           <w:szCs w:val="24"/>
           <w:lang w:val="es-EC" w:eastAsia="en-US"/>
         </w:rPr>
-        <w:t>Autor1,_X._Y._(</w:t>
+        <w:t>Autor</w:t>
+      </w:r>
+      <w:proofErr w:type="gramStart"/>
+      <w:r>
+        <w:rPr>
+          <w:rFonts w:ascii="Times New Roman" w:eastAsiaTheme="minorHAnsi" w:hAnsi="Times New Roman"/>
+          <w:color w:val="auto"/>
+          <w:szCs w:val="24"/>
+          <w:lang w:val="es-EC" w:eastAsia="en-US"/>
+        </w:rPr>
+        <w:t>1,_</w:t>
+      </w:r>
+      <w:proofErr w:type="gramEnd"/>
+      <w:r>
+        <w:rPr>
+          <w:rFonts w:ascii="Times New Roman" w:eastAsiaTheme="minorHAnsi" w:hAnsi="Times New Roman"/>
+          <w:color w:val="auto"/>
+          <w:szCs w:val="24"/>
+          <w:lang w:val="es-EC" w:eastAsia="en-US"/>
+        </w:rPr>
+        <w:t>X._Y._(</w:t>
       </w:r>
       <w:r>
         <w:rPr>
@@ -11766,18 +14065,28 @@
         </w:rPr>
         <w:t xml:space="preserve"> </w:t>
       </w:r>
+      <w:proofErr w:type="spellStart"/>
       <w:r>
         <w:rPr>
           <w:rFonts w:ascii="Times New Roman" w:eastAsiaTheme="minorHAnsi" w:hAnsi="Times New Roman"/>
           <w:color w:val="auto"/>
           <w:lang w:val="es-EC" w:eastAsia="en-US"/>
         </w:rPr>
-        <w:t>día,_mes_ y_ año</w:t>
-      </w:r>
+        <w:t>día,_mes</w:t>
+      </w:r>
+      <w:proofErr w:type="spellEnd"/>
       <w:r>
         <w:rPr>
           <w:rFonts w:ascii="Times New Roman" w:eastAsiaTheme="minorHAnsi" w:hAnsi="Times New Roman"/>
           <w:color w:val="auto"/>
+          <w:lang w:val="es-EC" w:eastAsia="en-US"/>
+        </w:rPr>
+        <w:t>_ y_ año</w:t>
+      </w:r>
+      <w:r>
+        <w:rPr>
+          <w:rFonts w:ascii="Times New Roman" w:eastAsiaTheme="minorHAnsi" w:hAnsi="Times New Roman"/>
+          <w:color w:val="auto"/>
           <w:szCs w:val="24"/>
           <w:lang w:val="es-EC" w:eastAsia="en-US"/>
         </w:rPr>
@@ -11790,8 +14099,20 @@
           <w:szCs w:val="24"/>
           <w:lang w:val="es-EC" w:eastAsia="en-US"/>
         </w:rPr>
-        <w:t>Título del artículo._</w:t>
-      </w:r>
+        <w:t xml:space="preserve">Título del </w:t>
+      </w:r>
+      <w:proofErr w:type="spellStart"/>
+      <w:proofErr w:type="gramStart"/>
+      <w:r>
+        <w:rPr>
+          <w:rFonts w:ascii="Times New Roman" w:eastAsiaTheme="minorHAnsi" w:hAnsi="Times New Roman"/>
+          <w:color w:val="auto"/>
+          <w:szCs w:val="24"/>
+          <w:lang w:val="es-EC" w:eastAsia="en-US"/>
+        </w:rPr>
+        <w:t>artículo._</w:t>
+      </w:r>
+      <w:proofErr w:type="gramEnd"/>
       <w:r>
         <w:rPr>
           <w:rFonts w:ascii="Times New Roman" w:eastAsiaTheme="minorHAnsi" w:hAnsi="Times New Roman"/>
@@ -11801,16 +14122,48 @@
           <w:szCs w:val="24"/>
           <w:lang w:val="es-EC" w:eastAsia="en-US"/>
         </w:rPr>
-        <w:t>Título del Periódico,</w:t>
-      </w:r>
+        <w:t>Título</w:t>
+      </w:r>
+      <w:proofErr w:type="spellEnd"/>
       <w:r>
         <w:rPr>
           <w:rFonts w:ascii="Times New Roman" w:eastAsiaTheme="minorHAnsi" w:hAnsi="Times New Roman"/>
+          <w:i/>
+          <w:iCs/>
           <w:color w:val="auto"/>
           <w:szCs w:val="24"/>
           <w:lang w:val="es-EC" w:eastAsia="en-US"/>
         </w:rPr>
-        <w:t>_p._pp-pp.</w:t>
+        <w:t xml:space="preserve"> del Periódico,</w:t>
+      </w:r>
+      <w:r>
+        <w:rPr>
+          <w:rFonts w:ascii="Times New Roman" w:eastAsiaTheme="minorHAnsi" w:hAnsi="Times New Roman"/>
+          <w:color w:val="auto"/>
+          <w:szCs w:val="24"/>
+          <w:lang w:val="es-EC" w:eastAsia="en-US"/>
+        </w:rPr>
+        <w:t>_p._</w:t>
+      </w:r>
+      <w:proofErr w:type="spellStart"/>
+      <w:r>
+        <w:rPr>
+          <w:rFonts w:ascii="Times New Roman" w:eastAsiaTheme="minorHAnsi" w:hAnsi="Times New Roman"/>
+          <w:color w:val="auto"/>
+          <w:szCs w:val="24"/>
+          <w:lang w:val="es-EC" w:eastAsia="en-US"/>
+        </w:rPr>
+        <w:t>pp</w:t>
+      </w:r>
+      <w:proofErr w:type="spellEnd"/>
+      <w:r>
+        <w:rPr>
+          <w:rFonts w:ascii="Times New Roman" w:eastAsiaTheme="minorHAnsi" w:hAnsi="Times New Roman"/>
+          <w:color w:val="auto"/>
+          <w:szCs w:val="24"/>
+          <w:lang w:val="es-EC" w:eastAsia="en-US"/>
+        </w:rPr>
+        <w:t>-pp.</w:t>
       </w:r>
     </w:p>
     <w:p>
@@ -11945,7 +14298,25 @@
           <w:sz w:val="24"/>
           <w:lang w:val="es-EC" w:eastAsia="en-US"/>
         </w:rPr>
-        <w:t>Autor1,_X._Y._(AÑO)._</w:t>
+        <w:t>Autor</w:t>
+      </w:r>
+      <w:proofErr w:type="gramStart"/>
+      <w:r>
+        <w:rPr>
+          <w:rFonts w:eastAsiaTheme="minorHAnsi"/>
+          <w:sz w:val="24"/>
+          <w:lang w:val="es-EC" w:eastAsia="en-US"/>
+        </w:rPr>
+        <w:t>1,_</w:t>
+      </w:r>
+      <w:proofErr w:type="gramEnd"/>
+      <w:r>
+        <w:rPr>
+          <w:rFonts w:eastAsiaTheme="minorHAnsi"/>
+          <w:sz w:val="24"/>
+          <w:lang w:val="es-EC" w:eastAsia="en-US"/>
+        </w:rPr>
+        <w:t>X._Y._(AÑO)._</w:t>
       </w:r>
       <w:r>
         <w:rPr>
@@ -12056,7 +14427,17 @@
                 <w:szCs w:val="24"/>
                 <w:lang w:val="es-EC" w:eastAsia="en-US"/>
               </w:rPr>
-              <w:t>(Tesis de grado no publicada)</w:t>
+              <w:t>(Tesis de grado no publicada</w:t>
+            </w:r>
+            <w:proofErr w:type="gramStart"/>
+            <w:r>
+              <w:rPr>
+                <w:rFonts w:ascii="Times New Roman" w:eastAsiaTheme="minorHAnsi" w:hAnsi="Times New Roman"/>
+                <w:color w:val="auto"/>
+                <w:szCs w:val="24"/>
+                <w:lang w:val="es-EC" w:eastAsia="en-US"/>
+              </w:rPr>
+              <w:t>)</w:t>
             </w:r>
             <w:r>
               <w:rPr>
@@ -12075,7 +14456,17 @@
                 <w:szCs w:val="24"/>
                 <w:lang w:val="es-EC" w:eastAsia="en-US"/>
               </w:rPr>
-              <w:t>Universidad del Azuay. Cuenca,</w:t>
+              <w:t>Universidad</w:t>
+            </w:r>
+            <w:proofErr w:type="gramEnd"/>
+            <w:r>
+              <w:rPr>
+                <w:rFonts w:ascii="Times New Roman" w:eastAsiaTheme="minorHAnsi" w:hAnsi="Times New Roman"/>
+                <w:color w:val="auto"/>
+                <w:szCs w:val="24"/>
+                <w:lang w:val="es-EC" w:eastAsia="en-US"/>
+              </w:rPr>
+              <w:t xml:space="preserve"> del Azuay. Cuenca,</w:t>
             </w:r>
             <w:r>
               <w:rPr>
@@ -12179,7 +14570,43 @@
           <w:sz w:val="24"/>
           <w:lang w:val="es-EC" w:eastAsia="en-US"/>
         </w:rPr>
-        <w:t>r1,_X._Y._(día,_mes_ y_ año</w:t>
+        <w:t>r</w:t>
+      </w:r>
+      <w:proofErr w:type="gramStart"/>
+      <w:r>
+        <w:rPr>
+          <w:rFonts w:eastAsiaTheme="minorHAnsi"/>
+          <w:sz w:val="24"/>
+          <w:lang w:val="es-EC" w:eastAsia="en-US"/>
+        </w:rPr>
+        <w:t>1,_</w:t>
+      </w:r>
+      <w:proofErr w:type="gramEnd"/>
+      <w:r>
+        <w:rPr>
+          <w:rFonts w:eastAsiaTheme="minorHAnsi"/>
+          <w:sz w:val="24"/>
+          <w:lang w:val="es-EC" w:eastAsia="en-US"/>
+        </w:rPr>
+        <w:t>X._Y._(</w:t>
+      </w:r>
+      <w:proofErr w:type="spellStart"/>
+      <w:r>
+        <w:rPr>
+          <w:rFonts w:eastAsiaTheme="minorHAnsi"/>
+          <w:sz w:val="24"/>
+          <w:lang w:val="es-EC" w:eastAsia="en-US"/>
+        </w:rPr>
+        <w:t>día,_mes</w:t>
+      </w:r>
+      <w:proofErr w:type="spellEnd"/>
+      <w:r>
+        <w:rPr>
+          <w:rFonts w:eastAsiaTheme="minorHAnsi"/>
+          <w:sz w:val="24"/>
+          <w:lang w:val="es-EC" w:eastAsia="en-US"/>
+        </w:rPr>
+        <w:t>_ y_ año</w:t>
       </w:r>
       <w:r>
         <w:rPr>
@@ -12256,7 +14683,25 @@
                 <w:sz w:val="24"/>
                 <w:lang w:val="es-EC" w:eastAsia="en-US"/>
               </w:rPr>
-              <w:t>(24 de Marzo de 2010</w:t>
+              <w:t xml:space="preserve">(24 de </w:t>
+            </w:r>
+            <w:proofErr w:type="gramStart"/>
+            <w:r>
+              <w:rPr>
+                <w:rFonts w:eastAsiaTheme="minorHAnsi"/>
+                <w:sz w:val="24"/>
+                <w:lang w:val="es-EC" w:eastAsia="en-US"/>
+              </w:rPr>
+              <w:t>Marzo</w:t>
+            </w:r>
+            <w:proofErr w:type="gramEnd"/>
+            <w:r>
+              <w:rPr>
+                <w:rFonts w:eastAsiaTheme="minorHAnsi"/>
+                <w:sz w:val="24"/>
+                <w:lang w:val="es-EC" w:eastAsia="en-US"/>
+              </w:rPr>
+              <w:t xml:space="preserve"> de 2010</w:t>
             </w:r>
             <w:r>
               <w:rPr>
@@ -12332,6 +14777,7 @@
           <w:lang w:val="es-EC" w:eastAsia="en-US"/>
         </w:rPr>
       </w:pPr>
+      <w:proofErr w:type="spellStart"/>
       <w:r>
         <w:rPr>
           <w:rFonts w:eastAsiaTheme="minorHAnsi"/>
@@ -12340,7 +14786,18 @@
           <w:sz w:val="24"/>
           <w:lang w:val="es-EC" w:eastAsia="en-US"/>
         </w:rPr>
-        <w:t>Pósters:</w:t>
+        <w:t>Pósters</w:t>
+      </w:r>
+      <w:proofErr w:type="spellEnd"/>
+      <w:r>
+        <w:rPr>
+          <w:rFonts w:eastAsiaTheme="minorHAnsi"/>
+          <w:b/>
+          <w:bCs/>
+          <w:sz w:val="24"/>
+          <w:lang w:val="es-EC" w:eastAsia="en-US"/>
+        </w:rPr>
+        <w:t>:</w:t>
       </w:r>
     </w:p>
     <w:p>
@@ -12361,7 +14818,25 @@
           <w:sz w:val="24"/>
           <w:lang w:val="es-EC" w:eastAsia="en-US"/>
         </w:rPr>
-        <w:t>Autor1,_X._Y. &amp; Autor2,_X._Y._(Mes</w:t>
+        <w:t>Autor</w:t>
+      </w:r>
+      <w:proofErr w:type="gramStart"/>
+      <w:r>
+        <w:rPr>
+          <w:rFonts w:eastAsiaTheme="minorHAnsi"/>
+          <w:sz w:val="24"/>
+          <w:lang w:val="es-EC" w:eastAsia="en-US"/>
+        </w:rPr>
+        <w:t>1,_</w:t>
+      </w:r>
+      <w:proofErr w:type="gramEnd"/>
+      <w:r>
+        <w:rPr>
+          <w:rFonts w:eastAsiaTheme="minorHAnsi"/>
+          <w:sz w:val="24"/>
+          <w:lang w:val="es-EC" w:eastAsia="en-US"/>
+        </w:rPr>
+        <w:t>X._Y. &amp; Autor2,_X._Y._(Mes</w:t>
       </w:r>
       <w:r>
         <w:rPr>
@@ -12395,7 +14870,25 @@
           <w:sz w:val="24"/>
           <w:lang w:val="es-EC" w:eastAsia="en-US"/>
         </w:rPr>
-        <w:t>. Poster presentado en la (nombre de la conferencia)_. Localización 1.</w:t>
+        <w:t xml:space="preserve">. Poster presentado en la (nombre de la </w:t>
+      </w:r>
+      <w:proofErr w:type="gramStart"/>
+      <w:r>
+        <w:rPr>
+          <w:rFonts w:eastAsiaTheme="minorHAnsi"/>
+          <w:sz w:val="24"/>
+          <w:lang w:val="es-EC" w:eastAsia="en-US"/>
+        </w:rPr>
+        <w:t>conferencia)_</w:t>
+      </w:r>
+      <w:proofErr w:type="gramEnd"/>
+      <w:r>
+        <w:rPr>
+          <w:rFonts w:eastAsiaTheme="minorHAnsi"/>
+          <w:sz w:val="24"/>
+          <w:lang w:val="es-EC" w:eastAsia="en-US"/>
+        </w:rPr>
+        <w:t>. Localización 1.</w:t>
       </w:r>
     </w:p>
     <w:p>
@@ -12530,8 +15023,18 @@
           <w:sz w:val="24"/>
           <w:lang w:val="es-EC" w:eastAsia="en-US"/>
         </w:rPr>
-        <w:t>Autor1,_</w:t>
-      </w:r>
+        <w:t>Autor</w:t>
+      </w:r>
+      <w:proofErr w:type="gramStart"/>
+      <w:r>
+        <w:rPr>
+          <w:rFonts w:eastAsiaTheme="minorHAnsi"/>
+          <w:sz w:val="24"/>
+          <w:lang w:val="es-EC" w:eastAsia="en-US"/>
+        </w:rPr>
+        <w:t>1,_</w:t>
+      </w:r>
+      <w:proofErr w:type="gramEnd"/>
       <w:r>
         <w:rPr>
           <w:rFonts w:eastAsiaTheme="minorHAnsi"/>
@@ -12715,7 +15218,25 @@
           <w:sz w:val="24"/>
           <w:lang w:val="es-EC" w:eastAsia="en-US"/>
         </w:rPr>
-        <w:t xml:space="preserve">Autor1,_X._Y. &amp; Autor2,_X._Y. </w:t>
+        <w:t>Autor</w:t>
+      </w:r>
+      <w:proofErr w:type="gramStart"/>
+      <w:r>
+        <w:rPr>
+          <w:rFonts w:eastAsiaTheme="minorHAnsi"/>
+          <w:sz w:val="24"/>
+          <w:lang w:val="es-EC" w:eastAsia="en-US"/>
+        </w:rPr>
+        <w:t>1,_</w:t>
+      </w:r>
+      <w:proofErr w:type="gramEnd"/>
+      <w:r>
+        <w:rPr>
+          <w:rFonts w:eastAsiaTheme="minorHAnsi"/>
+          <w:sz w:val="24"/>
+          <w:lang w:val="es-EC" w:eastAsia="en-US"/>
+        </w:rPr>
+        <w:t xml:space="preserve">X._Y. &amp; Autor2,_X._Y. </w:t>
       </w:r>
       <w:r>
         <w:rPr>
@@ -12738,16 +15259,26 @@
           <w:bdr w:val="none" w:sz="0" w:space="0" w:color="auto" w:frame="1"/>
           <w:lang w:eastAsia="es-EC"/>
         </w:rPr>
-        <w:t xml:space="preserve">[fotografía]. Recuperado de </w:t>
-      </w:r>
+        <w:t xml:space="preserve">[fotografía]. Recuperado </w:t>
+      </w:r>
+      <w:proofErr w:type="gramStart"/>
       <w:r>
         <w:rPr>
           <w:sz w:val="24"/>
           <w:bdr w:val="none" w:sz="0" w:space="0" w:color="auto" w:frame="1"/>
           <w:lang w:eastAsia="es-EC"/>
         </w:rPr>
+        <w:t xml:space="preserve">de </w:t>
+      </w:r>
+      <w:r>
+        <w:rPr>
+          <w:sz w:val="24"/>
+          <w:bdr w:val="none" w:sz="0" w:space="0" w:color="auto" w:frame="1"/>
+          <w:lang w:eastAsia="es-EC"/>
+        </w:rPr>
         <w:t xml:space="preserve"> URL</w:t>
       </w:r>
+      <w:proofErr w:type="gramEnd"/>
     </w:p>
     <w:p>
       <w:pPr>
@@ -13171,15 +15702,79 @@
           <w:sz w:val="24"/>
           <w:lang w:val="es-EC" w:eastAsia="en-US"/>
         </w:rPr>
-        <w:t>Nombre o número de la ley._Título de la publicacíon en la que aparece oficialm</w:t>
-      </w:r>
+        <w:t xml:space="preserve">Nombre o número de la </w:t>
+      </w:r>
+      <w:proofErr w:type="spellStart"/>
+      <w:proofErr w:type="gramStart"/>
       <w:r>
         <w:rPr>
           <w:rFonts w:eastAsiaTheme="minorHAnsi"/>
           <w:sz w:val="24"/>
           <w:lang w:val="es-EC" w:eastAsia="en-US"/>
         </w:rPr>
-        <w:t>ente._ Lugar de publicación._día, mes y año.</w:t>
+        <w:t>ley._</w:t>
+      </w:r>
+      <w:proofErr w:type="gramEnd"/>
+      <w:r>
+        <w:rPr>
+          <w:rFonts w:eastAsiaTheme="minorHAnsi"/>
+          <w:sz w:val="24"/>
+          <w:lang w:val="es-EC" w:eastAsia="en-US"/>
+        </w:rPr>
+        <w:t>Título</w:t>
+      </w:r>
+      <w:proofErr w:type="spellEnd"/>
+      <w:r>
+        <w:rPr>
+          <w:rFonts w:eastAsiaTheme="minorHAnsi"/>
+          <w:sz w:val="24"/>
+          <w:lang w:val="es-EC" w:eastAsia="en-US"/>
+        </w:rPr>
+        <w:t xml:space="preserve"> de la </w:t>
+      </w:r>
+      <w:proofErr w:type="spellStart"/>
+      <w:r>
+        <w:rPr>
+          <w:rFonts w:eastAsiaTheme="minorHAnsi"/>
+          <w:sz w:val="24"/>
+          <w:lang w:val="es-EC" w:eastAsia="en-US"/>
+        </w:rPr>
+        <w:t>publicacíon</w:t>
+      </w:r>
+      <w:proofErr w:type="spellEnd"/>
+      <w:r>
+        <w:rPr>
+          <w:rFonts w:eastAsiaTheme="minorHAnsi"/>
+          <w:sz w:val="24"/>
+          <w:lang w:val="es-EC" w:eastAsia="en-US"/>
+        </w:rPr>
+        <w:t xml:space="preserve"> en la que aparece oficialm</w:t>
+      </w:r>
+      <w:r>
+        <w:rPr>
+          <w:rFonts w:eastAsiaTheme="minorHAnsi"/>
+          <w:sz w:val="24"/>
+          <w:lang w:val="es-EC" w:eastAsia="en-US"/>
+        </w:rPr>
+        <w:t xml:space="preserve">ente._ Lugar de </w:t>
+      </w:r>
+      <w:proofErr w:type="spellStart"/>
+      <w:r>
+        <w:rPr>
+          <w:rFonts w:eastAsiaTheme="minorHAnsi"/>
+          <w:sz w:val="24"/>
+          <w:lang w:val="es-EC" w:eastAsia="en-US"/>
+        </w:rPr>
+        <w:t>publicación._día</w:t>
+      </w:r>
+      <w:proofErr w:type="spellEnd"/>
+      <w:r>
+        <w:rPr>
+          <w:rFonts w:eastAsiaTheme="minorHAnsi"/>
+          <w:sz w:val="24"/>
+          <w:lang w:val="es-EC" w:eastAsia="en-US"/>
+        </w:rPr>
+        <w:t>, mes y año.</w:t>
       </w:r>
     </w:p>
     <w:p>
@@ -13230,7 +15825,25 @@
                 <w:sz w:val="24"/>
                 <w:lang w:val="es-EC" w:eastAsia="en-US"/>
               </w:rPr>
-              <w:t>Ley Órganica de Educación Intercultural. Registro Oficial No 417. 31 de marzo de 2011.</w:t>
+              <w:t xml:space="preserve">Ley </w:t>
+            </w:r>
+            <w:proofErr w:type="spellStart"/>
+            <w:r>
+              <w:rPr>
+                <w:rFonts w:eastAsiaTheme="minorHAnsi"/>
+                <w:sz w:val="24"/>
+                <w:lang w:val="es-EC" w:eastAsia="en-US"/>
+              </w:rPr>
+              <w:t>Órganica</w:t>
+            </w:r>
+            <w:proofErr w:type="spellEnd"/>
+            <w:r>
+              <w:rPr>
+                <w:rFonts w:eastAsiaTheme="minorHAnsi"/>
+                <w:sz w:val="24"/>
+                <w:lang w:val="es-EC" w:eastAsia="en-US"/>
+              </w:rPr>
+              <w:t xml:space="preserve"> de Educación Intercultural. Registro Oficial No 417. 31 de marzo de 2011.</w:t>
             </w:r>
           </w:p>
         </w:tc>
@@ -13285,13 +15898,69 @@
           <w:lang w:val="es-EC" w:eastAsia="en-US"/>
         </w:rPr>
       </w:pPr>
+      <w:proofErr w:type="spellStart"/>
+      <w:proofErr w:type="gramStart"/>
       <w:r>
         <w:rPr>
           <w:rFonts w:eastAsiaTheme="minorHAnsi"/>
           <w:sz w:val="24"/>
           <w:lang w:val="es-EC" w:eastAsia="en-US"/>
         </w:rPr>
-        <w:t>Autor,_K._(día._mes,_año)._Título_del_post [Mensaje en un blog]. Recuperado de URL</w:t>
+        <w:t>Autor,_</w:t>
+      </w:r>
+      <w:proofErr w:type="gramEnd"/>
+      <w:r>
+        <w:rPr>
+          <w:rFonts w:eastAsiaTheme="minorHAnsi"/>
+          <w:sz w:val="24"/>
+          <w:lang w:val="es-EC" w:eastAsia="en-US"/>
+        </w:rPr>
+        <w:t>K</w:t>
+      </w:r>
+      <w:proofErr w:type="spellEnd"/>
+      <w:r>
+        <w:rPr>
+          <w:rFonts w:eastAsiaTheme="minorHAnsi"/>
+          <w:sz w:val="24"/>
+          <w:lang w:val="es-EC" w:eastAsia="en-US"/>
+        </w:rPr>
+        <w:t>._(</w:t>
+      </w:r>
+      <w:proofErr w:type="spellStart"/>
+      <w:r>
+        <w:rPr>
+          <w:rFonts w:eastAsiaTheme="minorHAnsi"/>
+          <w:sz w:val="24"/>
+          <w:lang w:val="es-EC" w:eastAsia="en-US"/>
+        </w:rPr>
+        <w:t>día._mes,_año</w:t>
+      </w:r>
+      <w:proofErr w:type="spellEnd"/>
+      <w:r>
+        <w:rPr>
+          <w:rFonts w:eastAsiaTheme="minorHAnsi"/>
+          <w:sz w:val="24"/>
+          <w:lang w:val="es-EC" w:eastAsia="en-US"/>
+        </w:rPr>
+        <w:t>)._</w:t>
+      </w:r>
+      <w:proofErr w:type="spellStart"/>
+      <w:r>
+        <w:rPr>
+          <w:rFonts w:eastAsiaTheme="minorHAnsi"/>
+          <w:sz w:val="24"/>
+          <w:lang w:val="es-EC" w:eastAsia="en-US"/>
+        </w:rPr>
+        <w:t>Título_del_post</w:t>
+      </w:r>
+      <w:proofErr w:type="spellEnd"/>
+      <w:r>
+        <w:rPr>
+          <w:rFonts w:eastAsiaTheme="minorHAnsi"/>
+          <w:sz w:val="24"/>
+          <w:lang w:val="es-EC" w:eastAsia="en-US"/>
+        </w:rPr>
+        <w:t xml:space="preserve"> [Mensaje en un blog]. Recuperado de URL</w:t>
       </w:r>
     </w:p>
     <w:p>
@@ -13443,7 +16112,23 @@
                 <w:rFonts w:ascii="Times New Roman" w:hAnsi="Times New Roman"/>
                 <w:color w:val="auto"/>
               </w:rPr>
-              <w:t>Esta información fue concedida por Adrián Cecconi, entrevista personal, 11 de noviembre de 2013.</w:t>
+              <w:t xml:space="preserve">Esta información fue concedida por Adrián </w:t>
+            </w:r>
+            <w:proofErr w:type="spellStart"/>
+            <w:r>
+              <w:rPr>
+                <w:rFonts w:ascii="Times New Roman" w:hAnsi="Times New Roman"/>
+                <w:color w:val="auto"/>
+              </w:rPr>
+              <w:t>Cecconi</w:t>
+            </w:r>
+            <w:proofErr w:type="spellEnd"/>
+            <w:r>
+              <w:rPr>
+                <w:rFonts w:ascii="Times New Roman" w:hAnsi="Times New Roman"/>
+                <w:color w:val="auto"/>
+              </w:rPr>
+              <w:t>, entrevista personal, 11 de noviembre de 2013.</w:t>
             </w:r>
           </w:p>
         </w:tc>
@@ -13653,7 +16338,27 @@
           <w:sz w:val="32"/>
           <w:szCs w:val="32"/>
         </w:rPr>
-        <w:t>as, alineación izda., 12 ptos. e</w:t>
+        <w:t xml:space="preserve">as, alineación izda., 12 </w:t>
+      </w:r>
+      <w:proofErr w:type="spellStart"/>
+      <w:r>
+        <w:rPr>
+          <w:rFonts w:ascii="Times New Roman" w:hAnsi="Times New Roman"/>
+          <w:color w:val="auto"/>
+          <w:sz w:val="32"/>
+          <w:szCs w:val="32"/>
+        </w:rPr>
+        <w:t>ptos</w:t>
+      </w:r>
+      <w:proofErr w:type="spellEnd"/>
+      <w:r>
+        <w:rPr>
+          <w:rFonts w:ascii="Times New Roman" w:hAnsi="Times New Roman"/>
+          <w:color w:val="auto"/>
+          <w:sz w:val="32"/>
+          <w:szCs w:val="32"/>
+        </w:rPr>
+        <w:t>. e</w:t>
       </w:r>
       <w:r>
         <w:rPr>
@@ -13825,7 +16530,25 @@
           <w:sz w:val="24"/>
           <w:szCs w:val="24"/>
         </w:rPr>
-        <w:t>Para los saltos de párrafo, se recomienda usar la opción “Diseño de Página”, la opción “Espaciado”, “Después”, escoger allí 6pto o 12 ptos, según sea el caso.</w:t>
+        <w:t xml:space="preserve">Para los saltos de párrafo, se recomienda usar la opción “Diseño de Página”, la opción “Espaciado”, “Después”, escoger allí 6pto o 12 </w:t>
+      </w:r>
+      <w:proofErr w:type="spellStart"/>
+      <w:r>
+        <w:rPr>
+          <w:rStyle w:val="TEXTOART"/>
+          <w:sz w:val="24"/>
+          <w:szCs w:val="24"/>
+        </w:rPr>
+        <w:t>ptos</w:t>
+      </w:r>
+      <w:proofErr w:type="spellEnd"/>
+      <w:r>
+        <w:rPr>
+          <w:rStyle w:val="TEXTOART"/>
+          <w:sz w:val="24"/>
+          <w:szCs w:val="24"/>
+        </w:rPr>
+        <w:t>, según sea el caso.</w:t>
       </w:r>
     </w:p>
     <w:p>
@@ -13986,7 +16709,21 @@
         <w:rPr>
           <w:sz w:val="24"/>
         </w:rPr>
-        <w:t>Sin embargo esta plantilla puede usarse, pues está previamente configur</w:t>
+        <w:t xml:space="preserve">Sin </w:t>
+      </w:r>
+      <w:proofErr w:type="gramStart"/>
+      <w:r>
+        <w:rPr>
+          <w:sz w:val="24"/>
+        </w:rPr>
+        <w:t>embargo</w:t>
+      </w:r>
+      <w:proofErr w:type="gramEnd"/>
+      <w:r>
+        <w:rPr>
+          <w:sz w:val="24"/>
+        </w:rPr>
+        <w:t xml:space="preserve"> esta plantilla puede usarse, pues está previamente configur</w:t>
       </w:r>
       <w:r>
         <w:rPr>
@@ -14837,6 +17574,7 @@
     <w:lsdException w:name="HTML Sample" w:semiHidden="1" w:unhideWhenUsed="1"/>
     <w:lsdException w:name="HTML Typewriter" w:semiHidden="1" w:unhideWhenUsed="1"/>
     <w:lsdException w:name="HTML Variable" w:semiHidden="1" w:unhideWhenUsed="1"/>
+    <w:lsdException w:name="Normal Table" w:semiHidden="1" w:unhideWhenUsed="1"/>
     <w:lsdException w:name="annotation subject" w:semiHidden="1" w:unhideWhenUsed="1"/>
     <w:lsdException w:name="No List" w:semiHidden="1" w:unhideWhenUsed="1"/>
     <w:lsdException w:name="Outline List 1" w:semiHidden="1" w:unhideWhenUsed="1"/>
@@ -14879,8 +17617,11 @@
     <w:lsdException w:name="Table Contemporary" w:semiHidden="1" w:unhideWhenUsed="1"/>
     <w:lsdException w:name="Table Elegant" w:semiHidden="1" w:unhideWhenUsed="1"/>
     <w:lsdException w:name="Table Professional" w:semiHidden="1" w:unhideWhenUsed="1"/>
+    <w:lsdException w:name="Table Subtle 1" w:semiHidden="1" w:unhideWhenUsed="1"/>
     <w:lsdException w:name="Table Subtle 2" w:semiHidden="1" w:unhideWhenUsed="1"/>
     <w:lsdException w:name="Table Web 1" w:semiHidden="1" w:unhideWhenUsed="1"/>
+    <w:lsdException w:name="Table Web 2" w:semiHidden="1" w:unhideWhenUsed="1"/>
+    <w:lsdException w:name="Table Web 3" w:semiHidden="1" w:unhideWhenUsed="1"/>
     <w:lsdException w:name="Balloon Text" w:semiHidden="1" w:unhideWhenUsed="1"/>
     <w:lsdException w:name="Table Grid" w:uiPriority="39"/>
     <w:lsdException w:name="Table Theme" w:semiHidden="1" w:unhideWhenUsed="1"/>
